--- a/docx/CV/Public - official/Akashdip_Mahapatra_SRE_Resume.docx
+++ b/docx/CV/Public - official/Akashdip_Mahapatra_SRE_Resume.docx
@@ -5,7 +5,6 @@
     <w:p>
       <w:pPr>
         <w:spacing w:after="0" w:line="240" w:lineRule="auto"/>
-        <w:jc w:val="center"/>
         <w:rPr>
           <w:rFonts w:ascii="Calibri" w:hAnsi="Calibri" w:cs="Calibri"/>
           <w:b/>
@@ -28,7 +27,6 @@
     <w:p>
       <w:pPr>
         <w:spacing w:after="0" w:line="240" w:lineRule="auto"/>
-        <w:jc w:val="center"/>
         <w:rPr>
           <w:rFonts w:ascii="Calibri" w:hAnsi="Calibri" w:cs="Calibri"/>
           <w:sz w:val="20"/>
@@ -87,7 +85,6 @@
     <w:p>
       <w:pPr>
         <w:spacing w:after="0" w:line="240" w:lineRule="auto"/>
-        <w:jc w:val="center"/>
         <w:rPr>
           <w:rFonts w:ascii="Calibri" w:hAnsi="Calibri" w:cs="Calibri"/>
           <w:sz w:val="20"/>
@@ -120,42 +117,22 @@
         </w:rPr>
         <w:t>github.com/</w:t>
       </w:r>
-      <w:proofErr w:type="spellStart"/>
-      <w:r>
-        <w:fldChar w:fldCharType="begin"/>
-      </w:r>
-      <w:r>
-        <w:instrText>HYPERLINK "https://github.com/AkashdipMahapatra-BA"</w:instrText>
-      </w:r>
-      <w:r>
-        <w:fldChar w:fldCharType="separate"/>
-      </w:r>
-      <w:r>
-        <w:rPr>
-          <w:rStyle w:val="Hyperlink"/>
-          <w:sz w:val="20"/>
-          <w:szCs w:val="20"/>
-        </w:rPr>
-        <w:t>AkashdipMahapatra</w:t>
-      </w:r>
-      <w:proofErr w:type="spellEnd"/>
-      <w:r>
-        <w:rPr>
-          <w:rStyle w:val="Hyperlink"/>
-          <w:sz w:val="20"/>
-          <w:szCs w:val="20"/>
-        </w:rPr>
-        <w:t>-BA</w:t>
-      </w:r>
-      <w:r>
-        <w:rPr>
-          <w:rStyle w:val="Hyperlink"/>
-        </w:rPr>
-        <w:t xml:space="preserve"> </w:t>
-      </w:r>
-      <w:r>
-        <w:fldChar w:fldCharType="end"/>
-      </w:r>
+      <w:hyperlink r:id="rId9" w:history="1">
+        <w:r>
+          <w:rPr>
+            <w:rStyle w:val="Hyperlink"/>
+            <w:sz w:val="20"/>
+            <w:szCs w:val="20"/>
+          </w:rPr>
+          <w:t>AkashdipMahapatra-BA</w:t>
+        </w:r>
+        <w:r>
+          <w:rPr>
+            <w:rStyle w:val="Hyperlink"/>
+          </w:rPr>
+          <w:t xml:space="preserve"> </w:t>
+        </w:r>
+      </w:hyperlink>
     </w:p>
     <w:p>
       <w:pPr>
@@ -180,243 +157,471 @@
           <w:szCs w:val="20"/>
         </w:rPr>
       </w:pPr>
+      <w:r>
+        <w:rPr>
+          <w:rFonts w:ascii="Calibri" w:hAnsi="Calibri" w:cs="Calibri"/>
+          <w:b/>
+          <w:bCs/>
+          <w:sz w:val="20"/>
+          <w:szCs w:val="20"/>
+        </w:rPr>
+        <w:t>DevOps Engineer with hands-on AWS cloud infrastructure experience, specializing in automation, observability, and GenAI-powered tooling. Proven track record of reducing operational toil by up to 96% through custom-engineered workflows</w:t>
+      </w:r>
+      <w:r>
+        <w:rPr>
+          <w:rFonts w:ascii="Calibri" w:hAnsi="Calibri" w:cs="Calibri"/>
+          <w:b/>
+          <w:bCs/>
+          <w:sz w:val="20"/>
+          <w:szCs w:val="20"/>
+        </w:rPr>
+        <w:t>.</w:t>
+      </w:r>
     </w:p>
     <w:p>
       <w:pPr>
         <w:spacing w:after="0" w:line="240" w:lineRule="auto"/>
         <w:rPr>
           <w:rFonts w:ascii="Calibri" w:hAnsi="Calibri" w:cs="Calibri"/>
-          <w:sz w:val="20"/>
-          <w:szCs w:val="20"/>
-        </w:rPr>
-      </w:pPr>
-      <w:r>
-        <w:rPr>
-          <w:rFonts w:ascii="Calibri" w:hAnsi="Calibri" w:cs="Calibri"/>
-          <w:b/>
-          <w:bCs/>
-          <w:sz w:val="20"/>
-          <w:szCs w:val="20"/>
-        </w:rPr>
-        <w:t>PROFESSIONAL SUMMARY</w:t>
-      </w:r>
-      <w:r>
-        <w:rPr>
-          <w:rFonts w:ascii="Calibri" w:hAnsi="Calibri" w:cs="Calibri"/>
-          <w:sz w:val="20"/>
-          <w:szCs w:val="20"/>
-        </w:rPr>
-        <w:t xml:space="preserve"> </w:t>
-      </w:r>
+          <w:b/>
+          <w:bCs/>
+          <w:sz w:val="20"/>
+          <w:szCs w:val="20"/>
+        </w:rPr>
+      </w:pPr>
     </w:p>
     <w:p>
       <w:pPr>
         <w:spacing w:after="0" w:line="240" w:lineRule="auto"/>
         <w:rPr>
           <w:rFonts w:ascii="Calibri" w:hAnsi="Calibri" w:cs="Calibri"/>
-          <w:sz w:val="20"/>
-          <w:szCs w:val="20"/>
-        </w:rPr>
-      </w:pPr>
+          <w:b/>
+          <w:bCs/>
+          <w:sz w:val="20"/>
+          <w:szCs w:val="20"/>
+        </w:rPr>
+      </w:pPr>
+      <w:r>
+        <w:rPr>
+          <w:rFonts w:ascii="Calibri" w:hAnsi="Calibri" w:cs="Calibri"/>
+          <w:b/>
+          <w:bCs/>
+          <w:sz w:val="20"/>
+          <w:szCs w:val="20"/>
+        </w:rPr>
+        <w:t>TOOLS &amp; SERVICES</w:t>
+      </w:r>
     </w:p>
     <w:p>
       <w:pPr>
+        <w:numPr>
+          <w:ilvl w:val="0"/>
+          <w:numId w:val="41"/>
+        </w:numPr>
         <w:spacing w:after="0" w:line="240" w:lineRule="auto"/>
-        <w:ind w:firstLine="720"/>
-        <w:rPr>
-          <w:rFonts w:ascii="Calibri" w:hAnsi="Calibri" w:cs="Calibri"/>
-          <w:sz w:val="20"/>
-          <w:szCs w:val="20"/>
-        </w:rPr>
-      </w:pPr>
-      <w:r>
-        <w:rPr>
-          <w:rFonts w:ascii="Calibri" w:hAnsi="Calibri" w:cs="Calibri"/>
-          <w:sz w:val="20"/>
-          <w:szCs w:val="20"/>
-        </w:rPr>
-        <w:t>Results-driven</w:t>
-      </w:r>
-      <w:r>
-        <w:rPr>
-          <w:rFonts w:ascii="Calibri" w:hAnsi="Calibri" w:cs="Calibri"/>
-          <w:sz w:val="20"/>
-          <w:szCs w:val="20"/>
-        </w:rPr>
-        <w:t xml:space="preserve"> Site Reliability Engineer with a strong foundation in mechanical systems thinking, specializing </w:t>
-      </w:r>
-      <w:r>
-        <w:rPr>
-          <w:rFonts w:ascii="Calibri" w:hAnsi="Calibri" w:cs="Calibri"/>
-          <w:sz w:val="20"/>
-          <w:szCs w:val="20"/>
-        </w:rPr>
-        <w:t xml:space="preserve">in </w:t>
-      </w:r>
-      <w:r>
-        <w:rPr>
-          <w:rFonts w:ascii="Calibri" w:hAnsi="Calibri" w:cs="Calibri"/>
-          <w:b/>
-          <w:bCs/>
-          <w:sz w:val="20"/>
-          <w:szCs w:val="20"/>
-        </w:rPr>
-        <w:t>infrastructure automation, CI/CD pipelines, and distributed systems.</w:t>
-      </w:r>
-      <w:r>
-        <w:rPr>
-          <w:rFonts w:ascii="Calibri" w:hAnsi="Calibri" w:cs="Calibri"/>
-          <w:sz w:val="20"/>
-          <w:szCs w:val="20"/>
-        </w:rPr>
-        <w:t xml:space="preserve"> Proven ability to </w:t>
-      </w:r>
-      <w:r>
-        <w:rPr>
-          <w:rFonts w:ascii="Calibri" w:hAnsi="Calibri" w:cs="Calibri"/>
-          <w:b/>
-          <w:bCs/>
-          <w:sz w:val="20"/>
-          <w:szCs w:val="20"/>
-        </w:rPr>
-        <w:t>accelerate development velocity</w:t>
-      </w:r>
-      <w:r>
-        <w:rPr>
-          <w:rFonts w:ascii="Calibri" w:hAnsi="Calibri" w:cs="Calibri"/>
-          <w:sz w:val="20"/>
-          <w:szCs w:val="20"/>
-        </w:rPr>
-        <w:t xml:space="preserve"> and reduce operational toil through Python scripting, design highly reliable AWS cloud architectures, and optimize complex enterprise applications.</w:t>
+        <w:rPr>
+          <w:rFonts w:ascii="Calibri" w:hAnsi="Calibri" w:cs="Calibri"/>
+          <w:b/>
+          <w:bCs/>
+          <w:sz w:val="20"/>
+          <w:szCs w:val="20"/>
+        </w:rPr>
+      </w:pPr>
+      <w:r>
+        <w:rPr>
+          <w:rFonts w:ascii="Calibri" w:hAnsi="Calibri" w:cs="Calibri"/>
+          <w:b/>
+          <w:bCs/>
+          <w:sz w:val="20"/>
+          <w:szCs w:val="20"/>
+        </w:rPr>
+        <w:t>Cloud Infrastructure:</w:t>
+      </w:r>
+      <w:r>
+        <w:rPr>
+          <w:rFonts w:ascii="Calibri" w:hAnsi="Calibri" w:cs="Calibri"/>
+          <w:b/>
+          <w:bCs/>
+          <w:sz w:val="20"/>
+          <w:szCs w:val="20"/>
+        </w:rPr>
+        <w:t xml:space="preserve"> </w:t>
+      </w:r>
+      <w:r>
+        <w:rPr>
+          <w:rFonts w:ascii="Calibri" w:hAnsi="Calibri" w:cs="Calibri"/>
+          <w:sz w:val="20"/>
+          <w:szCs w:val="20"/>
+        </w:rPr>
+        <w:t>I have experience with</w:t>
+      </w:r>
+      <w:r>
+        <w:rPr>
+          <w:rFonts w:ascii="Calibri" w:hAnsi="Calibri" w:cs="Calibri"/>
+          <w:b/>
+          <w:bCs/>
+          <w:sz w:val="20"/>
+          <w:szCs w:val="20"/>
+        </w:rPr>
+        <w:t xml:space="preserve"> AWS (Lambda, ECR, ECS, S3, IAM, VPC, </w:t>
+      </w:r>
+      <w:r>
+        <w:rPr>
+          <w:rFonts w:ascii="Calibri" w:hAnsi="Calibri" w:cs="Calibri"/>
+          <w:b/>
+          <w:bCs/>
+          <w:sz w:val="20"/>
+          <w:szCs w:val="20"/>
+        </w:rPr>
+        <w:t>Event Bridge</w:t>
+      </w:r>
+      <w:r>
+        <w:rPr>
+          <w:rFonts w:ascii="Calibri" w:hAnsi="Calibri" w:cs="Calibri"/>
+          <w:b/>
+          <w:bCs/>
+          <w:sz w:val="20"/>
+          <w:szCs w:val="20"/>
+        </w:rPr>
+        <w:t>, Apache Kafka (Amazon MSK), EC2, DynamoDB), &amp; fundamentals of Azure (Azure DevOps) and Google Cloud Platform.</w:t>
       </w:r>
     </w:p>
     <w:p>
       <w:pPr>
+        <w:numPr>
+          <w:ilvl w:val="0"/>
+          <w:numId w:val="41"/>
+        </w:numPr>
         <w:spacing w:after="0" w:line="240" w:lineRule="auto"/>
-        <w:ind w:firstLine="720"/>
-        <w:rPr>
-          <w:rFonts w:ascii="Calibri" w:hAnsi="Calibri" w:cs="Calibri"/>
-          <w:b/>
-          <w:bCs/>
-          <w:sz w:val="20"/>
-          <w:szCs w:val="20"/>
-        </w:rPr>
-      </w:pPr>
+        <w:rPr>
+          <w:rFonts w:ascii="Calibri" w:hAnsi="Calibri" w:cs="Calibri"/>
+          <w:b/>
+          <w:bCs/>
+          <w:sz w:val="20"/>
+          <w:szCs w:val="20"/>
+        </w:rPr>
+      </w:pPr>
+      <w:r>
+        <w:rPr>
+          <w:rFonts w:ascii="Calibri" w:hAnsi="Calibri" w:cs="Calibri"/>
+          <w:b/>
+          <w:bCs/>
+          <w:sz w:val="20"/>
+          <w:szCs w:val="20"/>
+        </w:rPr>
+        <w:t>Security &amp; Observability (SRE):</w:t>
+      </w:r>
+      <w:r>
+        <w:rPr>
+          <w:rFonts w:ascii="Calibri" w:hAnsi="Calibri" w:cs="Calibri"/>
+          <w:b/>
+          <w:bCs/>
+          <w:sz w:val="20"/>
+          <w:szCs w:val="20"/>
+        </w:rPr>
+        <w:t xml:space="preserve"> </w:t>
+      </w:r>
+      <w:r>
+        <w:rPr>
+          <w:rFonts w:ascii="Calibri" w:hAnsi="Calibri" w:cs="Calibri"/>
+          <w:sz w:val="20"/>
+          <w:szCs w:val="20"/>
+        </w:rPr>
+        <w:t>W</w:t>
+      </w:r>
+      <w:r>
+        <w:rPr>
+          <w:rFonts w:ascii="Calibri" w:hAnsi="Calibri" w:cs="Calibri"/>
+          <w:sz w:val="20"/>
+          <w:szCs w:val="20"/>
+        </w:rPr>
+        <w:t>ork every week</w:t>
+      </w:r>
+      <w:r>
+        <w:rPr>
+          <w:rFonts w:ascii="Calibri" w:hAnsi="Calibri" w:cs="Calibri"/>
+          <w:sz w:val="20"/>
+          <w:szCs w:val="20"/>
+        </w:rPr>
+        <w:t xml:space="preserve"> </w:t>
+      </w:r>
+      <w:r>
+        <w:rPr>
+          <w:rFonts w:ascii="Calibri" w:hAnsi="Calibri" w:cs="Calibri"/>
+          <w:sz w:val="20"/>
+          <w:szCs w:val="20"/>
+        </w:rPr>
+        <w:t>with</w:t>
+      </w:r>
+      <w:r>
+        <w:rPr>
+          <w:rFonts w:ascii="Calibri" w:hAnsi="Calibri" w:cs="Calibri"/>
+          <w:b/>
+          <w:bCs/>
+          <w:sz w:val="20"/>
+          <w:szCs w:val="20"/>
+        </w:rPr>
+        <w:t xml:space="preserve"> </w:t>
+      </w:r>
+      <w:r>
+        <w:rPr>
+          <w:rFonts w:ascii="Calibri" w:hAnsi="Calibri" w:cs="Calibri"/>
+          <w:b/>
+          <w:bCs/>
+          <w:sz w:val="20"/>
+          <w:szCs w:val="20"/>
+        </w:rPr>
+        <w:t>Datadog, CloudWatch, Vulnerability Management (CVE patching), SLA/SLO tracking, incident management.</w:t>
+      </w:r>
     </w:p>
     <w:p>
       <w:pPr>
+        <w:numPr>
+          <w:ilvl w:val="0"/>
+          <w:numId w:val="41"/>
+        </w:numPr>
         <w:spacing w:after="0" w:line="240" w:lineRule="auto"/>
         <w:rPr>
           <w:rFonts w:ascii="Calibri" w:hAnsi="Calibri" w:cs="Calibri"/>
-          <w:sz w:val="20"/>
-          <w:szCs w:val="20"/>
-        </w:rPr>
-      </w:pPr>
-      <w:r>
-        <w:rPr>
-          <w:rFonts w:ascii="Calibri" w:hAnsi="Calibri" w:cs="Calibri"/>
-          <w:b/>
-          <w:bCs/>
-          <w:sz w:val="20"/>
-          <w:szCs w:val="20"/>
-        </w:rPr>
-        <w:t>CORE COMPETENCIES</w:t>
-      </w:r>
-      <w:r>
-        <w:rPr>
-          <w:rFonts w:ascii="Calibri" w:hAnsi="Calibri" w:cs="Calibri"/>
+          <w:b/>
+          <w:bCs/>
+          <w:sz w:val="20"/>
+          <w:szCs w:val="20"/>
+        </w:rPr>
+      </w:pPr>
+      <w:r>
+        <w:rPr>
+          <w:rFonts w:ascii="Calibri" w:hAnsi="Calibri" w:cs="Calibri"/>
+          <w:b/>
+          <w:bCs/>
+          <w:sz w:val="20"/>
+          <w:szCs w:val="20"/>
+        </w:rPr>
+        <w:t>DevOps &amp; CI/CD:</w:t>
+      </w:r>
+      <w:r>
+        <w:rPr>
+          <w:rFonts w:ascii="Calibri" w:hAnsi="Calibri" w:cs="Calibri"/>
+          <w:b/>
+          <w:bCs/>
           <w:sz w:val="20"/>
           <w:szCs w:val="20"/>
         </w:rPr>
         <w:t xml:space="preserve"> </w:t>
+      </w:r>
+      <w:r>
+        <w:rPr>
+          <w:rFonts w:ascii="Calibri" w:hAnsi="Calibri" w:cs="Calibri"/>
+          <w:sz w:val="20"/>
+          <w:szCs w:val="20"/>
+        </w:rPr>
+        <w:t>use</w:t>
+      </w:r>
+      <w:r>
+        <w:rPr>
+          <w:rFonts w:ascii="Calibri" w:hAnsi="Calibri" w:cs="Calibri"/>
+          <w:b/>
+          <w:bCs/>
+          <w:sz w:val="20"/>
+          <w:szCs w:val="20"/>
+        </w:rPr>
+        <w:t xml:space="preserve"> GitHub Actions (use IAM Role ARNs), Jenkins, Terraform (Infrastructure as Code), Advanced Git Version Control.</w:t>
       </w:r>
     </w:p>
     <w:p>
       <w:pPr>
+        <w:numPr>
+          <w:ilvl w:val="0"/>
+          <w:numId w:val="41"/>
+        </w:numPr>
         <w:spacing w:after="0" w:line="240" w:lineRule="auto"/>
         <w:rPr>
           <w:rFonts w:ascii="Calibri" w:hAnsi="Calibri" w:cs="Calibri"/>
-          <w:sz w:val="20"/>
-          <w:szCs w:val="20"/>
-        </w:rPr>
-      </w:pPr>
+          <w:b/>
+          <w:bCs/>
+          <w:sz w:val="20"/>
+          <w:szCs w:val="20"/>
+        </w:rPr>
+      </w:pPr>
+      <w:r>
+        <w:rPr>
+          <w:rFonts w:ascii="Calibri" w:hAnsi="Calibri" w:cs="Calibri"/>
+          <w:b/>
+          <w:bCs/>
+          <w:sz w:val="20"/>
+          <w:szCs w:val="20"/>
+        </w:rPr>
+        <w:t xml:space="preserve">Programming &amp; Scripting: </w:t>
+      </w:r>
+      <w:r>
+        <w:rPr>
+          <w:rFonts w:ascii="Calibri" w:hAnsi="Calibri" w:cs="Calibri"/>
+          <w:sz w:val="20"/>
+          <w:szCs w:val="20"/>
+        </w:rPr>
+        <w:t>I know</w:t>
+      </w:r>
+      <w:r>
+        <w:rPr>
+          <w:rFonts w:ascii="Calibri" w:hAnsi="Calibri" w:cs="Calibri"/>
+          <w:b/>
+          <w:bCs/>
+          <w:sz w:val="20"/>
+          <w:szCs w:val="20"/>
+        </w:rPr>
+        <w:t xml:space="preserve"> </w:t>
+      </w:r>
+      <w:r>
+        <w:rPr>
+          <w:rFonts w:ascii="Calibri" w:hAnsi="Calibri" w:cs="Calibri"/>
+          <w:b/>
+          <w:bCs/>
+          <w:sz w:val="20"/>
+          <w:szCs w:val="20"/>
+        </w:rPr>
+        <w:t xml:space="preserve">Python (Boto3, </w:t>
+      </w:r>
+      <w:r>
+        <w:rPr>
+          <w:rFonts w:ascii="Calibri" w:hAnsi="Calibri" w:cs="Calibri"/>
+          <w:sz w:val="20"/>
+          <w:szCs w:val="20"/>
+        </w:rPr>
+        <w:t>Data Structures &amp; Algorithms),</w:t>
+      </w:r>
+      <w:r>
+        <w:rPr>
+          <w:rFonts w:ascii="Calibri" w:hAnsi="Calibri" w:cs="Calibri"/>
+          <w:b/>
+          <w:bCs/>
+          <w:sz w:val="20"/>
+          <w:szCs w:val="20"/>
+        </w:rPr>
+        <w:t xml:space="preserve"> Bash</w:t>
+      </w:r>
+      <w:r>
+        <w:rPr>
+          <w:rFonts w:ascii="Calibri" w:hAnsi="Calibri" w:cs="Calibri"/>
+          <w:sz w:val="20"/>
+          <w:szCs w:val="20"/>
+        </w:rPr>
+        <w:t>, C, SQL</w:t>
+      </w:r>
+      <w:r>
+        <w:rPr>
+          <w:rFonts w:ascii="Calibri" w:hAnsi="Calibri" w:cs="Calibri"/>
+          <w:b/>
+          <w:bCs/>
+          <w:sz w:val="20"/>
+          <w:szCs w:val="20"/>
+        </w:rPr>
+        <w:t>.</w:t>
+      </w:r>
     </w:p>
     <w:p>
       <w:pPr>
         <w:numPr>
           <w:ilvl w:val="0"/>
-          <w:numId w:val="12"/>
+          <w:numId w:val="41"/>
         </w:numPr>
         <w:spacing w:after="0" w:line="240" w:lineRule="auto"/>
         <w:rPr>
           <w:rFonts w:ascii="Calibri" w:hAnsi="Calibri" w:cs="Calibri"/>
-          <w:sz w:val="20"/>
-          <w:szCs w:val="20"/>
-        </w:rPr>
-      </w:pPr>
-      <w:r>
-        <w:rPr>
-          <w:rFonts w:ascii="Calibri" w:hAnsi="Calibri" w:cs="Calibri"/>
-          <w:b/>
-          <w:bCs/>
-          <w:sz w:val="20"/>
-          <w:szCs w:val="20"/>
-        </w:rPr>
-        <w:t>Security &amp; Observability:</w:t>
-      </w:r>
-      <w:r>
-        <w:rPr>
-          <w:rFonts w:ascii="Calibri" w:hAnsi="Calibri" w:cs="Calibri"/>
-          <w:sz w:val="20"/>
-          <w:szCs w:val="20"/>
-        </w:rPr>
-        <w:t xml:space="preserve"> </w:t>
-      </w:r>
-      <w:r>
-        <w:rPr>
-          <w:rFonts w:ascii="Calibri" w:hAnsi="Calibri" w:cs="Calibri"/>
-          <w:b/>
-          <w:bCs/>
-          <w:sz w:val="20"/>
-          <w:szCs w:val="20"/>
-        </w:rPr>
-        <w:t>(SRE):</w:t>
-      </w:r>
-      <w:r>
-        <w:rPr>
-          <w:rFonts w:ascii="Calibri" w:hAnsi="Calibri" w:cs="Calibri"/>
-          <w:sz w:val="20"/>
-          <w:szCs w:val="20"/>
-        </w:rPr>
-        <w:t xml:space="preserve"> Datadog, CloudWatch, Vulnerability Management (CVE patching), SLA/SLO tracking, incident management.</w:t>
+          <w:b/>
+          <w:bCs/>
+          <w:sz w:val="20"/>
+          <w:szCs w:val="20"/>
+        </w:rPr>
+      </w:pPr>
+      <w:r>
+        <w:rPr>
+          <w:rFonts w:ascii="Calibri" w:hAnsi="Calibri" w:cs="Calibri"/>
+          <w:b/>
+          <w:bCs/>
+          <w:sz w:val="20"/>
+          <w:szCs w:val="20"/>
+        </w:rPr>
+        <w:t xml:space="preserve">Hands-on </w:t>
+      </w:r>
+      <w:r>
+        <w:rPr>
+          <w:rFonts w:ascii="Calibri" w:hAnsi="Calibri" w:cs="Calibri"/>
+          <w:sz w:val="20"/>
+          <w:szCs w:val="20"/>
+        </w:rPr>
+        <w:t>experience building</w:t>
+      </w:r>
+      <w:r>
+        <w:rPr>
+          <w:rFonts w:ascii="Calibri" w:hAnsi="Calibri" w:cs="Calibri"/>
+          <w:b/>
+          <w:bCs/>
+          <w:sz w:val="20"/>
+          <w:szCs w:val="20"/>
+        </w:rPr>
+        <w:t xml:space="preserve"> GenAI systems: LLM integration (Ollama, Hugging Face), prompt engineering, RAG pipeline</w:t>
+      </w:r>
+      <w:r>
+        <w:rPr>
+          <w:rFonts w:ascii="Calibri" w:hAnsi="Calibri" w:cs="Calibri"/>
+          <w:b/>
+          <w:bCs/>
+          <w:sz w:val="20"/>
+          <w:szCs w:val="20"/>
+        </w:rPr>
+        <w:t xml:space="preserve">s </w:t>
+      </w:r>
+      <w:r>
+        <w:rPr>
+          <w:rFonts w:ascii="Calibri" w:hAnsi="Calibri" w:cs="Calibri"/>
+          <w:b/>
+          <w:bCs/>
+          <w:sz w:val="20"/>
+          <w:szCs w:val="20"/>
+        </w:rPr>
+        <w:t>(with vector stores, vector search &amp; queue-based ingestion</w:t>
+      </w:r>
+      <w:r>
+        <w:rPr>
+          <w:rFonts w:ascii="Calibri" w:hAnsi="Calibri" w:cs="Calibri"/>
+          <w:b/>
+          <w:bCs/>
+          <w:sz w:val="20"/>
+          <w:szCs w:val="20"/>
+        </w:rPr>
+        <w:t>), LangGraph-based agentic workflows, memory-enabled agents, and voice agents. Familiar with tokenization internals and FastAPI-based AI service deployment.</w:t>
       </w:r>
     </w:p>
     <w:p>
       <w:pPr>
         <w:numPr>
           <w:ilvl w:val="0"/>
-          <w:numId w:val="12"/>
+          <w:numId w:val="41"/>
         </w:numPr>
         <w:spacing w:after="0" w:line="240" w:lineRule="auto"/>
         <w:rPr>
           <w:rFonts w:ascii="Calibri" w:hAnsi="Calibri" w:cs="Calibri"/>
-          <w:sz w:val="20"/>
-          <w:szCs w:val="20"/>
-        </w:rPr>
-      </w:pPr>
-      <w:r>
-        <w:rPr>
-          <w:rFonts w:ascii="Calibri" w:hAnsi="Calibri" w:cs="Calibri"/>
-          <w:b/>
-          <w:bCs/>
-          <w:sz w:val="20"/>
-          <w:szCs w:val="20"/>
-        </w:rPr>
-        <w:t>DevOps &amp; CI/CD:</w:t>
-      </w:r>
-      <w:r>
-        <w:rPr>
-          <w:rFonts w:ascii="Calibri" w:hAnsi="Calibri" w:cs="Calibri"/>
+          <w:b/>
+          <w:bCs/>
+          <w:sz w:val="20"/>
+          <w:szCs w:val="20"/>
+        </w:rPr>
+      </w:pPr>
+      <w:r>
+        <w:rPr>
+          <w:rFonts w:ascii="Calibri" w:hAnsi="Calibri" w:cs="Calibri"/>
+          <w:b/>
+          <w:bCs/>
+          <w:sz w:val="20"/>
+          <w:szCs w:val="20"/>
+        </w:rPr>
+        <w:t>Container Orchestration:</w:t>
+      </w:r>
+      <w:r>
+        <w:rPr>
+          <w:rFonts w:ascii="Calibri" w:hAnsi="Calibri" w:cs="Calibri"/>
+          <w:b/>
+          <w:bCs/>
           <w:sz w:val="20"/>
           <w:szCs w:val="20"/>
         </w:rPr>
@@ -428,53 +633,109 @@
           <w:sz w:val="20"/>
           <w:szCs w:val="20"/>
         </w:rPr>
-        <w:t xml:space="preserve">GitHub Actions (utilizing IAM Role ARNs via OIDC for </w:t>
-      </w:r>
-      <w:proofErr w:type="spellStart"/>
-      <w:r>
-        <w:rPr>
-          <w:rFonts w:ascii="Calibri" w:hAnsi="Calibri" w:cs="Calibri"/>
-          <w:sz w:val="20"/>
-          <w:szCs w:val="20"/>
-        </w:rPr>
-        <w:t>passwordless</w:t>
-      </w:r>
-      <w:proofErr w:type="spellEnd"/>
-      <w:r>
-        <w:rPr>
-          <w:rFonts w:ascii="Calibri" w:hAnsi="Calibri" w:cs="Calibri"/>
-          <w:sz w:val="20"/>
-          <w:szCs w:val="20"/>
-        </w:rPr>
-        <w:t xml:space="preserve"> authentication), Jenkins, Terraform (Infrastructure as Code), Advanced Git Version Control (resolving complex remote history mismatches, local vs. remote state reconciliation).</w:t>
+        <w:t xml:space="preserve">use </w:t>
+      </w:r>
+      <w:r>
+        <w:rPr>
+          <w:rFonts w:ascii="Calibri" w:hAnsi="Calibri" w:cs="Calibri"/>
+          <w:b/>
+          <w:bCs/>
+          <w:sz w:val="20"/>
+          <w:szCs w:val="20"/>
+        </w:rPr>
+        <w:t xml:space="preserve">Docker, </w:t>
+      </w:r>
+      <w:r>
+        <w:rPr>
+          <w:rFonts w:ascii="Calibri" w:hAnsi="Calibri" w:cs="Calibri"/>
+          <w:sz w:val="20"/>
+          <w:szCs w:val="20"/>
+        </w:rPr>
+        <w:t>AWS ECS, ECR</w:t>
+      </w:r>
+      <w:r>
+        <w:rPr>
+          <w:rFonts w:ascii="Calibri" w:hAnsi="Calibri" w:cs="Calibri"/>
+          <w:b/>
+          <w:bCs/>
+          <w:sz w:val="20"/>
+          <w:szCs w:val="20"/>
+        </w:rPr>
+        <w:t xml:space="preserve"> </w:t>
+      </w:r>
+      <w:r>
+        <w:rPr>
+          <w:rFonts w:ascii="Calibri" w:hAnsi="Calibri" w:cs="Calibri"/>
+          <w:sz w:val="20"/>
+          <w:szCs w:val="20"/>
+        </w:rPr>
+        <w:t>for manage</w:t>
+      </w:r>
+      <w:r>
+        <w:rPr>
+          <w:rFonts w:ascii="Calibri" w:hAnsi="Calibri" w:cs="Calibri"/>
+          <w:sz w:val="20"/>
+          <w:szCs w:val="20"/>
+        </w:rPr>
+        <w:t xml:space="preserve"> </w:t>
+      </w:r>
+      <w:r>
+        <w:rPr>
+          <w:rFonts w:ascii="Calibri" w:hAnsi="Calibri" w:cs="Calibri"/>
+          <w:sz w:val="20"/>
+          <w:szCs w:val="20"/>
+        </w:rPr>
+        <w:t>Container</w:t>
+      </w:r>
+      <w:r>
+        <w:rPr>
+          <w:rFonts w:ascii="Calibri" w:hAnsi="Calibri" w:cs="Calibri"/>
+          <w:b/>
+          <w:bCs/>
+          <w:sz w:val="20"/>
+          <w:szCs w:val="20"/>
+        </w:rPr>
+        <w:t xml:space="preserve"> &amp;</w:t>
+      </w:r>
+      <w:r>
+        <w:rPr>
+          <w:rFonts w:ascii="Calibri" w:hAnsi="Calibri" w:cs="Calibri"/>
+          <w:sz w:val="20"/>
+          <w:szCs w:val="20"/>
+        </w:rPr>
+        <w:t xml:space="preserve"> Orchestration</w:t>
       </w:r>
     </w:p>
     <w:p>
       <w:pPr>
         <w:numPr>
           <w:ilvl w:val="0"/>
-          <w:numId w:val="12"/>
+          <w:numId w:val="41"/>
         </w:numPr>
         <w:spacing w:after="0" w:line="240" w:lineRule="auto"/>
         <w:rPr>
           <w:rFonts w:ascii="Calibri" w:hAnsi="Calibri" w:cs="Calibri"/>
-          <w:sz w:val="20"/>
-          <w:szCs w:val="20"/>
-        </w:rPr>
-      </w:pPr>
-      <w:r>
-        <w:rPr>
-          <w:rFonts w:ascii="Calibri" w:hAnsi="Calibri" w:cs="Calibri"/>
-          <w:b/>
-          <w:bCs/>
-          <w:sz w:val="20"/>
-          <w:szCs w:val="20"/>
-        </w:rPr>
-        <w:t>Programming &amp; Scripting:</w:t>
-      </w:r>
-      <w:r>
-        <w:rPr>
-          <w:rFonts w:ascii="Calibri" w:hAnsi="Calibri" w:cs="Calibri"/>
+          <w:b/>
+          <w:bCs/>
+          <w:sz w:val="20"/>
+          <w:szCs w:val="20"/>
+        </w:rPr>
+      </w:pPr>
+      <w:r>
+        <w:rPr>
+          <w:rFonts w:ascii="Calibri" w:hAnsi="Calibri" w:cs="Calibri"/>
+          <w:b/>
+          <w:bCs/>
+          <w:sz w:val="20"/>
+          <w:szCs w:val="20"/>
+        </w:rPr>
+        <w:t>Operating Systems &amp; Networking:</w:t>
+      </w:r>
+      <w:r>
+        <w:rPr>
+          <w:rFonts w:ascii="Calibri" w:hAnsi="Calibri" w:cs="Calibri"/>
+          <w:b/>
+          <w:bCs/>
           <w:sz w:val="20"/>
           <w:szCs w:val="20"/>
         </w:rPr>
@@ -486,386 +747,1248 @@
           <w:sz w:val="20"/>
           <w:szCs w:val="20"/>
         </w:rPr>
-        <w:t xml:space="preserve">Python (Boto3, Data Structures &amp; Algorithms), Bash, C, SQL, </w:t>
-      </w:r>
-      <w:r>
-        <w:rPr>
-          <w:rFonts w:ascii="Calibri" w:hAnsi="Calibri" w:cs="Calibri"/>
-          <w:b/>
-          <w:bCs/>
-          <w:sz w:val="20"/>
-          <w:szCs w:val="20"/>
-        </w:rPr>
-        <w:t>AI-Assisted Development (Leveraging GenAI for script automation, code optimization, and RCA)</w:t>
-      </w:r>
-      <w:r>
-        <w:rPr>
-          <w:rFonts w:ascii="Calibri" w:hAnsi="Calibri" w:cs="Calibri"/>
-          <w:sz w:val="20"/>
-          <w:szCs w:val="20"/>
-        </w:rPr>
-        <w:t>.</w:t>
+        <w:t>good with</w:t>
+      </w:r>
+      <w:r>
+        <w:rPr>
+          <w:rFonts w:ascii="Calibri" w:hAnsi="Calibri" w:cs="Calibri"/>
+          <w:b/>
+          <w:bCs/>
+          <w:sz w:val="20"/>
+          <w:szCs w:val="20"/>
+        </w:rPr>
+        <w:t xml:space="preserve"> Linux (Ubuntu, RHEL), TCP/IP, DNS, HTTP/HTTPS, Nginx, Wireshark, nmap.</w:t>
       </w:r>
     </w:p>
     <w:p>
       <w:pPr>
+        <w:spacing w:after="0" w:line="240" w:lineRule="auto"/>
+        <w:rPr>
+          <w:rFonts w:ascii="Calibri" w:hAnsi="Calibri" w:cs="Calibri"/>
+          <w:b/>
+          <w:bCs/>
+          <w:sz w:val="20"/>
+          <w:szCs w:val="20"/>
+        </w:rPr>
+      </w:pPr>
+    </w:p>
+    <w:p>
+      <w:pPr>
+        <w:spacing w:after="0" w:line="240" w:lineRule="auto"/>
+        <w:rPr>
+          <w:rFonts w:ascii="Calibri" w:hAnsi="Calibri" w:cs="Calibri"/>
+          <w:b/>
+          <w:bCs/>
+          <w:sz w:val="20"/>
+          <w:szCs w:val="20"/>
+        </w:rPr>
+      </w:pPr>
+      <w:r>
+        <w:rPr>
+          <w:rFonts w:ascii="Calibri" w:hAnsi="Calibri" w:cs="Calibri"/>
+          <w:b/>
+          <w:bCs/>
+          <w:sz w:val="20"/>
+          <w:szCs w:val="20"/>
+        </w:rPr>
+        <w:t xml:space="preserve">PROFESSIONAL EXPERIENCE </w:t>
+      </w:r>
+    </w:p>
+    <w:p>
+      <w:pPr>
         <w:numPr>
           <w:ilvl w:val="0"/>
-          <w:numId w:val="12"/>
+          <w:numId w:val="42"/>
         </w:numPr>
         <w:spacing w:after="0" w:line="240" w:lineRule="auto"/>
         <w:rPr>
           <w:rFonts w:ascii="Calibri" w:hAnsi="Calibri" w:cs="Calibri"/>
-          <w:sz w:val="20"/>
-          <w:szCs w:val="20"/>
-        </w:rPr>
-      </w:pPr>
-      <w:r>
-        <w:rPr>
-          <w:rFonts w:ascii="Calibri" w:hAnsi="Calibri" w:cs="Calibri"/>
-          <w:b/>
-          <w:bCs/>
-          <w:sz w:val="20"/>
-          <w:szCs w:val="20"/>
-        </w:rPr>
-        <w:t>Cloud Infrastructure:</w:t>
-      </w:r>
-      <w:r>
-        <w:rPr>
-          <w:rFonts w:ascii="Calibri" w:hAnsi="Calibri" w:cs="Calibri"/>
-          <w:sz w:val="20"/>
-          <w:szCs w:val="20"/>
-        </w:rPr>
-        <w:t xml:space="preserve"> AWS (</w:t>
-      </w:r>
-      <w:r>
-        <w:rPr>
-          <w:rFonts w:ascii="Calibri" w:hAnsi="Calibri" w:cs="Calibri"/>
-          <w:sz w:val="20"/>
-          <w:szCs w:val="20"/>
-        </w:rPr>
-        <w:t xml:space="preserve">Lambda, ECR, ECS, </w:t>
-      </w:r>
-      <w:r>
-        <w:rPr>
-          <w:rFonts w:ascii="Calibri" w:hAnsi="Calibri" w:cs="Calibri"/>
-          <w:sz w:val="20"/>
-          <w:szCs w:val="20"/>
-        </w:rPr>
-        <w:t xml:space="preserve">S3, IAM, VPC, </w:t>
-      </w:r>
-      <w:proofErr w:type="spellStart"/>
-      <w:r>
-        <w:rPr>
-          <w:rFonts w:ascii="Calibri" w:hAnsi="Calibri" w:cs="Calibri"/>
-          <w:sz w:val="20"/>
-          <w:szCs w:val="20"/>
-        </w:rPr>
-        <w:t>EventBridge</w:t>
-      </w:r>
-      <w:proofErr w:type="spellEnd"/>
-      <w:r>
-        <w:rPr>
-          <w:rFonts w:ascii="Calibri" w:hAnsi="Calibri" w:cs="Calibri"/>
-          <w:sz w:val="20"/>
-          <w:szCs w:val="20"/>
-        </w:rPr>
-        <w:t xml:space="preserve">, </w:t>
-      </w:r>
-      <w:r>
-        <w:rPr>
-          <w:rFonts w:ascii="Calibri" w:hAnsi="Calibri" w:cs="Calibri"/>
-          <w:b/>
-          <w:bCs/>
-          <w:sz w:val="20"/>
-          <w:szCs w:val="20"/>
-        </w:rPr>
-        <w:t>Apache Kafka</w:t>
-      </w:r>
-      <w:r>
-        <w:rPr>
-          <w:rFonts w:ascii="Calibri" w:hAnsi="Calibri" w:cs="Calibri"/>
-          <w:sz w:val="20"/>
-          <w:szCs w:val="20"/>
-        </w:rPr>
-        <w:t xml:space="preserve"> (Amazon MSK)</w:t>
-      </w:r>
-      <w:r>
-        <w:rPr>
-          <w:rFonts w:ascii="Calibri" w:hAnsi="Calibri" w:cs="Calibri"/>
-          <w:sz w:val="20"/>
-          <w:szCs w:val="20"/>
-        </w:rPr>
-        <w:t xml:space="preserve">, </w:t>
-      </w:r>
-      <w:r>
-        <w:rPr>
-          <w:rFonts w:ascii="Calibri" w:hAnsi="Calibri" w:cs="Calibri"/>
-          <w:sz w:val="20"/>
-          <w:szCs w:val="20"/>
-        </w:rPr>
-        <w:t xml:space="preserve">EC2, </w:t>
-      </w:r>
-      <w:r>
-        <w:rPr>
-          <w:rFonts w:ascii="Calibri" w:hAnsi="Calibri" w:cs="Calibri"/>
-          <w:sz w:val="20"/>
-          <w:szCs w:val="20"/>
-        </w:rPr>
-        <w:t xml:space="preserve">DynamoDB), </w:t>
-      </w:r>
-      <w:r>
-        <w:rPr>
-          <w:rFonts w:ascii="Calibri" w:hAnsi="Calibri" w:cs="Calibri"/>
-          <w:sz w:val="20"/>
-          <w:szCs w:val="20"/>
-        </w:rPr>
-        <w:t xml:space="preserve">&amp; </w:t>
-      </w:r>
-      <w:r>
-        <w:rPr>
-          <w:rFonts w:ascii="Calibri" w:hAnsi="Calibri" w:cs="Calibri"/>
-          <w:sz w:val="20"/>
-          <w:szCs w:val="20"/>
-        </w:rPr>
-        <w:t>fundamentals</w:t>
-      </w:r>
-      <w:r>
-        <w:rPr>
-          <w:rFonts w:ascii="Calibri" w:hAnsi="Calibri" w:cs="Calibri"/>
-          <w:sz w:val="20"/>
-          <w:szCs w:val="20"/>
-        </w:rPr>
-        <w:t xml:space="preserve"> of</w:t>
-      </w:r>
-      <w:r>
-        <w:rPr>
-          <w:rFonts w:ascii="Calibri" w:hAnsi="Calibri" w:cs="Calibri"/>
-          <w:sz w:val="20"/>
-          <w:szCs w:val="20"/>
-        </w:rPr>
-        <w:t xml:space="preserve"> </w:t>
-      </w:r>
-      <w:r>
-        <w:rPr>
-          <w:rFonts w:ascii="Calibri" w:hAnsi="Calibri" w:cs="Calibri"/>
-          <w:sz w:val="20"/>
-          <w:szCs w:val="20"/>
-        </w:rPr>
-        <w:t>Azure</w:t>
-      </w:r>
-      <w:r>
-        <w:rPr>
-          <w:rFonts w:ascii="Calibri" w:hAnsi="Calibri" w:cs="Calibri"/>
-          <w:sz w:val="20"/>
-          <w:szCs w:val="20"/>
-        </w:rPr>
-        <w:t xml:space="preserve"> (</w:t>
-      </w:r>
-      <w:r>
-        <w:rPr>
-          <w:rFonts w:ascii="Calibri" w:hAnsi="Calibri" w:cs="Calibri"/>
-          <w:sz w:val="20"/>
-          <w:szCs w:val="20"/>
-        </w:rPr>
-        <w:t>Azure DevOps</w:t>
-      </w:r>
-      <w:r>
-        <w:rPr>
-          <w:rFonts w:ascii="Calibri" w:hAnsi="Calibri" w:cs="Calibri"/>
-          <w:sz w:val="20"/>
-          <w:szCs w:val="20"/>
-        </w:rPr>
-        <w:t>)</w:t>
-      </w:r>
-      <w:r>
-        <w:rPr>
-          <w:rFonts w:ascii="Calibri" w:hAnsi="Calibri" w:cs="Calibri"/>
-          <w:sz w:val="20"/>
-          <w:szCs w:val="20"/>
-        </w:rPr>
-        <w:t xml:space="preserve"> and </w:t>
-      </w:r>
-      <w:r>
-        <w:rPr>
-          <w:rFonts w:ascii="Calibri" w:hAnsi="Calibri" w:cs="Calibri"/>
-          <w:sz w:val="20"/>
-          <w:szCs w:val="20"/>
-        </w:rPr>
-        <w:t>Google Cloud Platform.</w:t>
+          <w:b/>
+          <w:bCs/>
+          <w:sz w:val="20"/>
+          <w:szCs w:val="20"/>
+        </w:rPr>
+      </w:pPr>
+      <w:r>
+        <w:rPr>
+          <w:rFonts w:ascii="Calibri" w:hAnsi="Calibri" w:cs="Calibri"/>
+          <w:b/>
+          <w:bCs/>
+          <w:sz w:val="20"/>
+          <w:szCs w:val="20"/>
+        </w:rPr>
+        <w:t xml:space="preserve">Tata Consultancy Services (TCS) | Onsite </w:t>
+      </w:r>
+      <w:r>
+        <w:rPr>
+          <w:rFonts w:ascii="Calibri" w:hAnsi="Calibri" w:cs="Calibri"/>
+          <w:b/>
+          <w:bCs/>
+          <w:i/>
+          <w:iCs/>
+          <w:sz w:val="20"/>
+          <w:szCs w:val="20"/>
+        </w:rPr>
+        <w:t>Data Engineer (DevOps &amp; Infrastructure Focus under Global Aviation Client)</w:t>
+      </w:r>
+      <w:r>
+        <w:rPr>
+          <w:rFonts w:ascii="Calibri" w:hAnsi="Calibri" w:cs="Calibri"/>
+          <w:b/>
+          <w:bCs/>
+          <w:sz w:val="20"/>
+          <w:szCs w:val="20"/>
+        </w:rPr>
+        <w:t xml:space="preserve"> | Nov 2025 - Present </w:t>
       </w:r>
     </w:p>
     <w:p>
       <w:pPr>
+        <w:spacing w:after="0" w:line="240" w:lineRule="auto"/>
+        <w:rPr>
+          <w:rFonts w:ascii="Calibri" w:hAnsi="Calibri" w:cs="Calibri"/>
+          <w:b/>
+          <w:bCs/>
+          <w:sz w:val="20"/>
+          <w:szCs w:val="20"/>
+        </w:rPr>
+      </w:pPr>
+    </w:p>
+    <w:p>
+      <w:pPr>
         <w:numPr>
           <w:ilvl w:val="0"/>
-          <w:numId w:val="12"/>
+          <w:numId w:val="43"/>
         </w:numPr>
         <w:spacing w:after="0" w:line="240" w:lineRule="auto"/>
         <w:rPr>
           <w:rFonts w:ascii="Calibri" w:hAnsi="Calibri" w:cs="Calibri"/>
-          <w:sz w:val="20"/>
-          <w:szCs w:val="20"/>
-        </w:rPr>
-      </w:pPr>
-      <w:r>
-        <w:rPr>
-          <w:rFonts w:ascii="Calibri" w:hAnsi="Calibri" w:cs="Calibri"/>
-          <w:b/>
-          <w:bCs/>
-          <w:sz w:val="20"/>
-          <w:szCs w:val="20"/>
-        </w:rPr>
-        <w:t>Container Orchestration &amp; Cloud:</w:t>
-      </w:r>
-      <w:r>
-        <w:rPr>
-          <w:rFonts w:ascii="Calibri" w:hAnsi="Calibri" w:cs="Calibri"/>
-          <w:sz w:val="20"/>
-          <w:szCs w:val="20"/>
-        </w:rPr>
-        <w:t xml:space="preserve"> Docker, AWS ECS, ECR, AWS Serverless (Lambda, </w:t>
-      </w:r>
-      <w:proofErr w:type="spellStart"/>
-      <w:r>
-        <w:rPr>
-          <w:rFonts w:ascii="Calibri" w:hAnsi="Calibri" w:cs="Calibri"/>
-          <w:sz w:val="20"/>
-          <w:szCs w:val="20"/>
-        </w:rPr>
-        <w:t>EventBridge</w:t>
-      </w:r>
-      <w:proofErr w:type="spellEnd"/>
-      <w:r>
-        <w:rPr>
-          <w:rFonts w:ascii="Calibri" w:hAnsi="Calibri" w:cs="Calibri"/>
-          <w:sz w:val="20"/>
-          <w:szCs w:val="20"/>
-        </w:rPr>
-        <w:t xml:space="preserve">), </w:t>
-      </w:r>
-      <w:r>
-        <w:rPr>
-          <w:rFonts w:ascii="Calibri" w:hAnsi="Calibri" w:cs="Calibri"/>
-          <w:sz w:val="20"/>
-          <w:szCs w:val="20"/>
-        </w:rPr>
-        <w:t>Apache Kafka (Amazon MSK)</w:t>
-      </w:r>
-      <w:r>
-        <w:rPr>
-          <w:rFonts w:ascii="Calibri" w:hAnsi="Calibri" w:cs="Calibri"/>
-          <w:sz w:val="20"/>
-          <w:szCs w:val="20"/>
-        </w:rPr>
-        <w:t>.</w:t>
+          <w:b/>
+          <w:bCs/>
+          <w:sz w:val="20"/>
+          <w:szCs w:val="20"/>
+        </w:rPr>
+      </w:pPr>
+      <w:r>
+        <w:rPr>
+          <w:rFonts w:ascii="Calibri" w:hAnsi="Calibri" w:cs="Calibri"/>
+          <w:b/>
+          <w:bCs/>
+          <w:sz w:val="20"/>
+          <w:szCs w:val="20"/>
+        </w:rPr>
+        <w:t xml:space="preserve">Manage large scale AWS cloud infrastructure created by Terraform (IaC) and Docker (ECR). </w:t>
+      </w:r>
+      <w:r>
+        <w:rPr>
+          <w:rFonts w:ascii="Calibri" w:hAnsi="Calibri" w:cs="Calibri"/>
+          <w:b/>
+          <w:bCs/>
+          <w:sz w:val="20"/>
+          <w:szCs w:val="20"/>
+        </w:rPr>
+        <w:t>Our</w:t>
+      </w:r>
+      <w:r>
+        <w:rPr>
+          <w:rFonts w:ascii="Calibri" w:hAnsi="Calibri" w:cs="Calibri"/>
+          <w:b/>
+          <w:bCs/>
+          <w:sz w:val="20"/>
+          <w:szCs w:val="20"/>
+        </w:rPr>
+        <w:t xml:space="preserve"> team </w:t>
+      </w:r>
+      <w:r>
+        <w:rPr>
+          <w:rFonts w:ascii="Calibri" w:hAnsi="Calibri" w:cs="Calibri"/>
+          <w:b/>
+          <w:bCs/>
+          <w:sz w:val="20"/>
+          <w:szCs w:val="20"/>
+        </w:rPr>
+        <w:t xml:space="preserve">is </w:t>
+      </w:r>
+      <w:r>
+        <w:rPr>
+          <w:rFonts w:ascii="Calibri" w:hAnsi="Calibri" w:cs="Calibri"/>
+          <w:b/>
+          <w:bCs/>
+          <w:sz w:val="20"/>
+          <w:szCs w:val="20"/>
+        </w:rPr>
+        <w:t>responsible for total 14 GitHub repos. Update/ fix code, new feature adds, all Datadog dashboards &amp; monitor, Incident management; all those serverless execution for multiple environments (with Production) is my daily task.</w:t>
       </w:r>
     </w:p>
     <w:p>
       <w:pPr>
         <w:numPr>
           <w:ilvl w:val="0"/>
-          <w:numId w:val="12"/>
+          <w:numId w:val="13"/>
         </w:numPr>
-        <w:spacing w:after="0" w:line="240" w:lineRule="auto"/>
-        <w:rPr>
-          <w:rFonts w:ascii="Calibri" w:hAnsi="Calibri" w:cs="Calibri"/>
-          <w:sz w:val="20"/>
-          <w:szCs w:val="20"/>
-        </w:rPr>
-      </w:pPr>
-      <w:r>
-        <w:rPr>
-          <w:rFonts w:ascii="Calibri" w:hAnsi="Calibri" w:cs="Calibri"/>
-          <w:b/>
-          <w:bCs/>
-          <w:sz w:val="20"/>
-          <w:szCs w:val="20"/>
-        </w:rPr>
-        <w:t>Operating Systems &amp; Networking:</w:t>
-      </w:r>
-      <w:r>
-        <w:rPr>
-          <w:rFonts w:ascii="Calibri" w:hAnsi="Calibri" w:cs="Calibri"/>
-          <w:sz w:val="20"/>
-          <w:szCs w:val="20"/>
-        </w:rPr>
-        <w:t xml:space="preserve"> Linux (Ubuntu, RHEL), TCP/IP, DNS, HTTP/HTTPS, Nginx, Wireshark, </w:t>
-      </w:r>
-      <w:proofErr w:type="spellStart"/>
-      <w:r>
-        <w:rPr>
-          <w:rFonts w:ascii="Calibri" w:hAnsi="Calibri" w:cs="Calibri"/>
-          <w:sz w:val="20"/>
-          <w:szCs w:val="20"/>
-        </w:rPr>
-        <w:t>nmap</w:t>
-      </w:r>
-      <w:proofErr w:type="spellEnd"/>
-      <w:r>
-        <w:rPr>
-          <w:rFonts w:ascii="Calibri" w:hAnsi="Calibri" w:cs="Calibri"/>
-          <w:sz w:val="20"/>
-          <w:szCs w:val="20"/>
-        </w:rPr>
-        <w:t>.</w:t>
+        <w:spacing w:line="240" w:lineRule="auto"/>
+        <w:rPr>
+          <w:rFonts w:ascii="Calibri" w:hAnsi="Calibri" w:cs="Calibri"/>
+          <w:b/>
+          <w:bCs/>
+          <w:sz w:val="20"/>
+          <w:szCs w:val="20"/>
+        </w:rPr>
+      </w:pPr>
+      <w:r>
+        <w:rPr>
+          <w:rFonts w:ascii="Calibri" w:hAnsi="Calibri" w:cs="Calibri"/>
+          <w:b/>
+          <w:bCs/>
+          <w:sz w:val="20"/>
+          <w:szCs w:val="20"/>
+        </w:rPr>
+        <w:t xml:space="preserve">Manage both secure </w:t>
+      </w:r>
+      <w:r>
+        <w:rPr>
+          <w:rFonts w:ascii="Calibri" w:hAnsi="Calibri" w:cs="Calibri"/>
+          <w:b/>
+          <w:bCs/>
+          <w:sz w:val="20"/>
+          <w:szCs w:val="20"/>
+          <w:u w:val="single"/>
+        </w:rPr>
+        <w:t>internal</w:t>
+      </w:r>
+      <w:r>
+        <w:rPr>
+          <w:rFonts w:ascii="Calibri" w:hAnsi="Calibri" w:cs="Calibri"/>
+          <w:b/>
+          <w:bCs/>
+          <w:sz w:val="20"/>
+          <w:szCs w:val="20"/>
+        </w:rPr>
+        <w:t xml:space="preserve"> event-driven pipelines and </w:t>
+      </w:r>
+      <w:r>
+        <w:rPr>
+          <w:rFonts w:ascii="Calibri" w:hAnsi="Calibri" w:cs="Calibri"/>
+          <w:b/>
+          <w:bCs/>
+          <w:sz w:val="20"/>
+          <w:szCs w:val="20"/>
+          <w:u w:val="single"/>
+        </w:rPr>
+        <w:t>public</w:t>
+      </w:r>
+      <w:r>
+        <w:rPr>
+          <w:rFonts w:ascii="Calibri" w:hAnsi="Calibri" w:cs="Calibri"/>
+          <w:b/>
+          <w:bCs/>
+          <w:sz w:val="20"/>
+          <w:szCs w:val="20"/>
+        </w:rPr>
+        <w:t>-facing APIs too</w:t>
+      </w:r>
+      <w:r>
+        <w:rPr>
+          <w:rFonts w:ascii="Calibri" w:hAnsi="Calibri" w:cs="Calibri"/>
+          <w:b/>
+          <w:bCs/>
+          <w:sz w:val="20"/>
+          <w:szCs w:val="20"/>
+        </w:rPr>
+        <w:t>, ensure reliable data delivery</w:t>
+      </w:r>
+      <w:r>
+        <w:rPr>
+          <w:rFonts w:ascii="Calibri" w:hAnsi="Calibri" w:cs="Calibri"/>
+          <w:b/>
+          <w:bCs/>
+          <w:sz w:val="20"/>
+          <w:szCs w:val="20"/>
+        </w:rPr>
+        <w:t xml:space="preserve"> for enterprise clients. </w:t>
+      </w:r>
+      <w:r>
+        <w:rPr>
+          <w:rFonts w:ascii="Calibri" w:hAnsi="Calibri" w:cs="Calibri"/>
+          <w:b/>
+          <w:bCs/>
+          <w:sz w:val="20"/>
+          <w:szCs w:val="20"/>
+        </w:rPr>
+        <w:t>Every day</w:t>
+      </w:r>
+      <w:r>
+        <w:rPr>
+          <w:rFonts w:ascii="Calibri" w:hAnsi="Calibri" w:cs="Calibri"/>
+          <w:b/>
+          <w:bCs/>
+          <w:sz w:val="20"/>
+          <w:szCs w:val="20"/>
+        </w:rPr>
+        <w:t xml:space="preserve"> generated all fli</w:t>
+      </w:r>
+      <w:r>
+        <w:rPr>
+          <w:rFonts w:ascii="Calibri" w:hAnsi="Calibri" w:cs="Calibri"/>
+          <w:b/>
+          <w:bCs/>
+          <w:sz w:val="20"/>
+          <w:szCs w:val="20"/>
+        </w:rPr>
+        <w:t>ght</w:t>
+      </w:r>
+      <w:r>
+        <w:rPr>
+          <w:rFonts w:ascii="Calibri" w:hAnsi="Calibri" w:cs="Calibri"/>
+          <w:b/>
+          <w:bCs/>
+          <w:sz w:val="20"/>
+          <w:szCs w:val="20"/>
+        </w:rPr>
+        <w:t xml:space="preserve"> &amp; ground </w:t>
+      </w:r>
+      <w:r>
+        <w:rPr>
+          <w:rFonts w:ascii="Calibri" w:hAnsi="Calibri" w:cs="Calibri"/>
+          <w:b/>
+          <w:bCs/>
+          <w:sz w:val="20"/>
+          <w:szCs w:val="20"/>
+        </w:rPr>
+        <w:t>activities</w:t>
+      </w:r>
+      <w:r>
+        <w:rPr>
+          <w:rFonts w:ascii="Calibri" w:hAnsi="Calibri" w:cs="Calibri"/>
+          <w:b/>
+          <w:bCs/>
+          <w:sz w:val="20"/>
+          <w:szCs w:val="20"/>
+        </w:rPr>
+        <w:t xml:space="preserve"> data</w:t>
+      </w:r>
+      <w:r>
+        <w:rPr>
+          <w:rFonts w:ascii="Calibri" w:hAnsi="Calibri" w:cs="Calibri"/>
+          <w:b/>
+          <w:bCs/>
+          <w:sz w:val="20"/>
+          <w:szCs w:val="20"/>
+        </w:rPr>
+        <w:t xml:space="preserve"> around </w:t>
+      </w:r>
+      <w:r>
+        <w:rPr>
+          <w:rFonts w:ascii="Calibri" w:hAnsi="Calibri" w:cs="Calibri"/>
+          <w:b/>
+          <w:bCs/>
+          <w:sz w:val="20"/>
+          <w:szCs w:val="20"/>
+        </w:rPr>
+        <w:t>100 GB</w:t>
+      </w:r>
+      <w:r>
+        <w:rPr>
+          <w:rFonts w:ascii="Calibri" w:hAnsi="Calibri" w:cs="Calibri"/>
+          <w:b/>
+          <w:bCs/>
+          <w:sz w:val="20"/>
+          <w:szCs w:val="20"/>
+        </w:rPr>
+        <w:t xml:space="preserve"> process </w:t>
+      </w:r>
+      <w:r>
+        <w:rPr>
+          <w:rFonts w:ascii="Calibri" w:hAnsi="Calibri" w:cs="Calibri"/>
+          <w:b/>
+          <w:bCs/>
+          <w:sz w:val="20"/>
+          <w:szCs w:val="20"/>
+        </w:rPr>
+        <w:t>and showing output</w:t>
+      </w:r>
+      <w:r>
+        <w:rPr>
+          <w:rFonts w:ascii="Calibri" w:hAnsi="Calibri" w:cs="Calibri"/>
+          <w:b/>
+          <w:bCs/>
+          <w:sz w:val="20"/>
+          <w:szCs w:val="20"/>
+        </w:rPr>
+        <w:t xml:space="preserve">. </w:t>
+      </w:r>
+      <w:r>
+        <w:rPr>
+          <w:rFonts w:ascii="Calibri" w:hAnsi="Calibri" w:cs="Calibri"/>
+          <w:b/>
+          <w:bCs/>
+          <w:sz w:val="20"/>
+          <w:szCs w:val="20"/>
+        </w:rPr>
+        <w:t>Always ready for</w:t>
+      </w:r>
+      <w:r>
+        <w:rPr>
+          <w:rFonts w:ascii="Calibri" w:hAnsi="Calibri" w:cs="Calibri"/>
+          <w:b/>
+          <w:bCs/>
+          <w:sz w:val="20"/>
+          <w:szCs w:val="20"/>
+        </w:rPr>
+        <w:t xml:space="preserve"> DLQ, </w:t>
+      </w:r>
+      <w:r>
+        <w:rPr>
+          <w:rFonts w:ascii="Calibri" w:hAnsi="Calibri" w:cs="Calibri"/>
+          <w:b/>
+          <w:bCs/>
+          <w:sz w:val="20"/>
+          <w:szCs w:val="20"/>
+        </w:rPr>
+        <w:t>client</w:t>
+      </w:r>
+      <w:r>
+        <w:rPr>
+          <w:rFonts w:ascii="Calibri" w:hAnsi="Calibri" w:cs="Calibri"/>
+          <w:b/>
+          <w:bCs/>
+          <w:sz w:val="20"/>
+          <w:szCs w:val="20"/>
+        </w:rPr>
+        <w:t>s</w:t>
+      </w:r>
+      <w:r>
+        <w:rPr>
+          <w:rFonts w:ascii="Calibri" w:hAnsi="Calibri" w:cs="Calibri"/>
+          <w:b/>
+          <w:bCs/>
+          <w:sz w:val="20"/>
+          <w:szCs w:val="20"/>
+        </w:rPr>
+        <w:t xml:space="preserve"> 4xx 5xx </w:t>
+      </w:r>
+      <w:r>
+        <w:rPr>
+          <w:rFonts w:ascii="Calibri" w:hAnsi="Calibri" w:cs="Calibri"/>
+          <w:b/>
+          <w:bCs/>
+          <w:sz w:val="20"/>
+          <w:szCs w:val="20"/>
+        </w:rPr>
+        <w:t>problems.</w:t>
+      </w:r>
+      <w:r>
+        <w:rPr>
+          <w:rFonts w:ascii="Calibri" w:hAnsi="Calibri" w:cs="Calibri"/>
+          <w:b/>
+          <w:bCs/>
+          <w:sz w:val="20"/>
+          <w:szCs w:val="20"/>
+        </w:rPr>
+        <w:t xml:space="preserve"> </w:t>
       </w:r>
     </w:p>
     <w:p>
       <w:pPr>
-        <w:spacing w:after="0" w:line="240" w:lineRule="auto"/>
-        <w:rPr>
-          <w:rFonts w:ascii="Calibri" w:hAnsi="Calibri" w:cs="Calibri"/>
-          <w:b/>
-          <w:bCs/>
-          <w:sz w:val="20"/>
-          <w:szCs w:val="20"/>
-        </w:rPr>
-      </w:pPr>
+        <w:numPr>
+          <w:ilvl w:val="0"/>
+          <w:numId w:val="13"/>
+        </w:numPr>
+        <w:spacing w:line="240" w:lineRule="auto"/>
+        <w:rPr>
+          <w:rFonts w:ascii="Calibri" w:hAnsi="Calibri" w:cs="Calibri"/>
+          <w:b/>
+          <w:bCs/>
+          <w:sz w:val="20"/>
+          <w:szCs w:val="20"/>
+        </w:rPr>
+      </w:pPr>
+      <w:r>
+        <w:rPr>
+          <w:rFonts w:ascii="Calibri" w:hAnsi="Calibri" w:cs="Calibri"/>
+          <w:b/>
+          <w:bCs/>
+          <w:sz w:val="20"/>
+          <w:szCs w:val="20"/>
+        </w:rPr>
+        <w:t xml:space="preserve">Although I </w:t>
+      </w:r>
+      <w:r>
+        <w:rPr>
+          <w:rFonts w:ascii="Calibri" w:hAnsi="Calibri" w:cs="Calibri"/>
+          <w:b/>
+          <w:bCs/>
+          <w:sz w:val="20"/>
+          <w:szCs w:val="20"/>
+        </w:rPr>
+        <w:t xml:space="preserve">am </w:t>
+      </w:r>
+      <w:r>
+        <w:rPr>
+          <w:rFonts w:ascii="Calibri" w:hAnsi="Calibri" w:cs="Calibri"/>
+          <w:b/>
+          <w:bCs/>
+          <w:sz w:val="20"/>
+          <w:szCs w:val="20"/>
+        </w:rPr>
+        <w:t>part of L3 (Dev</w:t>
+      </w:r>
+      <w:r>
+        <w:rPr>
+          <w:rFonts w:ascii="Calibri" w:hAnsi="Calibri" w:cs="Calibri"/>
+          <w:b/>
+          <w:bCs/>
+          <w:sz w:val="20"/>
+          <w:szCs w:val="20"/>
+        </w:rPr>
+        <w:t>O</w:t>
+      </w:r>
+      <w:r>
+        <w:rPr>
+          <w:rFonts w:ascii="Calibri" w:hAnsi="Calibri" w:cs="Calibri"/>
+          <w:b/>
+          <w:bCs/>
+          <w:sz w:val="20"/>
+          <w:szCs w:val="20"/>
+        </w:rPr>
+        <w:t>ps team</w:t>
+      </w:r>
+      <w:r>
+        <w:rPr>
+          <w:rFonts w:ascii="Calibri" w:hAnsi="Calibri" w:cs="Calibri"/>
+          <w:b/>
+          <w:bCs/>
+          <w:sz w:val="20"/>
+          <w:szCs w:val="20"/>
+        </w:rPr>
+        <w:t>) but</w:t>
+      </w:r>
+      <w:r>
+        <w:rPr>
+          <w:rFonts w:ascii="Calibri" w:hAnsi="Calibri" w:cs="Calibri"/>
+          <w:b/>
+          <w:bCs/>
+          <w:sz w:val="20"/>
+          <w:szCs w:val="20"/>
+        </w:rPr>
+        <w:t xml:space="preserve"> </w:t>
+      </w:r>
+      <w:r>
+        <w:rPr>
+          <w:rFonts w:ascii="Calibri" w:hAnsi="Calibri" w:cs="Calibri"/>
+          <w:b/>
+          <w:bCs/>
+          <w:sz w:val="20"/>
+          <w:szCs w:val="20"/>
+        </w:rPr>
+        <w:t xml:space="preserve">connect with other teams </w:t>
+      </w:r>
+      <w:r>
+        <w:rPr>
+          <w:rFonts w:ascii="Calibri" w:hAnsi="Calibri" w:cs="Calibri"/>
+          <w:b/>
+          <w:bCs/>
+          <w:sz w:val="20"/>
+          <w:szCs w:val="20"/>
+        </w:rPr>
+        <w:t>like</w:t>
+      </w:r>
+      <w:r>
+        <w:rPr>
+          <w:rFonts w:ascii="Calibri" w:hAnsi="Calibri" w:cs="Calibri"/>
+          <w:b/>
+          <w:bCs/>
+          <w:sz w:val="20"/>
+          <w:szCs w:val="20"/>
+        </w:rPr>
+        <w:t xml:space="preserve"> L2 (Platform</w:t>
+      </w:r>
+      <w:r>
+        <w:rPr>
+          <w:rFonts w:ascii="Calibri" w:hAnsi="Calibri" w:cs="Calibri"/>
+          <w:b/>
+          <w:bCs/>
+          <w:sz w:val="20"/>
+          <w:szCs w:val="20"/>
+        </w:rPr>
+        <w:t>)</w:t>
+      </w:r>
+      <w:r>
+        <w:rPr>
+          <w:rFonts w:ascii="Calibri" w:hAnsi="Calibri" w:cs="Calibri"/>
+          <w:b/>
+          <w:bCs/>
+          <w:sz w:val="20"/>
+          <w:szCs w:val="20"/>
+        </w:rPr>
+        <w:t xml:space="preserve"> team</w:t>
+      </w:r>
+      <w:r>
+        <w:rPr>
+          <w:rFonts w:ascii="Calibri" w:hAnsi="Calibri" w:cs="Calibri"/>
+          <w:b/>
+          <w:bCs/>
+          <w:sz w:val="20"/>
+          <w:szCs w:val="20"/>
+        </w:rPr>
+        <w:t xml:space="preserve"> for update problems &amp; </w:t>
+      </w:r>
+      <w:r>
+        <w:rPr>
+          <w:rFonts w:ascii="Calibri" w:hAnsi="Calibri" w:cs="Calibri"/>
+          <w:b/>
+          <w:bCs/>
+          <w:sz w:val="20"/>
+          <w:szCs w:val="20"/>
+        </w:rPr>
+        <w:t>sync up</w:t>
+      </w:r>
+      <w:r>
+        <w:rPr>
+          <w:rFonts w:ascii="Calibri" w:hAnsi="Calibri" w:cs="Calibri"/>
+          <w:b/>
+          <w:bCs/>
+          <w:sz w:val="20"/>
+          <w:szCs w:val="20"/>
+        </w:rPr>
+        <w:t xml:space="preserve"> current </w:t>
+      </w:r>
+      <w:r>
+        <w:rPr>
+          <w:rFonts w:ascii="Calibri" w:hAnsi="Calibri" w:cs="Calibri"/>
+          <w:b/>
+          <w:bCs/>
+          <w:sz w:val="20"/>
+          <w:szCs w:val="20"/>
+        </w:rPr>
+        <w:t>situations and</w:t>
+      </w:r>
+      <w:r>
+        <w:rPr>
+          <w:rFonts w:ascii="Calibri" w:hAnsi="Calibri" w:cs="Calibri"/>
+          <w:b/>
+          <w:bCs/>
+          <w:sz w:val="20"/>
+          <w:szCs w:val="20"/>
+        </w:rPr>
+        <w:t xml:space="preserve"> help each other. </w:t>
+      </w:r>
+      <w:r>
+        <w:rPr>
+          <w:rFonts w:ascii="Calibri" w:hAnsi="Calibri" w:cs="Calibri"/>
+          <w:b/>
+          <w:bCs/>
+          <w:sz w:val="20"/>
+          <w:szCs w:val="20"/>
+        </w:rPr>
+        <w:t xml:space="preserve">Indian team has active 60+ </w:t>
+      </w:r>
+      <w:r>
+        <w:rPr>
+          <w:rFonts w:ascii="Calibri" w:hAnsi="Calibri" w:cs="Calibri"/>
+          <w:b/>
+          <w:bCs/>
+          <w:sz w:val="20"/>
+          <w:szCs w:val="20"/>
+        </w:rPr>
+        <w:t>Datadog</w:t>
+      </w:r>
+      <w:r>
+        <w:rPr>
+          <w:rFonts w:ascii="Calibri" w:hAnsi="Calibri" w:cs="Calibri"/>
+          <w:b/>
+          <w:bCs/>
+          <w:sz w:val="20"/>
+          <w:szCs w:val="20"/>
+        </w:rPr>
+        <w:t xml:space="preserve"> monitors </w:t>
+      </w:r>
+      <w:r>
+        <w:rPr>
+          <w:rFonts w:ascii="Calibri" w:hAnsi="Calibri" w:cs="Calibri"/>
+          <w:b/>
+          <w:bCs/>
+          <w:sz w:val="20"/>
+          <w:szCs w:val="20"/>
+        </w:rPr>
+        <w:t xml:space="preserve">across 5 environments, </w:t>
+      </w:r>
+      <w:r>
+        <w:rPr>
+          <w:rFonts w:ascii="Calibri" w:hAnsi="Calibri" w:cs="Calibri"/>
+          <w:b/>
+          <w:bCs/>
+          <w:sz w:val="20"/>
+          <w:szCs w:val="20"/>
+        </w:rPr>
+        <w:t xml:space="preserve">ensuring strict SLAs, </w:t>
+      </w:r>
+      <w:r>
+        <w:rPr>
+          <w:rFonts w:ascii="Calibri" w:hAnsi="Calibri" w:cs="Calibri"/>
+          <w:b/>
+          <w:bCs/>
+          <w:sz w:val="20"/>
+          <w:szCs w:val="20"/>
+        </w:rPr>
+        <w:t>support and maintain near-zero deployment downtime.</w:t>
+      </w:r>
     </w:p>
     <w:p>
       <w:pPr>
-        <w:spacing w:after="0" w:line="240" w:lineRule="auto"/>
-        <w:rPr>
-          <w:rFonts w:ascii="Calibri" w:hAnsi="Calibri" w:cs="Calibri"/>
-          <w:b/>
-          <w:bCs/>
-          <w:sz w:val="20"/>
-          <w:szCs w:val="20"/>
-        </w:rPr>
-      </w:pPr>
+        <w:numPr>
+          <w:ilvl w:val="0"/>
+          <w:numId w:val="13"/>
+        </w:numPr>
+        <w:spacing w:line="240" w:lineRule="auto"/>
+        <w:rPr>
+          <w:rFonts w:ascii="Calibri" w:hAnsi="Calibri" w:cs="Calibri"/>
+          <w:b/>
+          <w:bCs/>
+          <w:sz w:val="20"/>
+          <w:szCs w:val="20"/>
+        </w:rPr>
+      </w:pPr>
+      <w:r>
+        <w:rPr>
+          <w:rFonts w:ascii="Calibri" w:hAnsi="Calibri" w:cs="Calibri"/>
+          <w:b/>
+          <w:bCs/>
+          <w:sz w:val="20"/>
+          <w:szCs w:val="20"/>
+        </w:rPr>
+        <w:t xml:space="preserve">I </w:t>
+      </w:r>
+      <w:r>
+        <w:rPr>
+          <w:rFonts w:ascii="Calibri" w:hAnsi="Calibri" w:cs="Calibri"/>
+          <w:b/>
+          <w:bCs/>
+          <w:sz w:val="20"/>
+          <w:szCs w:val="20"/>
+        </w:rPr>
+        <w:t xml:space="preserve">am </w:t>
+      </w:r>
+      <w:r>
+        <w:rPr>
+          <w:rFonts w:ascii="Calibri" w:hAnsi="Calibri" w:cs="Calibri"/>
+          <w:b/>
+          <w:bCs/>
+          <w:sz w:val="20"/>
+          <w:szCs w:val="20"/>
+        </w:rPr>
+        <w:t xml:space="preserve">responsible for </w:t>
+      </w:r>
+      <w:r>
+        <w:rPr>
+          <w:rFonts w:ascii="Calibri" w:hAnsi="Calibri" w:cs="Calibri"/>
+          <w:b/>
+          <w:bCs/>
+          <w:sz w:val="20"/>
+          <w:szCs w:val="20"/>
+        </w:rPr>
+        <w:t>e</w:t>
+      </w:r>
+      <w:r>
+        <w:rPr>
+          <w:rFonts w:ascii="Calibri" w:hAnsi="Calibri" w:cs="Calibri"/>
+          <w:b/>
+          <w:bCs/>
+          <w:sz w:val="20"/>
+          <w:szCs w:val="20"/>
+        </w:rPr>
+        <w:t>xecuting</w:t>
+      </w:r>
+      <w:r>
+        <w:rPr>
+          <w:rFonts w:ascii="Calibri" w:hAnsi="Calibri" w:cs="Calibri"/>
+          <w:b/>
+          <w:bCs/>
+          <w:sz w:val="20"/>
+          <w:szCs w:val="20"/>
+        </w:rPr>
+        <w:t xml:space="preserve"> advanced production troubleshooting via SSH</w:t>
+      </w:r>
+      <w:r>
+        <w:rPr>
+          <w:rFonts w:ascii="Calibri" w:hAnsi="Calibri" w:cs="Calibri"/>
+          <w:b/>
+          <w:bCs/>
+          <w:sz w:val="20"/>
+          <w:szCs w:val="20"/>
+        </w:rPr>
+        <w:t xml:space="preserve"> or Cloud </w:t>
+      </w:r>
+      <w:r>
+        <w:rPr>
+          <w:rFonts w:ascii="Calibri" w:hAnsi="Calibri" w:cs="Calibri"/>
+          <w:b/>
+          <w:bCs/>
+          <w:sz w:val="20"/>
+          <w:szCs w:val="20"/>
+        </w:rPr>
+        <w:t>console</w:t>
+      </w:r>
+      <w:r>
+        <w:rPr>
+          <w:rFonts w:ascii="Calibri" w:hAnsi="Calibri" w:cs="Calibri"/>
+          <w:b/>
+          <w:bCs/>
+          <w:sz w:val="20"/>
+          <w:szCs w:val="20"/>
+        </w:rPr>
+        <w:t>, utilizing deep Linux OS administration and log extraction techniques to rapidly resolve live infrastructure anomalies, complex routing issues, and DNS failures.</w:t>
+      </w:r>
     </w:p>
     <w:p>
       <w:pPr>
-        <w:spacing w:after="0" w:line="240" w:lineRule="auto"/>
-        <w:rPr>
-          <w:rFonts w:ascii="Calibri" w:hAnsi="Calibri" w:cs="Calibri"/>
-          <w:sz w:val="20"/>
-          <w:szCs w:val="20"/>
-        </w:rPr>
-      </w:pPr>
-      <w:r>
-        <w:rPr>
-          <w:rFonts w:ascii="Calibri" w:hAnsi="Calibri" w:cs="Calibri"/>
-          <w:b/>
-          <w:bCs/>
-          <w:sz w:val="20"/>
-          <w:szCs w:val="20"/>
-        </w:rPr>
-        <w:t>PROFESSIONAL EXPERIENCE</w:t>
-      </w:r>
-      <w:r>
-        <w:rPr>
-          <w:rFonts w:ascii="Calibri" w:hAnsi="Calibri" w:cs="Calibri"/>
+        <w:numPr>
+          <w:ilvl w:val="0"/>
+          <w:numId w:val="13"/>
+        </w:numPr>
+        <w:spacing w:line="240" w:lineRule="auto"/>
+        <w:rPr>
+          <w:rFonts w:ascii="Calibri" w:hAnsi="Calibri" w:cs="Calibri"/>
+          <w:b/>
+          <w:bCs/>
+          <w:sz w:val="20"/>
+          <w:szCs w:val="20"/>
+        </w:rPr>
+      </w:pPr>
+      <w:r>
+        <w:rPr>
+          <w:rFonts w:ascii="Calibri" w:hAnsi="Calibri" w:cs="Calibri"/>
+          <w:b/>
+          <w:bCs/>
+          <w:sz w:val="20"/>
+          <w:szCs w:val="20"/>
+        </w:rPr>
+        <w:t xml:space="preserve">Engineered </w:t>
+      </w:r>
+      <w:r>
+        <w:rPr>
+          <w:rFonts w:ascii="Calibri" w:hAnsi="Calibri" w:cs="Calibri"/>
+          <w:b/>
+          <w:bCs/>
+          <w:sz w:val="20"/>
+          <w:szCs w:val="20"/>
+        </w:rPr>
+        <w:t>&amp;</w:t>
+      </w:r>
+      <w:r>
+        <w:rPr>
+          <w:rFonts w:ascii="Calibri" w:hAnsi="Calibri" w:cs="Calibri"/>
+          <w:b/>
+          <w:bCs/>
+          <w:sz w:val="20"/>
+          <w:szCs w:val="20"/>
+        </w:rPr>
+        <w:t xml:space="preserve"> deployed four major automation workflows within a 6-month timeframe</w:t>
+      </w:r>
+      <w:r>
+        <w:rPr>
+          <w:rFonts w:ascii="Calibri" w:hAnsi="Calibri" w:cs="Calibri"/>
+          <w:b/>
+          <w:bCs/>
+          <w:sz w:val="20"/>
+          <w:szCs w:val="20"/>
+        </w:rPr>
+        <w:t xml:space="preserve"> (</w:t>
+      </w:r>
+      <w:r>
+        <w:rPr>
+          <w:rFonts w:ascii="Calibri" w:hAnsi="Calibri" w:cs="Calibri"/>
+          <w:b/>
+          <w:bCs/>
+          <w:sz w:val="20"/>
+          <w:szCs w:val="20"/>
+        </w:rPr>
+        <w:t>since I joined</w:t>
+      </w:r>
+      <w:r>
+        <w:rPr>
+          <w:rFonts w:ascii="Calibri" w:hAnsi="Calibri" w:cs="Calibri"/>
+          <w:b/>
+          <w:bCs/>
+          <w:sz w:val="20"/>
+          <w:szCs w:val="20"/>
+        </w:rPr>
+        <w:t>)</w:t>
+      </w:r>
+      <w:r>
+        <w:rPr>
+          <w:rFonts w:ascii="Calibri" w:hAnsi="Calibri" w:cs="Calibri"/>
+          <w:b/>
+          <w:bCs/>
+          <w:sz w:val="20"/>
+          <w:szCs w:val="20"/>
+        </w:rPr>
+        <w:t>, reducing complex manual operational toil by up to 96% (transforming multi-hour cross-team tasks into sub-5-minute automated scripts).</w:t>
+      </w:r>
+      <w:r>
+        <w:rPr>
+          <w:rFonts w:ascii="Calibri" w:hAnsi="Calibri" w:cs="Calibri"/>
+          <w:b/>
+          <w:bCs/>
+          <w:sz w:val="20"/>
+          <w:szCs w:val="20"/>
+        </w:rPr>
+        <w:t xml:space="preserve"> All Automation projects</w:t>
+      </w:r>
+      <w:r>
+        <w:rPr>
+          <w:rFonts w:ascii="Calibri" w:hAnsi="Calibri" w:cs="Calibri"/>
+          <w:b/>
+          <w:bCs/>
+          <w:sz w:val="20"/>
+          <w:szCs w:val="20"/>
+        </w:rPr>
+        <w:t xml:space="preserve"> are</w:t>
+      </w:r>
+      <w:r>
+        <w:rPr>
+          <w:rFonts w:ascii="Calibri" w:hAnsi="Calibri" w:cs="Calibri"/>
+          <w:b/>
+          <w:bCs/>
           <w:sz w:val="20"/>
           <w:szCs w:val="20"/>
         </w:rPr>
         <w:t xml:space="preserve"> </w:t>
+      </w:r>
+      <w:r>
+        <w:rPr>
+          <w:rFonts w:ascii="Calibri" w:hAnsi="Calibri" w:cs="Calibri"/>
+          <w:b/>
+          <w:bCs/>
+          <w:sz w:val="20"/>
+          <w:szCs w:val="20"/>
+        </w:rPr>
+        <w:t>explained</w:t>
+      </w:r>
+      <w:r>
+        <w:rPr>
+          <w:rFonts w:ascii="Calibri" w:hAnsi="Calibri" w:cs="Calibri"/>
+          <w:b/>
+          <w:bCs/>
+          <w:sz w:val="20"/>
+          <w:szCs w:val="20"/>
+        </w:rPr>
+        <w:t xml:space="preserve"> below.</w:t>
       </w:r>
     </w:p>
     <w:p>
       <w:pPr>
-        <w:spacing w:after="0" w:line="240" w:lineRule="auto"/>
+        <w:numPr>
+          <w:ilvl w:val="1"/>
+          <w:numId w:val="13"/>
+        </w:numPr>
+        <w:spacing w:line="240" w:lineRule="auto"/>
+        <w:rPr>
+          <w:rFonts w:ascii="Calibri" w:hAnsi="Calibri" w:cs="Calibri"/>
+          <w:b/>
+          <w:bCs/>
+          <w:sz w:val="20"/>
+          <w:szCs w:val="20"/>
+        </w:rPr>
+      </w:pPr>
+      <w:r>
+        <w:rPr>
+          <w:rFonts w:ascii="Calibri" w:hAnsi="Calibri" w:cs="Calibri"/>
+          <w:b/>
+          <w:bCs/>
+          <w:sz w:val="20"/>
+          <w:szCs w:val="20"/>
+        </w:rPr>
+        <w:t xml:space="preserve">Below I explain </w:t>
+      </w:r>
+      <w:r>
+        <w:rPr>
+          <w:rFonts w:ascii="Calibri" w:hAnsi="Calibri" w:cs="Calibri"/>
+          <w:b/>
+          <w:bCs/>
+          <w:sz w:val="20"/>
+          <w:szCs w:val="20"/>
+        </w:rPr>
+        <w:t>an</w:t>
+      </w:r>
+      <w:r>
+        <w:rPr>
+          <w:rFonts w:ascii="Calibri" w:hAnsi="Calibri" w:cs="Calibri"/>
+          <w:b/>
+          <w:bCs/>
+          <w:sz w:val="20"/>
+          <w:szCs w:val="20"/>
+        </w:rPr>
+        <w:t xml:space="preserve"> </w:t>
+      </w:r>
+      <w:r>
+        <w:rPr>
+          <w:rFonts w:ascii="Calibri" w:hAnsi="Calibri" w:cs="Calibri"/>
+          <w:b/>
+          <w:bCs/>
+          <w:sz w:val="20"/>
+          <w:szCs w:val="20"/>
+          <w:u w:val="single"/>
+        </w:rPr>
+        <w:t>OS/Python Vulnerability Remediation</w:t>
+      </w:r>
+      <w:r>
+        <w:rPr>
+          <w:rFonts w:ascii="Calibri" w:hAnsi="Calibri" w:cs="Calibri"/>
+          <w:b/>
+          <w:bCs/>
+          <w:sz w:val="20"/>
+          <w:szCs w:val="20"/>
+          <w:u w:val="single"/>
+        </w:rPr>
+        <w:t xml:space="preserve"> Project</w:t>
+      </w:r>
+      <w:r>
+        <w:rPr>
+          <w:rFonts w:ascii="Calibri" w:hAnsi="Calibri" w:cs="Calibri"/>
+          <w:b/>
+          <w:bCs/>
+          <w:sz w:val="20"/>
+          <w:szCs w:val="20"/>
+        </w:rPr>
+        <w:t xml:space="preserve"> – </w:t>
+      </w:r>
+      <w:r>
+        <w:rPr>
+          <w:rFonts w:ascii="Calibri" w:hAnsi="Calibri" w:cs="Calibri"/>
+          <w:b/>
+          <w:bCs/>
+          <w:sz w:val="20"/>
+          <w:szCs w:val="20"/>
+        </w:rPr>
+        <w:t xml:space="preserve">we have a option to use already developed </w:t>
+      </w:r>
+      <w:r>
+        <w:rPr>
+          <w:rFonts w:ascii="Calibri" w:hAnsi="Calibri" w:cs="Calibri"/>
+          <w:b/>
+          <w:bCs/>
+          <w:sz w:val="20"/>
+          <w:szCs w:val="20"/>
+        </w:rPr>
+        <w:t xml:space="preserve">native tool </w:t>
+      </w:r>
+      <w:r>
+        <w:rPr>
+          <w:rFonts w:ascii="Calibri" w:hAnsi="Calibri" w:cs="Calibri"/>
+          <w:b/>
+          <w:bCs/>
+          <w:sz w:val="20"/>
+          <w:szCs w:val="20"/>
+        </w:rPr>
+        <w:t>called</w:t>
+      </w:r>
+      <w:r>
+        <w:rPr>
+          <w:rFonts w:ascii="Calibri" w:hAnsi="Calibri" w:cs="Calibri"/>
+          <w:b/>
+          <w:bCs/>
+          <w:sz w:val="20"/>
+          <w:szCs w:val="20"/>
+        </w:rPr>
+        <w:t xml:space="preserve"> </w:t>
+      </w:r>
+      <w:r>
+        <w:rPr>
+          <w:rFonts w:ascii="Calibri" w:hAnsi="Calibri" w:cs="Calibri"/>
+          <w:b/>
+          <w:bCs/>
+          <w:sz w:val="20"/>
+          <w:szCs w:val="20"/>
+          <w:u w:val="single"/>
+        </w:rPr>
+        <w:t xml:space="preserve">GitHub </w:t>
+      </w:r>
+      <w:r>
+        <w:rPr>
+          <w:rFonts w:ascii="Calibri" w:hAnsi="Calibri" w:cs="Calibri"/>
+          <w:b/>
+          <w:bCs/>
+          <w:sz w:val="20"/>
+          <w:szCs w:val="20"/>
+          <w:u w:val="single"/>
+        </w:rPr>
+        <w:t>dependabot</w:t>
+      </w:r>
+      <w:r>
+        <w:rPr>
+          <w:rFonts w:ascii="Calibri" w:hAnsi="Calibri" w:cs="Calibri"/>
+          <w:b/>
+          <w:bCs/>
+          <w:sz w:val="20"/>
+          <w:szCs w:val="20"/>
+        </w:rPr>
+        <w:t xml:space="preserve">, because </w:t>
+      </w:r>
+      <w:r>
+        <w:rPr>
+          <w:rFonts w:ascii="Calibri" w:hAnsi="Calibri" w:cs="Calibri"/>
+          <w:b/>
+          <w:bCs/>
+          <w:sz w:val="20"/>
+          <w:szCs w:val="20"/>
+        </w:rPr>
+        <w:t xml:space="preserve">Our Lambda </w:t>
+      </w:r>
+      <w:r>
+        <w:rPr>
+          <w:rFonts w:ascii="Calibri" w:hAnsi="Calibri" w:cs="Calibri"/>
+          <w:b/>
+          <w:bCs/>
+          <w:sz w:val="20"/>
+          <w:szCs w:val="20"/>
+        </w:rPr>
+        <w:t>created on Python 3.11</w:t>
+      </w:r>
+      <w:r>
+        <w:rPr>
+          <w:rFonts w:ascii="Calibri" w:hAnsi="Calibri" w:cs="Calibri"/>
+          <w:b/>
+          <w:bCs/>
+          <w:sz w:val="20"/>
+          <w:szCs w:val="20"/>
+        </w:rPr>
+        <w:t xml:space="preserve"> &amp; </w:t>
+      </w:r>
+      <w:r>
+        <w:rPr>
+          <w:rFonts w:ascii="Calibri" w:hAnsi="Calibri" w:cs="Calibri"/>
+          <w:b/>
+          <w:bCs/>
+          <w:sz w:val="20"/>
+          <w:szCs w:val="20"/>
+        </w:rPr>
+        <w:t>dependabot</w:t>
+      </w:r>
+      <w:r>
+        <w:rPr>
+          <w:rFonts w:ascii="Calibri" w:hAnsi="Calibri" w:cs="Calibri"/>
+          <w:b/>
+          <w:bCs/>
+          <w:sz w:val="20"/>
+          <w:szCs w:val="20"/>
+        </w:rPr>
+        <w:t xml:space="preserve"> suggest a</w:t>
+      </w:r>
+      <w:r>
+        <w:rPr>
+          <w:rFonts w:ascii="Calibri" w:hAnsi="Calibri" w:cs="Calibri"/>
+          <w:b/>
+          <w:bCs/>
+          <w:sz w:val="20"/>
+          <w:szCs w:val="20"/>
+        </w:rPr>
+        <w:t>nd create a</w:t>
+      </w:r>
+      <w:r>
+        <w:rPr>
+          <w:rFonts w:ascii="Calibri" w:hAnsi="Calibri" w:cs="Calibri"/>
+          <w:b/>
+          <w:bCs/>
+          <w:sz w:val="20"/>
+          <w:szCs w:val="20"/>
+        </w:rPr>
+        <w:t xml:space="preserve"> PR to update</w:t>
+      </w:r>
+      <w:r>
+        <w:rPr>
+          <w:rFonts w:ascii="Calibri" w:hAnsi="Calibri" w:cs="Calibri"/>
+          <w:b/>
+          <w:bCs/>
+          <w:sz w:val="20"/>
+          <w:szCs w:val="20"/>
+        </w:rPr>
+        <w:t xml:space="preserve"> </w:t>
+      </w:r>
+      <w:r>
+        <w:rPr>
+          <w:rFonts w:ascii="Calibri" w:hAnsi="Calibri" w:cs="Calibri"/>
+          <w:b/>
+          <w:bCs/>
+          <w:sz w:val="20"/>
+          <w:szCs w:val="20"/>
+        </w:rPr>
+        <w:t>the lambda itself</w:t>
+      </w:r>
+      <w:r>
+        <w:rPr>
+          <w:rFonts w:ascii="Calibri" w:hAnsi="Calibri" w:cs="Calibri"/>
+          <w:b/>
+          <w:bCs/>
+          <w:sz w:val="20"/>
+          <w:szCs w:val="20"/>
+        </w:rPr>
+        <w:t xml:space="preserve"> create a </w:t>
+      </w:r>
+      <w:r>
+        <w:rPr>
+          <w:rFonts w:ascii="Calibri" w:hAnsi="Calibri" w:cs="Calibri"/>
+          <w:b/>
+          <w:bCs/>
+          <w:sz w:val="20"/>
+          <w:szCs w:val="20"/>
+        </w:rPr>
+        <w:t>Huge problem</w:t>
+      </w:r>
+      <w:r>
+        <w:rPr>
+          <w:rFonts w:ascii="Calibri" w:hAnsi="Calibri" w:cs="Calibri"/>
+          <w:b/>
+          <w:bCs/>
+          <w:sz w:val="20"/>
+          <w:szCs w:val="20"/>
+        </w:rPr>
+        <w:t xml:space="preserve">, So I developed our own custom </w:t>
+      </w:r>
+      <w:r>
+        <w:rPr>
+          <w:rFonts w:ascii="Calibri" w:hAnsi="Calibri" w:cs="Calibri"/>
+          <w:b/>
+          <w:bCs/>
+          <w:sz w:val="20"/>
+          <w:szCs w:val="20"/>
+        </w:rPr>
+        <w:t>tool/</w:t>
+      </w:r>
+      <w:r>
+        <w:rPr>
+          <w:rFonts w:ascii="Calibri" w:hAnsi="Calibri" w:cs="Calibri"/>
+          <w:b/>
+          <w:bCs/>
+          <w:sz w:val="20"/>
+          <w:szCs w:val="20"/>
+        </w:rPr>
+        <w:t xml:space="preserve">workflow according to our </w:t>
+      </w:r>
+      <w:r>
+        <w:rPr>
+          <w:rFonts w:ascii="Calibri" w:hAnsi="Calibri" w:cs="Calibri"/>
+          <w:b/>
+          <w:bCs/>
+          <w:sz w:val="20"/>
+          <w:szCs w:val="20"/>
+        </w:rPr>
+        <w:t xml:space="preserve">preference. </w:t>
+      </w:r>
+      <w:r>
+        <w:rPr>
+          <w:rFonts w:ascii="Calibri" w:hAnsi="Calibri" w:cs="Calibri"/>
+          <w:b/>
+          <w:bCs/>
+          <w:sz w:val="20"/>
+          <w:szCs w:val="20"/>
+        </w:rPr>
+        <w:t xml:space="preserve"> </w:t>
+      </w:r>
+    </w:p>
+    <w:p>
+      <w:pPr>
+        <w:spacing w:line="240" w:lineRule="auto"/>
         <w:rPr>
           <w:rFonts w:ascii="Calibri" w:hAnsi="Calibri" w:cs="Calibri"/>
           <w:b/>
@@ -905,283 +2028,6 @@
           <w:sz w:val="20"/>
           <w:szCs w:val="20"/>
         </w:rPr>
-        <w:t xml:space="preserve"> | Onsite </w:t>
-      </w:r>
-      <w:r>
-        <w:rPr>
-          <w:rFonts w:ascii="Calibri" w:hAnsi="Calibri" w:cs="Calibri"/>
-          <w:i/>
-          <w:iCs/>
-          <w:sz w:val="20"/>
-          <w:szCs w:val="20"/>
-        </w:rPr>
-        <w:t>Data Engineer (DevOps &amp; Infrastructure Focus under</w:t>
-      </w:r>
-      <w:r>
-        <w:rPr>
-          <w:rFonts w:ascii="Calibri" w:hAnsi="Calibri" w:cs="Calibri"/>
-          <w:i/>
-          <w:iCs/>
-          <w:sz w:val="20"/>
-          <w:szCs w:val="20"/>
-        </w:rPr>
-        <w:t xml:space="preserve"> </w:t>
-      </w:r>
-      <w:r>
-        <w:rPr>
-          <w:rFonts w:ascii="Calibri" w:hAnsi="Calibri" w:cs="Calibri"/>
-          <w:i/>
-          <w:iCs/>
-          <w:sz w:val="20"/>
-          <w:szCs w:val="20"/>
-        </w:rPr>
-        <w:t>Global Aviation Client</w:t>
-      </w:r>
-      <w:r>
-        <w:rPr>
-          <w:rFonts w:ascii="Calibri" w:hAnsi="Calibri" w:cs="Calibri"/>
-          <w:i/>
-          <w:iCs/>
-          <w:sz w:val="20"/>
-          <w:szCs w:val="20"/>
-        </w:rPr>
-        <w:t>)</w:t>
-      </w:r>
-      <w:r>
-        <w:rPr>
-          <w:rFonts w:ascii="Calibri" w:hAnsi="Calibri" w:cs="Calibri"/>
-          <w:sz w:val="20"/>
-          <w:szCs w:val="20"/>
-        </w:rPr>
-        <w:t xml:space="preserve"> | Nov 2025 - Present </w:t>
-      </w:r>
-    </w:p>
-    <w:p>
-      <w:pPr>
-        <w:spacing w:after="0" w:line="240" w:lineRule="auto"/>
-        <w:rPr>
-          <w:rFonts w:ascii="Calibri" w:hAnsi="Calibri" w:cs="Calibri"/>
-          <w:sz w:val="20"/>
-          <w:szCs w:val="20"/>
-        </w:rPr>
-      </w:pPr>
-    </w:p>
-    <w:p>
-      <w:pPr>
-        <w:numPr>
-          <w:ilvl w:val="0"/>
-          <w:numId w:val="13"/>
-        </w:numPr>
-        <w:spacing w:line="240" w:lineRule="auto"/>
-        <w:rPr>
-          <w:rFonts w:ascii="Calibri" w:hAnsi="Calibri" w:cs="Calibri"/>
-          <w:b/>
-          <w:bCs/>
-          <w:sz w:val="20"/>
-          <w:szCs w:val="20"/>
-        </w:rPr>
-      </w:pPr>
-      <w:r>
-        <w:rPr>
-          <w:rFonts w:ascii="Calibri" w:hAnsi="Calibri" w:cs="Calibri"/>
-          <w:b/>
-          <w:bCs/>
-          <w:sz w:val="20"/>
-          <w:szCs w:val="20"/>
-        </w:rPr>
-        <w:t>Engineered and deployed four major automation workflows within a 6-month timeframe, reducing complex manual operational toil by up to 96% (transforming multi-hour cross-team tasks into sub-5-minute automated scripts).</w:t>
-      </w:r>
-    </w:p>
-    <w:p>
-      <w:pPr>
-        <w:numPr>
-          <w:ilvl w:val="0"/>
-          <w:numId w:val="13"/>
-        </w:numPr>
-        <w:spacing w:line="240" w:lineRule="auto"/>
-        <w:rPr>
-          <w:rFonts w:ascii="Calibri" w:hAnsi="Calibri" w:cs="Calibri"/>
-          <w:b/>
-          <w:bCs/>
-          <w:sz w:val="20"/>
-          <w:szCs w:val="20"/>
-        </w:rPr>
-      </w:pPr>
-      <w:r>
-        <w:rPr>
-          <w:rFonts w:ascii="Calibri" w:hAnsi="Calibri" w:cs="Calibri"/>
-          <w:b/>
-          <w:bCs/>
-          <w:sz w:val="20"/>
-          <w:szCs w:val="20"/>
-        </w:rPr>
-        <w:t>Provision, manage, and scale multi-tiered AWS cloud infrastructure utilizing Terraform (</w:t>
-      </w:r>
-      <w:proofErr w:type="spellStart"/>
-      <w:r>
-        <w:rPr>
-          <w:rFonts w:ascii="Calibri" w:hAnsi="Calibri" w:cs="Calibri"/>
-          <w:b/>
-          <w:bCs/>
-          <w:sz w:val="20"/>
-          <w:szCs w:val="20"/>
-        </w:rPr>
-        <w:t>IaC</w:t>
-      </w:r>
-      <w:proofErr w:type="spellEnd"/>
-      <w:r>
-        <w:rPr>
-          <w:rFonts w:ascii="Calibri" w:hAnsi="Calibri" w:cs="Calibri"/>
-          <w:b/>
-          <w:bCs/>
-          <w:sz w:val="20"/>
-          <w:szCs w:val="20"/>
-        </w:rPr>
-        <w:t>) and Docker, actively managing 50+ distributed compute nodes, Amazon MSK/Kafka brokers, and serverless execution environments across multiple production tiers.</w:t>
-      </w:r>
-    </w:p>
-    <w:p>
-      <w:pPr>
-        <w:numPr>
-          <w:ilvl w:val="0"/>
-          <w:numId w:val="13"/>
-        </w:numPr>
-        <w:spacing w:line="240" w:lineRule="auto"/>
-        <w:rPr>
-          <w:rFonts w:ascii="Calibri" w:hAnsi="Calibri" w:cs="Calibri"/>
-          <w:b/>
-          <w:bCs/>
-          <w:sz w:val="20"/>
-          <w:szCs w:val="20"/>
-        </w:rPr>
-      </w:pPr>
-      <w:r>
-        <w:rPr>
-          <w:rFonts w:ascii="Calibri" w:hAnsi="Calibri" w:cs="Calibri"/>
-          <w:b/>
-          <w:bCs/>
-          <w:sz w:val="20"/>
-          <w:szCs w:val="20"/>
-        </w:rPr>
-        <w:t>Manage both secure internal event-driven pipelines and public-facing APIs, ensuring reliable data delivery for enterprise clients, global aviation personnel, and downstream B2B applications processing 200 GB to 500 GB of IoT data daily.</w:t>
-      </w:r>
-    </w:p>
-    <w:p>
-      <w:pPr>
-        <w:numPr>
-          <w:ilvl w:val="0"/>
-          <w:numId w:val="13"/>
-        </w:numPr>
-        <w:spacing w:line="240" w:lineRule="auto"/>
-        <w:rPr>
-          <w:rFonts w:ascii="Calibri" w:hAnsi="Calibri" w:cs="Calibri"/>
-          <w:b/>
-          <w:bCs/>
-          <w:sz w:val="20"/>
-          <w:szCs w:val="20"/>
-        </w:rPr>
-      </w:pPr>
-      <w:r>
-        <w:rPr>
-          <w:rFonts w:ascii="Calibri" w:hAnsi="Calibri" w:cs="Calibri"/>
-          <w:b/>
-          <w:bCs/>
-          <w:sz w:val="20"/>
-          <w:szCs w:val="20"/>
-        </w:rPr>
-        <w:t xml:space="preserve">Lead Platform </w:t>
-      </w:r>
-      <w:proofErr w:type="gramStart"/>
-      <w:r>
-        <w:rPr>
-          <w:rFonts w:ascii="Calibri" w:hAnsi="Calibri" w:cs="Calibri"/>
-          <w:b/>
-          <w:bCs/>
-          <w:sz w:val="20"/>
-          <w:szCs w:val="20"/>
-        </w:rPr>
-        <w:t>Level-2</w:t>
-      </w:r>
-      <w:proofErr w:type="gramEnd"/>
-      <w:r>
-        <w:rPr>
-          <w:rFonts w:ascii="Calibri" w:hAnsi="Calibri" w:cs="Calibri"/>
-          <w:b/>
-          <w:bCs/>
-          <w:sz w:val="20"/>
-          <w:szCs w:val="20"/>
-        </w:rPr>
-        <w:t xml:space="preserve"> (L2) shift support and incident response, actively monitoring 60+ Datadog infrastructure alerts across 5 environments to enforce strict SLAs, support performance, and maintain near-zero deployment downtime.</w:t>
-      </w:r>
-    </w:p>
-    <w:p>
-      <w:pPr>
-        <w:numPr>
-          <w:ilvl w:val="0"/>
-          <w:numId w:val="13"/>
-        </w:numPr>
-        <w:spacing w:line="240" w:lineRule="auto"/>
-        <w:rPr>
-          <w:rFonts w:ascii="Calibri" w:hAnsi="Calibri" w:cs="Calibri"/>
-          <w:b/>
-          <w:bCs/>
-          <w:sz w:val="20"/>
-          <w:szCs w:val="20"/>
-        </w:rPr>
-      </w:pPr>
-      <w:r>
-        <w:rPr>
-          <w:rFonts w:ascii="Calibri" w:hAnsi="Calibri" w:cs="Calibri"/>
-          <w:b/>
-          <w:bCs/>
-          <w:sz w:val="20"/>
-          <w:szCs w:val="20"/>
-        </w:rPr>
-        <w:t>Execute advanced production troubleshooting via SSH, utilizing deep Linux OS administration and log extraction techniques to rapidly resolve live infrastructure anomalies, complex routing issues, and DNS failures.</w:t>
-      </w:r>
-    </w:p>
-    <w:p>
-      <w:pPr>
-        <w:spacing w:line="240" w:lineRule="auto"/>
-        <w:rPr>
-          <w:rFonts w:ascii="Calibri" w:hAnsi="Calibri" w:cs="Calibri"/>
-          <w:b/>
-          <w:bCs/>
-          <w:sz w:val="20"/>
-          <w:szCs w:val="20"/>
-        </w:rPr>
-      </w:pPr>
-    </w:p>
-    <w:p>
-      <w:pPr>
-        <w:pStyle w:val="ListParagraph"/>
-        <w:numPr>
-          <w:ilvl w:val="0"/>
-          <w:numId w:val="24"/>
-        </w:numPr>
-        <w:spacing w:after="0" w:line="240" w:lineRule="auto"/>
-        <w:rPr>
-          <w:rFonts w:ascii="Calibri" w:hAnsi="Calibri" w:cs="Calibri"/>
-          <w:sz w:val="20"/>
-          <w:szCs w:val="20"/>
-        </w:rPr>
-      </w:pPr>
-      <w:r>
-        <w:rPr>
-          <w:rFonts w:ascii="Calibri" w:hAnsi="Calibri" w:cs="Calibri"/>
-          <w:b/>
-          <w:bCs/>
-          <w:sz w:val="20"/>
-          <w:szCs w:val="20"/>
-        </w:rPr>
-        <w:t>Tata Consultancy Services (TCS)</w:t>
-      </w:r>
-      <w:r>
-        <w:rPr>
-          <w:rFonts w:ascii="Calibri" w:hAnsi="Calibri" w:cs="Calibri"/>
-          <w:sz w:val="20"/>
-          <w:szCs w:val="20"/>
-        </w:rPr>
         <w:t xml:space="preserve"> | Remote </w:t>
       </w:r>
       <w:r>
@@ -1252,18 +2098,40 @@
           <w:sz w:val="20"/>
           <w:szCs w:val="20"/>
         </w:rPr>
-        <w:t xml:space="preserve">Troubleshot deep Linux OS and networking issues, </w:t>
-      </w:r>
-      <w:proofErr w:type="spellStart"/>
-      <w:r>
-        <w:rPr>
-          <w:rFonts w:ascii="Calibri" w:hAnsi="Calibri" w:cs="Calibri"/>
-          <w:sz w:val="20"/>
-          <w:szCs w:val="20"/>
-        </w:rPr>
-        <w:t>analyzing</w:t>
-      </w:r>
-      <w:proofErr w:type="spellEnd"/>
+        <w:t>Hands-on t</w:t>
+      </w:r>
+      <w:r>
+        <w:rPr>
+          <w:rFonts w:ascii="Calibri" w:hAnsi="Calibri" w:cs="Calibri"/>
+          <w:sz w:val="20"/>
+          <w:szCs w:val="20"/>
+        </w:rPr>
+        <w:t>roubleshoo</w:t>
+      </w:r>
+      <w:r>
+        <w:rPr>
+          <w:rFonts w:ascii="Calibri" w:hAnsi="Calibri" w:cs="Calibri"/>
+          <w:sz w:val="20"/>
+          <w:szCs w:val="20"/>
+        </w:rPr>
+        <w:t>ting</w:t>
+      </w:r>
+      <w:r>
+        <w:rPr>
+          <w:rFonts w:ascii="Calibri" w:hAnsi="Calibri" w:cs="Calibri"/>
+          <w:sz w:val="20"/>
+          <w:szCs w:val="20"/>
+        </w:rPr>
+        <w:t xml:space="preserve"> deep Linux OS and networking issues, </w:t>
+      </w:r>
+      <w:r>
+        <w:rPr>
+          <w:rFonts w:ascii="Calibri" w:hAnsi="Calibri" w:cs="Calibri"/>
+          <w:sz w:val="20"/>
+          <w:szCs w:val="20"/>
+        </w:rPr>
+        <w:t>analysing</w:t>
+      </w:r>
       <w:r>
         <w:rPr>
           <w:rFonts w:ascii="Calibri" w:hAnsi="Calibri" w:cs="Calibri"/>
@@ -1280,57 +2148,41 @@
           <w:sz w:val="20"/>
           <w:szCs w:val="20"/>
         </w:rPr>
-        <w:t>system calls (</w:t>
-      </w:r>
-      <w:proofErr w:type="spellStart"/>
-      <w:r>
-        <w:rPr>
-          <w:rFonts w:ascii="Calibri" w:hAnsi="Calibri" w:cs="Calibri"/>
-          <w:b/>
-          <w:bCs/>
-          <w:sz w:val="20"/>
-          <w:szCs w:val="20"/>
-        </w:rPr>
-        <w:t>strace</w:t>
-      </w:r>
-      <w:proofErr w:type="spellEnd"/>
-      <w:r>
-        <w:rPr>
-          <w:rFonts w:ascii="Calibri" w:hAnsi="Calibri" w:cs="Calibri"/>
-          <w:b/>
-          <w:bCs/>
-          <w:sz w:val="20"/>
-          <w:szCs w:val="20"/>
-        </w:rPr>
-        <w:t xml:space="preserve">), </w:t>
-      </w:r>
-      <w:proofErr w:type="spellStart"/>
-      <w:r>
-        <w:rPr>
-          <w:rFonts w:ascii="Calibri" w:hAnsi="Calibri" w:cs="Calibri"/>
-          <w:b/>
-          <w:bCs/>
-          <w:sz w:val="20"/>
-          <w:szCs w:val="20"/>
-        </w:rPr>
-        <w:t>inodes</w:t>
-      </w:r>
-      <w:proofErr w:type="spellEnd"/>
-      <w:r>
-        <w:rPr>
-          <w:rFonts w:ascii="Calibri" w:hAnsi="Calibri" w:cs="Calibri"/>
-          <w:sz w:val="20"/>
-          <w:szCs w:val="20"/>
-        </w:rPr>
-        <w:t>, and network traffic using</w:t>
-      </w:r>
-      <w:r>
-        <w:rPr>
-          <w:rFonts w:ascii="Calibri" w:hAnsi="Calibri" w:cs="Calibri"/>
-          <w:sz w:val="20"/>
-          <w:szCs w:val="20"/>
-        </w:rPr>
-        <w:t xml:space="preserve"> TCP </w:t>
+        <w:t>system calls</w:t>
+      </w:r>
+      <w:r>
+        <w:rPr>
+          <w:rFonts w:ascii="Calibri" w:hAnsi="Calibri" w:cs="Calibri"/>
+          <w:b/>
+          <w:bCs/>
+          <w:sz w:val="20"/>
+          <w:szCs w:val="20"/>
+        </w:rPr>
+        <w:t xml:space="preserve"> </w:t>
+      </w:r>
+      <w:r>
+        <w:rPr>
+          <w:rFonts w:ascii="Calibri" w:hAnsi="Calibri" w:cs="Calibri"/>
+          <w:sz w:val="20"/>
+          <w:szCs w:val="20"/>
+        </w:rPr>
+        <w:t>and network traffic using</w:t>
+      </w:r>
+      <w:r>
+        <w:rPr>
+          <w:rFonts w:ascii="Calibri" w:hAnsi="Calibri" w:cs="Calibri"/>
+          <w:sz w:val="20"/>
+          <w:szCs w:val="20"/>
+        </w:rPr>
+        <w:t xml:space="preserve"> </w:t>
+      </w:r>
+      <w:r>
+        <w:rPr>
+          <w:rFonts w:ascii="Calibri" w:hAnsi="Calibri" w:cs="Calibri"/>
+          <w:sz w:val="20"/>
+          <w:szCs w:val="20"/>
+        </w:rPr>
+        <w:t>tcp</w:t>
       </w:r>
       <w:r>
         <w:rPr>
@@ -1360,7 +2212,15 @@
           <w:sz w:val="20"/>
           <w:szCs w:val="20"/>
         </w:rPr>
-        <w:t xml:space="preserve">Deployed and configured Nginx reverse proxies and load balancers, successfully resolving HTTP 403/404 errors and DNS routing failures. </w:t>
+        <w:t>I also d</w:t>
+      </w:r>
+      <w:r>
+        <w:rPr>
+          <w:rFonts w:ascii="Calibri" w:hAnsi="Calibri" w:cs="Calibri"/>
+          <w:sz w:val="20"/>
+          <w:szCs w:val="20"/>
+        </w:rPr>
+        <w:t xml:space="preserve">eployed and configured Nginx reverse proxies and load balancers, successfully resolving HTTP 403/404 errors and DNS routing failures. </w:t>
       </w:r>
     </w:p>
     <w:p>
@@ -1382,7 +2242,39 @@
           <w:sz w:val="20"/>
           <w:szCs w:val="20"/>
         </w:rPr>
-        <w:t xml:space="preserve">Hardened server security by implementing strict file permissions, writing custom Bash scripts for system automation, and configuring network firewalls (UFW, iptables, AWS Security Groups). </w:t>
+        <w:t xml:space="preserve">Hardened server security by implementing strict file permissions, </w:t>
+      </w:r>
+      <w:r>
+        <w:rPr>
+          <w:rFonts w:ascii="Calibri" w:hAnsi="Calibri" w:cs="Calibri"/>
+          <w:sz w:val="20"/>
+          <w:szCs w:val="20"/>
+        </w:rPr>
+        <w:t xml:space="preserve">also </w:t>
+      </w:r>
+      <w:r>
+        <w:rPr>
+          <w:rFonts w:ascii="Calibri" w:hAnsi="Calibri" w:cs="Calibri"/>
+          <w:sz w:val="20"/>
+          <w:szCs w:val="20"/>
+        </w:rPr>
+        <w:t xml:space="preserve">writing custom Bash scripts for system automation, </w:t>
+      </w:r>
+      <w:r>
+        <w:rPr>
+          <w:rFonts w:ascii="Calibri" w:hAnsi="Calibri" w:cs="Calibri"/>
+          <w:sz w:val="20"/>
+          <w:szCs w:val="20"/>
+        </w:rPr>
+        <w:t xml:space="preserve">&amp; </w:t>
+      </w:r>
+      <w:r>
+        <w:rPr>
+          <w:rFonts w:ascii="Calibri" w:hAnsi="Calibri" w:cs="Calibri"/>
+          <w:sz w:val="20"/>
+          <w:szCs w:val="20"/>
+        </w:rPr>
+        <w:t xml:space="preserve">configuring network firewalls (UFW, iptables, AWS Security Groups). </w:t>
       </w:r>
     </w:p>
     <w:p>
@@ -1475,7 +2367,167 @@
           <w:sz w:val="20"/>
           <w:szCs w:val="20"/>
         </w:rPr>
-        <w:t>Engineered a Python and Boto3 engine from scratch to auto-discover AWS resources (Lambda, SNS, API Gateway) and run strict baseline health checks.</w:t>
+        <w:t xml:space="preserve">Engineered a Python and Boto3 engine from scratch to auto-discover AWS resources (Lambda, SNS, API Gateway) and </w:t>
+      </w:r>
+      <w:r>
+        <w:rPr>
+          <w:rFonts w:ascii="Calibri" w:hAnsi="Calibri" w:cs="Calibri"/>
+          <w:b/>
+          <w:bCs/>
+          <w:sz w:val="20"/>
+          <w:szCs w:val="20"/>
+        </w:rPr>
+        <w:t xml:space="preserve">validate &amp; compare before Vs after </w:t>
+      </w:r>
+      <w:r>
+        <w:rPr>
+          <w:rFonts w:ascii="Calibri" w:hAnsi="Calibri" w:cs="Calibri"/>
+          <w:b/>
+          <w:bCs/>
+          <w:sz w:val="20"/>
+          <w:szCs w:val="20"/>
+        </w:rPr>
+        <w:t>condition</w:t>
+      </w:r>
+      <w:r>
+        <w:rPr>
+          <w:rFonts w:ascii="Calibri" w:hAnsi="Calibri" w:cs="Calibri"/>
+          <w:b/>
+          <w:bCs/>
+          <w:sz w:val="20"/>
+          <w:szCs w:val="20"/>
+        </w:rPr>
+        <w:t xml:space="preserve">, </w:t>
+      </w:r>
+      <w:r>
+        <w:rPr>
+          <w:rFonts w:ascii="Calibri" w:hAnsi="Calibri" w:cs="Calibri"/>
+          <w:b/>
+          <w:bCs/>
+          <w:sz w:val="20"/>
+          <w:szCs w:val="20"/>
+        </w:rPr>
+        <w:t>also</w:t>
+      </w:r>
+      <w:r>
+        <w:rPr>
+          <w:rFonts w:ascii="Calibri" w:hAnsi="Calibri" w:cs="Calibri"/>
+          <w:b/>
+          <w:bCs/>
+          <w:sz w:val="20"/>
+          <w:szCs w:val="20"/>
+        </w:rPr>
+        <w:t xml:space="preserve"> display the exact errors. </w:t>
+      </w:r>
+      <w:r>
+        <w:rPr>
+          <w:rFonts w:ascii="Calibri" w:hAnsi="Calibri" w:cs="Calibri"/>
+          <w:b/>
+          <w:bCs/>
+          <w:sz w:val="20"/>
+          <w:szCs w:val="20"/>
+        </w:rPr>
+        <w:t xml:space="preserve">And currently our team </w:t>
+      </w:r>
+      <w:r>
+        <w:rPr>
+          <w:rFonts w:ascii="Calibri" w:hAnsi="Calibri" w:cs="Calibri"/>
+          <w:b/>
+          <w:bCs/>
+          <w:sz w:val="20"/>
+          <w:szCs w:val="20"/>
+        </w:rPr>
+        <w:t>use this report as evidence</w:t>
+      </w:r>
+      <w:r>
+        <w:rPr>
+          <w:rFonts w:ascii="Calibri" w:hAnsi="Calibri" w:cs="Calibri"/>
+          <w:b/>
+          <w:bCs/>
+          <w:sz w:val="20"/>
+          <w:szCs w:val="20"/>
+        </w:rPr>
+        <w:t xml:space="preserve">, </w:t>
+      </w:r>
+      <w:r>
+        <w:rPr>
+          <w:rFonts w:ascii="Calibri" w:hAnsi="Calibri" w:cs="Calibri"/>
+          <w:b/>
+          <w:bCs/>
+          <w:sz w:val="20"/>
+          <w:szCs w:val="20"/>
+        </w:rPr>
+        <w:t xml:space="preserve">before this we </w:t>
+      </w:r>
+      <w:r>
+        <w:rPr>
+          <w:rFonts w:ascii="Calibri" w:hAnsi="Calibri" w:cs="Calibri"/>
+          <w:b/>
+          <w:bCs/>
+          <w:sz w:val="20"/>
+          <w:szCs w:val="20"/>
+        </w:rPr>
+        <w:t>must</w:t>
+      </w:r>
+      <w:r>
+        <w:rPr>
+          <w:rFonts w:ascii="Calibri" w:hAnsi="Calibri" w:cs="Calibri"/>
+          <w:b/>
+          <w:bCs/>
+          <w:sz w:val="20"/>
+          <w:szCs w:val="20"/>
+        </w:rPr>
+        <w:t xml:space="preserve"> manually go all services</w:t>
+      </w:r>
+      <w:r>
+        <w:rPr>
+          <w:rFonts w:ascii="Calibri" w:hAnsi="Calibri" w:cs="Calibri"/>
+          <w:b/>
+          <w:bCs/>
+          <w:sz w:val="20"/>
+          <w:szCs w:val="20"/>
+        </w:rPr>
+        <w:t>, run comm</w:t>
+      </w:r>
+      <w:r>
+        <w:rPr>
+          <w:rFonts w:ascii="Calibri" w:hAnsi="Calibri" w:cs="Calibri"/>
+          <w:b/>
+          <w:bCs/>
+          <w:sz w:val="20"/>
+          <w:szCs w:val="20"/>
+        </w:rPr>
+        <w:t>a</w:t>
+      </w:r>
+      <w:r>
+        <w:rPr>
+          <w:rFonts w:ascii="Calibri" w:hAnsi="Calibri" w:cs="Calibri"/>
+          <w:b/>
+          <w:bCs/>
+          <w:sz w:val="20"/>
+          <w:szCs w:val="20"/>
+        </w:rPr>
+        <w:t>nds &amp;</w:t>
+      </w:r>
+      <w:r>
+        <w:rPr>
+          <w:rFonts w:ascii="Calibri" w:hAnsi="Calibri" w:cs="Calibri"/>
+          <w:b/>
+          <w:bCs/>
+          <w:sz w:val="20"/>
+          <w:szCs w:val="20"/>
+        </w:rPr>
+        <w:t xml:space="preserve"> validate manually and create a report</w:t>
+      </w:r>
+      <w:r>
+        <w:rPr>
+          <w:rFonts w:ascii="Calibri" w:hAnsi="Calibri" w:cs="Calibri"/>
+          <w:b/>
+          <w:bCs/>
+          <w:sz w:val="20"/>
+          <w:szCs w:val="20"/>
+        </w:rPr>
+        <w:t>.</w:t>
       </w:r>
     </w:p>
     <w:p>
@@ -1484,24 +2536,85 @@
           <w:ilvl w:val="0"/>
           <w:numId w:val="37"/>
         </w:numPr>
-        <w:spacing w:after="0" w:line="240" w:lineRule="auto"/>
-        <w:rPr>
-          <w:rFonts w:ascii="Calibri" w:hAnsi="Calibri" w:cs="Calibri"/>
-          <w:b/>
-          <w:bCs/>
-          <w:sz w:val="20"/>
-          <w:szCs w:val="20"/>
-        </w:rPr>
-      </w:pPr>
-      <w:r>
-        <w:rPr>
-          <w:rFonts w:ascii="Calibri" w:hAnsi="Calibri" w:cs="Calibri"/>
-          <w:b/>
-          <w:bCs/>
-          <w:sz w:val="20"/>
-          <w:szCs w:val="20"/>
-        </w:rPr>
-        <w:t>Impact: Automated a 30-minute manual deployment checklist into a 5-minute zero-error pipeline, generating audit-ready performance reports for a 30-person DevOps team.</w:t>
+        <w:spacing w:line="240" w:lineRule="auto"/>
+        <w:rPr>
+          <w:rFonts w:ascii="Calibri" w:hAnsi="Calibri" w:cs="Calibri"/>
+          <w:b/>
+          <w:bCs/>
+          <w:sz w:val="20"/>
+          <w:szCs w:val="20"/>
+        </w:rPr>
+      </w:pPr>
+      <w:r>
+        <w:rPr>
+          <w:rFonts w:ascii="Calibri" w:hAnsi="Calibri" w:cs="Calibri"/>
+          <w:b/>
+          <w:bCs/>
+          <w:sz w:val="20"/>
+          <w:szCs w:val="20"/>
+          <w:u w:val="single"/>
+        </w:rPr>
+        <w:t>Impact:</w:t>
+      </w:r>
+      <w:r>
+        <w:rPr>
+          <w:rFonts w:ascii="Calibri" w:hAnsi="Calibri" w:cs="Calibri"/>
+          <w:b/>
+          <w:bCs/>
+          <w:sz w:val="20"/>
+          <w:szCs w:val="20"/>
+        </w:rPr>
+        <w:t xml:space="preserve"> Automated a 30-minute manual deployment checklist into a 5-minute zero-error pipeline, </w:t>
+      </w:r>
+      <w:r>
+        <w:rPr>
+          <w:rFonts w:ascii="Calibri" w:hAnsi="Calibri" w:cs="Calibri"/>
+          <w:b/>
+          <w:bCs/>
+          <w:sz w:val="20"/>
+          <w:szCs w:val="20"/>
+        </w:rPr>
+        <w:t>scan</w:t>
+      </w:r>
+      <w:r>
+        <w:rPr>
+          <w:rFonts w:ascii="Calibri" w:hAnsi="Calibri" w:cs="Calibri"/>
+          <w:b/>
+          <w:bCs/>
+          <w:sz w:val="20"/>
+          <w:szCs w:val="20"/>
+        </w:rPr>
+        <w:t xml:space="preserve"> all services in Dev/UAT/Prod</w:t>
+      </w:r>
+      <w:r>
+        <w:rPr>
+          <w:rFonts w:ascii="Calibri" w:hAnsi="Calibri" w:cs="Calibri"/>
+          <w:b/>
+          <w:bCs/>
+          <w:sz w:val="20"/>
+          <w:szCs w:val="20"/>
+        </w:rPr>
+        <w:t xml:space="preserve"> </w:t>
+      </w:r>
+      <w:r>
+        <w:rPr>
+          <w:rFonts w:ascii="Calibri" w:hAnsi="Calibri" w:cs="Calibri"/>
+          <w:b/>
+          <w:bCs/>
+          <w:sz w:val="20"/>
+          <w:szCs w:val="20"/>
+        </w:rPr>
+        <w:t xml:space="preserve">and </w:t>
+      </w:r>
+      <w:r>
+        <w:rPr>
+          <w:rFonts w:ascii="Calibri" w:hAnsi="Calibri" w:cs="Calibri"/>
+          <w:b/>
+          <w:bCs/>
+          <w:sz w:val="20"/>
+          <w:szCs w:val="20"/>
+        </w:rPr>
+        <w:t>generating audit-ready performance reports for DevOps team.</w:t>
       </w:r>
     </w:p>
     <w:p>
@@ -1549,7 +2662,77 @@
           <w:sz w:val="20"/>
           <w:szCs w:val="20"/>
         </w:rPr>
-        <w:t>Built a dedicated QA testing harness and Python script to validate 1:1 payload comparisons, track DLQ routing via CloudWatch, and enforce secure SHA-256 hashing.</w:t>
+        <w:t>Built</w:t>
+      </w:r>
+      <w:r>
+        <w:rPr>
+          <w:rFonts w:ascii="Calibri" w:hAnsi="Calibri" w:cs="Calibri"/>
+          <w:b/>
+          <w:bCs/>
+          <w:sz w:val="20"/>
+          <w:szCs w:val="20"/>
+        </w:rPr>
+        <w:t xml:space="preserve"> a workflow </w:t>
+      </w:r>
+      <w:r>
+        <w:rPr>
+          <w:rFonts w:ascii="Calibri" w:hAnsi="Calibri" w:cs="Calibri"/>
+          <w:b/>
+          <w:bCs/>
+          <w:sz w:val="20"/>
+          <w:szCs w:val="20"/>
+        </w:rPr>
+        <w:t xml:space="preserve">can send API calls using boto3 manage </w:t>
+      </w:r>
+      <w:r>
+        <w:rPr>
+          <w:rFonts w:ascii="Calibri" w:hAnsi="Calibri" w:cs="Calibri"/>
+          <w:b/>
+          <w:bCs/>
+          <w:sz w:val="20"/>
+          <w:szCs w:val="20"/>
+        </w:rPr>
+        <w:t>by paginator and validate all Lambdas, topics, DLQs, end points (SNS/SQS)</w:t>
+      </w:r>
+      <w:r>
+        <w:rPr>
+          <w:rFonts w:ascii="Calibri" w:hAnsi="Calibri" w:cs="Calibri"/>
+          <w:b/>
+          <w:bCs/>
+          <w:sz w:val="20"/>
+          <w:szCs w:val="20"/>
+        </w:rPr>
+        <w:t xml:space="preserve"> with all connectors</w:t>
+      </w:r>
+      <w:r>
+        <w:rPr>
+          <w:rFonts w:ascii="Calibri" w:hAnsi="Calibri" w:cs="Calibri"/>
+          <w:b/>
+          <w:bCs/>
+          <w:sz w:val="20"/>
+          <w:szCs w:val="20"/>
+        </w:rPr>
+        <w:t>.</w:t>
+      </w:r>
+      <w:r>
+        <w:rPr>
+          <w:rFonts w:ascii="Calibri" w:hAnsi="Calibri" w:cs="Calibri"/>
+          <w:b/>
+          <w:bCs/>
+          <w:sz w:val="20"/>
+          <w:szCs w:val="20"/>
+        </w:rPr>
+        <w:t xml:space="preserve"> And update in Confluence page </w:t>
+      </w:r>
+      <w:r>
+        <w:rPr>
+          <w:rFonts w:ascii="Calibri" w:hAnsi="Calibri" w:cs="Calibri"/>
+          <w:b/>
+          <w:bCs/>
+          <w:sz w:val="20"/>
+          <w:szCs w:val="20"/>
+        </w:rPr>
+        <w:t xml:space="preserve">with colour coding graphs and maintain history. </w:t>
       </w:r>
     </w:p>
     <w:p>
@@ -1574,8 +2757,19 @@
           <w:bCs/>
           <w:sz w:val="20"/>
           <w:szCs w:val="20"/>
-        </w:rPr>
-        <w:t>Impact: Reduced complex UAT validation from 1.5 hours of skilled engineering effort down to a 5-minute automated execution, drastically accelerating QA regression testing.</w:t>
+          <w:u w:val="single"/>
+        </w:rPr>
+        <w:t>Impact:</w:t>
+      </w:r>
+      <w:r>
+        <w:rPr>
+          <w:rFonts w:ascii="Calibri" w:hAnsi="Calibri" w:cs="Calibri"/>
+          <w:b/>
+          <w:bCs/>
+          <w:sz w:val="20"/>
+          <w:szCs w:val="20"/>
+        </w:rPr>
+        <w:t xml:space="preserve"> Reduced complex UAT validation from 1.5 hours of skilled engineering effort down to a 5-minute automated execution.</w:t>
       </w:r>
     </w:p>
     <w:p>
@@ -1597,29 +2791,27 @@
           <w:sz w:val="20"/>
           <w:szCs w:val="20"/>
         </w:rPr>
-        <w:t xml:space="preserve">3. </w:t>
-      </w:r>
-      <w:proofErr w:type="spellStart"/>
-      <w:r>
-        <w:rPr>
-          <w:rFonts w:ascii="Calibri" w:hAnsi="Calibri" w:cs="Calibri"/>
-          <w:b/>
-          <w:bCs/>
-          <w:sz w:val="20"/>
-          <w:szCs w:val="20"/>
-        </w:rPr>
-        <w:t>DevSecOps</w:t>
-      </w:r>
-      <w:proofErr w:type="spellEnd"/>
-      <w:r>
-        <w:rPr>
-          <w:rFonts w:ascii="Calibri" w:hAnsi="Calibri" w:cs="Calibri"/>
-          <w:b/>
-          <w:bCs/>
-          <w:sz w:val="20"/>
-          <w:szCs w:val="20"/>
-        </w:rPr>
-        <w:t xml:space="preserve"> &amp; Container Vulnerability Remediation</w:t>
+        <w:t xml:space="preserve">3. DevSecOps &amp; </w:t>
+      </w:r>
+      <w:r>
+        <w:rPr>
+          <w:rFonts w:ascii="Calibri" w:hAnsi="Calibri" w:cs="Calibri"/>
+          <w:b/>
+          <w:bCs/>
+          <w:sz w:val="20"/>
+          <w:szCs w:val="20"/>
+        </w:rPr>
+        <w:t xml:space="preserve">OS/Python </w:t>
+      </w:r>
+      <w:r>
+        <w:rPr>
+          <w:rFonts w:ascii="Calibri" w:hAnsi="Calibri" w:cs="Calibri"/>
+          <w:b/>
+          <w:bCs/>
+          <w:sz w:val="20"/>
+          <w:szCs w:val="20"/>
+        </w:rPr>
+        <w:t>Vulnerability Remediation</w:t>
       </w:r>
     </w:p>
     <w:p>
@@ -1647,6 +2839,26 @@
         </w:rPr>
         <w:t>Engineered an automated vulnerability remediation workflow to patch critical CVEs in containerized Python Lambdas and optimize multi-stage Docker builds.</w:t>
       </w:r>
+      <w:r>
+        <w:rPr>
+          <w:rFonts w:ascii="Calibri" w:hAnsi="Calibri" w:cs="Calibri"/>
+          <w:b/>
+          <w:bCs/>
+          <w:sz w:val="20"/>
+          <w:szCs w:val="20"/>
+        </w:rPr>
+        <w:t xml:space="preserve"> Already explain the </w:t>
+      </w:r>
+      <w:r>
+        <w:rPr>
+          <w:rFonts w:ascii="Calibri" w:hAnsi="Calibri" w:cs="Calibri"/>
+          <w:b/>
+          <w:bCs/>
+          <w:sz w:val="20"/>
+          <w:szCs w:val="20"/>
+        </w:rPr>
+        <w:t>problem ( need of this tool ) above.</w:t>
+      </w:r>
     </w:p>
     <w:p>
       <w:pPr>
@@ -1654,7 +2866,7 @@
           <w:ilvl w:val="0"/>
           <w:numId w:val="39"/>
         </w:numPr>
-        <w:spacing w:after="0" w:line="240" w:lineRule="auto"/>
+        <w:spacing w:line="240" w:lineRule="auto"/>
         <w:rPr>
           <w:rFonts w:ascii="Calibri" w:hAnsi="Calibri" w:cs="Calibri"/>
           <w:b/>
@@ -1779,6 +2991,236 @@
           <w:sz w:val="20"/>
           <w:szCs w:val="20"/>
         </w:rPr>
+        <w:t>AI Engineering Projects (Independent)</w:t>
+      </w:r>
+    </w:p>
+    <w:p>
+      <w:pPr>
+        <w:spacing w:after="0" w:line="240" w:lineRule="auto"/>
+        <w:rPr>
+          <w:rFonts w:ascii="Calibri" w:hAnsi="Calibri" w:cs="Calibri"/>
+          <w:b/>
+          <w:bCs/>
+          <w:sz w:val="20"/>
+          <w:szCs w:val="20"/>
+        </w:rPr>
+      </w:pPr>
+      <w:r>
+        <w:rPr>
+          <w:rFonts w:ascii="Calibri" w:hAnsi="Calibri" w:cs="Calibri"/>
+          <w:b/>
+          <w:bCs/>
+          <w:sz w:val="20"/>
+          <w:szCs w:val="20"/>
+        </w:rPr>
+        <w:t>5. RAG-Based Knowledge Pipeline</w:t>
+      </w:r>
+    </w:p>
+    <w:p>
+      <w:pPr>
+        <w:numPr>
+          <w:ilvl w:val="0"/>
+          <w:numId w:val="44"/>
+        </w:numPr>
+        <w:spacing w:after="0" w:line="240" w:lineRule="auto"/>
+        <w:rPr>
+          <w:rFonts w:ascii="Calibri" w:hAnsi="Calibri" w:cs="Calibri"/>
+          <w:b/>
+          <w:bCs/>
+          <w:sz w:val="20"/>
+          <w:szCs w:val="20"/>
+        </w:rPr>
+      </w:pPr>
+      <w:r>
+        <w:rPr>
+          <w:rFonts w:ascii="Calibri" w:hAnsi="Calibri" w:cs="Calibri"/>
+          <w:b/>
+          <w:bCs/>
+          <w:sz w:val="20"/>
+          <w:szCs w:val="20"/>
+        </w:rPr>
+        <w:t>Built a Retrieval-Augmented Generation (RAG) pipeline using LangGraph and vector store integration, with queue-based document ingestion for scalable knowledge retrieval.</w:t>
+      </w:r>
+    </w:p>
+    <w:p>
+      <w:pPr>
+        <w:numPr>
+          <w:ilvl w:val="0"/>
+          <w:numId w:val="44"/>
+        </w:numPr>
+        <w:spacing w:after="0" w:line="240" w:lineRule="auto"/>
+        <w:rPr>
+          <w:rFonts w:ascii="Calibri" w:hAnsi="Calibri" w:cs="Calibri"/>
+          <w:b/>
+          <w:bCs/>
+          <w:sz w:val="20"/>
+          <w:szCs w:val="20"/>
+        </w:rPr>
+      </w:pPr>
+      <w:r>
+        <w:rPr>
+          <w:rFonts w:ascii="Calibri" w:hAnsi="Calibri" w:cs="Calibri"/>
+          <w:b/>
+          <w:bCs/>
+          <w:sz w:val="20"/>
+          <w:szCs w:val="20"/>
+        </w:rPr>
+        <w:t>Implemented chunking, embedding, and retrieval strategies to ground LLM responses in private data.</w:t>
+      </w:r>
+    </w:p>
+    <w:p>
+      <w:pPr>
+        <w:spacing w:after="0" w:line="240" w:lineRule="auto"/>
+        <w:rPr>
+          <w:rFonts w:ascii="Calibri" w:hAnsi="Calibri" w:cs="Calibri"/>
+          <w:b/>
+          <w:bCs/>
+          <w:sz w:val="20"/>
+          <w:szCs w:val="20"/>
+        </w:rPr>
+      </w:pPr>
+      <w:r>
+        <w:rPr>
+          <w:rFonts w:ascii="Calibri" w:hAnsi="Calibri" w:cs="Calibri"/>
+          <w:b/>
+          <w:bCs/>
+          <w:sz w:val="20"/>
+          <w:szCs w:val="20"/>
+        </w:rPr>
+        <w:t>6. Multi-Agent Workflow System</w:t>
+      </w:r>
+    </w:p>
+    <w:p>
+      <w:pPr>
+        <w:numPr>
+          <w:ilvl w:val="0"/>
+          <w:numId w:val="45"/>
+        </w:numPr>
+        <w:spacing w:after="0" w:line="240" w:lineRule="auto"/>
+        <w:rPr>
+          <w:rFonts w:ascii="Calibri" w:hAnsi="Calibri" w:cs="Calibri"/>
+          <w:b/>
+          <w:bCs/>
+          <w:sz w:val="20"/>
+          <w:szCs w:val="20"/>
+        </w:rPr>
+      </w:pPr>
+      <w:r>
+        <w:rPr>
+          <w:rFonts w:ascii="Calibri" w:hAnsi="Calibri" w:cs="Calibri"/>
+          <w:b/>
+          <w:bCs/>
+          <w:sz w:val="20"/>
+          <w:szCs w:val="20"/>
+        </w:rPr>
+        <w:t>Engineered agentic workflows using LangGraph with persistent memory, enabling stateful multi-turn reasoning across tasks.</w:t>
+      </w:r>
+    </w:p>
+    <w:p>
+      <w:pPr>
+        <w:numPr>
+          <w:ilvl w:val="0"/>
+          <w:numId w:val="45"/>
+        </w:numPr>
+        <w:spacing w:after="0" w:line="240" w:lineRule="auto"/>
+        <w:rPr>
+          <w:rFonts w:ascii="Calibri" w:hAnsi="Calibri" w:cs="Calibri"/>
+          <w:b/>
+          <w:bCs/>
+          <w:sz w:val="20"/>
+          <w:szCs w:val="20"/>
+        </w:rPr>
+      </w:pPr>
+      <w:r>
+        <w:rPr>
+          <w:rFonts w:ascii="Calibri" w:hAnsi="Calibri" w:cs="Calibri"/>
+          <w:b/>
+          <w:bCs/>
+          <w:sz w:val="20"/>
+          <w:szCs w:val="20"/>
+        </w:rPr>
+        <w:t>Integrated voice interface layer for natural language interaction with the agent system.</w:t>
+      </w:r>
+    </w:p>
+    <w:p>
+      <w:pPr>
+        <w:spacing w:after="0" w:line="240" w:lineRule="auto"/>
+        <w:rPr>
+          <w:rFonts w:ascii="Calibri" w:hAnsi="Calibri" w:cs="Calibri"/>
+          <w:b/>
+          <w:bCs/>
+          <w:sz w:val="20"/>
+          <w:szCs w:val="20"/>
+        </w:rPr>
+      </w:pPr>
+      <w:r>
+        <w:rPr>
+          <w:rFonts w:ascii="Calibri" w:hAnsi="Calibri" w:cs="Calibri"/>
+          <w:b/>
+          <w:bCs/>
+          <w:sz w:val="20"/>
+          <w:szCs w:val="20"/>
+        </w:rPr>
+        <w:t>7. Local LLM API Service</w:t>
+      </w:r>
+    </w:p>
+    <w:p>
+      <w:pPr>
+        <w:numPr>
+          <w:ilvl w:val="0"/>
+          <w:numId w:val="46"/>
+        </w:numPr>
+        <w:spacing w:after="0" w:line="240" w:lineRule="auto"/>
+        <w:rPr>
+          <w:rFonts w:ascii="Calibri" w:hAnsi="Calibri" w:cs="Calibri"/>
+          <w:b/>
+          <w:bCs/>
+          <w:sz w:val="20"/>
+          <w:szCs w:val="20"/>
+        </w:rPr>
+      </w:pPr>
+      <w:r>
+        <w:rPr>
+          <w:rFonts w:ascii="Calibri" w:hAnsi="Calibri" w:cs="Calibri"/>
+          <w:b/>
+          <w:bCs/>
+          <w:sz w:val="20"/>
+          <w:szCs w:val="20"/>
+        </w:rPr>
+        <w:t>Deployed a local LLM (Ollama) behind a FastAPI service, enabling private, low-latency inference with structured prompt engineering and Hugging Face model integration.</w:t>
+      </w:r>
+    </w:p>
+    <w:p>
+      <w:pPr>
+        <w:spacing w:after="0" w:line="240" w:lineRule="auto"/>
+        <w:rPr>
+          <w:rFonts w:ascii="Calibri" w:hAnsi="Calibri" w:cs="Calibri"/>
+          <w:b/>
+          <w:bCs/>
+          <w:sz w:val="20"/>
+          <w:szCs w:val="20"/>
+        </w:rPr>
+      </w:pPr>
+    </w:p>
+    <w:p>
+      <w:pPr>
+        <w:spacing w:line="240" w:lineRule="auto"/>
+        <w:rPr>
+          <w:rFonts w:ascii="Calibri" w:hAnsi="Calibri" w:cs="Calibri"/>
+          <w:b/>
+          <w:bCs/>
+          <w:sz w:val="20"/>
+          <w:szCs w:val="20"/>
+        </w:rPr>
+      </w:pPr>
+      <w:r>
+        <w:rPr>
+          <w:rFonts w:ascii="Calibri" w:hAnsi="Calibri" w:cs="Calibri"/>
+          <w:b/>
+          <w:bCs/>
+          <w:sz w:val="20"/>
+          <w:szCs w:val="20"/>
+        </w:rPr>
         <w:t>ACADEMIC &amp; INDEPENDENT PROJECTS</w:t>
       </w:r>
     </w:p>
@@ -1827,7 +3269,77 @@
           <w:sz w:val="20"/>
           <w:szCs w:val="20"/>
         </w:rPr>
-        <w:t>Bypassed standard web frameworks to build a raw HTTP server from scratch using basic Python TCP Socket Programming, handling low-level GET/POST request parsing.</w:t>
+        <w:t xml:space="preserve">Bypassed standard web </w:t>
+      </w:r>
+      <w:r>
+        <w:rPr>
+          <w:rFonts w:ascii="Calibri" w:hAnsi="Calibri" w:cs="Calibri"/>
+          <w:b/>
+          <w:bCs/>
+          <w:sz w:val="20"/>
+          <w:szCs w:val="20"/>
+        </w:rPr>
+        <w:t>frameworks</w:t>
+      </w:r>
+      <w:r>
+        <w:rPr>
+          <w:rFonts w:ascii="Calibri" w:hAnsi="Calibri" w:cs="Calibri"/>
+          <w:b/>
+          <w:bCs/>
+          <w:sz w:val="20"/>
+          <w:szCs w:val="20"/>
+        </w:rPr>
+        <w:t xml:space="preserve"> and</w:t>
+      </w:r>
+      <w:r>
+        <w:rPr>
+          <w:rFonts w:ascii="Calibri" w:hAnsi="Calibri" w:cs="Calibri"/>
+          <w:b/>
+          <w:bCs/>
+          <w:sz w:val="20"/>
+          <w:szCs w:val="20"/>
+        </w:rPr>
+        <w:t xml:space="preserve"> </w:t>
+      </w:r>
+      <w:r>
+        <w:rPr>
+          <w:rFonts w:ascii="Calibri" w:hAnsi="Calibri" w:cs="Calibri"/>
+          <w:b/>
+          <w:bCs/>
+          <w:sz w:val="20"/>
+          <w:szCs w:val="20"/>
+        </w:rPr>
+        <w:t>build</w:t>
+      </w:r>
+      <w:r>
+        <w:rPr>
+          <w:rFonts w:ascii="Calibri" w:hAnsi="Calibri" w:cs="Calibri"/>
+          <w:b/>
+          <w:bCs/>
+          <w:sz w:val="20"/>
+          <w:szCs w:val="20"/>
+        </w:rPr>
+        <w:t xml:space="preserve"> my o</w:t>
+      </w:r>
+      <w:r>
+        <w:rPr>
+          <w:rFonts w:ascii="Calibri" w:hAnsi="Calibri" w:cs="Calibri"/>
+          <w:b/>
+          <w:bCs/>
+          <w:sz w:val="20"/>
+          <w:szCs w:val="20"/>
+        </w:rPr>
+        <w:t>wn</w:t>
+      </w:r>
+      <w:r>
+        <w:rPr>
+          <w:rFonts w:ascii="Calibri" w:hAnsi="Calibri" w:cs="Calibri"/>
+          <w:b/>
+          <w:bCs/>
+          <w:sz w:val="20"/>
+          <w:szCs w:val="20"/>
+        </w:rPr>
+        <w:t xml:space="preserve"> raw HTTP server from scratch using basic Python TCP Socket Programming, handling low-level GET/POST request parsing.</w:t>
       </w:r>
     </w:p>
     <w:p>
@@ -1875,7 +3387,37 @@
           <w:sz w:val="20"/>
           <w:szCs w:val="20"/>
         </w:rPr>
-        <w:t>Engineered a Python-based wireless penetration testing system to scan 802.11 traffic, capture handshakes, and test access point vulnerabilities.</w:t>
+        <w:t>Engineered a Python-based wireless penetration testing system to scan 802.11 traffic, capture handshakes, and test access point vulnerabilities</w:t>
+      </w:r>
+      <w:r>
+        <w:rPr>
+          <w:rFonts w:ascii="Calibri" w:hAnsi="Calibri" w:cs="Calibri"/>
+          <w:b/>
+          <w:bCs/>
+          <w:sz w:val="20"/>
+          <w:szCs w:val="20"/>
+        </w:rPr>
+        <w:t xml:space="preserve"> around all nearby active devices</w:t>
+      </w:r>
+      <w:r>
+        <w:rPr>
+          <w:rFonts w:ascii="Calibri" w:hAnsi="Calibri" w:cs="Calibri"/>
+          <w:b/>
+          <w:bCs/>
+          <w:sz w:val="20"/>
+          <w:szCs w:val="20"/>
+        </w:rPr>
+        <w:t>.</w:t>
+      </w:r>
+      <w:r>
+        <w:rPr>
+          <w:rFonts w:ascii="Calibri" w:hAnsi="Calibri" w:cs="Calibri"/>
+          <w:b/>
+          <w:bCs/>
+          <w:sz w:val="20"/>
+          <w:szCs w:val="20"/>
+        </w:rPr>
+        <w:t xml:space="preserve"> </w:t>
       </w:r>
     </w:p>
     <w:p>
@@ -1935,39 +3477,15 @@
           <w:szCs w:val="20"/>
         </w:rPr>
       </w:pPr>
-    </w:p>
-    <w:p>
-      <w:pPr>
-        <w:spacing w:after="0" w:line="240" w:lineRule="auto"/>
-        <w:rPr>
-          <w:rFonts w:ascii="Calibri" w:hAnsi="Calibri" w:cs="Calibri"/>
-          <w:b/>
-          <w:bCs/>
-          <w:sz w:val="20"/>
-          <w:szCs w:val="20"/>
-        </w:rPr>
-      </w:pPr>
-      <w:proofErr w:type="spellStart"/>
-      <w:r>
-        <w:rPr>
-          <w:rFonts w:ascii="Calibri" w:hAnsi="Calibri" w:cs="Calibri"/>
-          <w:b/>
-          <w:bCs/>
-          <w:sz w:val="20"/>
-          <w:szCs w:val="20"/>
-        </w:rPr>
-        <w:t>Modeling</w:t>
-      </w:r>
-      <w:proofErr w:type="spellEnd"/>
-      <w:r>
-        <w:rPr>
-          <w:rFonts w:ascii="Calibri" w:hAnsi="Calibri" w:cs="Calibri"/>
-          <w:b/>
-          <w:bCs/>
-          <w:sz w:val="20"/>
-          <w:szCs w:val="20"/>
-        </w:rPr>
-        <w:t xml:space="preserve"> and Optimization of Surface Roughness of Electrodeposited Nickel Coating using Taguchi and Bonobo Optimizer | </w:t>
+      <w:r>
+        <w:rPr>
+          <w:rFonts w:ascii="Calibri" w:hAnsi="Calibri" w:cs="Calibri"/>
+          <w:b/>
+          <w:bCs/>
+          <w:sz w:val="20"/>
+          <w:szCs w:val="20"/>
+        </w:rPr>
+        <w:t xml:space="preserve">Modeling and Optimization of Surface Roughness of Electrodeposited Nickel Coating using Taguchi and Bonobo Optimizer | </w:t>
       </w:r>
       <w:r>
         <w:rPr>
@@ -1989,7 +3507,7 @@
           <w:ilvl w:val="0"/>
           <w:numId w:val="23"/>
         </w:numPr>
-        <w:spacing w:after="0" w:line="240" w:lineRule="auto"/>
+        <w:spacing w:before="240" w:after="0" w:line="240" w:lineRule="auto"/>
         <w:rPr>
           <w:rFonts w:ascii="Calibri" w:hAnsi="Calibri" w:cs="Calibri"/>
           <w:b/>
@@ -2016,46 +3534,24 @@
           <w:ilvl w:val="0"/>
           <w:numId w:val="23"/>
         </w:numPr>
-        <w:spacing w:after="0" w:line="240" w:lineRule="auto"/>
-        <w:rPr>
-          <w:rFonts w:ascii="Calibri" w:hAnsi="Calibri" w:cs="Calibri"/>
-          <w:b/>
-          <w:bCs/>
-          <w:sz w:val="20"/>
-          <w:szCs w:val="20"/>
-        </w:rPr>
-      </w:pPr>
-      <w:r>
-        <w:rPr>
-          <w:rFonts w:ascii="Calibri" w:hAnsi="Calibri" w:cs="Calibri"/>
-          <w:b/>
-          <w:bCs/>
-          <w:sz w:val="20"/>
-          <w:szCs w:val="20"/>
-        </w:rPr>
-        <w:t xml:space="preserve">Demonstrated advanced capability in data-driven mathematical </w:t>
-      </w:r>
-      <w:proofErr w:type="spellStart"/>
-      <w:r>
-        <w:rPr>
-          <w:rFonts w:ascii="Calibri" w:hAnsi="Calibri" w:cs="Calibri"/>
-          <w:b/>
-          <w:bCs/>
-          <w:sz w:val="20"/>
-          <w:szCs w:val="20"/>
-        </w:rPr>
-        <w:t>modeling</w:t>
-      </w:r>
-      <w:proofErr w:type="spellEnd"/>
-      <w:r>
-        <w:rPr>
-          <w:rFonts w:ascii="Calibri" w:hAnsi="Calibri" w:cs="Calibri"/>
-          <w:b/>
-          <w:bCs/>
-          <w:sz w:val="20"/>
-          <w:szCs w:val="20"/>
-        </w:rPr>
-        <w:t>, statistical analysis, and implementing optimization algorithms to solve multi-variable engineering challenges.</w:t>
+        <w:spacing w:before="240" w:after="0" w:line="240" w:lineRule="auto"/>
+        <w:rPr>
+          <w:rFonts w:ascii="Calibri" w:hAnsi="Calibri" w:cs="Calibri"/>
+          <w:b/>
+          <w:bCs/>
+          <w:sz w:val="20"/>
+          <w:szCs w:val="20"/>
+        </w:rPr>
+      </w:pPr>
+      <w:r>
+        <w:rPr>
+          <w:rFonts w:ascii="Calibri" w:hAnsi="Calibri" w:cs="Calibri"/>
+          <w:b/>
+          <w:bCs/>
+          <w:sz w:val="20"/>
+          <w:szCs w:val="20"/>
+        </w:rPr>
+        <w:t>Demonstrated advanced capability in data-driven mathematical modeling, statistical analysis, and implementing optimization algorithms to solve multi-variable engineering challenges.</w:t>
       </w:r>
     </w:p>
     <w:p>
@@ -2087,28 +3583,12 @@
         <w:spacing w:after="0" w:line="240" w:lineRule="auto"/>
         <w:rPr>
           <w:rFonts w:ascii="Calibri" w:hAnsi="Calibri" w:cs="Calibri"/>
-          <w:sz w:val="20"/>
-          <w:szCs w:val="20"/>
-        </w:rPr>
-      </w:pPr>
-      <w:r>
-        <w:rPr>
-          <w:rFonts w:ascii="Calibri" w:hAnsi="Calibri" w:cs="Calibri"/>
-          <w:b/>
-          <w:bCs/>
-          <w:sz w:val="20"/>
-          <w:szCs w:val="20"/>
-        </w:rPr>
-        <w:t>EDUCATION</w:t>
-      </w:r>
-      <w:r>
-        <w:rPr>
-          <w:rFonts w:ascii="Calibri" w:hAnsi="Calibri" w:cs="Calibri"/>
-          <w:sz w:val="20"/>
-          <w:szCs w:val="20"/>
-        </w:rPr>
-        <w:t xml:space="preserve"> </w:t>
-      </w:r>
+          <w:b/>
+          <w:bCs/>
+          <w:sz w:val="20"/>
+          <w:szCs w:val="20"/>
+        </w:rPr>
+      </w:pPr>
     </w:p>
     <w:p>
       <w:pPr>
@@ -2121,6 +3601,58 @@
           <w:szCs w:val="20"/>
         </w:rPr>
       </w:pPr>
+    </w:p>
+    <w:p>
+      <w:pPr>
+        <w:spacing w:after="0" w:line="240" w:lineRule="auto"/>
+        <w:rPr>
+          <w:rFonts w:ascii="Calibri" w:hAnsi="Calibri" w:cs="Calibri"/>
+          <w:b/>
+          <w:bCs/>
+          <w:sz w:val="20"/>
+          <w:szCs w:val="20"/>
+        </w:rPr>
+      </w:pPr>
+    </w:p>
+    <w:p>
+      <w:pPr>
+        <w:spacing w:after="0" w:line="240" w:lineRule="auto"/>
+        <w:rPr>
+          <w:rFonts w:ascii="Calibri" w:hAnsi="Calibri" w:cs="Calibri"/>
+          <w:b/>
+          <w:bCs/>
+          <w:sz w:val="20"/>
+          <w:szCs w:val="20"/>
+        </w:rPr>
+      </w:pPr>
+    </w:p>
+    <w:p>
+      <w:pPr>
+        <w:spacing w:after="0" w:line="240" w:lineRule="auto"/>
+        <w:rPr>
+          <w:rFonts w:ascii="Calibri" w:hAnsi="Calibri" w:cs="Calibri"/>
+          <w:sz w:val="20"/>
+          <w:szCs w:val="20"/>
+        </w:rPr>
+      </w:pPr>
+      <w:r>
+        <w:rPr>
+          <w:rFonts w:ascii="Calibri" w:hAnsi="Calibri" w:cs="Calibri"/>
+          <w:b/>
+          <w:bCs/>
+          <w:sz w:val="20"/>
+          <w:szCs w:val="20"/>
+        </w:rPr>
+        <w:t>EDUCATION</w:t>
+      </w:r>
+      <w:r>
+        <w:rPr>
+          <w:rFonts w:ascii="Calibri" w:hAnsi="Calibri" w:cs="Calibri"/>
+          <w:sz w:val="20"/>
+          <w:szCs w:val="20"/>
+        </w:rPr>
+        <w:t xml:space="preserve"> </w:t>
+      </w:r>
     </w:p>
     <w:p>
       <w:pPr>
@@ -2300,6 +3832,16 @@
     </w:p>
     <w:p>
       <w:pPr>
+        <w:spacing w:after="0" w:line="240" w:lineRule="auto"/>
+        <w:rPr>
+          <w:rFonts w:ascii="Calibri" w:hAnsi="Calibri" w:cs="Calibri"/>
+          <w:sz w:val="20"/>
+          <w:szCs w:val="20"/>
+        </w:rPr>
+      </w:pPr>
+    </w:p>
+    <w:p>
+      <w:pPr>
         <w:numPr>
           <w:ilvl w:val="0"/>
           <w:numId w:val="18"/>
@@ -2379,7 +3921,7 @@
           <w:sz w:val="20"/>
           <w:szCs w:val="20"/>
         </w:rPr>
-        <w:t>Google Cloud Certified Professional</w:t>
+        <w:t>Microsoft Certified: Azure AI Fundamentals</w:t>
       </w:r>
     </w:p>
     <w:p>
@@ -2401,7 +3943,7 @@
           <w:sz w:val="20"/>
           <w:szCs w:val="20"/>
         </w:rPr>
-        <w:t xml:space="preserve">Oracle Cloud Infrastructure 2024 Certified Foundations Associate </w:t>
+        <w:t>Google Cloud Certified Professional (Cloud Digital Leader)</w:t>
       </w:r>
     </w:p>
     <w:p>
@@ -2423,7 +3965,147 @@
           <w:sz w:val="20"/>
           <w:szCs w:val="20"/>
         </w:rPr>
-        <w:t xml:space="preserve">GitHub Certifications: Advanced Security, Actions, and Administration </w:t>
+        <w:t xml:space="preserve">Oracle Cloud Infrastructure 2024 Certified Foundations Associate </w:t>
+      </w:r>
+    </w:p>
+    <w:p>
+      <w:pPr>
+        <w:numPr>
+          <w:ilvl w:val="0"/>
+          <w:numId w:val="18"/>
+        </w:numPr>
+        <w:spacing w:after="0" w:line="240" w:lineRule="auto"/>
+        <w:rPr>
+          <w:rFonts w:ascii="Calibri" w:hAnsi="Calibri" w:cs="Calibri"/>
+          <w:sz w:val="20"/>
+          <w:szCs w:val="20"/>
+        </w:rPr>
+      </w:pPr>
+      <w:r>
+        <w:rPr>
+          <w:rFonts w:ascii="Calibri" w:hAnsi="Calibri" w:cs="Calibri"/>
+          <w:sz w:val="20"/>
+          <w:szCs w:val="20"/>
+        </w:rPr>
+        <w:t>Oracle Cloud Infrastructure 2025 Certified AI Foundations Associate</w:t>
+      </w:r>
+    </w:p>
+    <w:p>
+      <w:pPr>
+        <w:numPr>
+          <w:ilvl w:val="0"/>
+          <w:numId w:val="18"/>
+        </w:numPr>
+        <w:spacing w:after="0" w:line="240" w:lineRule="auto"/>
+        <w:rPr>
+          <w:rFonts w:ascii="Calibri" w:hAnsi="Calibri" w:cs="Calibri"/>
+          <w:sz w:val="20"/>
+          <w:szCs w:val="20"/>
+        </w:rPr>
+      </w:pPr>
+      <w:r>
+        <w:rPr>
+          <w:rFonts w:ascii="Calibri" w:hAnsi="Calibri" w:cs="Calibri"/>
+          <w:sz w:val="20"/>
+          <w:szCs w:val="20"/>
+        </w:rPr>
+        <w:t>Oracle AI Vector Search Certified Professional</w:t>
+      </w:r>
+    </w:p>
+    <w:p>
+      <w:pPr>
+        <w:numPr>
+          <w:ilvl w:val="0"/>
+          <w:numId w:val="18"/>
+        </w:numPr>
+        <w:spacing w:after="0" w:line="240" w:lineRule="auto"/>
+        <w:rPr>
+          <w:rFonts w:ascii="Calibri" w:hAnsi="Calibri" w:cs="Calibri"/>
+          <w:sz w:val="20"/>
+          <w:szCs w:val="20"/>
+        </w:rPr>
+      </w:pPr>
+      <w:r>
+        <w:rPr>
+          <w:rFonts w:ascii="Calibri" w:hAnsi="Calibri" w:cs="Calibri"/>
+          <w:sz w:val="20"/>
+          <w:szCs w:val="20"/>
+        </w:rPr>
+        <w:t>FinOps Certified Engineer (The Linux Foundation)</w:t>
+      </w:r>
+    </w:p>
+    <w:p>
+      <w:pPr>
+        <w:numPr>
+          <w:ilvl w:val="0"/>
+          <w:numId w:val="18"/>
+        </w:numPr>
+        <w:spacing w:after="0" w:line="240" w:lineRule="auto"/>
+        <w:rPr>
+          <w:rFonts w:ascii="Calibri" w:hAnsi="Calibri" w:cs="Calibri"/>
+          <w:sz w:val="20"/>
+          <w:szCs w:val="20"/>
+        </w:rPr>
+      </w:pPr>
+      <w:r>
+        <w:rPr>
+          <w:rFonts w:ascii="Calibri" w:hAnsi="Calibri" w:cs="Calibri"/>
+          <w:sz w:val="20"/>
+          <w:szCs w:val="20"/>
+        </w:rPr>
+        <w:t>GitHub Certifications: Advanced Security, Actions, Administration &amp; Copilot</w:t>
+      </w:r>
+      <w:r>
+        <w:rPr>
+          <w:rFonts w:ascii="Calibri" w:hAnsi="Calibri" w:cs="Calibri"/>
+          <w:sz w:val="20"/>
+          <w:szCs w:val="20"/>
+        </w:rPr>
+        <w:t xml:space="preserve"> </w:t>
+      </w:r>
+    </w:p>
+    <w:p>
+      <w:pPr>
+        <w:numPr>
+          <w:ilvl w:val="0"/>
+          <w:numId w:val="18"/>
+        </w:numPr>
+        <w:spacing w:after="0" w:line="240" w:lineRule="auto"/>
+        <w:rPr>
+          <w:rFonts w:ascii="Calibri" w:hAnsi="Calibri" w:cs="Calibri"/>
+          <w:sz w:val="20"/>
+          <w:szCs w:val="20"/>
+        </w:rPr>
+      </w:pPr>
+      <w:r>
+        <w:rPr>
+          <w:rFonts w:ascii="Calibri" w:hAnsi="Calibri" w:cs="Calibri"/>
+          <w:sz w:val="20"/>
+          <w:szCs w:val="20"/>
+        </w:rPr>
+        <w:t>Prompt Engineering for AI Bootcamp (Udemy, 2026)</w:t>
+      </w:r>
+    </w:p>
+    <w:p>
+      <w:pPr>
+        <w:numPr>
+          <w:ilvl w:val="0"/>
+          <w:numId w:val="18"/>
+        </w:numPr>
+        <w:spacing w:after="0" w:line="240" w:lineRule="auto"/>
+        <w:rPr>
+          <w:rFonts w:ascii="Calibri" w:hAnsi="Calibri" w:cs="Calibri"/>
+          <w:sz w:val="20"/>
+          <w:szCs w:val="20"/>
+        </w:rPr>
+      </w:pPr>
+      <w:r>
+        <w:rPr>
+          <w:rFonts w:ascii="Calibri" w:hAnsi="Calibri" w:cs="Calibri"/>
+          <w:sz w:val="20"/>
+          <w:szCs w:val="20"/>
+        </w:rPr>
+        <w:t>Full stack generative and Agentic AI with python</w:t>
       </w:r>
     </w:p>
     <w:p>
@@ -2491,6 +4173,155 @@
 <file path=word/numbering.xml><?xml version="1.0" encoding="utf-8"?>
 <w:numbering xmlns:wpc="http://schemas.microsoft.com/office/word/2010/wordprocessingCanvas" xmlns:cx="http://schemas.microsoft.com/office/drawing/2014/chartex" xmlns:cx1="http://schemas.microsoft.com/office/drawing/2015/9/8/chartex" xmlns:cx2="http://schemas.microsoft.com/office/drawing/2015/10/21/chartex" xmlns:cx3="http://schemas.microsoft.com/office/drawing/2016/5/9/chartex" xmlns:cx4="http://schemas.microsoft.com/office/drawing/2016/5/10/chartex" xmlns:cx5="http://schemas.microsoft.com/office/drawing/2016/5/11/chartex" xmlns:cx6="http://schemas.microsoft.com/office/drawing/2016/5/12/chartex" xmlns:cx7="http://schemas.microsoft.com/office/drawing/2016/5/13/chartex" xmlns:cx8="http://schemas.microsoft.com/office/drawing/2016/5/14/chartex" xmlns:mc="http://schemas.openxmlformats.org/markup-compatibility/2006" xmlns:aink="http://schemas.microsoft.com/office/drawing/2016/ink" xmlns:am3d="http://schemas.microsoft.com/office/drawing/2017/model3d" xmlns:o="urn:schemas-microsoft-com:office:office" xmlns:oel="http://schemas.microsoft.com/office/2019/extlst" xmlns:r="http://schemas.openxmlformats.org/officeDocument/2006/relationships" xmlns:m="http://schemas.openxmlformats.org/officeDocument/2006/math" xmlns:v="urn:schemas-microsoft-com:vml" xmlns:wp14="http://schemas.microsoft.com/office/word/2010/wordprocessingDrawing" xmlns:wp="http://schemas.openxmlformats.org/drawingml/2006/wordprocessingDrawing" xmlns:w10="urn:schemas-microsoft-com:office:word" xmlns:w="http://schemas.openxmlformats.org/wordprocessingml/2006/main" xmlns:w14="http://schemas.microsoft.com/office/word/2010/wordml" xmlns:w15="http://schemas.microsoft.com/office/word/2012/wordml" xmlns:w16cex="http://schemas.microsoft.com/office/word/2018/wordml/cex" xmlns:w16cid="http://schemas.microsoft.com/office/word/2016/wordml/cid" xmlns:w16="http://schemas.microsoft.com/office/word/2018/wordml" xmlns:w16du="http://schemas.microsoft.com/office/word/2023/wordml/word16du" xmlns:w16sdtdh="http://schemas.microsoft.com/office/word/2020/wordml/sdtdatahash" xmlns:w16sdtfl="http://schemas.microsoft.com/office/word/2024/wordml/sdtformatlock" xmlns:w16se="http://schemas.microsoft.com/office/word/2015/wordml/symex" xmlns:wpg="http://schemas.microsoft.com/office/word/2010/wordprocessingGroup" xmlns:wpi="http://schemas.microsoft.com/office/word/2010/wordprocessingInk" xmlns:wne="http://schemas.microsoft.com/office/word/2006/wordml" xmlns:wps="http://schemas.microsoft.com/office/word/2010/wordprocessingShape" mc:Ignorable="w14 w15 w16se w16cid w16 w16cex w16sdtdh w16sdtfl w16du wp14">
   <w:abstractNum w:abstractNumId="0" w15:restartNumberingAfterBreak="0">
+    <w:nsid w:val="00E63744"/>
+    <w:multiLevelType w:val="multilevel"/>
+    <w:tmpl w:val="C100BBB2"/>
+    <w:lvl w:ilvl="0">
+      <w:start w:val="1"/>
+      <w:numFmt w:val="bullet"/>
+      <w:lvlText w:val=""/>
+      <w:lvlJc w:val="left"/>
+      <w:pPr>
+        <w:tabs>
+          <w:tab w:val="num" w:pos="720"/>
+        </w:tabs>
+        <w:ind w:left="720" w:hanging="360"/>
+      </w:pPr>
+      <w:rPr>
+        <w:rFonts w:ascii="Symbol" w:hAnsi="Symbol" w:hint="default"/>
+        <w:sz w:val="20"/>
+      </w:rPr>
+    </w:lvl>
+    <w:lvl w:ilvl="1" w:tentative="1">
+      <w:start w:val="1"/>
+      <w:numFmt w:val="bullet"/>
+      <w:lvlText w:val="o"/>
+      <w:lvlJc w:val="left"/>
+      <w:pPr>
+        <w:tabs>
+          <w:tab w:val="num" w:pos="1440"/>
+        </w:tabs>
+        <w:ind w:left="1440" w:hanging="360"/>
+      </w:pPr>
+      <w:rPr>
+        <w:rFonts w:ascii="Courier New" w:hAnsi="Courier New" w:hint="default"/>
+        <w:sz w:val="20"/>
+      </w:rPr>
+    </w:lvl>
+    <w:lvl w:ilvl="2" w:tentative="1">
+      <w:start w:val="1"/>
+      <w:numFmt w:val="bullet"/>
+      <w:lvlText w:val=""/>
+      <w:lvlJc w:val="left"/>
+      <w:pPr>
+        <w:tabs>
+          <w:tab w:val="num" w:pos="2160"/>
+        </w:tabs>
+        <w:ind w:left="2160" w:hanging="360"/>
+      </w:pPr>
+      <w:rPr>
+        <w:rFonts w:ascii="Wingdings" w:hAnsi="Wingdings" w:hint="default"/>
+        <w:sz w:val="20"/>
+      </w:rPr>
+    </w:lvl>
+    <w:lvl w:ilvl="3" w:tentative="1">
+      <w:start w:val="1"/>
+      <w:numFmt w:val="bullet"/>
+      <w:lvlText w:val=""/>
+      <w:lvlJc w:val="left"/>
+      <w:pPr>
+        <w:tabs>
+          <w:tab w:val="num" w:pos="2880"/>
+        </w:tabs>
+        <w:ind w:left="2880" w:hanging="360"/>
+      </w:pPr>
+      <w:rPr>
+        <w:rFonts w:ascii="Wingdings" w:hAnsi="Wingdings" w:hint="default"/>
+        <w:sz w:val="20"/>
+      </w:rPr>
+    </w:lvl>
+    <w:lvl w:ilvl="4" w:tentative="1">
+      <w:start w:val="1"/>
+      <w:numFmt w:val="bullet"/>
+      <w:lvlText w:val=""/>
+      <w:lvlJc w:val="left"/>
+      <w:pPr>
+        <w:tabs>
+          <w:tab w:val="num" w:pos="3600"/>
+        </w:tabs>
+        <w:ind w:left="3600" w:hanging="360"/>
+      </w:pPr>
+      <w:rPr>
+        <w:rFonts w:ascii="Wingdings" w:hAnsi="Wingdings" w:hint="default"/>
+        <w:sz w:val="20"/>
+      </w:rPr>
+    </w:lvl>
+    <w:lvl w:ilvl="5" w:tentative="1">
+      <w:start w:val="1"/>
+      <w:numFmt w:val="bullet"/>
+      <w:lvlText w:val=""/>
+      <w:lvlJc w:val="left"/>
+      <w:pPr>
+        <w:tabs>
+          <w:tab w:val="num" w:pos="4320"/>
+        </w:tabs>
+        <w:ind w:left="4320" w:hanging="360"/>
+      </w:pPr>
+      <w:rPr>
+        <w:rFonts w:ascii="Wingdings" w:hAnsi="Wingdings" w:hint="default"/>
+        <w:sz w:val="20"/>
+      </w:rPr>
+    </w:lvl>
+    <w:lvl w:ilvl="6" w:tentative="1">
+      <w:start w:val="1"/>
+      <w:numFmt w:val="bullet"/>
+      <w:lvlText w:val=""/>
+      <w:lvlJc w:val="left"/>
+      <w:pPr>
+        <w:tabs>
+          <w:tab w:val="num" w:pos="5040"/>
+        </w:tabs>
+        <w:ind w:left="5040" w:hanging="360"/>
+      </w:pPr>
+      <w:rPr>
+        <w:rFonts w:ascii="Wingdings" w:hAnsi="Wingdings" w:hint="default"/>
+        <w:sz w:val="20"/>
+      </w:rPr>
+    </w:lvl>
+    <w:lvl w:ilvl="7" w:tentative="1">
+      <w:start w:val="1"/>
+      <w:numFmt w:val="bullet"/>
+      <w:lvlText w:val=""/>
+      <w:lvlJc w:val="left"/>
+      <w:pPr>
+        <w:tabs>
+          <w:tab w:val="num" w:pos="5760"/>
+        </w:tabs>
+        <w:ind w:left="5760" w:hanging="360"/>
+      </w:pPr>
+      <w:rPr>
+        <w:rFonts w:ascii="Wingdings" w:hAnsi="Wingdings" w:hint="default"/>
+        <w:sz w:val="20"/>
+      </w:rPr>
+    </w:lvl>
+    <w:lvl w:ilvl="8" w:tentative="1">
+      <w:start w:val="1"/>
+      <w:numFmt w:val="bullet"/>
+      <w:lvlText w:val=""/>
+      <w:lvlJc w:val="left"/>
+      <w:pPr>
+        <w:tabs>
+          <w:tab w:val="num" w:pos="6480"/>
+        </w:tabs>
+        <w:ind w:left="6480" w:hanging="360"/>
+      </w:pPr>
+      <w:rPr>
+        <w:rFonts w:ascii="Wingdings" w:hAnsi="Wingdings" w:hint="default"/>
+        <w:sz w:val="20"/>
+      </w:rPr>
+    </w:lvl>
+  </w:abstractNum>
+  <w:abstractNum w:abstractNumId="1" w15:restartNumberingAfterBreak="0">
     <w:nsid w:val="04101A23"/>
     <w:multiLevelType w:val="multilevel"/>
     <w:tmpl w:val="BEF08BD2"/>
@@ -2639,7 +4470,7 @@
       </w:rPr>
     </w:lvl>
   </w:abstractNum>
-  <w:abstractNum w:abstractNumId="1" w15:restartNumberingAfterBreak="0">
+  <w:abstractNum w:abstractNumId="2" w15:restartNumberingAfterBreak="0">
     <w:nsid w:val="05484E09"/>
     <w:multiLevelType w:val="multilevel"/>
     <w:tmpl w:val="0AC0C4EE"/>
@@ -2788,7 +4619,7 @@
       </w:rPr>
     </w:lvl>
   </w:abstractNum>
-  <w:abstractNum w:abstractNumId="2" w15:restartNumberingAfterBreak="0">
+  <w:abstractNum w:abstractNumId="3" w15:restartNumberingAfterBreak="0">
     <w:nsid w:val="05D449F5"/>
     <w:multiLevelType w:val="multilevel"/>
     <w:tmpl w:val="EF24CCBE"/>
@@ -2937,7 +4768,7 @@
       </w:rPr>
     </w:lvl>
   </w:abstractNum>
-  <w:abstractNum w:abstractNumId="3" w15:restartNumberingAfterBreak="0">
+  <w:abstractNum w:abstractNumId="4" w15:restartNumberingAfterBreak="0">
     <w:nsid w:val="14B47E46"/>
     <w:multiLevelType w:val="multilevel"/>
     <w:tmpl w:val="536CD63E"/>
@@ -3086,7 +4917,7 @@
       </w:rPr>
     </w:lvl>
   </w:abstractNum>
-  <w:abstractNum w:abstractNumId="4" w15:restartNumberingAfterBreak="0">
+  <w:abstractNum w:abstractNumId="5" w15:restartNumberingAfterBreak="0">
     <w:nsid w:val="1A932882"/>
     <w:multiLevelType w:val="multilevel"/>
     <w:tmpl w:val="581EC872"/>
@@ -3235,7 +5066,7 @@
       </w:rPr>
     </w:lvl>
   </w:abstractNum>
-  <w:abstractNum w:abstractNumId="5" w15:restartNumberingAfterBreak="0">
+  <w:abstractNum w:abstractNumId="6" w15:restartNumberingAfterBreak="0">
     <w:nsid w:val="20CB33B6"/>
     <w:multiLevelType w:val="multilevel"/>
     <w:tmpl w:val="2594EC3E"/>
@@ -3384,7 +5215,7 @@
       </w:rPr>
     </w:lvl>
   </w:abstractNum>
-  <w:abstractNum w:abstractNumId="6" w15:restartNumberingAfterBreak="0">
+  <w:abstractNum w:abstractNumId="7" w15:restartNumberingAfterBreak="0">
     <w:nsid w:val="25C36E97"/>
     <w:multiLevelType w:val="multilevel"/>
     <w:tmpl w:val="F0404682"/>
@@ -3497,7 +5328,7 @@
       </w:pPr>
     </w:lvl>
   </w:abstractNum>
-  <w:abstractNum w:abstractNumId="7" w15:restartNumberingAfterBreak="0">
+  <w:abstractNum w:abstractNumId="8" w15:restartNumberingAfterBreak="0">
     <w:nsid w:val="2BB20DCD"/>
     <w:multiLevelType w:val="hybridMultilevel"/>
     <w:tmpl w:val="244A8446"/>
@@ -3609,7 +5440,7 @@
       </w:rPr>
     </w:lvl>
   </w:abstractNum>
-  <w:abstractNum w:abstractNumId="8" w15:restartNumberingAfterBreak="0">
+  <w:abstractNum w:abstractNumId="9" w15:restartNumberingAfterBreak="0">
     <w:nsid w:val="2D6E15FB"/>
     <w:multiLevelType w:val="hybridMultilevel"/>
     <w:tmpl w:val="F446E678"/>
@@ -3722,7 +5553,7 @@
       </w:rPr>
     </w:lvl>
   </w:abstractNum>
-  <w:abstractNum w:abstractNumId="9" w15:restartNumberingAfterBreak="0">
+  <w:abstractNum w:abstractNumId="10" w15:restartNumberingAfterBreak="0">
     <w:nsid w:val="35721601"/>
     <w:multiLevelType w:val="multilevel"/>
     <w:tmpl w:val="9056C050"/>
@@ -3742,7 +5573,7 @@
         <w:sz w:val="20"/>
       </w:rPr>
     </w:lvl>
-    <w:lvl w:ilvl="1" w:tentative="1">
+    <w:lvl w:ilvl="1">
       <w:start w:val="1"/>
       <w:numFmt w:val="bullet"/>
       <w:lvlText w:val="o"/>
@@ -3871,7 +5702,7 @@
       </w:rPr>
     </w:lvl>
   </w:abstractNum>
-  <w:abstractNum w:abstractNumId="10" w15:restartNumberingAfterBreak="0">
+  <w:abstractNum w:abstractNumId="11" w15:restartNumberingAfterBreak="0">
     <w:nsid w:val="371C6AE9"/>
     <w:multiLevelType w:val="multilevel"/>
     <w:tmpl w:val="579ECD1A"/>
@@ -4020,7 +5851,7 @@
       </w:rPr>
     </w:lvl>
   </w:abstractNum>
-  <w:abstractNum w:abstractNumId="11" w15:restartNumberingAfterBreak="0">
+  <w:abstractNum w:abstractNumId="12" w15:restartNumberingAfterBreak="0">
     <w:nsid w:val="377A7CB9"/>
     <w:multiLevelType w:val="hybridMultilevel"/>
     <w:tmpl w:val="119AAB38"/>
@@ -4133,7 +5964,7 @@
       </w:rPr>
     </w:lvl>
   </w:abstractNum>
-  <w:abstractNum w:abstractNumId="12" w15:restartNumberingAfterBreak="0">
+  <w:abstractNum w:abstractNumId="13" w15:restartNumberingAfterBreak="0">
     <w:nsid w:val="382D6664"/>
     <w:multiLevelType w:val="multilevel"/>
     <w:tmpl w:val="9BA0D104"/>
@@ -4282,7 +6113,156 @@
       </w:rPr>
     </w:lvl>
   </w:abstractNum>
-  <w:abstractNum w:abstractNumId="13" w15:restartNumberingAfterBreak="0">
+  <w:abstractNum w:abstractNumId="14" w15:restartNumberingAfterBreak="0">
+    <w:nsid w:val="3C48454A"/>
+    <w:multiLevelType w:val="multilevel"/>
+    <w:tmpl w:val="DD0499DA"/>
+    <w:lvl w:ilvl="0">
+      <w:start w:val="1"/>
+      <w:numFmt w:val="bullet"/>
+      <w:lvlText w:val=""/>
+      <w:lvlJc w:val="left"/>
+      <w:pPr>
+        <w:tabs>
+          <w:tab w:val="num" w:pos="720"/>
+        </w:tabs>
+        <w:ind w:left="720" w:hanging="360"/>
+      </w:pPr>
+      <w:rPr>
+        <w:rFonts w:ascii="Symbol" w:hAnsi="Symbol" w:hint="default"/>
+        <w:sz w:val="20"/>
+      </w:rPr>
+    </w:lvl>
+    <w:lvl w:ilvl="1" w:tentative="1">
+      <w:start w:val="1"/>
+      <w:numFmt w:val="bullet"/>
+      <w:lvlText w:val="o"/>
+      <w:lvlJc w:val="left"/>
+      <w:pPr>
+        <w:tabs>
+          <w:tab w:val="num" w:pos="1440"/>
+        </w:tabs>
+        <w:ind w:left="1440" w:hanging="360"/>
+      </w:pPr>
+      <w:rPr>
+        <w:rFonts w:ascii="Courier New" w:hAnsi="Courier New" w:hint="default"/>
+        <w:sz w:val="20"/>
+      </w:rPr>
+    </w:lvl>
+    <w:lvl w:ilvl="2" w:tentative="1">
+      <w:start w:val="1"/>
+      <w:numFmt w:val="bullet"/>
+      <w:lvlText w:val=""/>
+      <w:lvlJc w:val="left"/>
+      <w:pPr>
+        <w:tabs>
+          <w:tab w:val="num" w:pos="2160"/>
+        </w:tabs>
+        <w:ind w:left="2160" w:hanging="360"/>
+      </w:pPr>
+      <w:rPr>
+        <w:rFonts w:ascii="Wingdings" w:hAnsi="Wingdings" w:hint="default"/>
+        <w:sz w:val="20"/>
+      </w:rPr>
+    </w:lvl>
+    <w:lvl w:ilvl="3" w:tentative="1">
+      <w:start w:val="1"/>
+      <w:numFmt w:val="bullet"/>
+      <w:lvlText w:val=""/>
+      <w:lvlJc w:val="left"/>
+      <w:pPr>
+        <w:tabs>
+          <w:tab w:val="num" w:pos="2880"/>
+        </w:tabs>
+        <w:ind w:left="2880" w:hanging="360"/>
+      </w:pPr>
+      <w:rPr>
+        <w:rFonts w:ascii="Wingdings" w:hAnsi="Wingdings" w:hint="default"/>
+        <w:sz w:val="20"/>
+      </w:rPr>
+    </w:lvl>
+    <w:lvl w:ilvl="4" w:tentative="1">
+      <w:start w:val="1"/>
+      <w:numFmt w:val="bullet"/>
+      <w:lvlText w:val=""/>
+      <w:lvlJc w:val="left"/>
+      <w:pPr>
+        <w:tabs>
+          <w:tab w:val="num" w:pos="3600"/>
+        </w:tabs>
+        <w:ind w:left="3600" w:hanging="360"/>
+      </w:pPr>
+      <w:rPr>
+        <w:rFonts w:ascii="Wingdings" w:hAnsi="Wingdings" w:hint="default"/>
+        <w:sz w:val="20"/>
+      </w:rPr>
+    </w:lvl>
+    <w:lvl w:ilvl="5" w:tentative="1">
+      <w:start w:val="1"/>
+      <w:numFmt w:val="bullet"/>
+      <w:lvlText w:val=""/>
+      <w:lvlJc w:val="left"/>
+      <w:pPr>
+        <w:tabs>
+          <w:tab w:val="num" w:pos="4320"/>
+        </w:tabs>
+        <w:ind w:left="4320" w:hanging="360"/>
+      </w:pPr>
+      <w:rPr>
+        <w:rFonts w:ascii="Wingdings" w:hAnsi="Wingdings" w:hint="default"/>
+        <w:sz w:val="20"/>
+      </w:rPr>
+    </w:lvl>
+    <w:lvl w:ilvl="6" w:tentative="1">
+      <w:start w:val="1"/>
+      <w:numFmt w:val="bullet"/>
+      <w:lvlText w:val=""/>
+      <w:lvlJc w:val="left"/>
+      <w:pPr>
+        <w:tabs>
+          <w:tab w:val="num" w:pos="5040"/>
+        </w:tabs>
+        <w:ind w:left="5040" w:hanging="360"/>
+      </w:pPr>
+      <w:rPr>
+        <w:rFonts w:ascii="Wingdings" w:hAnsi="Wingdings" w:hint="default"/>
+        <w:sz w:val="20"/>
+      </w:rPr>
+    </w:lvl>
+    <w:lvl w:ilvl="7" w:tentative="1">
+      <w:start w:val="1"/>
+      <w:numFmt w:val="bullet"/>
+      <w:lvlText w:val=""/>
+      <w:lvlJc w:val="left"/>
+      <w:pPr>
+        <w:tabs>
+          <w:tab w:val="num" w:pos="5760"/>
+        </w:tabs>
+        <w:ind w:left="5760" w:hanging="360"/>
+      </w:pPr>
+      <w:rPr>
+        <w:rFonts w:ascii="Wingdings" w:hAnsi="Wingdings" w:hint="default"/>
+        <w:sz w:val="20"/>
+      </w:rPr>
+    </w:lvl>
+    <w:lvl w:ilvl="8" w:tentative="1">
+      <w:start w:val="1"/>
+      <w:numFmt w:val="bullet"/>
+      <w:lvlText w:val=""/>
+      <w:lvlJc w:val="left"/>
+      <w:pPr>
+        <w:tabs>
+          <w:tab w:val="num" w:pos="6480"/>
+        </w:tabs>
+        <w:ind w:left="6480" w:hanging="360"/>
+      </w:pPr>
+      <w:rPr>
+        <w:rFonts w:ascii="Wingdings" w:hAnsi="Wingdings" w:hint="default"/>
+        <w:sz w:val="20"/>
+      </w:rPr>
+    </w:lvl>
+  </w:abstractNum>
+  <w:abstractNum w:abstractNumId="15" w15:restartNumberingAfterBreak="0">
     <w:nsid w:val="3F5C7088"/>
     <w:multiLevelType w:val="multilevel"/>
     <w:tmpl w:val="D2907940"/>
@@ -4431,7 +6411,7 @@
       </w:rPr>
     </w:lvl>
   </w:abstractNum>
-  <w:abstractNum w:abstractNumId="14" w15:restartNumberingAfterBreak="0">
+  <w:abstractNum w:abstractNumId="16" w15:restartNumberingAfterBreak="0">
     <w:nsid w:val="405B2E0D"/>
     <w:multiLevelType w:val="multilevel"/>
     <w:tmpl w:val="CB0E7DB4"/>
@@ -4580,7 +6560,7 @@
       </w:rPr>
     </w:lvl>
   </w:abstractNum>
-  <w:abstractNum w:abstractNumId="15" w15:restartNumberingAfterBreak="0">
+  <w:abstractNum w:abstractNumId="17" w15:restartNumberingAfterBreak="0">
     <w:nsid w:val="48EF3DD0"/>
     <w:multiLevelType w:val="multilevel"/>
     <w:tmpl w:val="2318B9A2"/>
@@ -4729,7 +6709,7 @@
       </w:rPr>
     </w:lvl>
   </w:abstractNum>
-  <w:abstractNum w:abstractNumId="16" w15:restartNumberingAfterBreak="0">
+  <w:abstractNum w:abstractNumId="18" w15:restartNumberingAfterBreak="0">
     <w:nsid w:val="518A6168"/>
     <w:multiLevelType w:val="multilevel"/>
     <w:tmpl w:val="361C4E62"/>
@@ -4878,7 +6858,7 @@
       </w:rPr>
     </w:lvl>
   </w:abstractNum>
-  <w:abstractNum w:abstractNumId="17" w15:restartNumberingAfterBreak="0">
+  <w:abstractNum w:abstractNumId="19" w15:restartNumberingAfterBreak="0">
     <w:nsid w:val="51B853DD"/>
     <w:multiLevelType w:val="multilevel"/>
     <w:tmpl w:val="3642D8D4"/>
@@ -5027,7 +7007,7 @@
       </w:rPr>
     </w:lvl>
   </w:abstractNum>
-  <w:abstractNum w:abstractNumId="18" w15:restartNumberingAfterBreak="0">
+  <w:abstractNum w:abstractNumId="20" w15:restartNumberingAfterBreak="0">
     <w:nsid w:val="544D6288"/>
     <w:multiLevelType w:val="multilevel"/>
     <w:tmpl w:val="ACC814E2"/>
@@ -5176,7 +7156,7 @@
       </w:rPr>
     </w:lvl>
   </w:abstractNum>
-  <w:abstractNum w:abstractNumId="19" w15:restartNumberingAfterBreak="0">
+  <w:abstractNum w:abstractNumId="21" w15:restartNumberingAfterBreak="0">
     <w:nsid w:val="599E569E"/>
     <w:multiLevelType w:val="hybridMultilevel"/>
     <w:tmpl w:val="A796ADCE"/>
@@ -5266,7 +7246,7 @@
       </w:pPr>
     </w:lvl>
   </w:abstractNum>
-  <w:abstractNum w:abstractNumId="20" w15:restartNumberingAfterBreak="0">
+  <w:abstractNum w:abstractNumId="22" w15:restartNumberingAfterBreak="0">
     <w:nsid w:val="5BD54ADD"/>
     <w:multiLevelType w:val="multilevel"/>
     <w:tmpl w:val="781E8696"/>
@@ -5415,7 +7395,7 @@
       </w:rPr>
     </w:lvl>
   </w:abstractNum>
-  <w:abstractNum w:abstractNumId="21" w15:restartNumberingAfterBreak="0">
+  <w:abstractNum w:abstractNumId="23" w15:restartNumberingAfterBreak="0">
     <w:nsid w:val="5D414E97"/>
     <w:multiLevelType w:val="multilevel"/>
     <w:tmpl w:val="6EECF364"/>
@@ -5564,7 +7544,7 @@
       </w:rPr>
     </w:lvl>
   </w:abstractNum>
-  <w:abstractNum w:abstractNumId="22" w15:restartNumberingAfterBreak="0">
+  <w:abstractNum w:abstractNumId="24" w15:restartNumberingAfterBreak="0">
     <w:nsid w:val="5D461C65"/>
     <w:multiLevelType w:val="multilevel"/>
     <w:tmpl w:val="E74A8150"/>
@@ -5713,7 +7693,156 @@
       </w:rPr>
     </w:lvl>
   </w:abstractNum>
-  <w:abstractNum w:abstractNumId="23" w15:restartNumberingAfterBreak="0">
+  <w:abstractNum w:abstractNumId="25" w15:restartNumberingAfterBreak="0">
+    <w:nsid w:val="5DC80C66"/>
+    <w:multiLevelType w:val="multilevel"/>
+    <w:tmpl w:val="9D6CAA16"/>
+    <w:lvl w:ilvl="0">
+      <w:start w:val="1"/>
+      <w:numFmt w:val="bullet"/>
+      <w:lvlText w:val=""/>
+      <w:lvlJc w:val="left"/>
+      <w:pPr>
+        <w:tabs>
+          <w:tab w:val="num" w:pos="720"/>
+        </w:tabs>
+        <w:ind w:left="720" w:hanging="360"/>
+      </w:pPr>
+      <w:rPr>
+        <w:rFonts w:ascii="Symbol" w:hAnsi="Symbol" w:hint="default"/>
+        <w:sz w:val="20"/>
+      </w:rPr>
+    </w:lvl>
+    <w:lvl w:ilvl="1" w:tentative="1">
+      <w:start w:val="1"/>
+      <w:numFmt w:val="bullet"/>
+      <w:lvlText w:val="o"/>
+      <w:lvlJc w:val="left"/>
+      <w:pPr>
+        <w:tabs>
+          <w:tab w:val="num" w:pos="1440"/>
+        </w:tabs>
+        <w:ind w:left="1440" w:hanging="360"/>
+      </w:pPr>
+      <w:rPr>
+        <w:rFonts w:ascii="Courier New" w:hAnsi="Courier New" w:hint="default"/>
+        <w:sz w:val="20"/>
+      </w:rPr>
+    </w:lvl>
+    <w:lvl w:ilvl="2" w:tentative="1">
+      <w:start w:val="1"/>
+      <w:numFmt w:val="bullet"/>
+      <w:lvlText w:val=""/>
+      <w:lvlJc w:val="left"/>
+      <w:pPr>
+        <w:tabs>
+          <w:tab w:val="num" w:pos="2160"/>
+        </w:tabs>
+        <w:ind w:left="2160" w:hanging="360"/>
+      </w:pPr>
+      <w:rPr>
+        <w:rFonts w:ascii="Wingdings" w:hAnsi="Wingdings" w:hint="default"/>
+        <w:sz w:val="20"/>
+      </w:rPr>
+    </w:lvl>
+    <w:lvl w:ilvl="3" w:tentative="1">
+      <w:start w:val="1"/>
+      <w:numFmt w:val="bullet"/>
+      <w:lvlText w:val=""/>
+      <w:lvlJc w:val="left"/>
+      <w:pPr>
+        <w:tabs>
+          <w:tab w:val="num" w:pos="2880"/>
+        </w:tabs>
+        <w:ind w:left="2880" w:hanging="360"/>
+      </w:pPr>
+      <w:rPr>
+        <w:rFonts w:ascii="Wingdings" w:hAnsi="Wingdings" w:hint="default"/>
+        <w:sz w:val="20"/>
+      </w:rPr>
+    </w:lvl>
+    <w:lvl w:ilvl="4" w:tentative="1">
+      <w:start w:val="1"/>
+      <w:numFmt w:val="bullet"/>
+      <w:lvlText w:val=""/>
+      <w:lvlJc w:val="left"/>
+      <w:pPr>
+        <w:tabs>
+          <w:tab w:val="num" w:pos="3600"/>
+        </w:tabs>
+        <w:ind w:left="3600" w:hanging="360"/>
+      </w:pPr>
+      <w:rPr>
+        <w:rFonts w:ascii="Wingdings" w:hAnsi="Wingdings" w:hint="default"/>
+        <w:sz w:val="20"/>
+      </w:rPr>
+    </w:lvl>
+    <w:lvl w:ilvl="5" w:tentative="1">
+      <w:start w:val="1"/>
+      <w:numFmt w:val="bullet"/>
+      <w:lvlText w:val=""/>
+      <w:lvlJc w:val="left"/>
+      <w:pPr>
+        <w:tabs>
+          <w:tab w:val="num" w:pos="4320"/>
+        </w:tabs>
+        <w:ind w:left="4320" w:hanging="360"/>
+      </w:pPr>
+      <w:rPr>
+        <w:rFonts w:ascii="Wingdings" w:hAnsi="Wingdings" w:hint="default"/>
+        <w:sz w:val="20"/>
+      </w:rPr>
+    </w:lvl>
+    <w:lvl w:ilvl="6" w:tentative="1">
+      <w:start w:val="1"/>
+      <w:numFmt w:val="bullet"/>
+      <w:lvlText w:val=""/>
+      <w:lvlJc w:val="left"/>
+      <w:pPr>
+        <w:tabs>
+          <w:tab w:val="num" w:pos="5040"/>
+        </w:tabs>
+        <w:ind w:left="5040" w:hanging="360"/>
+      </w:pPr>
+      <w:rPr>
+        <w:rFonts w:ascii="Wingdings" w:hAnsi="Wingdings" w:hint="default"/>
+        <w:sz w:val="20"/>
+      </w:rPr>
+    </w:lvl>
+    <w:lvl w:ilvl="7" w:tentative="1">
+      <w:start w:val="1"/>
+      <w:numFmt w:val="bullet"/>
+      <w:lvlText w:val=""/>
+      <w:lvlJc w:val="left"/>
+      <w:pPr>
+        <w:tabs>
+          <w:tab w:val="num" w:pos="5760"/>
+        </w:tabs>
+        <w:ind w:left="5760" w:hanging="360"/>
+      </w:pPr>
+      <w:rPr>
+        <w:rFonts w:ascii="Wingdings" w:hAnsi="Wingdings" w:hint="default"/>
+        <w:sz w:val="20"/>
+      </w:rPr>
+    </w:lvl>
+    <w:lvl w:ilvl="8" w:tentative="1">
+      <w:start w:val="1"/>
+      <w:numFmt w:val="bullet"/>
+      <w:lvlText w:val=""/>
+      <w:lvlJc w:val="left"/>
+      <w:pPr>
+        <w:tabs>
+          <w:tab w:val="num" w:pos="6480"/>
+        </w:tabs>
+        <w:ind w:left="6480" w:hanging="360"/>
+      </w:pPr>
+      <w:rPr>
+        <w:rFonts w:ascii="Wingdings" w:hAnsi="Wingdings" w:hint="default"/>
+        <w:sz w:val="20"/>
+      </w:rPr>
+    </w:lvl>
+  </w:abstractNum>
+  <w:abstractNum w:abstractNumId="26" w15:restartNumberingAfterBreak="0">
     <w:nsid w:val="5DCB6E8B"/>
     <w:multiLevelType w:val="multilevel"/>
     <w:tmpl w:val="12F0D8DA"/>
@@ -5862,7 +7991,7 @@
       </w:rPr>
     </w:lvl>
   </w:abstractNum>
-  <w:abstractNum w:abstractNumId="24" w15:restartNumberingAfterBreak="0">
+  <w:abstractNum w:abstractNumId="27" w15:restartNumberingAfterBreak="0">
     <w:nsid w:val="5F824445"/>
     <w:multiLevelType w:val="multilevel"/>
     <w:tmpl w:val="7F1481C2"/>
@@ -5975,7 +8104,7 @@
       </w:pPr>
     </w:lvl>
   </w:abstractNum>
-  <w:abstractNum w:abstractNumId="25" w15:restartNumberingAfterBreak="0">
+  <w:abstractNum w:abstractNumId="28" w15:restartNumberingAfterBreak="0">
     <w:nsid w:val="61B111B5"/>
     <w:multiLevelType w:val="multilevel"/>
     <w:tmpl w:val="16FE7BBA"/>
@@ -6124,7 +8253,7 @@
       </w:rPr>
     </w:lvl>
   </w:abstractNum>
-  <w:abstractNum w:abstractNumId="26" w15:restartNumberingAfterBreak="0">
+  <w:abstractNum w:abstractNumId="29" w15:restartNumberingAfterBreak="0">
     <w:nsid w:val="63590654"/>
     <w:multiLevelType w:val="multilevel"/>
     <w:tmpl w:val="02A4C5F6"/>
@@ -6273,7 +8402,7 @@
       </w:rPr>
     </w:lvl>
   </w:abstractNum>
-  <w:abstractNum w:abstractNumId="27" w15:restartNumberingAfterBreak="0">
+  <w:abstractNum w:abstractNumId="30" w15:restartNumberingAfterBreak="0">
     <w:nsid w:val="64391B3A"/>
     <w:multiLevelType w:val="multilevel"/>
     <w:tmpl w:val="72324952"/>
@@ -6422,7 +8551,7 @@
       </w:rPr>
     </w:lvl>
   </w:abstractNum>
-  <w:abstractNum w:abstractNumId="28" w15:restartNumberingAfterBreak="0">
+  <w:abstractNum w:abstractNumId="31" w15:restartNumberingAfterBreak="0">
     <w:nsid w:val="65455C4A"/>
     <w:multiLevelType w:val="multilevel"/>
     <w:tmpl w:val="96363608"/>
@@ -6571,7 +8700,7 @@
       </w:rPr>
     </w:lvl>
   </w:abstractNum>
-  <w:abstractNum w:abstractNumId="29" w15:restartNumberingAfterBreak="0">
+  <w:abstractNum w:abstractNumId="32" w15:restartNumberingAfterBreak="0">
     <w:nsid w:val="65E13104"/>
     <w:multiLevelType w:val="multilevel"/>
     <w:tmpl w:val="484C2018"/>
@@ -6720,7 +8849,7 @@
       </w:rPr>
     </w:lvl>
   </w:abstractNum>
-  <w:abstractNum w:abstractNumId="30" w15:restartNumberingAfterBreak="0">
+  <w:abstractNum w:abstractNumId="33" w15:restartNumberingAfterBreak="0">
     <w:nsid w:val="65F0683E"/>
     <w:multiLevelType w:val="multilevel"/>
     <w:tmpl w:val="A29CD2B4"/>
@@ -6869,7 +8998,7 @@
       </w:rPr>
     </w:lvl>
   </w:abstractNum>
-  <w:abstractNum w:abstractNumId="31" w15:restartNumberingAfterBreak="0">
+  <w:abstractNum w:abstractNumId="34" w15:restartNumberingAfterBreak="0">
     <w:nsid w:val="66867A5D"/>
     <w:multiLevelType w:val="hybridMultilevel"/>
     <w:tmpl w:val="0DBE8064"/>
@@ -6981,7 +9110,7 @@
       </w:rPr>
     </w:lvl>
   </w:abstractNum>
-  <w:abstractNum w:abstractNumId="32" w15:restartNumberingAfterBreak="0">
+  <w:abstractNum w:abstractNumId="35" w15:restartNumberingAfterBreak="0">
     <w:nsid w:val="67225788"/>
     <w:multiLevelType w:val="hybridMultilevel"/>
     <w:tmpl w:val="228EEFFA"/>
@@ -7071,7 +9200,7 @@
       </w:pPr>
     </w:lvl>
   </w:abstractNum>
-  <w:abstractNum w:abstractNumId="33" w15:restartNumberingAfterBreak="0">
+  <w:abstractNum w:abstractNumId="36" w15:restartNumberingAfterBreak="0">
     <w:nsid w:val="68B77960"/>
     <w:multiLevelType w:val="multilevel"/>
     <w:tmpl w:val="7912063C"/>
@@ -7220,7 +9349,7 @@
       </w:rPr>
     </w:lvl>
   </w:abstractNum>
-  <w:abstractNum w:abstractNumId="34" w15:restartNumberingAfterBreak="0">
+  <w:abstractNum w:abstractNumId="37" w15:restartNumberingAfterBreak="0">
     <w:nsid w:val="6BBB2282"/>
     <w:multiLevelType w:val="multilevel"/>
     <w:tmpl w:val="F97EDD0C"/>
@@ -7369,7 +9498,7 @@
       </w:rPr>
     </w:lvl>
   </w:abstractNum>
-  <w:abstractNum w:abstractNumId="35" w15:restartNumberingAfterBreak="0">
+  <w:abstractNum w:abstractNumId="38" w15:restartNumberingAfterBreak="0">
     <w:nsid w:val="6DBE5231"/>
     <w:multiLevelType w:val="multilevel"/>
     <w:tmpl w:val="A7F29B1C"/>
@@ -7519,7 +9648,7 @@
       </w:rPr>
     </w:lvl>
   </w:abstractNum>
-  <w:abstractNum w:abstractNumId="36" w15:restartNumberingAfterBreak="0">
+  <w:abstractNum w:abstractNumId="39" w15:restartNumberingAfterBreak="0">
     <w:nsid w:val="732935B5"/>
     <w:multiLevelType w:val="multilevel"/>
     <w:tmpl w:val="1FF08886"/>
@@ -7668,7 +9797,7 @@
       </w:rPr>
     </w:lvl>
   </w:abstractNum>
-  <w:abstractNum w:abstractNumId="37" w15:restartNumberingAfterBreak="0">
+  <w:abstractNum w:abstractNumId="40" w15:restartNumberingAfterBreak="0">
     <w:nsid w:val="77066977"/>
     <w:multiLevelType w:val="multilevel"/>
     <w:tmpl w:val="954892EC"/>
@@ -7817,7 +9946,7 @@
       </w:rPr>
     </w:lvl>
   </w:abstractNum>
-  <w:abstractNum w:abstractNumId="38" w15:restartNumberingAfterBreak="0">
+  <w:abstractNum w:abstractNumId="41" w15:restartNumberingAfterBreak="0">
     <w:nsid w:val="7C8C5347"/>
     <w:multiLevelType w:val="multilevel"/>
     <w:tmpl w:val="213C48AC"/>
@@ -7966,7 +10095,7 @@
       </w:rPr>
     </w:lvl>
   </w:abstractNum>
-  <w:abstractNum w:abstractNumId="39" w15:restartNumberingAfterBreak="0">
+  <w:abstractNum w:abstractNumId="42" w15:restartNumberingAfterBreak="0">
     <w:nsid w:val="7F8C6DD2"/>
     <w:multiLevelType w:val="multilevel"/>
     <w:tmpl w:val="9AA083E4"/>
@@ -8116,124 +10245,169 @@
     </w:lvl>
   </w:abstractNum>
   <w:num w:numId="1" w16cid:durableId="818038631">
+    <w:abstractNumId w:val="5"/>
+  </w:num>
+  <w:num w:numId="2" w16cid:durableId="831798801">
+    <w:abstractNumId w:val="1"/>
+  </w:num>
+  <w:num w:numId="3" w16cid:durableId="9765583">
+    <w:abstractNumId w:val="23"/>
+  </w:num>
+  <w:num w:numId="4" w16cid:durableId="420104591">
+    <w:abstractNumId w:val="31"/>
+  </w:num>
+  <w:num w:numId="5" w16cid:durableId="1959945410">
+    <w:abstractNumId w:val="17"/>
+  </w:num>
+  <w:num w:numId="6" w16cid:durableId="235675568">
+    <w:abstractNumId w:val="13"/>
+  </w:num>
+  <w:num w:numId="7" w16cid:durableId="1218857314">
+    <w:abstractNumId w:val="27"/>
+  </w:num>
+  <w:num w:numId="8" w16cid:durableId="2036076532">
+    <w:abstractNumId w:val="12"/>
+  </w:num>
+  <w:num w:numId="9" w16cid:durableId="307707238">
+    <w:abstractNumId w:val="29"/>
+  </w:num>
+  <w:num w:numId="10" w16cid:durableId="365568268">
+    <w:abstractNumId w:val="15"/>
+  </w:num>
+  <w:num w:numId="11" w16cid:durableId="304551429">
+    <w:abstractNumId w:val="39"/>
+  </w:num>
+  <w:num w:numId="12" w16cid:durableId="752898901">
+    <w:abstractNumId w:val="30"/>
+  </w:num>
+  <w:num w:numId="13" w16cid:durableId="986931136">
+    <w:abstractNumId w:val="10"/>
+  </w:num>
+  <w:num w:numId="14" w16cid:durableId="554313131">
+    <w:abstractNumId w:val="3"/>
+  </w:num>
+  <w:num w:numId="15" w16cid:durableId="1879849591">
+    <w:abstractNumId w:val="19"/>
+  </w:num>
+  <w:num w:numId="16" w16cid:durableId="1901357415">
+    <w:abstractNumId w:val="11"/>
+  </w:num>
+  <w:num w:numId="17" w16cid:durableId="434443974">
+    <w:abstractNumId w:val="28"/>
+  </w:num>
+  <w:num w:numId="18" w16cid:durableId="303169635">
+    <w:abstractNumId w:val="38"/>
+  </w:num>
+  <w:num w:numId="19" w16cid:durableId="1972007849">
+    <w:abstractNumId w:val="33"/>
+  </w:num>
+  <w:num w:numId="20" w16cid:durableId="1295214294">
+    <w:abstractNumId w:val="22"/>
+  </w:num>
+  <w:num w:numId="21" w16cid:durableId="1379629001">
+    <w:abstractNumId w:val="26"/>
+  </w:num>
+  <w:num w:numId="22" w16cid:durableId="649552686">
+    <w:abstractNumId w:val="7"/>
+  </w:num>
+  <w:num w:numId="23" w16cid:durableId="34089977">
+    <w:abstractNumId w:val="9"/>
+  </w:num>
+  <w:num w:numId="24" w16cid:durableId="949556343">
+    <w:abstractNumId w:val="35"/>
+  </w:num>
+  <w:num w:numId="25" w16cid:durableId="445739133">
+    <w:abstractNumId w:val="21"/>
+  </w:num>
+  <w:num w:numId="26" w16cid:durableId="1010596665">
+    <w:abstractNumId w:val="36"/>
+  </w:num>
+  <w:num w:numId="27" w16cid:durableId="466699937">
+    <w:abstractNumId w:val="8"/>
+  </w:num>
+  <w:num w:numId="28" w16cid:durableId="744036360">
+    <w:abstractNumId w:val="41"/>
+  </w:num>
+  <w:num w:numId="29" w16cid:durableId="8216123">
+    <w:abstractNumId w:val="34"/>
+  </w:num>
+  <w:num w:numId="30" w16cid:durableId="279577118">
+    <w:abstractNumId w:val="42"/>
+  </w:num>
+  <w:num w:numId="31" w16cid:durableId="1232928897">
+    <w:abstractNumId w:val="37"/>
+  </w:num>
+  <w:num w:numId="32" w16cid:durableId="116028772">
+    <w:abstractNumId w:val="40"/>
+  </w:num>
+  <w:num w:numId="33" w16cid:durableId="1316758120">
+    <w:abstractNumId w:val="18"/>
+  </w:num>
+  <w:num w:numId="34" w16cid:durableId="1233853060">
+    <w:abstractNumId w:val="6"/>
+  </w:num>
+  <w:num w:numId="35" w16cid:durableId="1580947072">
+    <w:abstractNumId w:val="32"/>
+  </w:num>
+  <w:num w:numId="36" w16cid:durableId="1575551913">
     <w:abstractNumId w:val="4"/>
   </w:num>
-  <w:num w:numId="2" w16cid:durableId="831798801">
+  <w:num w:numId="37" w16cid:durableId="1860701391">
+    <w:abstractNumId w:val="16"/>
+  </w:num>
+  <w:num w:numId="38" w16cid:durableId="1064791256">
+    <w:abstractNumId w:val="2"/>
+  </w:num>
+  <w:num w:numId="39" w16cid:durableId="1062366140">
+    <w:abstractNumId w:val="24"/>
+  </w:num>
+  <w:num w:numId="40" w16cid:durableId="891232124">
+    <w:abstractNumId w:val="20"/>
+  </w:num>
+  <w:num w:numId="41" w16cid:durableId="1687441668">
+    <w:abstractNumId w:val="30"/>
+  </w:num>
+  <w:num w:numId="42" w16cid:durableId="476842077">
+    <w:abstractNumId w:val="35"/>
+    <w:lvlOverride w:ilvl="0">
+      <w:startOverride w:val="1"/>
+    </w:lvlOverride>
+    <w:lvlOverride w:ilvl="1">
+      <w:startOverride w:val="1"/>
+    </w:lvlOverride>
+    <w:lvlOverride w:ilvl="2">
+      <w:startOverride w:val="1"/>
+    </w:lvlOverride>
+    <w:lvlOverride w:ilvl="3">
+      <w:startOverride w:val="1"/>
+    </w:lvlOverride>
+    <w:lvlOverride w:ilvl="4">
+      <w:startOverride w:val="1"/>
+    </w:lvlOverride>
+    <w:lvlOverride w:ilvl="5">
+      <w:startOverride w:val="1"/>
+    </w:lvlOverride>
+    <w:lvlOverride w:ilvl="6">
+      <w:startOverride w:val="1"/>
+    </w:lvlOverride>
+    <w:lvlOverride w:ilvl="7">
+      <w:startOverride w:val="1"/>
+    </w:lvlOverride>
+    <w:lvlOverride w:ilvl="8">
+      <w:startOverride w:val="1"/>
+    </w:lvlOverride>
+  </w:num>
+  <w:num w:numId="43" w16cid:durableId="1770197030">
+    <w:abstractNumId w:val="10"/>
+  </w:num>
+  <w:num w:numId="44" w16cid:durableId="1459837327">
+    <w:abstractNumId w:val="14"/>
+  </w:num>
+  <w:num w:numId="45" w16cid:durableId="107434435">
     <w:abstractNumId w:val="0"/>
   </w:num>
-  <w:num w:numId="3" w16cid:durableId="9765583">
-    <w:abstractNumId w:val="21"/>
-  </w:num>
-  <w:num w:numId="4" w16cid:durableId="420104591">
-    <w:abstractNumId w:val="28"/>
-  </w:num>
-  <w:num w:numId="5" w16cid:durableId="1959945410">
-    <w:abstractNumId w:val="15"/>
-  </w:num>
-  <w:num w:numId="6" w16cid:durableId="235675568">
-    <w:abstractNumId w:val="12"/>
-  </w:num>
-  <w:num w:numId="7" w16cid:durableId="1218857314">
-    <w:abstractNumId w:val="24"/>
-  </w:num>
-  <w:num w:numId="8" w16cid:durableId="2036076532">
-    <w:abstractNumId w:val="11"/>
-  </w:num>
-  <w:num w:numId="9" w16cid:durableId="307707238">
-    <w:abstractNumId w:val="26"/>
-  </w:num>
-  <w:num w:numId="10" w16cid:durableId="365568268">
-    <w:abstractNumId w:val="13"/>
-  </w:num>
-  <w:num w:numId="11" w16cid:durableId="304551429">
-    <w:abstractNumId w:val="36"/>
-  </w:num>
-  <w:num w:numId="12" w16cid:durableId="752898901">
-    <w:abstractNumId w:val="27"/>
-  </w:num>
-  <w:num w:numId="13" w16cid:durableId="986931136">
-    <w:abstractNumId w:val="9"/>
-  </w:num>
-  <w:num w:numId="14" w16cid:durableId="554313131">
-    <w:abstractNumId w:val="2"/>
-  </w:num>
-  <w:num w:numId="15" w16cid:durableId="1879849591">
-    <w:abstractNumId w:val="17"/>
-  </w:num>
-  <w:num w:numId="16" w16cid:durableId="1901357415">
-    <w:abstractNumId w:val="10"/>
-  </w:num>
-  <w:num w:numId="17" w16cid:durableId="434443974">
+  <w:num w:numId="46" w16cid:durableId="1148592263">
     <w:abstractNumId w:val="25"/>
-  </w:num>
-  <w:num w:numId="18" w16cid:durableId="303169635">
-    <w:abstractNumId w:val="35"/>
-  </w:num>
-  <w:num w:numId="19" w16cid:durableId="1972007849">
-    <w:abstractNumId w:val="30"/>
-  </w:num>
-  <w:num w:numId="20" w16cid:durableId="1295214294">
-    <w:abstractNumId w:val="20"/>
-  </w:num>
-  <w:num w:numId="21" w16cid:durableId="1379629001">
-    <w:abstractNumId w:val="23"/>
-  </w:num>
-  <w:num w:numId="22" w16cid:durableId="649552686">
-    <w:abstractNumId w:val="6"/>
-  </w:num>
-  <w:num w:numId="23" w16cid:durableId="34089977">
-    <w:abstractNumId w:val="8"/>
-  </w:num>
-  <w:num w:numId="24" w16cid:durableId="949556343">
-    <w:abstractNumId w:val="32"/>
-  </w:num>
-  <w:num w:numId="25" w16cid:durableId="445739133">
-    <w:abstractNumId w:val="19"/>
-  </w:num>
-  <w:num w:numId="26" w16cid:durableId="1010596665">
-    <w:abstractNumId w:val="33"/>
-  </w:num>
-  <w:num w:numId="27" w16cid:durableId="466699937">
-    <w:abstractNumId w:val="7"/>
-  </w:num>
-  <w:num w:numId="28" w16cid:durableId="744036360">
-    <w:abstractNumId w:val="38"/>
-  </w:num>
-  <w:num w:numId="29" w16cid:durableId="8216123">
-    <w:abstractNumId w:val="31"/>
-  </w:num>
-  <w:num w:numId="30" w16cid:durableId="279577118">
-    <w:abstractNumId w:val="39"/>
-  </w:num>
-  <w:num w:numId="31" w16cid:durableId="1232928897">
-    <w:abstractNumId w:val="34"/>
-  </w:num>
-  <w:num w:numId="32" w16cid:durableId="116028772">
-    <w:abstractNumId w:val="37"/>
-  </w:num>
-  <w:num w:numId="33" w16cid:durableId="1316758120">
-    <w:abstractNumId w:val="16"/>
-  </w:num>
-  <w:num w:numId="34" w16cid:durableId="1233853060">
-    <w:abstractNumId w:val="5"/>
-  </w:num>
-  <w:num w:numId="35" w16cid:durableId="1580947072">
-    <w:abstractNumId w:val="29"/>
-  </w:num>
-  <w:num w:numId="36" w16cid:durableId="1575551913">
-    <w:abstractNumId w:val="3"/>
-  </w:num>
-  <w:num w:numId="37" w16cid:durableId="1860701391">
-    <w:abstractNumId w:val="14"/>
-  </w:num>
-  <w:num w:numId="38" w16cid:durableId="1064791256">
-    <w:abstractNumId w:val="1"/>
-  </w:num>
-  <w:num w:numId="39" w16cid:durableId="1062366140">
-    <w:abstractNumId w:val="22"/>
-  </w:num>
-  <w:num w:numId="40" w16cid:durableId="891232124">
-    <w:abstractNumId w:val="18"/>
   </w:num>
 </w:numbering>
 </file>
@@ -9515,15 +11689,6 @@
 </file>
 
 <file path=customXml/item2.xml><?xml version="1.0" encoding="utf-8"?>
-<?mso-contentType ?>
-<FormTemplates xmlns="http://schemas.microsoft.com/sharepoint/v3/contenttype/forms">
-  <Display>DocumentLibraryForm</Display>
-  <Edit>DocumentLibraryForm</Edit>
-  <New>DocumentLibraryForm</New>
-</FormTemplates>
-</file>
-
-<file path=customXml/item3.xml><?xml version="1.0" encoding="utf-8"?>
 <ct:contentTypeSchema xmlns:ct="http://schemas.microsoft.com/office/2006/metadata/contentType" xmlns:ma="http://schemas.microsoft.com/office/2006/metadata/properties/metaAttributes" ct:_="" ma:_="" ma:contentTypeName="Document" ma:contentTypeID="0x0101004052122EE5125442955E1CECA5ECB906" ma:contentTypeVersion="11" ma:contentTypeDescription="Create a new document." ma:contentTypeScope="" ma:versionID="2a6270015ceda115e3a98b0e6a03296a">
   <xsd:schema xmlns:xsd="http://www.w3.org/2001/XMLSchema" xmlns:xs="http://www.w3.org/2001/XMLSchema" xmlns:p="http://schemas.microsoft.com/office/2006/metadata/properties" xmlns:ns3="eca25710-d33a-48f9-b7ed-55d8f2ee4c7c" targetNamespace="http://schemas.microsoft.com/office/2006/metadata/properties" ma:root="true" ma:fieldsID="873b44005ca4aa7e8fa796dfae0f0c1e" ns3:_="">
     <xsd:import namespace="eca25710-d33a-48f9-b7ed-55d8f2ee4c7c"/>
@@ -9711,6 +11876,15 @@
 </ct:contentTypeSchema>
 </file>
 
+<file path=customXml/item3.xml><?xml version="1.0" encoding="utf-8"?>
+<?mso-contentType ?>
+<FormTemplates xmlns="http://schemas.microsoft.com/sharepoint/v3/contenttype/forms">
+  <Display>DocumentLibraryForm</Display>
+  <Edit>DocumentLibraryForm</Edit>
+  <New>DocumentLibraryForm</New>
+</FormTemplates>
+</file>
+
 <file path=customXml/itemProps1.xml><?xml version="1.0" encoding="utf-8"?>
 <ds:datastoreItem xmlns:ds="http://schemas.openxmlformats.org/officeDocument/2006/customXml" ds:itemID="{4B3E88E8-170A-40FB-969C-63A0269D55C7}">
   <ds:schemaRefs>
@@ -9722,14 +11896,6 @@
 </file>
 
 <file path=customXml/itemProps2.xml><?xml version="1.0" encoding="utf-8"?>
-<ds:datastoreItem xmlns:ds="http://schemas.openxmlformats.org/officeDocument/2006/customXml" ds:itemID="{8DB0D329-F9C0-4885-9E58-0B4D90D9763D}">
-  <ds:schemaRefs>
-    <ds:schemaRef ds:uri="http://schemas.microsoft.com/sharepoint/v3/contenttype/forms"/>
-  </ds:schemaRefs>
-</ds:datastoreItem>
-</file>
-
-<file path=customXml/itemProps3.xml><?xml version="1.0" encoding="utf-8"?>
 <ds:datastoreItem xmlns:ds="http://schemas.openxmlformats.org/officeDocument/2006/customXml" ds:itemID="{46F331C9-4C14-4E2D-B138-C077E96CDEFA}">
   <ds:schemaRefs>
     <ds:schemaRef ds:uri="http://schemas.microsoft.com/office/2006/metadata/contentType"/>
@@ -9747,6 +11913,14 @@
 </ds:datastoreItem>
 </file>
 
+<file path=customXml/itemProps3.xml><?xml version="1.0" encoding="utf-8"?>
+<ds:datastoreItem xmlns:ds="http://schemas.openxmlformats.org/officeDocument/2006/customXml" ds:itemID="{8DB0D329-F9C0-4885-9E58-0B4D90D9763D}">
+  <ds:schemaRefs>
+    <ds:schemaRef ds:uri="http://schemas.microsoft.com/sharepoint/v3/contenttype/forms"/>
+  </ds:schemaRefs>
+</ds:datastoreItem>
+</file>
+
 <file path=docMetadata/LabelInfo.xml><?xml version="1.0" encoding="utf-8"?>
 <clbl:labelList xmlns:clbl="http://schemas.microsoft.com/office/2020/mipLabelMetadata">
   <clbl:label id="{3cf1f214-12dc-4628-b93b-6ee6575cda47}" enabled="1" method="Privileged" siteId="{ddd66cce-ffe1-4029-967c-5e15ef73127f}" removed="0"/>

--- a/docx/CV/Public - official/Akashdip_Mahapatra_SRE_Resume.docx
+++ b/docx/CV/Public - official/Akashdip_Mahapatra_SRE_Resume.docx
@@ -117,22 +117,42 @@
         </w:rPr>
         <w:t>github.com/</w:t>
       </w:r>
-      <w:hyperlink r:id="rId9" w:history="1">
-        <w:r>
-          <w:rPr>
-            <w:rStyle w:val="Hyperlink"/>
-            <w:sz w:val="20"/>
-            <w:szCs w:val="20"/>
-          </w:rPr>
-          <w:t>AkashdipMahapatra-BA</w:t>
-        </w:r>
-        <w:r>
-          <w:rPr>
-            <w:rStyle w:val="Hyperlink"/>
-          </w:rPr>
-          <w:t xml:space="preserve"> </w:t>
-        </w:r>
-      </w:hyperlink>
+      <w:proofErr w:type="spellStart"/>
+      <w:r>
+        <w:fldChar w:fldCharType="begin"/>
+      </w:r>
+      <w:r>
+        <w:instrText>HYPERLINK "https://github.com/AkashdipMahapatra-BA"</w:instrText>
+      </w:r>
+      <w:r>
+        <w:fldChar w:fldCharType="separate"/>
+      </w:r>
+      <w:r>
+        <w:rPr>
+          <w:rStyle w:val="Hyperlink"/>
+          <w:sz w:val="20"/>
+          <w:szCs w:val="20"/>
+        </w:rPr>
+        <w:t>AkashdipMahapatra</w:t>
+      </w:r>
+      <w:proofErr w:type="spellEnd"/>
+      <w:r>
+        <w:rPr>
+          <w:rStyle w:val="Hyperlink"/>
+          <w:sz w:val="20"/>
+          <w:szCs w:val="20"/>
+        </w:rPr>
+        <w:t>-BA</w:t>
+      </w:r>
+      <w:r>
+        <w:rPr>
+          <w:rStyle w:val="Hyperlink"/>
+        </w:rPr>
+        <w:t xml:space="preserve"> </w:t>
+      </w:r>
+      <w:r>
+        <w:fldChar w:fldCharType="end"/>
+      </w:r>
     </w:p>
     <w:p>
       <w:pPr>
@@ -175,7 +195,47 @@
           <w:sz w:val="20"/>
           <w:szCs w:val="20"/>
         </w:rPr>
+        <w:t xml:space="preserve">, </w:t>
+      </w:r>
+      <w:r>
+        <w:rPr>
+          <w:rFonts w:ascii="Calibri" w:hAnsi="Calibri" w:cs="Calibri"/>
+          <w:b/>
+          <w:bCs/>
+          <w:sz w:val="20"/>
+          <w:szCs w:val="20"/>
+        </w:rPr>
+        <w:t>for a global enterprise client</w:t>
+      </w:r>
+      <w:r>
+        <w:rPr>
+          <w:rFonts w:ascii="Calibri" w:hAnsi="Calibri" w:cs="Calibri"/>
+          <w:b/>
+          <w:bCs/>
+          <w:sz w:val="20"/>
+          <w:szCs w:val="20"/>
+        </w:rPr>
         <w:t>.</w:t>
+      </w:r>
+      <w:r>
+        <w:rPr>
+          <w:rFonts w:ascii="Calibri" w:hAnsi="Calibri" w:cs="Calibri"/>
+          <w:b/>
+          <w:bCs/>
+          <w:sz w:val="20"/>
+          <w:szCs w:val="20"/>
+        </w:rPr>
+        <w:t xml:space="preserve"> </w:t>
+      </w:r>
+      <w:r>
+        <w:rPr>
+          <w:rFonts w:ascii="Calibri" w:hAnsi="Calibri" w:cs="Calibri"/>
+          <w:b/>
+          <w:bCs/>
+          <w:sz w:val="20"/>
+          <w:szCs w:val="20"/>
+        </w:rPr>
+        <w:t>I also have hands-on experience designing and deploying production-grade GenAI applications.</w:t>
       </w:r>
     </w:p>
     <w:p>
@@ -192,7 +252,7 @@
     </w:p>
     <w:p>
       <w:pPr>
-        <w:spacing w:after="0" w:line="240" w:lineRule="auto"/>
+        <w:spacing w:line="240" w:lineRule="auto"/>
         <w:rPr>
           <w:rFonts w:ascii="Calibri" w:hAnsi="Calibri" w:cs="Calibri"/>
           <w:b/>
@@ -218,72 +278,66 @@
           <w:ilvl w:val="0"/>
           <w:numId w:val="41"/>
         </w:numPr>
-        <w:spacing w:after="0" w:line="240" w:lineRule="auto"/>
-        <w:rPr>
-          <w:rFonts w:ascii="Calibri" w:hAnsi="Calibri" w:cs="Calibri"/>
-          <w:b/>
-          <w:bCs/>
-          <w:sz w:val="20"/>
-          <w:szCs w:val="20"/>
-        </w:rPr>
-      </w:pPr>
-      <w:r>
-        <w:rPr>
-          <w:rFonts w:ascii="Calibri" w:hAnsi="Calibri" w:cs="Calibri"/>
-          <w:b/>
-          <w:bCs/>
-          <w:sz w:val="20"/>
-          <w:szCs w:val="20"/>
-        </w:rPr>
-        <w:t>Cloud Infrastructure:</w:t>
-      </w:r>
-      <w:r>
-        <w:rPr>
-          <w:rFonts w:ascii="Calibri" w:hAnsi="Calibri" w:cs="Calibri"/>
-          <w:b/>
-          <w:bCs/>
-          <w:sz w:val="20"/>
-          <w:szCs w:val="20"/>
-        </w:rPr>
-        <w:t xml:space="preserve"> </w:t>
-      </w:r>
-      <w:r>
-        <w:rPr>
-          <w:rFonts w:ascii="Calibri" w:hAnsi="Calibri" w:cs="Calibri"/>
-          <w:sz w:val="20"/>
-          <w:szCs w:val="20"/>
-        </w:rPr>
-        <w:t>I have experience with</w:t>
-      </w:r>
-      <w:r>
-        <w:rPr>
-          <w:rFonts w:ascii="Calibri" w:hAnsi="Calibri" w:cs="Calibri"/>
-          <w:b/>
-          <w:bCs/>
-          <w:sz w:val="20"/>
-          <w:szCs w:val="20"/>
-        </w:rPr>
-        <w:t xml:space="preserve"> AWS (Lambda, ECR, ECS, S3, IAM, VPC, </w:t>
-      </w:r>
-      <w:r>
-        <w:rPr>
-          <w:rFonts w:ascii="Calibri" w:hAnsi="Calibri" w:cs="Calibri"/>
-          <w:b/>
-          <w:bCs/>
-          <w:sz w:val="20"/>
-          <w:szCs w:val="20"/>
-        </w:rPr>
-        <w:t>Event Bridge</w:t>
-      </w:r>
-      <w:r>
-        <w:rPr>
-          <w:rFonts w:ascii="Calibri" w:hAnsi="Calibri" w:cs="Calibri"/>
-          <w:b/>
-          <w:bCs/>
-          <w:sz w:val="20"/>
-          <w:szCs w:val="20"/>
-        </w:rPr>
-        <w:t>, Apache Kafka (Amazon MSK), EC2, DynamoDB), &amp; fundamentals of Azure (Azure DevOps) and Google Cloud Platform.</w:t>
+        <w:spacing w:line="240" w:lineRule="auto"/>
+        <w:rPr>
+          <w:rFonts w:ascii="Calibri" w:hAnsi="Calibri" w:cs="Calibri"/>
+          <w:b/>
+          <w:bCs/>
+          <w:sz w:val="20"/>
+          <w:szCs w:val="20"/>
+        </w:rPr>
+      </w:pPr>
+      <w:r>
+        <w:rPr>
+          <w:rFonts w:ascii="Calibri" w:hAnsi="Calibri" w:cs="Calibri"/>
+          <w:b/>
+          <w:bCs/>
+          <w:sz w:val="20"/>
+          <w:szCs w:val="20"/>
+        </w:rPr>
+        <w:t xml:space="preserve">Cloud &amp; </w:t>
+      </w:r>
+      <w:proofErr w:type="spellStart"/>
+      <w:r>
+        <w:rPr>
+          <w:rFonts w:ascii="Calibri" w:hAnsi="Calibri" w:cs="Calibri"/>
+          <w:b/>
+          <w:bCs/>
+          <w:sz w:val="20"/>
+          <w:szCs w:val="20"/>
+        </w:rPr>
+        <w:t>IaC</w:t>
+      </w:r>
+      <w:proofErr w:type="spellEnd"/>
+      <w:r>
+        <w:rPr>
+          <w:rFonts w:ascii="Calibri" w:hAnsi="Calibri" w:cs="Calibri"/>
+          <w:b/>
+          <w:bCs/>
+          <w:sz w:val="20"/>
+          <w:szCs w:val="20"/>
+        </w:rPr>
+        <w:t xml:space="preserve">: </w:t>
+      </w:r>
+      <w:r>
+        <w:rPr>
+          <w:rFonts w:ascii="Calibri" w:hAnsi="Calibri" w:cs="Calibri"/>
+          <w:b/>
+          <w:bCs/>
+          <w:sz w:val="20"/>
+          <w:szCs w:val="20"/>
+        </w:rPr>
+        <w:t xml:space="preserve">Very good in - </w:t>
+      </w:r>
+      <w:r>
+        <w:rPr>
+          <w:rFonts w:ascii="Calibri" w:hAnsi="Calibri" w:cs="Calibri"/>
+          <w:b/>
+          <w:bCs/>
+          <w:sz w:val="20"/>
+          <w:szCs w:val="20"/>
+        </w:rPr>
+        <w:t>AWS, GCP, Azure, Terraform.</w:t>
       </w:r>
     </w:p>
     <w:p>
@@ -292,86 +346,66 @@
           <w:ilvl w:val="0"/>
           <w:numId w:val="41"/>
         </w:numPr>
-        <w:spacing w:after="0" w:line="240" w:lineRule="auto"/>
-        <w:rPr>
-          <w:rFonts w:ascii="Calibri" w:hAnsi="Calibri" w:cs="Calibri"/>
-          <w:b/>
-          <w:bCs/>
-          <w:sz w:val="20"/>
-          <w:szCs w:val="20"/>
-        </w:rPr>
-      </w:pPr>
-      <w:r>
-        <w:rPr>
-          <w:rFonts w:ascii="Calibri" w:hAnsi="Calibri" w:cs="Calibri"/>
-          <w:b/>
-          <w:bCs/>
-          <w:sz w:val="20"/>
-          <w:szCs w:val="20"/>
-        </w:rPr>
-        <w:t>Security &amp; Observability (SRE):</w:t>
-      </w:r>
-      <w:r>
-        <w:rPr>
-          <w:rFonts w:ascii="Calibri" w:hAnsi="Calibri" w:cs="Calibri"/>
-          <w:b/>
-          <w:bCs/>
-          <w:sz w:val="20"/>
-          <w:szCs w:val="20"/>
-        </w:rPr>
-        <w:t xml:space="preserve"> </w:t>
-      </w:r>
-      <w:r>
-        <w:rPr>
-          <w:rFonts w:ascii="Calibri" w:hAnsi="Calibri" w:cs="Calibri"/>
-          <w:sz w:val="20"/>
-          <w:szCs w:val="20"/>
-        </w:rPr>
-        <w:t>W</w:t>
-      </w:r>
-      <w:r>
-        <w:rPr>
-          <w:rFonts w:ascii="Calibri" w:hAnsi="Calibri" w:cs="Calibri"/>
-          <w:sz w:val="20"/>
-          <w:szCs w:val="20"/>
-        </w:rPr>
-        <w:t>ork every week</w:t>
-      </w:r>
-      <w:r>
-        <w:rPr>
-          <w:rFonts w:ascii="Calibri" w:hAnsi="Calibri" w:cs="Calibri"/>
-          <w:sz w:val="20"/>
-          <w:szCs w:val="20"/>
-        </w:rPr>
-        <w:t xml:space="preserve"> </w:t>
-      </w:r>
-      <w:r>
-        <w:rPr>
-          <w:rFonts w:ascii="Calibri" w:hAnsi="Calibri" w:cs="Calibri"/>
-          <w:sz w:val="20"/>
-          <w:szCs w:val="20"/>
-        </w:rPr>
-        <w:t>with</w:t>
-      </w:r>
-      <w:r>
-        <w:rPr>
-          <w:rFonts w:ascii="Calibri" w:hAnsi="Calibri" w:cs="Calibri"/>
-          <w:b/>
-          <w:bCs/>
-          <w:sz w:val="20"/>
-          <w:szCs w:val="20"/>
-        </w:rPr>
-        <w:t xml:space="preserve"> </w:t>
-      </w:r>
-      <w:r>
-        <w:rPr>
-          <w:rFonts w:ascii="Calibri" w:hAnsi="Calibri" w:cs="Calibri"/>
-          <w:b/>
-          <w:bCs/>
-          <w:sz w:val="20"/>
-          <w:szCs w:val="20"/>
-        </w:rPr>
-        <w:t>Datadog, CloudWatch, Vulnerability Management (CVE patching), SLA/SLO tracking, incident management.</w:t>
+        <w:spacing w:line="240" w:lineRule="auto"/>
+        <w:rPr>
+          <w:rFonts w:ascii="Calibri" w:hAnsi="Calibri" w:cs="Calibri"/>
+          <w:b/>
+          <w:bCs/>
+          <w:sz w:val="20"/>
+          <w:szCs w:val="20"/>
+        </w:rPr>
+      </w:pPr>
+      <w:r>
+        <w:rPr>
+          <w:rFonts w:ascii="Calibri" w:hAnsi="Calibri" w:cs="Calibri"/>
+          <w:b/>
+          <w:bCs/>
+          <w:sz w:val="20"/>
+          <w:szCs w:val="20"/>
+        </w:rPr>
+        <w:t>AWS Services:</w:t>
+      </w:r>
+      <w:r>
+        <w:rPr>
+          <w:rFonts w:ascii="Calibri" w:hAnsi="Calibri" w:cs="Calibri"/>
+          <w:b/>
+          <w:bCs/>
+          <w:sz w:val="20"/>
+          <w:szCs w:val="20"/>
+        </w:rPr>
+        <w:t xml:space="preserve"> Hands on experience on</w:t>
+      </w:r>
+      <w:r>
+        <w:rPr>
+          <w:rFonts w:ascii="Calibri" w:hAnsi="Calibri" w:cs="Calibri"/>
+          <w:b/>
+          <w:bCs/>
+          <w:sz w:val="20"/>
+          <w:szCs w:val="20"/>
+        </w:rPr>
+        <w:t xml:space="preserve"> Lambda, S3, ECS, ECR, </w:t>
+      </w:r>
+      <w:proofErr w:type="spellStart"/>
+      <w:r>
+        <w:rPr>
+          <w:rFonts w:ascii="Calibri" w:hAnsi="Calibri" w:cs="Calibri"/>
+          <w:b/>
+          <w:bCs/>
+          <w:sz w:val="20"/>
+          <w:szCs w:val="20"/>
+        </w:rPr>
+        <w:t>EventBridge</w:t>
+      </w:r>
+      <w:proofErr w:type="spellEnd"/>
+      <w:r>
+        <w:rPr>
+          <w:rFonts w:ascii="Calibri" w:hAnsi="Calibri" w:cs="Calibri"/>
+          <w:b/>
+          <w:bCs/>
+          <w:sz w:val="20"/>
+          <w:szCs w:val="20"/>
+        </w:rPr>
+        <w:t>, MSK (Kafka), EC2, DynamoDB.</w:t>
       </w:r>
     </w:p>
     <w:p>
@@ -380,24 +414,34 @@
           <w:ilvl w:val="0"/>
           <w:numId w:val="41"/>
         </w:numPr>
-        <w:spacing w:after="0" w:line="240" w:lineRule="auto"/>
-        <w:rPr>
-          <w:rFonts w:ascii="Calibri" w:hAnsi="Calibri" w:cs="Calibri"/>
-          <w:b/>
-          <w:bCs/>
-          <w:sz w:val="20"/>
-          <w:szCs w:val="20"/>
-        </w:rPr>
-      </w:pPr>
-      <w:r>
-        <w:rPr>
-          <w:rFonts w:ascii="Calibri" w:hAnsi="Calibri" w:cs="Calibri"/>
-          <w:b/>
-          <w:bCs/>
-          <w:sz w:val="20"/>
-          <w:szCs w:val="20"/>
-        </w:rPr>
-        <w:t>DevOps &amp; CI/CD:</w:t>
+        <w:spacing w:line="240" w:lineRule="auto"/>
+        <w:rPr>
+          <w:rFonts w:ascii="Calibri" w:hAnsi="Calibri" w:cs="Calibri"/>
+          <w:b/>
+          <w:bCs/>
+          <w:sz w:val="20"/>
+          <w:szCs w:val="20"/>
+        </w:rPr>
+      </w:pPr>
+      <w:r>
+        <w:rPr>
+          <w:rFonts w:ascii="Calibri" w:hAnsi="Calibri" w:cs="Calibri"/>
+          <w:b/>
+          <w:bCs/>
+          <w:sz w:val="20"/>
+          <w:szCs w:val="20"/>
+        </w:rPr>
+        <w:t>AI &amp; GenAI:</w:t>
+      </w:r>
+      <w:r>
+        <w:rPr>
+          <w:rFonts w:ascii="Calibri" w:hAnsi="Calibri" w:cs="Calibri"/>
+          <w:b/>
+          <w:bCs/>
+          <w:sz w:val="20"/>
+          <w:szCs w:val="20"/>
+        </w:rPr>
+        <w:t xml:space="preserve"> Projects on -</w:t>
       </w:r>
       <w:r>
         <w:rPr>
@@ -409,23 +453,49 @@
         </w:rPr>
         <w:t xml:space="preserve"> </w:t>
       </w:r>
-      <w:r>
-        <w:rPr>
-          <w:rFonts w:ascii="Calibri" w:hAnsi="Calibri" w:cs="Calibri"/>
-          <w:sz w:val="20"/>
-          <w:szCs w:val="20"/>
-        </w:rPr>
-        <w:t>use</w:t>
-      </w:r>
-      <w:r>
-        <w:rPr>
-          <w:rFonts w:ascii="Calibri" w:hAnsi="Calibri" w:cs="Calibri"/>
-          <w:b/>
-          <w:bCs/>
-          <w:sz w:val="20"/>
-          <w:szCs w:val="20"/>
-        </w:rPr>
-        <w:t xml:space="preserve"> GitHub Actions (use IAM Role ARNs), Jenkins, Terraform (Infrastructure as Code), Advanced Git Version Control.</w:t>
+      <w:proofErr w:type="spellStart"/>
+      <w:r>
+        <w:rPr>
+          <w:rFonts w:ascii="Calibri" w:hAnsi="Calibri" w:cs="Calibri"/>
+          <w:b/>
+          <w:bCs/>
+          <w:sz w:val="20"/>
+          <w:szCs w:val="20"/>
+        </w:rPr>
+        <w:t>LangGraph</w:t>
+      </w:r>
+      <w:proofErr w:type="spellEnd"/>
+      <w:r>
+        <w:rPr>
+          <w:rFonts w:ascii="Calibri" w:hAnsi="Calibri" w:cs="Calibri"/>
+          <w:b/>
+          <w:bCs/>
+          <w:sz w:val="20"/>
+          <w:szCs w:val="20"/>
+        </w:rPr>
+        <w:t>, RAG Pipelines, Vector Stores (</w:t>
+      </w:r>
+      <w:proofErr w:type="spellStart"/>
+      <w:r>
+        <w:rPr>
+          <w:rFonts w:ascii="Calibri" w:hAnsi="Calibri" w:cs="Calibri"/>
+          <w:b/>
+          <w:bCs/>
+          <w:sz w:val="20"/>
+          <w:szCs w:val="20"/>
+        </w:rPr>
+        <w:t>Qdrant</w:t>
+      </w:r>
+      <w:proofErr w:type="spellEnd"/>
+      <w:r>
+        <w:rPr>
+          <w:rFonts w:ascii="Calibri" w:hAnsi="Calibri" w:cs="Calibri"/>
+          <w:b/>
+          <w:bCs/>
+          <w:sz w:val="20"/>
+          <w:szCs w:val="20"/>
+        </w:rPr>
+        <w:t>), Graph Databases (Neo4j), mem0.</w:t>
       </w:r>
     </w:p>
     <w:p>
@@ -434,88 +504,88 @@
           <w:ilvl w:val="0"/>
           <w:numId w:val="41"/>
         </w:numPr>
-        <w:spacing w:after="0" w:line="240" w:lineRule="auto"/>
-        <w:rPr>
-          <w:rFonts w:ascii="Calibri" w:hAnsi="Calibri" w:cs="Calibri"/>
-          <w:b/>
-          <w:bCs/>
-          <w:sz w:val="20"/>
-          <w:szCs w:val="20"/>
-        </w:rPr>
-      </w:pPr>
-      <w:r>
-        <w:rPr>
-          <w:rFonts w:ascii="Calibri" w:hAnsi="Calibri" w:cs="Calibri"/>
-          <w:b/>
-          <w:bCs/>
-          <w:sz w:val="20"/>
-          <w:szCs w:val="20"/>
-        </w:rPr>
-        <w:t xml:space="preserve">Programming &amp; Scripting: </w:t>
-      </w:r>
-      <w:r>
-        <w:rPr>
-          <w:rFonts w:ascii="Calibri" w:hAnsi="Calibri" w:cs="Calibri"/>
-          <w:sz w:val="20"/>
-          <w:szCs w:val="20"/>
-        </w:rPr>
-        <w:t>I know</w:t>
-      </w:r>
-      <w:r>
-        <w:rPr>
-          <w:rFonts w:ascii="Calibri" w:hAnsi="Calibri" w:cs="Calibri"/>
-          <w:b/>
-          <w:bCs/>
-          <w:sz w:val="20"/>
-          <w:szCs w:val="20"/>
-        </w:rPr>
-        <w:t xml:space="preserve"> </w:t>
-      </w:r>
-      <w:r>
-        <w:rPr>
-          <w:rFonts w:ascii="Calibri" w:hAnsi="Calibri" w:cs="Calibri"/>
-          <w:b/>
-          <w:bCs/>
-          <w:sz w:val="20"/>
-          <w:szCs w:val="20"/>
-        </w:rPr>
-        <w:t xml:space="preserve">Python (Boto3, </w:t>
-      </w:r>
-      <w:r>
-        <w:rPr>
-          <w:rFonts w:ascii="Calibri" w:hAnsi="Calibri" w:cs="Calibri"/>
-          <w:sz w:val="20"/>
-          <w:szCs w:val="20"/>
-        </w:rPr>
-        <w:t>Data Structures &amp; Algorithms),</w:t>
-      </w:r>
-      <w:r>
-        <w:rPr>
-          <w:rFonts w:ascii="Calibri" w:hAnsi="Calibri" w:cs="Calibri"/>
-          <w:b/>
-          <w:bCs/>
-          <w:sz w:val="20"/>
-          <w:szCs w:val="20"/>
-        </w:rPr>
-        <w:t xml:space="preserve"> Bash</w:t>
-      </w:r>
-      <w:r>
-        <w:rPr>
-          <w:rFonts w:ascii="Calibri" w:hAnsi="Calibri" w:cs="Calibri"/>
-          <w:sz w:val="20"/>
-          <w:szCs w:val="20"/>
-        </w:rPr>
-        <w:t>, C, SQL</w:t>
-      </w:r>
-      <w:r>
-        <w:rPr>
-          <w:rFonts w:ascii="Calibri" w:hAnsi="Calibri" w:cs="Calibri"/>
-          <w:b/>
-          <w:bCs/>
-          <w:sz w:val="20"/>
-          <w:szCs w:val="20"/>
-        </w:rPr>
-        <w:t>.</w:t>
+        <w:spacing w:line="240" w:lineRule="auto"/>
+        <w:rPr>
+          <w:rFonts w:ascii="Calibri" w:hAnsi="Calibri" w:cs="Calibri"/>
+          <w:b/>
+          <w:bCs/>
+          <w:sz w:val="20"/>
+          <w:szCs w:val="20"/>
+        </w:rPr>
+      </w:pPr>
+      <w:r>
+        <w:rPr>
+          <w:rFonts w:ascii="Calibri" w:hAnsi="Calibri" w:cs="Calibri"/>
+          <w:b/>
+          <w:bCs/>
+          <w:sz w:val="20"/>
+          <w:szCs w:val="20"/>
+        </w:rPr>
+        <w:t xml:space="preserve">LLM Tooling: </w:t>
+      </w:r>
+      <w:r>
+        <w:rPr>
+          <w:rFonts w:ascii="Calibri" w:hAnsi="Calibri" w:cs="Calibri"/>
+          <w:b/>
+          <w:bCs/>
+          <w:sz w:val="20"/>
+          <w:szCs w:val="20"/>
+        </w:rPr>
+        <w:t xml:space="preserve">Handson &amp; good understanding </w:t>
+      </w:r>
+      <w:r>
+        <w:rPr>
+          <w:rFonts w:ascii="Calibri" w:hAnsi="Calibri" w:cs="Calibri"/>
+          <w:b/>
+          <w:bCs/>
+          <w:sz w:val="20"/>
+          <w:szCs w:val="20"/>
+        </w:rPr>
+        <w:t>Ollama, Hugging Face, Redis/</w:t>
+      </w:r>
+      <w:proofErr w:type="spellStart"/>
+      <w:r>
+        <w:rPr>
+          <w:rFonts w:ascii="Calibri" w:hAnsi="Calibri" w:cs="Calibri"/>
+          <w:b/>
+          <w:bCs/>
+          <w:sz w:val="20"/>
+          <w:szCs w:val="20"/>
+        </w:rPr>
+        <w:t>Valkey</w:t>
+      </w:r>
+      <w:proofErr w:type="spellEnd"/>
+      <w:r>
+        <w:rPr>
+          <w:rFonts w:ascii="Calibri" w:hAnsi="Calibri" w:cs="Calibri"/>
+          <w:b/>
+          <w:bCs/>
+          <w:sz w:val="20"/>
+          <w:szCs w:val="20"/>
+        </w:rPr>
+        <w:t xml:space="preserve"> queues, </w:t>
+      </w:r>
+      <w:proofErr w:type="spellStart"/>
+      <w:r>
+        <w:rPr>
+          <w:rFonts w:ascii="Calibri" w:hAnsi="Calibri" w:cs="Calibri"/>
+          <w:b/>
+          <w:bCs/>
+          <w:sz w:val="20"/>
+          <w:szCs w:val="20"/>
+        </w:rPr>
+        <w:t>FastAPI</w:t>
+      </w:r>
+      <w:proofErr w:type="spellEnd"/>
+      <w:r>
+        <w:rPr>
+          <w:rFonts w:ascii="Calibri" w:hAnsi="Calibri" w:cs="Calibri"/>
+          <w:b/>
+          <w:bCs/>
+          <w:sz w:val="20"/>
+          <w:szCs w:val="20"/>
+        </w:rPr>
+        <w:t xml:space="preserve"> deployment.</w:t>
       </w:r>
     </w:p>
     <w:p>
@@ -524,72 +594,24 @@
           <w:ilvl w:val="0"/>
           <w:numId w:val="41"/>
         </w:numPr>
-        <w:spacing w:after="0" w:line="240" w:lineRule="auto"/>
-        <w:rPr>
-          <w:rFonts w:ascii="Calibri" w:hAnsi="Calibri" w:cs="Calibri"/>
-          <w:b/>
-          <w:bCs/>
-          <w:sz w:val="20"/>
-          <w:szCs w:val="20"/>
-        </w:rPr>
-      </w:pPr>
-      <w:r>
-        <w:rPr>
-          <w:rFonts w:ascii="Calibri" w:hAnsi="Calibri" w:cs="Calibri"/>
-          <w:b/>
-          <w:bCs/>
-          <w:sz w:val="20"/>
-          <w:szCs w:val="20"/>
-        </w:rPr>
-        <w:t xml:space="preserve">Hands-on </w:t>
-      </w:r>
-      <w:r>
-        <w:rPr>
-          <w:rFonts w:ascii="Calibri" w:hAnsi="Calibri" w:cs="Calibri"/>
-          <w:sz w:val="20"/>
-          <w:szCs w:val="20"/>
-        </w:rPr>
-        <w:t>experience building</w:t>
-      </w:r>
-      <w:r>
-        <w:rPr>
-          <w:rFonts w:ascii="Calibri" w:hAnsi="Calibri" w:cs="Calibri"/>
-          <w:b/>
-          <w:bCs/>
-          <w:sz w:val="20"/>
-          <w:szCs w:val="20"/>
-        </w:rPr>
-        <w:t xml:space="preserve"> GenAI systems: LLM integration (Ollama, Hugging Face), prompt engineering, RAG pipeline</w:t>
-      </w:r>
-      <w:r>
-        <w:rPr>
-          <w:rFonts w:ascii="Calibri" w:hAnsi="Calibri" w:cs="Calibri"/>
-          <w:b/>
-          <w:bCs/>
-          <w:sz w:val="20"/>
-          <w:szCs w:val="20"/>
-        </w:rPr>
-        <w:t xml:space="preserve">s </w:t>
-      </w:r>
-      <w:r>
-        <w:rPr>
-          <w:rFonts w:ascii="Calibri" w:hAnsi="Calibri" w:cs="Calibri"/>
-          <w:b/>
-          <w:bCs/>
-          <w:sz w:val="20"/>
-          <w:szCs w:val="20"/>
-        </w:rPr>
-        <w:t>(with vector stores, vector search &amp; queue-based ingestion</w:t>
-      </w:r>
-      <w:r>
-        <w:rPr>
-          <w:rFonts w:ascii="Calibri" w:hAnsi="Calibri" w:cs="Calibri"/>
-          <w:b/>
-          <w:bCs/>
-          <w:sz w:val="20"/>
-          <w:szCs w:val="20"/>
-        </w:rPr>
-        <w:t>), LangGraph-based agentic workflows, memory-enabled agents, and voice agents. Familiar with tokenization internals and FastAPI-based AI service deployment.</w:t>
+        <w:spacing w:line="240" w:lineRule="auto"/>
+        <w:rPr>
+          <w:rFonts w:ascii="Calibri" w:hAnsi="Calibri" w:cs="Calibri"/>
+          <w:b/>
+          <w:bCs/>
+          <w:sz w:val="20"/>
+          <w:szCs w:val="20"/>
+        </w:rPr>
+      </w:pPr>
+      <w:r>
+        <w:rPr>
+          <w:rFonts w:ascii="Calibri" w:hAnsi="Calibri" w:cs="Calibri"/>
+          <w:b/>
+          <w:bCs/>
+          <w:sz w:val="20"/>
+          <w:szCs w:val="20"/>
+        </w:rPr>
+        <w:t>DevOps &amp; Monitoring: GitHub Actions, Jenkins, Docker, Datadog, AWS CloudWatch.</w:t>
       </w:r>
     </w:p>
     <w:p>
@@ -598,112 +620,46 @@
           <w:ilvl w:val="0"/>
           <w:numId w:val="41"/>
         </w:numPr>
-        <w:spacing w:after="0" w:line="240" w:lineRule="auto"/>
-        <w:rPr>
-          <w:rFonts w:ascii="Calibri" w:hAnsi="Calibri" w:cs="Calibri"/>
-          <w:b/>
-          <w:bCs/>
-          <w:sz w:val="20"/>
-          <w:szCs w:val="20"/>
-        </w:rPr>
-      </w:pPr>
-      <w:r>
-        <w:rPr>
-          <w:rFonts w:ascii="Calibri" w:hAnsi="Calibri" w:cs="Calibri"/>
-          <w:b/>
-          <w:bCs/>
-          <w:sz w:val="20"/>
-          <w:szCs w:val="20"/>
-        </w:rPr>
-        <w:t>Container Orchestration:</w:t>
-      </w:r>
-      <w:r>
-        <w:rPr>
-          <w:rFonts w:ascii="Calibri" w:hAnsi="Calibri" w:cs="Calibri"/>
-          <w:b/>
-          <w:bCs/>
-          <w:sz w:val="20"/>
-          <w:szCs w:val="20"/>
-        </w:rPr>
-        <w:t xml:space="preserve"> </w:t>
-      </w:r>
-      <w:r>
-        <w:rPr>
-          <w:rFonts w:ascii="Calibri" w:hAnsi="Calibri" w:cs="Calibri"/>
-          <w:sz w:val="20"/>
-          <w:szCs w:val="20"/>
-        </w:rPr>
-        <w:t xml:space="preserve">use </w:t>
-      </w:r>
-      <w:r>
-        <w:rPr>
-          <w:rFonts w:ascii="Calibri" w:hAnsi="Calibri" w:cs="Calibri"/>
-          <w:b/>
-          <w:bCs/>
-          <w:sz w:val="20"/>
-          <w:szCs w:val="20"/>
-        </w:rPr>
-        <w:t xml:space="preserve">Docker, </w:t>
-      </w:r>
-      <w:r>
-        <w:rPr>
-          <w:rFonts w:ascii="Calibri" w:hAnsi="Calibri" w:cs="Calibri"/>
-          <w:sz w:val="20"/>
-          <w:szCs w:val="20"/>
-        </w:rPr>
-        <w:t>AWS ECS, ECR</w:t>
-      </w:r>
-      <w:r>
-        <w:rPr>
-          <w:rFonts w:ascii="Calibri" w:hAnsi="Calibri" w:cs="Calibri"/>
-          <w:b/>
-          <w:bCs/>
-          <w:sz w:val="20"/>
-          <w:szCs w:val="20"/>
-        </w:rPr>
-        <w:t xml:space="preserve"> </w:t>
-      </w:r>
-      <w:r>
-        <w:rPr>
-          <w:rFonts w:ascii="Calibri" w:hAnsi="Calibri" w:cs="Calibri"/>
-          <w:sz w:val="20"/>
-          <w:szCs w:val="20"/>
-        </w:rPr>
-        <w:t>for manage</w:t>
-      </w:r>
-      <w:r>
-        <w:rPr>
-          <w:rFonts w:ascii="Calibri" w:hAnsi="Calibri" w:cs="Calibri"/>
-          <w:sz w:val="20"/>
-          <w:szCs w:val="20"/>
-        </w:rPr>
-        <w:t xml:space="preserve"> </w:t>
-      </w:r>
-      <w:r>
-        <w:rPr>
-          <w:rFonts w:ascii="Calibri" w:hAnsi="Calibri" w:cs="Calibri"/>
-          <w:sz w:val="20"/>
-          <w:szCs w:val="20"/>
-        </w:rPr>
-        <w:t>Container</w:t>
-      </w:r>
-      <w:r>
-        <w:rPr>
-          <w:rFonts w:ascii="Calibri" w:hAnsi="Calibri" w:cs="Calibri"/>
-          <w:b/>
-          <w:bCs/>
-          <w:sz w:val="20"/>
-          <w:szCs w:val="20"/>
-        </w:rPr>
-        <w:t xml:space="preserve"> &amp;</w:t>
-      </w:r>
-      <w:r>
-        <w:rPr>
-          <w:rFonts w:ascii="Calibri" w:hAnsi="Calibri" w:cs="Calibri"/>
-          <w:sz w:val="20"/>
-          <w:szCs w:val="20"/>
-        </w:rPr>
-        <w:t xml:space="preserve"> Orchestration</w:t>
+        <w:spacing w:line="240" w:lineRule="auto"/>
+        <w:rPr>
+          <w:rFonts w:ascii="Calibri" w:hAnsi="Calibri" w:cs="Calibri"/>
+          <w:b/>
+          <w:bCs/>
+          <w:sz w:val="20"/>
+          <w:szCs w:val="20"/>
+        </w:rPr>
+      </w:pPr>
+      <w:r>
+        <w:rPr>
+          <w:rFonts w:ascii="Calibri" w:hAnsi="Calibri" w:cs="Calibri"/>
+          <w:b/>
+          <w:bCs/>
+          <w:sz w:val="20"/>
+          <w:szCs w:val="20"/>
+        </w:rPr>
+        <w:t xml:space="preserve">OS &amp; Networking: Linux (Ubuntu/RHEL), TCP/IP, DNS, Nginx, Wireshark, </w:t>
+      </w:r>
+      <w:proofErr w:type="spellStart"/>
+      <w:r>
+        <w:rPr>
+          <w:rFonts w:ascii="Calibri" w:hAnsi="Calibri" w:cs="Calibri"/>
+          <w:b/>
+          <w:bCs/>
+          <w:sz w:val="20"/>
+          <w:szCs w:val="20"/>
+        </w:rPr>
+        <w:t>tcpdump</w:t>
+      </w:r>
+      <w:proofErr w:type="spellEnd"/>
+      <w:r>
+        <w:rPr>
+          <w:rFonts w:ascii="Calibri" w:hAnsi="Calibri" w:cs="Calibri"/>
+          <w:b/>
+          <w:bCs/>
+          <w:sz w:val="20"/>
+          <w:szCs w:val="20"/>
+        </w:rPr>
+        <w:t>.</w:t>
       </w:r>
     </w:p>
     <w:p>
@@ -712,57 +668,50 @@
           <w:ilvl w:val="0"/>
           <w:numId w:val="41"/>
         </w:numPr>
-        <w:spacing w:after="0" w:line="240" w:lineRule="auto"/>
-        <w:rPr>
-          <w:rFonts w:ascii="Calibri" w:hAnsi="Calibri" w:cs="Calibri"/>
-          <w:b/>
-          <w:bCs/>
-          <w:sz w:val="20"/>
-          <w:szCs w:val="20"/>
-        </w:rPr>
-      </w:pPr>
-      <w:r>
-        <w:rPr>
-          <w:rFonts w:ascii="Calibri" w:hAnsi="Calibri" w:cs="Calibri"/>
-          <w:b/>
-          <w:bCs/>
-          <w:sz w:val="20"/>
-          <w:szCs w:val="20"/>
-        </w:rPr>
-        <w:t>Operating Systems &amp; Networking:</w:t>
-      </w:r>
-      <w:r>
-        <w:rPr>
-          <w:rFonts w:ascii="Calibri" w:hAnsi="Calibri" w:cs="Calibri"/>
-          <w:b/>
-          <w:bCs/>
-          <w:sz w:val="20"/>
-          <w:szCs w:val="20"/>
-        </w:rPr>
-        <w:t xml:space="preserve"> </w:t>
-      </w:r>
-      <w:r>
-        <w:rPr>
-          <w:rFonts w:ascii="Calibri" w:hAnsi="Calibri" w:cs="Calibri"/>
-          <w:sz w:val="20"/>
-          <w:szCs w:val="20"/>
-        </w:rPr>
-        <w:t>good with</w:t>
-      </w:r>
-      <w:r>
-        <w:rPr>
-          <w:rFonts w:ascii="Calibri" w:hAnsi="Calibri" w:cs="Calibri"/>
-          <w:b/>
-          <w:bCs/>
-          <w:sz w:val="20"/>
-          <w:szCs w:val="20"/>
-        </w:rPr>
-        <w:t xml:space="preserve"> Linux (Ubuntu, RHEL), TCP/IP, DNS, HTTP/HTTPS, Nginx, Wireshark, nmap.</w:t>
+        <w:spacing w:line="240" w:lineRule="auto"/>
+        <w:rPr>
+          <w:rFonts w:ascii="Calibri" w:hAnsi="Calibri" w:cs="Calibri"/>
+          <w:b/>
+          <w:bCs/>
+          <w:sz w:val="20"/>
+          <w:szCs w:val="20"/>
+        </w:rPr>
+      </w:pPr>
+      <w:r>
+        <w:rPr>
+          <w:rFonts w:ascii="Calibri" w:hAnsi="Calibri" w:cs="Calibri"/>
+          <w:b/>
+          <w:bCs/>
+          <w:sz w:val="20"/>
+          <w:szCs w:val="20"/>
+        </w:rPr>
+        <w:t>Programming:</w:t>
+      </w:r>
+      <w:r>
+        <w:rPr>
+          <w:rFonts w:ascii="Calibri" w:hAnsi="Calibri" w:cs="Calibri"/>
+          <w:b/>
+          <w:bCs/>
+          <w:sz w:val="20"/>
+          <w:szCs w:val="20"/>
+        </w:rPr>
+        <w:t xml:space="preserve"> Good experience on</w:t>
+      </w:r>
+      <w:r>
+        <w:rPr>
+          <w:rFonts w:ascii="Calibri" w:hAnsi="Calibri" w:cs="Calibri"/>
+          <w:b/>
+          <w:bCs/>
+          <w:sz w:val="20"/>
+          <w:szCs w:val="20"/>
+        </w:rPr>
+        <w:t xml:space="preserve"> Python (Boto3), Bash, C, SQL.</w:t>
       </w:r>
     </w:p>
     <w:p>
       <w:pPr>
         <w:spacing w:after="0" w:line="240" w:lineRule="auto"/>
+        <w:ind w:left="720"/>
         <w:rPr>
           <w:rFonts w:ascii="Calibri" w:hAnsi="Calibri" w:cs="Calibri"/>
           <w:b/>
@@ -839,7 +788,27 @@
           <w:sz w:val="20"/>
           <w:szCs w:val="20"/>
         </w:rPr>
-        <w:t xml:space="preserve"> | Nov 2025 - Present </w:t>
+        <w:t xml:space="preserve"> | </w:t>
+      </w:r>
+      <w:r>
+        <w:rPr>
+          <w:rFonts w:ascii="Calibri" w:hAnsi="Calibri" w:cs="Calibri"/>
+          <w:b/>
+          <w:bCs/>
+          <w:sz w:val="20"/>
+          <w:szCs w:val="20"/>
+        </w:rPr>
+        <w:t>Aug</w:t>
+      </w:r>
+      <w:r>
+        <w:rPr>
+          <w:rFonts w:ascii="Calibri" w:hAnsi="Calibri" w:cs="Calibri"/>
+          <w:b/>
+          <w:bCs/>
+          <w:sz w:val="20"/>
+          <w:szCs w:val="20"/>
+        </w:rPr>
+        <w:t xml:space="preserve"> 2025 - Present</w:t>
       </w:r>
     </w:p>
     <w:p>
@@ -877,7 +846,29 @@
           <w:sz w:val="20"/>
           <w:szCs w:val="20"/>
         </w:rPr>
-        <w:t xml:space="preserve">Manage large scale AWS cloud infrastructure created by Terraform (IaC) and Docker (ECR). </w:t>
+        <w:t>Manage large scale AWS cloud infrastructure created by Terraform (</w:t>
+      </w:r>
+      <w:proofErr w:type="spellStart"/>
+      <w:r>
+        <w:rPr>
+          <w:rFonts w:ascii="Calibri" w:hAnsi="Calibri" w:cs="Calibri"/>
+          <w:b/>
+          <w:bCs/>
+          <w:sz w:val="20"/>
+          <w:szCs w:val="20"/>
+        </w:rPr>
+        <w:t>IaC</w:t>
+      </w:r>
+      <w:proofErr w:type="spellEnd"/>
+      <w:r>
+        <w:rPr>
+          <w:rFonts w:ascii="Calibri" w:hAnsi="Calibri" w:cs="Calibri"/>
+          <w:b/>
+          <w:bCs/>
+          <w:sz w:val="20"/>
+          <w:szCs w:val="20"/>
+        </w:rPr>
+        <w:t xml:space="preserve">) and Docker (ECR). </w:t>
       </w:r>
       <w:r>
         <w:rPr>
@@ -1761,7 +1752,29 @@
           <w:sz w:val="20"/>
           <w:szCs w:val="20"/>
         </w:rPr>
-        <w:t xml:space="preserve">we have a option to use already developed </w:t>
+        <w:t xml:space="preserve">we have </w:t>
+      </w:r>
+      <w:proofErr w:type="spellStart"/>
+      <w:r>
+        <w:rPr>
+          <w:rFonts w:ascii="Calibri" w:hAnsi="Calibri" w:cs="Calibri"/>
+          <w:b/>
+          <w:bCs/>
+          <w:sz w:val="20"/>
+          <w:szCs w:val="20"/>
+        </w:rPr>
+        <w:t>a</w:t>
+      </w:r>
+      <w:proofErr w:type="spellEnd"/>
+      <w:r>
+        <w:rPr>
+          <w:rFonts w:ascii="Calibri" w:hAnsi="Calibri" w:cs="Calibri"/>
+          <w:b/>
+          <w:bCs/>
+          <w:sz w:val="20"/>
+          <w:szCs w:val="20"/>
+        </w:rPr>
+        <w:t xml:space="preserve"> option to use already developed </w:t>
       </w:r>
       <w:r>
         <w:rPr>
@@ -1804,6 +1817,7 @@
         </w:rPr>
         <w:t xml:space="preserve">GitHub </w:t>
       </w:r>
+      <w:proofErr w:type="spellStart"/>
       <w:r>
         <w:rPr>
           <w:rFonts w:ascii="Calibri" w:hAnsi="Calibri" w:cs="Calibri"/>
@@ -1815,6 +1829,7 @@
         </w:rPr>
         <w:t>dependabot</w:t>
       </w:r>
+      <w:proofErr w:type="spellEnd"/>
       <w:r>
         <w:rPr>
           <w:rFonts w:ascii="Calibri" w:hAnsi="Calibri" w:cs="Calibri"/>
@@ -1855,6 +1870,7 @@
         </w:rPr>
         <w:t xml:space="preserve"> &amp; </w:t>
       </w:r>
+      <w:proofErr w:type="spellStart"/>
       <w:r>
         <w:rPr>
           <w:rFonts w:ascii="Calibri" w:hAnsi="Calibri" w:cs="Calibri"/>
@@ -1865,6 +1881,7 @@
         </w:rPr>
         <w:t>dependabot</w:t>
       </w:r>
+      <w:proofErr w:type="spellEnd"/>
       <w:r>
         <w:rPr>
           <w:rFonts w:ascii="Calibri" w:hAnsi="Calibri" w:cs="Calibri"/>
@@ -2020,6 +2037,16 @@
           <w:sz w:val="20"/>
           <w:szCs w:val="20"/>
         </w:rPr>
+        <w:t xml:space="preserve">ILP at </w:t>
+      </w:r>
+      <w:r>
+        <w:rPr>
+          <w:rFonts w:ascii="Calibri" w:hAnsi="Calibri" w:cs="Calibri"/>
+          <w:b/>
+          <w:bCs/>
+          <w:sz w:val="20"/>
+          <w:szCs w:val="20"/>
+        </w:rPr>
         <w:t>Tata Consultancy Services (TCS)</w:t>
       </w:r>
       <w:r>
@@ -2063,10 +2090,12 @@
       <w:r>
         <w:rPr>
           <w:rFonts w:ascii="Calibri" w:hAnsi="Calibri" w:cs="Calibri"/>
-          <w:sz w:val="20"/>
-          <w:szCs w:val="20"/>
-        </w:rPr>
-        <w:t xml:space="preserve"> | Oct 2025 </w:t>
+          <w:i/>
+          <w:iCs/>
+          <w:sz w:val="20"/>
+          <w:szCs w:val="20"/>
+        </w:rPr>
+        <w:t xml:space="preserve"> </w:t>
       </w:r>
     </w:p>
     <w:p>
@@ -2176,6 +2205,7 @@
         </w:rPr>
         <w:t xml:space="preserve"> </w:t>
       </w:r>
+      <w:proofErr w:type="spellStart"/>
       <w:r>
         <w:rPr>
           <w:rFonts w:ascii="Calibri" w:hAnsi="Calibri" w:cs="Calibri"/>
@@ -2190,7 +2220,16 @@
           <w:sz w:val="20"/>
           <w:szCs w:val="20"/>
         </w:rPr>
-        <w:t>dump and Wireshark.</w:t>
+        <w:t>dump</w:t>
+      </w:r>
+      <w:proofErr w:type="spellEnd"/>
+      <w:r>
+        <w:rPr>
+          <w:rFonts w:ascii="Calibri" w:hAnsi="Calibri" w:cs="Calibri"/>
+          <w:sz w:val="20"/>
+          <w:szCs w:val="20"/>
+        </w:rPr>
+        <w:t xml:space="preserve"> and Wireshark.</w:t>
       </w:r>
     </w:p>
     <w:p>
@@ -2533,7 +2572,7 @@
     <w:p>
       <w:pPr>
         <w:numPr>
-          <w:ilvl w:val="0"/>
+          <w:ilvl w:val="1"/>
           <w:numId w:val="37"/>
         </w:numPr>
         <w:spacing w:line="240" w:lineRule="auto"/>
@@ -2738,7 +2777,7 @@
     <w:p>
       <w:pPr>
         <w:numPr>
-          <w:ilvl w:val="0"/>
+          <w:ilvl w:val="1"/>
           <w:numId w:val="38"/>
         </w:numPr>
         <w:spacing w:after="0" w:line="240" w:lineRule="auto"/>
@@ -2791,7 +2830,29 @@
           <w:sz w:val="20"/>
           <w:szCs w:val="20"/>
         </w:rPr>
-        <w:t xml:space="preserve">3. DevSecOps &amp; </w:t>
+        <w:t xml:space="preserve">3. </w:t>
+      </w:r>
+      <w:proofErr w:type="spellStart"/>
+      <w:r>
+        <w:rPr>
+          <w:rFonts w:ascii="Calibri" w:hAnsi="Calibri" w:cs="Calibri"/>
+          <w:b/>
+          <w:bCs/>
+          <w:sz w:val="20"/>
+          <w:szCs w:val="20"/>
+        </w:rPr>
+        <w:t>DevSecOps</w:t>
+      </w:r>
+      <w:proofErr w:type="spellEnd"/>
+      <w:r>
+        <w:rPr>
+          <w:rFonts w:ascii="Calibri" w:hAnsi="Calibri" w:cs="Calibri"/>
+          <w:b/>
+          <w:bCs/>
+          <w:sz w:val="20"/>
+          <w:szCs w:val="20"/>
+        </w:rPr>
+        <w:t xml:space="preserve"> &amp; </w:t>
       </w:r>
       <w:r>
         <w:rPr>
@@ -2857,13 +2918,33 @@
           <w:sz w:val="20"/>
           <w:szCs w:val="20"/>
         </w:rPr>
-        <w:t>problem ( need of this tool ) above.</w:t>
+        <w:t xml:space="preserve">problem </w:t>
+      </w:r>
+      <w:r>
+        <w:rPr>
+          <w:rFonts w:ascii="Calibri" w:hAnsi="Calibri" w:cs="Calibri"/>
+          <w:b/>
+          <w:bCs/>
+          <w:sz w:val="20"/>
+          <w:szCs w:val="20"/>
+        </w:rPr>
+        <w:t>(need</w:t>
+      </w:r>
+      <w:r>
+        <w:rPr>
+          <w:rFonts w:ascii="Calibri" w:hAnsi="Calibri" w:cs="Calibri"/>
+          <w:b/>
+          <w:bCs/>
+          <w:sz w:val="20"/>
+          <w:szCs w:val="20"/>
+        </w:rPr>
+        <w:t xml:space="preserve"> of this tool) above.</w:t>
       </w:r>
     </w:p>
     <w:p>
       <w:pPr>
         <w:numPr>
-          <w:ilvl w:val="0"/>
+          <w:ilvl w:val="1"/>
           <w:numId w:val="39"/>
         </w:numPr>
         <w:spacing w:line="240" w:lineRule="auto"/>
@@ -2905,7 +2986,37 @@
           <w:sz w:val="20"/>
           <w:szCs w:val="20"/>
         </w:rPr>
-        <w:t>4. High-Throughput Data Extraction (Automated S3 Dumps)</w:t>
+        <w:t xml:space="preserve">4. </w:t>
+      </w:r>
+      <w:r>
+        <w:rPr>
+          <w:rFonts w:ascii="Calibri" w:hAnsi="Calibri" w:cs="Calibri"/>
+          <w:b/>
+          <w:bCs/>
+          <w:sz w:val="20"/>
+          <w:szCs w:val="20"/>
+        </w:rPr>
+        <w:t>Automated Data Extraction</w:t>
+      </w:r>
+      <w:r>
+        <w:rPr>
+          <w:rFonts w:ascii="Calibri" w:hAnsi="Calibri" w:cs="Calibri"/>
+          <w:b/>
+          <w:bCs/>
+          <w:sz w:val="20"/>
+          <w:szCs w:val="20"/>
+        </w:rPr>
+        <w:t xml:space="preserve"> </w:t>
+      </w:r>
+      <w:r>
+        <w:rPr>
+          <w:rFonts w:ascii="Calibri" w:hAnsi="Calibri" w:cs="Calibri"/>
+          <w:b/>
+          <w:bCs/>
+          <w:sz w:val="20"/>
+          <w:szCs w:val="20"/>
+        </w:rPr>
+        <w:t>(Automated S3 Dumps)</w:t>
       </w:r>
     </w:p>
     <w:p>
@@ -2937,7 +3048,7 @@
     <w:p>
       <w:pPr>
         <w:numPr>
-          <w:ilvl w:val="0"/>
+          <w:ilvl w:val="1"/>
           <w:numId w:val="40"/>
         </w:numPr>
         <w:spacing w:after="0" w:line="240" w:lineRule="auto"/>
@@ -2996,198 +3107,230 @@
     </w:p>
     <w:p>
       <w:pPr>
-        <w:spacing w:after="0" w:line="240" w:lineRule="auto"/>
-        <w:rPr>
-          <w:rFonts w:ascii="Calibri" w:hAnsi="Calibri" w:cs="Calibri"/>
-          <w:b/>
-          <w:bCs/>
-          <w:sz w:val="20"/>
-          <w:szCs w:val="20"/>
-        </w:rPr>
-      </w:pPr>
-      <w:r>
-        <w:rPr>
-          <w:rFonts w:ascii="Calibri" w:hAnsi="Calibri" w:cs="Calibri"/>
-          <w:b/>
-          <w:bCs/>
-          <w:sz w:val="20"/>
-          <w:szCs w:val="20"/>
-        </w:rPr>
-        <w:t>5. RAG-Based Knowledge Pipeline</w:t>
+        <w:spacing w:line="240" w:lineRule="auto"/>
+        <w:rPr>
+          <w:rFonts w:ascii="Calibri" w:hAnsi="Calibri" w:cs="Calibri"/>
+          <w:b/>
+          <w:bCs/>
+          <w:sz w:val="20"/>
+          <w:szCs w:val="20"/>
+        </w:rPr>
+      </w:pPr>
+      <w:r>
+        <w:rPr>
+          <w:rFonts w:ascii="Calibri" w:hAnsi="Calibri" w:cs="Calibri"/>
+          <w:b/>
+          <w:bCs/>
+          <w:sz w:val="20"/>
+          <w:szCs w:val="20"/>
+        </w:rPr>
+        <w:t xml:space="preserve">5. </w:t>
+      </w:r>
+      <w:r>
+        <w:rPr>
+          <w:rFonts w:ascii="Calibri" w:hAnsi="Calibri" w:cs="Calibri"/>
+          <w:b/>
+          <w:bCs/>
+          <w:sz w:val="20"/>
+          <w:szCs w:val="20"/>
+        </w:rPr>
+        <w:t xml:space="preserve">Scalable RAG Knowledge Pipeline: Built a Retrieval-Augmented Generation pipeline utilizing </w:t>
+      </w:r>
+      <w:proofErr w:type="spellStart"/>
+      <w:r>
+        <w:rPr>
+          <w:rFonts w:ascii="Calibri" w:hAnsi="Calibri" w:cs="Calibri"/>
+          <w:b/>
+          <w:bCs/>
+          <w:sz w:val="20"/>
+          <w:szCs w:val="20"/>
+        </w:rPr>
+        <w:t>LangGraph</w:t>
+      </w:r>
+      <w:proofErr w:type="spellEnd"/>
+      <w:r>
+        <w:rPr>
+          <w:rFonts w:ascii="Calibri" w:hAnsi="Calibri" w:cs="Calibri"/>
+          <w:b/>
+          <w:bCs/>
+          <w:sz w:val="20"/>
+          <w:szCs w:val="20"/>
+        </w:rPr>
+        <w:t xml:space="preserve">, </w:t>
+      </w:r>
+      <w:proofErr w:type="spellStart"/>
+      <w:r>
+        <w:rPr>
+          <w:rFonts w:ascii="Calibri" w:hAnsi="Calibri" w:cs="Calibri"/>
+          <w:b/>
+          <w:bCs/>
+          <w:sz w:val="20"/>
+          <w:szCs w:val="20"/>
+        </w:rPr>
+        <w:t>Qdrant</w:t>
+      </w:r>
+      <w:proofErr w:type="spellEnd"/>
+      <w:r>
+        <w:rPr>
+          <w:rFonts w:ascii="Calibri" w:hAnsi="Calibri" w:cs="Calibri"/>
+          <w:b/>
+          <w:bCs/>
+          <w:sz w:val="20"/>
+          <w:szCs w:val="20"/>
+        </w:rPr>
+        <w:t xml:space="preserve"> (vector store), and Redis/</w:t>
+      </w:r>
+      <w:proofErr w:type="spellStart"/>
+      <w:r>
+        <w:rPr>
+          <w:rFonts w:ascii="Calibri" w:hAnsi="Calibri" w:cs="Calibri"/>
+          <w:b/>
+          <w:bCs/>
+          <w:sz w:val="20"/>
+          <w:szCs w:val="20"/>
+        </w:rPr>
+        <w:t>Valkey</w:t>
+      </w:r>
+      <w:proofErr w:type="spellEnd"/>
+      <w:r>
+        <w:rPr>
+          <w:rFonts w:ascii="Calibri" w:hAnsi="Calibri" w:cs="Calibri"/>
+          <w:b/>
+          <w:bCs/>
+          <w:sz w:val="20"/>
+          <w:szCs w:val="20"/>
+        </w:rPr>
+        <w:t xml:space="preserve"> (async queues) for scalable, non-blocking document ingestion and meaning-based cosine similarity search.</w:t>
       </w:r>
     </w:p>
     <w:p>
       <w:pPr>
-        <w:numPr>
-          <w:ilvl w:val="0"/>
-          <w:numId w:val="44"/>
-        </w:numPr>
-        <w:spacing w:after="0" w:line="240" w:lineRule="auto"/>
-        <w:rPr>
-          <w:rFonts w:ascii="Calibri" w:hAnsi="Calibri" w:cs="Calibri"/>
-          <w:b/>
-          <w:bCs/>
-          <w:sz w:val="20"/>
-          <w:szCs w:val="20"/>
-        </w:rPr>
-      </w:pPr>
-      <w:r>
-        <w:rPr>
-          <w:rFonts w:ascii="Calibri" w:hAnsi="Calibri" w:cs="Calibri"/>
-          <w:b/>
-          <w:bCs/>
-          <w:sz w:val="20"/>
-          <w:szCs w:val="20"/>
-        </w:rPr>
-        <w:t>Built a Retrieval-Augmented Generation (RAG) pipeline using LangGraph and vector store integration, with queue-based document ingestion for scalable knowledge retrieval.</w:t>
+        <w:spacing w:line="240" w:lineRule="auto"/>
+        <w:rPr>
+          <w:rFonts w:ascii="Calibri" w:hAnsi="Calibri" w:cs="Calibri"/>
+          <w:b/>
+          <w:bCs/>
+          <w:sz w:val="20"/>
+          <w:szCs w:val="20"/>
+        </w:rPr>
+      </w:pPr>
+      <w:r>
+        <w:rPr>
+          <w:rFonts w:ascii="Calibri" w:hAnsi="Calibri" w:cs="Calibri"/>
+          <w:b/>
+          <w:bCs/>
+          <w:sz w:val="20"/>
+          <w:szCs w:val="20"/>
+        </w:rPr>
+        <w:t xml:space="preserve">6. </w:t>
+      </w:r>
+      <w:r>
+        <w:rPr>
+          <w:rFonts w:ascii="Calibri" w:hAnsi="Calibri" w:cs="Calibri"/>
+          <w:b/>
+          <w:bCs/>
+          <w:sz w:val="20"/>
+          <w:szCs w:val="20"/>
+        </w:rPr>
+        <w:t xml:space="preserve">Multi-Agent Memory System: Engineered agentic workflows with hybrid persistent memory (Semantic/Episodic via </w:t>
+      </w:r>
+      <w:proofErr w:type="spellStart"/>
+      <w:r>
+        <w:rPr>
+          <w:rFonts w:ascii="Calibri" w:hAnsi="Calibri" w:cs="Calibri"/>
+          <w:b/>
+          <w:bCs/>
+          <w:sz w:val="20"/>
+          <w:szCs w:val="20"/>
+        </w:rPr>
+        <w:t>Qdrant</w:t>
+      </w:r>
+      <w:proofErr w:type="spellEnd"/>
+      <w:r>
+        <w:rPr>
+          <w:rFonts w:ascii="Calibri" w:hAnsi="Calibri" w:cs="Calibri"/>
+          <w:b/>
+          <w:bCs/>
+          <w:sz w:val="20"/>
+          <w:szCs w:val="20"/>
+        </w:rPr>
+        <w:t>, Relational via Neo4j &amp; mem0) and integrated a chained voice-interface layer for natural language interaction.</w:t>
       </w:r>
     </w:p>
     <w:p>
       <w:pPr>
-        <w:numPr>
-          <w:ilvl w:val="0"/>
-          <w:numId w:val="44"/>
-        </w:numPr>
-        <w:spacing w:after="0" w:line="240" w:lineRule="auto"/>
-        <w:rPr>
-          <w:rFonts w:ascii="Calibri" w:hAnsi="Calibri" w:cs="Calibri"/>
-          <w:b/>
-          <w:bCs/>
-          <w:sz w:val="20"/>
-          <w:szCs w:val="20"/>
-        </w:rPr>
-      </w:pPr>
-      <w:r>
-        <w:rPr>
-          <w:rFonts w:ascii="Calibri" w:hAnsi="Calibri" w:cs="Calibri"/>
-          <w:b/>
-          <w:bCs/>
-          <w:sz w:val="20"/>
-          <w:szCs w:val="20"/>
-        </w:rPr>
-        <w:t>Implemented chunking, embedding, and retrieval strategies to ground LLM responses in private data.</w:t>
-      </w:r>
-    </w:p>
-    <w:p>
-      <w:pPr>
-        <w:spacing w:after="0" w:line="240" w:lineRule="auto"/>
-        <w:rPr>
-          <w:rFonts w:ascii="Calibri" w:hAnsi="Calibri" w:cs="Calibri"/>
-          <w:b/>
-          <w:bCs/>
-          <w:sz w:val="20"/>
-          <w:szCs w:val="20"/>
-        </w:rPr>
-      </w:pPr>
-      <w:r>
-        <w:rPr>
-          <w:rFonts w:ascii="Calibri" w:hAnsi="Calibri" w:cs="Calibri"/>
-          <w:b/>
-          <w:bCs/>
-          <w:sz w:val="20"/>
-          <w:szCs w:val="20"/>
-        </w:rPr>
-        <w:t>6. Multi-Agent Workflow System</w:t>
-      </w:r>
-    </w:p>
-    <w:p>
-      <w:pPr>
-        <w:numPr>
-          <w:ilvl w:val="0"/>
-          <w:numId w:val="45"/>
-        </w:numPr>
-        <w:spacing w:after="0" w:line="240" w:lineRule="auto"/>
-        <w:rPr>
-          <w:rFonts w:ascii="Calibri" w:hAnsi="Calibri" w:cs="Calibri"/>
-          <w:b/>
-          <w:bCs/>
-          <w:sz w:val="20"/>
-          <w:szCs w:val="20"/>
-        </w:rPr>
-      </w:pPr>
-      <w:r>
-        <w:rPr>
-          <w:rFonts w:ascii="Calibri" w:hAnsi="Calibri" w:cs="Calibri"/>
-          <w:b/>
-          <w:bCs/>
-          <w:sz w:val="20"/>
-          <w:szCs w:val="20"/>
-        </w:rPr>
-        <w:t>Engineered agentic workflows using LangGraph with persistent memory, enabling stateful multi-turn reasoning across tasks.</w:t>
-      </w:r>
-    </w:p>
-    <w:p>
-      <w:pPr>
-        <w:numPr>
-          <w:ilvl w:val="0"/>
-          <w:numId w:val="45"/>
-        </w:numPr>
-        <w:spacing w:after="0" w:line="240" w:lineRule="auto"/>
-        <w:rPr>
-          <w:rFonts w:ascii="Calibri" w:hAnsi="Calibri" w:cs="Calibri"/>
-          <w:b/>
-          <w:bCs/>
-          <w:sz w:val="20"/>
-          <w:szCs w:val="20"/>
-        </w:rPr>
-      </w:pPr>
-      <w:r>
-        <w:rPr>
-          <w:rFonts w:ascii="Calibri" w:hAnsi="Calibri" w:cs="Calibri"/>
-          <w:b/>
-          <w:bCs/>
-          <w:sz w:val="20"/>
-          <w:szCs w:val="20"/>
-        </w:rPr>
-        <w:t>Integrated voice interface layer for natural language interaction with the agent system.</w:t>
-      </w:r>
-    </w:p>
-    <w:p>
-      <w:pPr>
-        <w:spacing w:after="0" w:line="240" w:lineRule="auto"/>
-        <w:rPr>
-          <w:rFonts w:ascii="Calibri" w:hAnsi="Calibri" w:cs="Calibri"/>
-          <w:b/>
-          <w:bCs/>
-          <w:sz w:val="20"/>
-          <w:szCs w:val="20"/>
-        </w:rPr>
-      </w:pPr>
-      <w:r>
-        <w:rPr>
-          <w:rFonts w:ascii="Calibri" w:hAnsi="Calibri" w:cs="Calibri"/>
-          <w:b/>
-          <w:bCs/>
-          <w:sz w:val="20"/>
-          <w:szCs w:val="20"/>
-        </w:rPr>
-        <w:t>7. Local LLM API Service</w:t>
-      </w:r>
-    </w:p>
-    <w:p>
-      <w:pPr>
-        <w:numPr>
-          <w:ilvl w:val="0"/>
-          <w:numId w:val="46"/>
-        </w:numPr>
-        <w:spacing w:after="0" w:line="240" w:lineRule="auto"/>
-        <w:rPr>
-          <w:rFonts w:ascii="Calibri" w:hAnsi="Calibri" w:cs="Calibri"/>
-          <w:b/>
-          <w:bCs/>
-          <w:sz w:val="20"/>
-          <w:szCs w:val="20"/>
-        </w:rPr>
-      </w:pPr>
-      <w:r>
-        <w:rPr>
-          <w:rFonts w:ascii="Calibri" w:hAnsi="Calibri" w:cs="Calibri"/>
-          <w:b/>
-          <w:bCs/>
-          <w:sz w:val="20"/>
-          <w:szCs w:val="20"/>
-        </w:rPr>
-        <w:t>Deployed a local LLM (Ollama) behind a FastAPI service, enabling private, low-latency inference with structured prompt engineering and Hugging Face model integration.</w:t>
+        <w:spacing w:line="240" w:lineRule="auto"/>
+        <w:rPr>
+          <w:rFonts w:ascii="Calibri" w:hAnsi="Calibri" w:cs="Calibri"/>
+          <w:b/>
+          <w:bCs/>
+          <w:sz w:val="20"/>
+          <w:szCs w:val="20"/>
+        </w:rPr>
+      </w:pPr>
+      <w:r>
+        <w:rPr>
+          <w:rFonts w:ascii="Calibri" w:hAnsi="Calibri" w:cs="Calibri"/>
+          <w:b/>
+          <w:bCs/>
+          <w:sz w:val="20"/>
+          <w:szCs w:val="20"/>
+        </w:rPr>
+        <w:t xml:space="preserve">7. </w:t>
+      </w:r>
+      <w:r>
+        <w:rPr>
+          <w:rFonts w:ascii="Calibri" w:hAnsi="Calibri" w:cs="Calibri"/>
+          <w:b/>
+          <w:bCs/>
+          <w:sz w:val="20"/>
+          <w:szCs w:val="20"/>
+        </w:rPr>
+        <w:t>Local LLM API Service: Deployed a local LLM (</w:t>
+      </w:r>
+      <w:proofErr w:type="spellStart"/>
+      <w:r>
+        <w:rPr>
+          <w:rFonts w:ascii="Calibri" w:hAnsi="Calibri" w:cs="Calibri"/>
+          <w:b/>
+          <w:bCs/>
+          <w:sz w:val="20"/>
+          <w:szCs w:val="20"/>
+        </w:rPr>
+        <w:t>Ollama</w:t>
+      </w:r>
+      <w:proofErr w:type="spellEnd"/>
+      <w:r>
+        <w:rPr>
+          <w:rFonts w:ascii="Calibri" w:hAnsi="Calibri" w:cs="Calibri"/>
+          <w:b/>
+          <w:bCs/>
+          <w:sz w:val="20"/>
+          <w:szCs w:val="20"/>
+        </w:rPr>
+        <w:t xml:space="preserve">/Gemma) behind a </w:t>
+      </w:r>
+      <w:proofErr w:type="spellStart"/>
+      <w:r>
+        <w:rPr>
+          <w:rFonts w:ascii="Calibri" w:hAnsi="Calibri" w:cs="Calibri"/>
+          <w:b/>
+          <w:bCs/>
+          <w:sz w:val="20"/>
+          <w:szCs w:val="20"/>
+        </w:rPr>
+        <w:t>FastAPI</w:t>
+      </w:r>
+      <w:proofErr w:type="spellEnd"/>
+      <w:r>
+        <w:rPr>
+          <w:rFonts w:ascii="Calibri" w:hAnsi="Calibri" w:cs="Calibri"/>
+          <w:b/>
+          <w:bCs/>
+          <w:sz w:val="20"/>
+          <w:szCs w:val="20"/>
+        </w:rPr>
+        <w:t xml:space="preserve"> service, enabling private, low-latency inference utilizing structured JSON outputs and Hugging Face model integration.</w:t>
       </w:r>
     </w:p>
     <w:p>
@@ -3477,15 +3620,27 @@
           <w:szCs w:val="20"/>
         </w:rPr>
       </w:pPr>
-      <w:r>
-        <w:rPr>
-          <w:rFonts w:ascii="Calibri" w:hAnsi="Calibri" w:cs="Calibri"/>
-          <w:b/>
-          <w:bCs/>
-          <w:sz w:val="20"/>
-          <w:szCs w:val="20"/>
-        </w:rPr>
-        <w:t xml:space="preserve">Modeling and Optimization of Surface Roughness of Electrodeposited Nickel Coating using Taguchi and Bonobo Optimizer | </w:t>
+      <w:proofErr w:type="spellStart"/>
+      <w:r>
+        <w:rPr>
+          <w:rFonts w:ascii="Calibri" w:hAnsi="Calibri" w:cs="Calibri"/>
+          <w:b/>
+          <w:bCs/>
+          <w:sz w:val="20"/>
+          <w:szCs w:val="20"/>
+        </w:rPr>
+        <w:t>Modeling</w:t>
+      </w:r>
+      <w:proofErr w:type="spellEnd"/>
+      <w:r>
+        <w:rPr>
+          <w:rFonts w:ascii="Calibri" w:hAnsi="Calibri" w:cs="Calibri"/>
+          <w:b/>
+          <w:bCs/>
+          <w:sz w:val="20"/>
+          <w:szCs w:val="20"/>
+        </w:rPr>
+        <w:t xml:space="preserve"> and Optimization of Surface Roughness of Electrodeposited Nickel Coating using Taguchi and Bonobo Optimizer | </w:t>
       </w:r>
       <w:r>
         <w:rPr>
@@ -3551,7 +3706,29 @@
           <w:sz w:val="20"/>
           <w:szCs w:val="20"/>
         </w:rPr>
-        <w:t>Demonstrated advanced capability in data-driven mathematical modeling, statistical analysis, and implementing optimization algorithms to solve multi-variable engineering challenges.</w:t>
+        <w:t xml:space="preserve">Demonstrated advanced capability in data-driven mathematical </w:t>
+      </w:r>
+      <w:proofErr w:type="spellStart"/>
+      <w:r>
+        <w:rPr>
+          <w:rFonts w:ascii="Calibri" w:hAnsi="Calibri" w:cs="Calibri"/>
+          <w:b/>
+          <w:bCs/>
+          <w:sz w:val="20"/>
+          <w:szCs w:val="20"/>
+        </w:rPr>
+        <w:t>modeling</w:t>
+      </w:r>
+      <w:proofErr w:type="spellEnd"/>
+      <w:r>
+        <w:rPr>
+          <w:rFonts w:ascii="Calibri" w:hAnsi="Calibri" w:cs="Calibri"/>
+          <w:b/>
+          <w:bCs/>
+          <w:sz w:val="20"/>
+          <w:szCs w:val="20"/>
+        </w:rPr>
+        <w:t>, statistical analysis, and implementing optimization algorithms to solve multi-variable engineering challenges.</w:t>
       </w:r>
     </w:p>
     <w:p>
@@ -3619,30 +3796,19 @@
         <w:spacing w:after="0" w:line="240" w:lineRule="auto"/>
         <w:rPr>
           <w:rFonts w:ascii="Calibri" w:hAnsi="Calibri" w:cs="Calibri"/>
-          <w:b/>
-          <w:bCs/>
-          <w:sz w:val="20"/>
-          <w:szCs w:val="20"/>
-        </w:rPr>
-      </w:pPr>
-    </w:p>
-    <w:p>
-      <w:pPr>
-        <w:spacing w:after="0" w:line="240" w:lineRule="auto"/>
-        <w:rPr>
-          <w:rFonts w:ascii="Calibri" w:hAnsi="Calibri" w:cs="Calibri"/>
-          <w:sz w:val="20"/>
-          <w:szCs w:val="20"/>
-        </w:rPr>
-      </w:pPr>
-      <w:r>
-        <w:rPr>
-          <w:rFonts w:ascii="Calibri" w:hAnsi="Calibri" w:cs="Calibri"/>
-          <w:b/>
-          <w:bCs/>
-          <w:sz w:val="20"/>
-          <w:szCs w:val="20"/>
-        </w:rPr>
+          <w:sz w:val="20"/>
+          <w:szCs w:val="20"/>
+        </w:rPr>
+      </w:pPr>
+      <w:r>
+        <w:rPr>
+          <w:rFonts w:ascii="Calibri" w:hAnsi="Calibri" w:cs="Calibri"/>
+          <w:b/>
+          <w:bCs/>
+          <w:sz w:val="20"/>
+          <w:szCs w:val="20"/>
+        </w:rPr>
+        <w:lastRenderedPageBreak/>
         <w:t>EDUCATION</w:t>
       </w:r>
       <w:r>
@@ -4105,7 +4271,7 @@
           <w:sz w:val="20"/>
           <w:szCs w:val="20"/>
         </w:rPr>
-        <w:t>Full stack generative and Agentic AI with python</w:t>
+        <w:t>Full Stack Generative &amp; Agentic AI with Python (Udemy, 2026)</w:t>
       </w:r>
     </w:p>
     <w:p>
@@ -4158,6 +4324,208 @@
           <w:szCs w:val="20"/>
         </w:rPr>
         <w:t>.</w:t>
+      </w:r>
+    </w:p>
+    <w:p>
+      <w:pPr>
+        <w:spacing w:after="0" w:line="240" w:lineRule="auto"/>
+        <w:rPr>
+          <w:rFonts w:ascii="Calibri" w:hAnsi="Calibri" w:cs="Calibri"/>
+          <w:sz w:val="20"/>
+          <w:szCs w:val="20"/>
+        </w:rPr>
+      </w:pPr>
+    </w:p>
+    <w:p>
+      <w:pPr>
+        <w:spacing w:line="240" w:lineRule="auto"/>
+        <w:rPr>
+          <w:rFonts w:ascii="Calibri" w:hAnsi="Calibri" w:cs="Calibri"/>
+          <w:sz w:val="20"/>
+          <w:szCs w:val="20"/>
+        </w:rPr>
+      </w:pPr>
+      <w:r>
+        <w:rPr>
+          <w:rFonts w:ascii="Calibri" w:hAnsi="Calibri" w:cs="Calibri"/>
+          <w:sz w:val="20"/>
+          <w:szCs w:val="20"/>
+        </w:rPr>
+        <w:t>AWARDS &amp; RECOGNITION</w:t>
+      </w:r>
+    </w:p>
+    <w:p>
+      <w:pPr>
+        <w:pStyle w:val="ListParagraph"/>
+        <w:numPr>
+          <w:ilvl w:val="0"/>
+          <w:numId w:val="48"/>
+        </w:numPr>
+        <w:spacing w:after="0" w:line="240" w:lineRule="auto"/>
+        <w:rPr>
+          <w:rFonts w:ascii="Calibri" w:hAnsi="Calibri" w:cs="Calibri"/>
+          <w:sz w:val="20"/>
+          <w:szCs w:val="20"/>
+        </w:rPr>
+      </w:pPr>
+      <w:r>
+        <w:rPr>
+          <w:rFonts w:ascii="Calibri" w:hAnsi="Calibri" w:cs="Calibri"/>
+          <w:sz w:val="20"/>
+          <w:szCs w:val="20"/>
+        </w:rPr>
+        <w:t xml:space="preserve">TCS Gems </w:t>
+      </w:r>
+      <w:r>
+        <w:rPr>
+          <w:rFonts w:ascii="Calibri" w:hAnsi="Calibri" w:cs="Calibri"/>
+          <w:sz w:val="20"/>
+          <w:szCs w:val="20"/>
+        </w:rPr>
+        <w:t>-</w:t>
+      </w:r>
+      <w:r>
+        <w:rPr>
+          <w:rFonts w:ascii="Calibri" w:hAnsi="Calibri" w:cs="Calibri"/>
+          <w:sz w:val="20"/>
+          <w:szCs w:val="20"/>
+        </w:rPr>
+        <w:t xml:space="preserve"> </w:t>
+      </w:r>
+      <w:r>
+        <w:rPr>
+          <w:rFonts w:ascii="Calibri" w:hAnsi="Calibri" w:cs="Calibri"/>
+          <w:b/>
+          <w:bCs/>
+          <w:sz w:val="20"/>
+          <w:szCs w:val="20"/>
+        </w:rPr>
+        <w:t>Star of the Month Award</w:t>
+      </w:r>
+      <w:r>
+        <w:rPr>
+          <w:rFonts w:ascii="Calibri" w:hAnsi="Calibri" w:cs="Calibri"/>
+          <w:sz w:val="20"/>
+          <w:szCs w:val="20"/>
+        </w:rPr>
+        <w:t xml:space="preserve"> | </w:t>
+      </w:r>
+      <w:r>
+        <w:rPr>
+          <w:rFonts w:ascii="Calibri" w:hAnsi="Calibri" w:cs="Calibri"/>
+          <w:b/>
+          <w:bCs/>
+          <w:sz w:val="20"/>
+          <w:szCs w:val="20"/>
+        </w:rPr>
+        <w:t>Tata Consultancy Services</w:t>
+      </w:r>
+      <w:r>
+        <w:rPr>
+          <w:rFonts w:ascii="Calibri" w:hAnsi="Calibri" w:cs="Calibri"/>
+          <w:sz w:val="20"/>
+          <w:szCs w:val="20"/>
+        </w:rPr>
+        <w:t xml:space="preserve"> | July 2026</w:t>
+      </w:r>
+    </w:p>
+    <w:p>
+      <w:pPr>
+        <w:spacing w:after="0" w:line="240" w:lineRule="auto"/>
+        <w:ind w:firstLine="720"/>
+        <w:rPr>
+          <w:rFonts w:ascii="Calibri" w:hAnsi="Calibri" w:cs="Calibri"/>
+          <w:sz w:val="20"/>
+          <w:szCs w:val="20"/>
+        </w:rPr>
+      </w:pPr>
+      <w:r>
+        <w:rPr>
+          <w:rFonts w:ascii="Calibri" w:hAnsi="Calibri" w:cs="Calibri"/>
+          <w:sz w:val="20"/>
+          <w:szCs w:val="20"/>
+        </w:rPr>
+        <w:t>Recognized for outstanding contribution to the British Airways aviation data platform.</w:t>
+      </w:r>
+    </w:p>
+    <w:p>
+      <w:pPr>
+        <w:spacing w:after="0" w:line="240" w:lineRule="auto"/>
+        <w:rPr>
+          <w:rFonts w:ascii="Calibri" w:hAnsi="Calibri" w:cs="Calibri"/>
+          <w:sz w:val="20"/>
+          <w:szCs w:val="20"/>
+        </w:rPr>
+      </w:pPr>
+    </w:p>
+    <w:p>
+      <w:pPr>
+        <w:pStyle w:val="ListParagraph"/>
+        <w:numPr>
+          <w:ilvl w:val="0"/>
+          <w:numId w:val="47"/>
+        </w:numPr>
+        <w:spacing w:after="0" w:line="240" w:lineRule="auto"/>
+        <w:rPr>
+          <w:rFonts w:ascii="Calibri" w:hAnsi="Calibri" w:cs="Calibri"/>
+          <w:sz w:val="20"/>
+          <w:szCs w:val="20"/>
+        </w:rPr>
+      </w:pPr>
+      <w:r>
+        <w:rPr>
+          <w:rFonts w:ascii="Calibri" w:hAnsi="Calibri" w:cs="Calibri"/>
+          <w:b/>
+          <w:bCs/>
+          <w:sz w:val="20"/>
+          <w:szCs w:val="20"/>
+        </w:rPr>
+        <w:t>National Award</w:t>
+      </w:r>
+      <w:r>
+        <w:rPr>
+          <w:rFonts w:ascii="Calibri" w:hAnsi="Calibri" w:cs="Calibri"/>
+          <w:sz w:val="20"/>
+          <w:szCs w:val="20"/>
+        </w:rPr>
+        <w:t xml:space="preserve"> for Exceptional Achievement | </w:t>
+      </w:r>
+      <w:r>
+        <w:rPr>
+          <w:rFonts w:ascii="Calibri" w:hAnsi="Calibri" w:cs="Calibri"/>
+          <w:b/>
+          <w:bCs/>
+          <w:sz w:val="20"/>
+          <w:szCs w:val="20"/>
+        </w:rPr>
+        <w:t>Government of India</w:t>
+      </w:r>
+      <w:r>
+        <w:rPr>
+          <w:rFonts w:ascii="Calibri" w:hAnsi="Calibri" w:cs="Calibri"/>
+          <w:sz w:val="20"/>
+          <w:szCs w:val="20"/>
+        </w:rPr>
+        <w:t xml:space="preserve"> | 2012 </w:t>
+      </w:r>
+    </w:p>
+    <w:p>
+      <w:pPr>
+        <w:pStyle w:val="ListParagraph"/>
+        <w:spacing w:after="0" w:line="240" w:lineRule="auto"/>
+        <w:rPr>
+          <w:rFonts w:ascii="Calibri" w:hAnsi="Calibri" w:cs="Calibri"/>
+          <w:sz w:val="20"/>
+          <w:szCs w:val="20"/>
+        </w:rPr>
+      </w:pPr>
+      <w:r>
+        <w:rPr>
+          <w:rFonts w:ascii="Calibri" w:hAnsi="Calibri" w:cs="Calibri"/>
+          <w:sz w:val="20"/>
+          <w:szCs w:val="20"/>
+        </w:rPr>
+        <w:t>Awarded directly by the President of India (Pranab Mukherjee) in recognition of exceptional national-level illustration and design skills.</w:t>
       </w:r>
     </w:p>
     <w:sectPr>
@@ -4490,7 +4858,7 @@
         <w:sz w:val="20"/>
       </w:rPr>
     </w:lvl>
-    <w:lvl w:ilvl="1" w:tentative="1">
+    <w:lvl w:ilvl="1">
       <w:start w:val="1"/>
       <w:numFmt w:val="bullet"/>
       <w:lvlText w:val="o"/>
@@ -6133,7 +6501,7 @@
         <w:sz w:val="20"/>
       </w:rPr>
     </w:lvl>
-    <w:lvl w:ilvl="1" w:tentative="1">
+    <w:lvl w:ilvl="1">
       <w:start w:val="1"/>
       <w:numFmt w:val="bullet"/>
       <w:lvlText w:val="o"/>
@@ -6431,7 +6799,7 @@
         <w:sz w:val="20"/>
       </w:rPr>
     </w:lvl>
-    <w:lvl w:ilvl="1" w:tentative="1">
+    <w:lvl w:ilvl="1">
       <w:start w:val="1"/>
       <w:numFmt w:val="bullet"/>
       <w:lvlText w:val="o"/>
@@ -6710,6 +7078,119 @@
     </w:lvl>
   </w:abstractNum>
   <w:abstractNum w:abstractNumId="18" w15:restartNumberingAfterBreak="0">
+    <w:nsid w:val="516F6259"/>
+    <w:multiLevelType w:val="hybridMultilevel"/>
+    <w:tmpl w:val="8F342CE2"/>
+    <w:lvl w:ilvl="0" w:tplc="08090001">
+      <w:start w:val="1"/>
+      <w:numFmt w:val="bullet"/>
+      <w:lvlText w:val=""/>
+      <w:lvlJc w:val="left"/>
+      <w:pPr>
+        <w:ind w:left="720" w:hanging="360"/>
+      </w:pPr>
+      <w:rPr>
+        <w:rFonts w:ascii="Symbol" w:hAnsi="Symbol" w:hint="default"/>
+      </w:rPr>
+    </w:lvl>
+    <w:lvl w:ilvl="1" w:tplc="08090003" w:tentative="1">
+      <w:start w:val="1"/>
+      <w:numFmt w:val="bullet"/>
+      <w:lvlText w:val="o"/>
+      <w:lvlJc w:val="left"/>
+      <w:pPr>
+        <w:ind w:left="1440" w:hanging="360"/>
+      </w:pPr>
+      <w:rPr>
+        <w:rFonts w:ascii="Courier New" w:hAnsi="Courier New" w:cs="Courier New" w:hint="default"/>
+      </w:rPr>
+    </w:lvl>
+    <w:lvl w:ilvl="2" w:tplc="08090005" w:tentative="1">
+      <w:start w:val="1"/>
+      <w:numFmt w:val="bullet"/>
+      <w:lvlText w:val=""/>
+      <w:lvlJc w:val="left"/>
+      <w:pPr>
+        <w:ind w:left="2160" w:hanging="360"/>
+      </w:pPr>
+      <w:rPr>
+        <w:rFonts w:ascii="Wingdings" w:hAnsi="Wingdings" w:hint="default"/>
+      </w:rPr>
+    </w:lvl>
+    <w:lvl w:ilvl="3" w:tplc="08090001" w:tentative="1">
+      <w:start w:val="1"/>
+      <w:numFmt w:val="bullet"/>
+      <w:lvlText w:val=""/>
+      <w:lvlJc w:val="left"/>
+      <w:pPr>
+        <w:ind w:left="2880" w:hanging="360"/>
+      </w:pPr>
+      <w:rPr>
+        <w:rFonts w:ascii="Symbol" w:hAnsi="Symbol" w:hint="default"/>
+      </w:rPr>
+    </w:lvl>
+    <w:lvl w:ilvl="4" w:tplc="08090003" w:tentative="1">
+      <w:start w:val="1"/>
+      <w:numFmt w:val="bullet"/>
+      <w:lvlText w:val="o"/>
+      <w:lvlJc w:val="left"/>
+      <w:pPr>
+        <w:ind w:left="3600" w:hanging="360"/>
+      </w:pPr>
+      <w:rPr>
+        <w:rFonts w:ascii="Courier New" w:hAnsi="Courier New" w:cs="Courier New" w:hint="default"/>
+      </w:rPr>
+    </w:lvl>
+    <w:lvl w:ilvl="5" w:tplc="08090005" w:tentative="1">
+      <w:start w:val="1"/>
+      <w:numFmt w:val="bullet"/>
+      <w:lvlText w:val=""/>
+      <w:lvlJc w:val="left"/>
+      <w:pPr>
+        <w:ind w:left="4320" w:hanging="360"/>
+      </w:pPr>
+      <w:rPr>
+        <w:rFonts w:ascii="Wingdings" w:hAnsi="Wingdings" w:hint="default"/>
+      </w:rPr>
+    </w:lvl>
+    <w:lvl w:ilvl="6" w:tplc="08090001" w:tentative="1">
+      <w:start w:val="1"/>
+      <w:numFmt w:val="bullet"/>
+      <w:lvlText w:val=""/>
+      <w:lvlJc w:val="left"/>
+      <w:pPr>
+        <w:ind w:left="5040" w:hanging="360"/>
+      </w:pPr>
+      <w:rPr>
+        <w:rFonts w:ascii="Symbol" w:hAnsi="Symbol" w:hint="default"/>
+      </w:rPr>
+    </w:lvl>
+    <w:lvl w:ilvl="7" w:tplc="08090003" w:tentative="1">
+      <w:start w:val="1"/>
+      <w:numFmt w:val="bullet"/>
+      <w:lvlText w:val="o"/>
+      <w:lvlJc w:val="left"/>
+      <w:pPr>
+        <w:ind w:left="5760" w:hanging="360"/>
+      </w:pPr>
+      <w:rPr>
+        <w:rFonts w:ascii="Courier New" w:hAnsi="Courier New" w:cs="Courier New" w:hint="default"/>
+      </w:rPr>
+    </w:lvl>
+    <w:lvl w:ilvl="8" w:tplc="08090005" w:tentative="1">
+      <w:start w:val="1"/>
+      <w:numFmt w:val="bullet"/>
+      <w:lvlText w:val=""/>
+      <w:lvlJc w:val="left"/>
+      <w:pPr>
+        <w:ind w:left="6480" w:hanging="360"/>
+      </w:pPr>
+      <w:rPr>
+        <w:rFonts w:ascii="Wingdings" w:hAnsi="Wingdings" w:hint="default"/>
+      </w:rPr>
+    </w:lvl>
+  </w:abstractNum>
+  <w:abstractNum w:abstractNumId="19" w15:restartNumberingAfterBreak="0">
     <w:nsid w:val="518A6168"/>
     <w:multiLevelType w:val="multilevel"/>
     <w:tmpl w:val="361C4E62"/>
@@ -6858,7 +7339,7 @@
       </w:rPr>
     </w:lvl>
   </w:abstractNum>
-  <w:abstractNum w:abstractNumId="19" w15:restartNumberingAfterBreak="0">
+  <w:abstractNum w:abstractNumId="20" w15:restartNumberingAfterBreak="0">
     <w:nsid w:val="51B853DD"/>
     <w:multiLevelType w:val="multilevel"/>
     <w:tmpl w:val="3642D8D4"/>
@@ -7007,7 +7488,7 @@
       </w:rPr>
     </w:lvl>
   </w:abstractNum>
-  <w:abstractNum w:abstractNumId="20" w15:restartNumberingAfterBreak="0">
+  <w:abstractNum w:abstractNumId="21" w15:restartNumberingAfterBreak="0">
     <w:nsid w:val="544D6288"/>
     <w:multiLevelType w:val="multilevel"/>
     <w:tmpl w:val="ACC814E2"/>
@@ -7027,7 +7508,7 @@
         <w:sz w:val="20"/>
       </w:rPr>
     </w:lvl>
-    <w:lvl w:ilvl="1" w:tentative="1">
+    <w:lvl w:ilvl="1">
       <w:start w:val="1"/>
       <w:numFmt w:val="bullet"/>
       <w:lvlText w:val="o"/>
@@ -7156,7 +7637,7 @@
       </w:rPr>
     </w:lvl>
   </w:abstractNum>
-  <w:abstractNum w:abstractNumId="21" w15:restartNumberingAfterBreak="0">
+  <w:abstractNum w:abstractNumId="22" w15:restartNumberingAfterBreak="0">
     <w:nsid w:val="599E569E"/>
     <w:multiLevelType w:val="hybridMultilevel"/>
     <w:tmpl w:val="A796ADCE"/>
@@ -7246,7 +7727,7 @@
       </w:pPr>
     </w:lvl>
   </w:abstractNum>
-  <w:abstractNum w:abstractNumId="22" w15:restartNumberingAfterBreak="0">
+  <w:abstractNum w:abstractNumId="23" w15:restartNumberingAfterBreak="0">
     <w:nsid w:val="5BD54ADD"/>
     <w:multiLevelType w:val="multilevel"/>
     <w:tmpl w:val="781E8696"/>
@@ -7395,7 +7876,7 @@
       </w:rPr>
     </w:lvl>
   </w:abstractNum>
-  <w:abstractNum w:abstractNumId="23" w15:restartNumberingAfterBreak="0">
+  <w:abstractNum w:abstractNumId="24" w15:restartNumberingAfterBreak="0">
     <w:nsid w:val="5D414E97"/>
     <w:multiLevelType w:val="multilevel"/>
     <w:tmpl w:val="6EECF364"/>
@@ -7544,7 +8025,7 @@
       </w:rPr>
     </w:lvl>
   </w:abstractNum>
-  <w:abstractNum w:abstractNumId="24" w15:restartNumberingAfterBreak="0">
+  <w:abstractNum w:abstractNumId="25" w15:restartNumberingAfterBreak="0">
     <w:nsid w:val="5D461C65"/>
     <w:multiLevelType w:val="multilevel"/>
     <w:tmpl w:val="E74A8150"/>
@@ -7564,7 +8045,7 @@
         <w:sz w:val="20"/>
       </w:rPr>
     </w:lvl>
-    <w:lvl w:ilvl="1" w:tentative="1">
+    <w:lvl w:ilvl="1">
       <w:start w:val="1"/>
       <w:numFmt w:val="bullet"/>
       <w:lvlText w:val="o"/>
@@ -7693,7 +8174,7 @@
       </w:rPr>
     </w:lvl>
   </w:abstractNum>
-  <w:abstractNum w:abstractNumId="25" w15:restartNumberingAfterBreak="0">
+  <w:abstractNum w:abstractNumId="26" w15:restartNumberingAfterBreak="0">
     <w:nsid w:val="5DC80C66"/>
     <w:multiLevelType w:val="multilevel"/>
     <w:tmpl w:val="9D6CAA16"/>
@@ -7842,7 +8323,7 @@
       </w:rPr>
     </w:lvl>
   </w:abstractNum>
-  <w:abstractNum w:abstractNumId="26" w15:restartNumberingAfterBreak="0">
+  <w:abstractNum w:abstractNumId="27" w15:restartNumberingAfterBreak="0">
     <w:nsid w:val="5DCB6E8B"/>
     <w:multiLevelType w:val="multilevel"/>
     <w:tmpl w:val="12F0D8DA"/>
@@ -7991,7 +8472,7 @@
       </w:rPr>
     </w:lvl>
   </w:abstractNum>
-  <w:abstractNum w:abstractNumId="27" w15:restartNumberingAfterBreak="0">
+  <w:abstractNum w:abstractNumId="28" w15:restartNumberingAfterBreak="0">
     <w:nsid w:val="5F824445"/>
     <w:multiLevelType w:val="multilevel"/>
     <w:tmpl w:val="7F1481C2"/>
@@ -8104,7 +8585,7 @@
       </w:pPr>
     </w:lvl>
   </w:abstractNum>
-  <w:abstractNum w:abstractNumId="28" w15:restartNumberingAfterBreak="0">
+  <w:abstractNum w:abstractNumId="29" w15:restartNumberingAfterBreak="0">
     <w:nsid w:val="61B111B5"/>
     <w:multiLevelType w:val="multilevel"/>
     <w:tmpl w:val="16FE7BBA"/>
@@ -8253,7 +8734,7 @@
       </w:rPr>
     </w:lvl>
   </w:abstractNum>
-  <w:abstractNum w:abstractNumId="29" w15:restartNumberingAfterBreak="0">
+  <w:abstractNum w:abstractNumId="30" w15:restartNumberingAfterBreak="0">
     <w:nsid w:val="63590654"/>
     <w:multiLevelType w:val="multilevel"/>
     <w:tmpl w:val="02A4C5F6"/>
@@ -8402,7 +8883,7 @@
       </w:rPr>
     </w:lvl>
   </w:abstractNum>
-  <w:abstractNum w:abstractNumId="30" w15:restartNumberingAfterBreak="0">
+  <w:abstractNum w:abstractNumId="31" w15:restartNumberingAfterBreak="0">
     <w:nsid w:val="64391B3A"/>
     <w:multiLevelType w:val="multilevel"/>
     <w:tmpl w:val="72324952"/>
@@ -8551,7 +9032,120 @@
       </w:rPr>
     </w:lvl>
   </w:abstractNum>
-  <w:abstractNum w:abstractNumId="31" w15:restartNumberingAfterBreak="0">
+  <w:abstractNum w:abstractNumId="32" w15:restartNumberingAfterBreak="0">
+    <w:nsid w:val="651D5D4A"/>
+    <w:multiLevelType w:val="hybridMultilevel"/>
+    <w:tmpl w:val="715A05C2"/>
+    <w:lvl w:ilvl="0" w:tplc="08090001">
+      <w:start w:val="1"/>
+      <w:numFmt w:val="bullet"/>
+      <w:lvlText w:val=""/>
+      <w:lvlJc w:val="left"/>
+      <w:pPr>
+        <w:ind w:left="720" w:hanging="360"/>
+      </w:pPr>
+      <w:rPr>
+        <w:rFonts w:ascii="Symbol" w:hAnsi="Symbol" w:hint="default"/>
+      </w:rPr>
+    </w:lvl>
+    <w:lvl w:ilvl="1" w:tplc="08090003" w:tentative="1">
+      <w:start w:val="1"/>
+      <w:numFmt w:val="bullet"/>
+      <w:lvlText w:val="o"/>
+      <w:lvlJc w:val="left"/>
+      <w:pPr>
+        <w:ind w:left="1440" w:hanging="360"/>
+      </w:pPr>
+      <w:rPr>
+        <w:rFonts w:ascii="Courier New" w:hAnsi="Courier New" w:cs="Courier New" w:hint="default"/>
+      </w:rPr>
+    </w:lvl>
+    <w:lvl w:ilvl="2" w:tplc="08090005" w:tentative="1">
+      <w:start w:val="1"/>
+      <w:numFmt w:val="bullet"/>
+      <w:lvlText w:val=""/>
+      <w:lvlJc w:val="left"/>
+      <w:pPr>
+        <w:ind w:left="2160" w:hanging="360"/>
+      </w:pPr>
+      <w:rPr>
+        <w:rFonts w:ascii="Wingdings" w:hAnsi="Wingdings" w:hint="default"/>
+      </w:rPr>
+    </w:lvl>
+    <w:lvl w:ilvl="3" w:tplc="08090001" w:tentative="1">
+      <w:start w:val="1"/>
+      <w:numFmt w:val="bullet"/>
+      <w:lvlText w:val=""/>
+      <w:lvlJc w:val="left"/>
+      <w:pPr>
+        <w:ind w:left="2880" w:hanging="360"/>
+      </w:pPr>
+      <w:rPr>
+        <w:rFonts w:ascii="Symbol" w:hAnsi="Symbol" w:hint="default"/>
+      </w:rPr>
+    </w:lvl>
+    <w:lvl w:ilvl="4" w:tplc="08090003" w:tentative="1">
+      <w:start w:val="1"/>
+      <w:numFmt w:val="bullet"/>
+      <w:lvlText w:val="o"/>
+      <w:lvlJc w:val="left"/>
+      <w:pPr>
+        <w:ind w:left="3600" w:hanging="360"/>
+      </w:pPr>
+      <w:rPr>
+        <w:rFonts w:ascii="Courier New" w:hAnsi="Courier New" w:cs="Courier New" w:hint="default"/>
+      </w:rPr>
+    </w:lvl>
+    <w:lvl w:ilvl="5" w:tplc="08090005" w:tentative="1">
+      <w:start w:val="1"/>
+      <w:numFmt w:val="bullet"/>
+      <w:lvlText w:val=""/>
+      <w:lvlJc w:val="left"/>
+      <w:pPr>
+        <w:ind w:left="4320" w:hanging="360"/>
+      </w:pPr>
+      <w:rPr>
+        <w:rFonts w:ascii="Wingdings" w:hAnsi="Wingdings" w:hint="default"/>
+      </w:rPr>
+    </w:lvl>
+    <w:lvl w:ilvl="6" w:tplc="08090001" w:tentative="1">
+      <w:start w:val="1"/>
+      <w:numFmt w:val="bullet"/>
+      <w:lvlText w:val=""/>
+      <w:lvlJc w:val="left"/>
+      <w:pPr>
+        <w:ind w:left="5040" w:hanging="360"/>
+      </w:pPr>
+      <w:rPr>
+        <w:rFonts w:ascii="Symbol" w:hAnsi="Symbol" w:hint="default"/>
+      </w:rPr>
+    </w:lvl>
+    <w:lvl w:ilvl="7" w:tplc="08090003" w:tentative="1">
+      <w:start w:val="1"/>
+      <w:numFmt w:val="bullet"/>
+      <w:lvlText w:val="o"/>
+      <w:lvlJc w:val="left"/>
+      <w:pPr>
+        <w:ind w:left="5760" w:hanging="360"/>
+      </w:pPr>
+      <w:rPr>
+        <w:rFonts w:ascii="Courier New" w:hAnsi="Courier New" w:cs="Courier New" w:hint="default"/>
+      </w:rPr>
+    </w:lvl>
+    <w:lvl w:ilvl="8" w:tplc="08090005" w:tentative="1">
+      <w:start w:val="1"/>
+      <w:numFmt w:val="bullet"/>
+      <w:lvlText w:val=""/>
+      <w:lvlJc w:val="left"/>
+      <w:pPr>
+        <w:ind w:left="6480" w:hanging="360"/>
+      </w:pPr>
+      <w:rPr>
+        <w:rFonts w:ascii="Wingdings" w:hAnsi="Wingdings" w:hint="default"/>
+      </w:rPr>
+    </w:lvl>
+  </w:abstractNum>
+  <w:abstractNum w:abstractNumId="33" w15:restartNumberingAfterBreak="0">
     <w:nsid w:val="65455C4A"/>
     <w:multiLevelType w:val="multilevel"/>
     <w:tmpl w:val="96363608"/>
@@ -8700,7 +9294,7 @@
       </w:rPr>
     </w:lvl>
   </w:abstractNum>
-  <w:abstractNum w:abstractNumId="32" w15:restartNumberingAfterBreak="0">
+  <w:abstractNum w:abstractNumId="34" w15:restartNumberingAfterBreak="0">
     <w:nsid w:val="65E13104"/>
     <w:multiLevelType w:val="multilevel"/>
     <w:tmpl w:val="484C2018"/>
@@ -8849,7 +9443,7 @@
       </w:rPr>
     </w:lvl>
   </w:abstractNum>
-  <w:abstractNum w:abstractNumId="33" w15:restartNumberingAfterBreak="0">
+  <w:abstractNum w:abstractNumId="35" w15:restartNumberingAfterBreak="0">
     <w:nsid w:val="65F0683E"/>
     <w:multiLevelType w:val="multilevel"/>
     <w:tmpl w:val="A29CD2B4"/>
@@ -8998,7 +9592,7 @@
       </w:rPr>
     </w:lvl>
   </w:abstractNum>
-  <w:abstractNum w:abstractNumId="34" w15:restartNumberingAfterBreak="0">
+  <w:abstractNum w:abstractNumId="36" w15:restartNumberingAfterBreak="0">
     <w:nsid w:val="66867A5D"/>
     <w:multiLevelType w:val="hybridMultilevel"/>
     <w:tmpl w:val="0DBE8064"/>
@@ -9110,7 +9704,7 @@
       </w:rPr>
     </w:lvl>
   </w:abstractNum>
-  <w:abstractNum w:abstractNumId="35" w15:restartNumberingAfterBreak="0">
+  <w:abstractNum w:abstractNumId="37" w15:restartNumberingAfterBreak="0">
     <w:nsid w:val="67225788"/>
     <w:multiLevelType w:val="hybridMultilevel"/>
     <w:tmpl w:val="228EEFFA"/>
@@ -9200,7 +9794,7 @@
       </w:pPr>
     </w:lvl>
   </w:abstractNum>
-  <w:abstractNum w:abstractNumId="36" w15:restartNumberingAfterBreak="0">
+  <w:abstractNum w:abstractNumId="38" w15:restartNumberingAfterBreak="0">
     <w:nsid w:val="68B77960"/>
     <w:multiLevelType w:val="multilevel"/>
     <w:tmpl w:val="7912063C"/>
@@ -9349,7 +9943,7 @@
       </w:rPr>
     </w:lvl>
   </w:abstractNum>
-  <w:abstractNum w:abstractNumId="37" w15:restartNumberingAfterBreak="0">
+  <w:abstractNum w:abstractNumId="39" w15:restartNumberingAfterBreak="0">
     <w:nsid w:val="6BBB2282"/>
     <w:multiLevelType w:val="multilevel"/>
     <w:tmpl w:val="F97EDD0C"/>
@@ -9498,7 +10092,7 @@
       </w:rPr>
     </w:lvl>
   </w:abstractNum>
-  <w:abstractNum w:abstractNumId="38" w15:restartNumberingAfterBreak="0">
+  <w:abstractNum w:abstractNumId="40" w15:restartNumberingAfterBreak="0">
     <w:nsid w:val="6DBE5231"/>
     <w:multiLevelType w:val="multilevel"/>
     <w:tmpl w:val="A7F29B1C"/>
@@ -9648,7 +10242,7 @@
       </w:rPr>
     </w:lvl>
   </w:abstractNum>
-  <w:abstractNum w:abstractNumId="39" w15:restartNumberingAfterBreak="0">
+  <w:abstractNum w:abstractNumId="41" w15:restartNumberingAfterBreak="0">
     <w:nsid w:val="732935B5"/>
     <w:multiLevelType w:val="multilevel"/>
     <w:tmpl w:val="1FF08886"/>
@@ -9797,7 +10391,7 @@
       </w:rPr>
     </w:lvl>
   </w:abstractNum>
-  <w:abstractNum w:abstractNumId="40" w15:restartNumberingAfterBreak="0">
+  <w:abstractNum w:abstractNumId="42" w15:restartNumberingAfterBreak="0">
     <w:nsid w:val="77066977"/>
     <w:multiLevelType w:val="multilevel"/>
     <w:tmpl w:val="954892EC"/>
@@ -9946,7 +10540,7 @@
       </w:rPr>
     </w:lvl>
   </w:abstractNum>
-  <w:abstractNum w:abstractNumId="41" w15:restartNumberingAfterBreak="0">
+  <w:abstractNum w:abstractNumId="43" w15:restartNumberingAfterBreak="0">
     <w:nsid w:val="7C8C5347"/>
     <w:multiLevelType w:val="multilevel"/>
     <w:tmpl w:val="213C48AC"/>
@@ -10095,7 +10689,7 @@
       </w:rPr>
     </w:lvl>
   </w:abstractNum>
-  <w:abstractNum w:abstractNumId="42" w15:restartNumberingAfterBreak="0">
+  <w:abstractNum w:abstractNumId="44" w15:restartNumberingAfterBreak="0">
     <w:nsid w:val="7F8C6DD2"/>
     <w:multiLevelType w:val="multilevel"/>
     <w:tmpl w:val="9AA083E4"/>
@@ -10251,10 +10845,10 @@
     <w:abstractNumId w:val="1"/>
   </w:num>
   <w:num w:numId="3" w16cid:durableId="9765583">
-    <w:abstractNumId w:val="23"/>
+    <w:abstractNumId w:val="24"/>
   </w:num>
   <w:num w:numId="4" w16cid:durableId="420104591">
-    <w:abstractNumId w:val="31"/>
+    <w:abstractNumId w:val="33"/>
   </w:num>
   <w:num w:numId="5" w16cid:durableId="1959945410">
     <w:abstractNumId w:val="17"/>
@@ -10263,22 +10857,22 @@
     <w:abstractNumId w:val="13"/>
   </w:num>
   <w:num w:numId="7" w16cid:durableId="1218857314">
-    <w:abstractNumId w:val="27"/>
+    <w:abstractNumId w:val="28"/>
   </w:num>
   <w:num w:numId="8" w16cid:durableId="2036076532">
     <w:abstractNumId w:val="12"/>
   </w:num>
   <w:num w:numId="9" w16cid:durableId="307707238">
-    <w:abstractNumId w:val="29"/>
+    <w:abstractNumId w:val="30"/>
   </w:num>
   <w:num w:numId="10" w16cid:durableId="365568268">
     <w:abstractNumId w:val="15"/>
   </w:num>
   <w:num w:numId="11" w16cid:durableId="304551429">
-    <w:abstractNumId w:val="39"/>
+    <w:abstractNumId w:val="41"/>
   </w:num>
   <w:num w:numId="12" w16cid:durableId="752898901">
-    <w:abstractNumId w:val="30"/>
+    <w:abstractNumId w:val="31"/>
   </w:num>
   <w:num w:numId="13" w16cid:durableId="986931136">
     <w:abstractNumId w:val="10"/>
@@ -10287,25 +10881,25 @@
     <w:abstractNumId w:val="3"/>
   </w:num>
   <w:num w:numId="15" w16cid:durableId="1879849591">
-    <w:abstractNumId w:val="19"/>
+    <w:abstractNumId w:val="20"/>
   </w:num>
   <w:num w:numId="16" w16cid:durableId="1901357415">
     <w:abstractNumId w:val="11"/>
   </w:num>
   <w:num w:numId="17" w16cid:durableId="434443974">
-    <w:abstractNumId w:val="28"/>
+    <w:abstractNumId w:val="29"/>
   </w:num>
   <w:num w:numId="18" w16cid:durableId="303169635">
-    <w:abstractNumId w:val="38"/>
+    <w:abstractNumId w:val="40"/>
   </w:num>
   <w:num w:numId="19" w16cid:durableId="1972007849">
-    <w:abstractNumId w:val="33"/>
+    <w:abstractNumId w:val="35"/>
   </w:num>
   <w:num w:numId="20" w16cid:durableId="1295214294">
-    <w:abstractNumId w:val="22"/>
+    <w:abstractNumId w:val="23"/>
   </w:num>
   <w:num w:numId="21" w16cid:durableId="1379629001">
-    <w:abstractNumId w:val="26"/>
+    <w:abstractNumId w:val="27"/>
   </w:num>
   <w:num w:numId="22" w16cid:durableId="649552686">
     <w:abstractNumId w:val="7"/>
@@ -10314,40 +10908,40 @@
     <w:abstractNumId w:val="9"/>
   </w:num>
   <w:num w:numId="24" w16cid:durableId="949556343">
-    <w:abstractNumId w:val="35"/>
+    <w:abstractNumId w:val="37"/>
   </w:num>
   <w:num w:numId="25" w16cid:durableId="445739133">
-    <w:abstractNumId w:val="21"/>
+    <w:abstractNumId w:val="22"/>
   </w:num>
   <w:num w:numId="26" w16cid:durableId="1010596665">
-    <w:abstractNumId w:val="36"/>
+    <w:abstractNumId w:val="38"/>
   </w:num>
   <w:num w:numId="27" w16cid:durableId="466699937">
     <w:abstractNumId w:val="8"/>
   </w:num>
   <w:num w:numId="28" w16cid:durableId="744036360">
-    <w:abstractNumId w:val="41"/>
+    <w:abstractNumId w:val="43"/>
   </w:num>
   <w:num w:numId="29" w16cid:durableId="8216123">
-    <w:abstractNumId w:val="34"/>
+    <w:abstractNumId w:val="36"/>
   </w:num>
   <w:num w:numId="30" w16cid:durableId="279577118">
+    <w:abstractNumId w:val="44"/>
+  </w:num>
+  <w:num w:numId="31" w16cid:durableId="1232928897">
+    <w:abstractNumId w:val="39"/>
+  </w:num>
+  <w:num w:numId="32" w16cid:durableId="116028772">
     <w:abstractNumId w:val="42"/>
   </w:num>
-  <w:num w:numId="31" w16cid:durableId="1232928897">
-    <w:abstractNumId w:val="37"/>
-  </w:num>
-  <w:num w:numId="32" w16cid:durableId="116028772">
-    <w:abstractNumId w:val="40"/>
-  </w:num>
   <w:num w:numId="33" w16cid:durableId="1316758120">
-    <w:abstractNumId w:val="18"/>
+    <w:abstractNumId w:val="19"/>
   </w:num>
   <w:num w:numId="34" w16cid:durableId="1233853060">
     <w:abstractNumId w:val="6"/>
   </w:num>
   <w:num w:numId="35" w16cid:durableId="1580947072">
-    <w:abstractNumId w:val="32"/>
+    <w:abstractNumId w:val="34"/>
   </w:num>
   <w:num w:numId="36" w16cid:durableId="1575551913">
     <w:abstractNumId w:val="4"/>
@@ -10359,16 +10953,16 @@
     <w:abstractNumId w:val="2"/>
   </w:num>
   <w:num w:numId="39" w16cid:durableId="1062366140">
-    <w:abstractNumId w:val="24"/>
+    <w:abstractNumId w:val="25"/>
   </w:num>
   <w:num w:numId="40" w16cid:durableId="891232124">
-    <w:abstractNumId w:val="20"/>
+    <w:abstractNumId w:val="21"/>
   </w:num>
   <w:num w:numId="41" w16cid:durableId="1687441668">
-    <w:abstractNumId w:val="30"/>
+    <w:abstractNumId w:val="31"/>
   </w:num>
   <w:num w:numId="42" w16cid:durableId="476842077">
-    <w:abstractNumId w:val="35"/>
+    <w:abstractNumId w:val="37"/>
     <w:lvlOverride w:ilvl="0">
       <w:startOverride w:val="1"/>
     </w:lvlOverride>
@@ -10407,7 +11001,13 @@
     <w:abstractNumId w:val="0"/>
   </w:num>
   <w:num w:numId="46" w16cid:durableId="1148592263">
-    <w:abstractNumId w:val="25"/>
+    <w:abstractNumId w:val="26"/>
+  </w:num>
+  <w:num w:numId="47" w16cid:durableId="848567386">
+    <w:abstractNumId w:val="32"/>
+  </w:num>
+  <w:num w:numId="48" w16cid:durableId="1093818685">
+    <w:abstractNumId w:val="18"/>
   </w:num>
 </w:numbering>
 </file>

--- a/docx/CV/Public - official/Akashdip_Mahapatra_SRE_Resume.docx
+++ b/docx/CV/Public - official/Akashdip_Mahapatra_SRE_Resume.docx
@@ -29,58 +29,33 @@
         <w:spacing w:after="0" w:line="240" w:lineRule="auto"/>
         <w:rPr>
           <w:rFonts w:ascii="Calibri" w:hAnsi="Calibri" w:cs="Calibri"/>
-          <w:sz w:val="20"/>
-          <w:szCs w:val="20"/>
-        </w:rPr>
-      </w:pPr>
-      <w:r>
-        <w:rPr>
-          <w:rFonts w:ascii="Calibri" w:hAnsi="Calibri" w:cs="Calibri"/>
-          <w:sz w:val="20"/>
-          <w:szCs w:val="20"/>
-        </w:rPr>
-        <w:t>Chennai, India (Open to Relocate) | +91-</w:t>
-      </w:r>
-      <w:r>
-        <w:rPr>
-          <w:rFonts w:ascii="Calibri" w:hAnsi="Calibri" w:cs="Calibri"/>
-          <w:sz w:val="20"/>
-          <w:szCs w:val="20"/>
-        </w:rPr>
-        <w:t>7076033011</w:t>
-      </w:r>
-      <w:r>
-        <w:rPr>
-          <w:rFonts w:ascii="Calibri" w:hAnsi="Calibri" w:cs="Calibri"/>
-          <w:sz w:val="20"/>
-          <w:szCs w:val="20"/>
-        </w:rPr>
-        <w:t xml:space="preserve"> </w:t>
-      </w:r>
-      <w:r>
-        <w:rPr>
-          <w:rFonts w:ascii="Calibri" w:hAnsi="Calibri" w:cs="Calibri"/>
-          <w:sz w:val="20"/>
-          <w:szCs w:val="20"/>
-        </w:rPr>
-        <w:t>| akashdipm</w:t>
-      </w:r>
-      <w:r>
-        <w:rPr>
-          <w:rFonts w:ascii="Calibri" w:hAnsi="Calibri" w:cs="Calibri"/>
-          <w:sz w:val="20"/>
-          <w:szCs w:val="20"/>
-        </w:rPr>
-        <w:t>ahapatra.official</w:t>
-      </w:r>
-      <w:r>
-        <w:rPr>
-          <w:rFonts w:ascii="Calibri" w:hAnsi="Calibri" w:cs="Calibri"/>
-          <w:sz w:val="20"/>
-          <w:szCs w:val="20"/>
-        </w:rPr>
-        <w:t>@gmail.com</w:t>
-      </w:r>
+          <w:b/>
+          <w:bCs/>
+          <w:sz w:val="20"/>
+          <w:szCs w:val="20"/>
+        </w:rPr>
+      </w:pPr>
+      <w:r>
+        <w:rPr>
+          <w:rFonts w:ascii="Calibri" w:hAnsi="Calibri" w:cs="Calibri"/>
+          <w:sz w:val="20"/>
+          <w:szCs w:val="20"/>
+        </w:rPr>
+        <w:t xml:space="preserve">Chennai, India (Open to Relocate) | +91-7076033011 | </w:t>
+      </w:r>
+      <w:hyperlink r:id="rId8" w:history="1">
+        <w:r>
+          <w:rPr>
+            <w:rStyle w:val="Hyperlink"/>
+            <w:rFonts w:ascii="Calibri" w:hAnsi="Calibri" w:cs="Calibri"/>
+            <w:b/>
+            <w:bCs/>
+            <w:sz w:val="20"/>
+            <w:szCs w:val="20"/>
+          </w:rPr>
+          <w:t>cloud@akashdipmahapatra.in</w:t>
+        </w:r>
+      </w:hyperlink>
     </w:p>
     <w:p>
       <w:pPr>
@@ -91,7 +66,7 @@
           <w:szCs w:val="20"/>
         </w:rPr>
       </w:pPr>
-      <w:hyperlink r:id="rId8" w:tgtFrame="_blank" w:history="1">
+      <w:hyperlink r:id="rId9" w:tgtFrame="_blank" w:history="1">
         <w:r>
           <w:rPr>
             <w:rStyle w:val="Hyperlink"/>
@@ -117,41 +92,38 @@
         </w:rPr>
         <w:t>github.com/</w:t>
       </w:r>
-      <w:proofErr w:type="spellStart"/>
-      <w:r>
-        <w:fldChar w:fldCharType="begin"/>
-      </w:r>
-      <w:r>
-        <w:instrText>HYPERLINK "https://github.com/AkashdipMahapatra-BA"</w:instrText>
-      </w:r>
-      <w:r>
-        <w:fldChar w:fldCharType="separate"/>
-      </w:r>
-      <w:r>
-        <w:rPr>
-          <w:rStyle w:val="Hyperlink"/>
-          <w:sz w:val="20"/>
-          <w:szCs w:val="20"/>
-        </w:rPr>
-        <w:t>AkashdipMahapatra</w:t>
-      </w:r>
-      <w:proofErr w:type="spellEnd"/>
-      <w:r>
-        <w:rPr>
-          <w:rStyle w:val="Hyperlink"/>
-          <w:sz w:val="20"/>
-          <w:szCs w:val="20"/>
-        </w:rPr>
-        <w:t>-BA</w:t>
-      </w:r>
-      <w:r>
-        <w:rPr>
-          <w:rStyle w:val="Hyperlink"/>
-        </w:rPr>
-        <w:t xml:space="preserve"> </w:t>
-      </w:r>
-      <w:r>
-        <w:fldChar w:fldCharType="end"/>
+      <w:hyperlink r:id="rId10" w:history="1">
+        <w:r>
+          <w:rPr>
+            <w:rStyle w:val="Hyperlink"/>
+            <w:sz w:val="20"/>
+            <w:szCs w:val="20"/>
+          </w:rPr>
+          <w:t>AkashdipMahapatra-BA</w:t>
+        </w:r>
+        <w:r>
+          <w:rPr>
+            <w:rStyle w:val="Hyperlink"/>
+          </w:rPr>
+          <w:t xml:space="preserve"> </w:t>
+        </w:r>
+      </w:hyperlink>
+      <w:r>
+        <w:t xml:space="preserve">| </w:t>
+      </w:r>
+      <w:r>
+        <w:rPr>
+          <w:b/>
+          <w:bCs/>
+        </w:rPr>
+        <w:t>www.</w:t>
+      </w:r>
+      <w:r>
+        <w:rPr>
+          <w:b/>
+          <w:bCs/>
+        </w:rPr>
+        <w:t>akashdipmahapatra.in</w:t>
       </w:r>
     </w:p>
     <w:p>
@@ -185,7 +157,17 @@
           <w:sz w:val="20"/>
           <w:szCs w:val="20"/>
         </w:rPr>
-        <w:t>DevOps Engineer with hands-on AWS cloud infrastructure experience, specializing in automation, observability, and GenAI-powered tooling. Proven track record of reducing operational toil by up to 96% through custom-engineered workflows</w:t>
+        <w:t>DevOps Engineer specializing in AWS cloud infrastructure, observability, and Python (Boto3) systems automation</w:t>
+      </w:r>
+      <w:r>
+        <w:rPr>
+          <w:rFonts w:ascii="Calibri" w:hAnsi="Calibri" w:cs="Calibri"/>
+          <w:b/>
+          <w:bCs/>
+          <w:sz w:val="20"/>
+          <w:szCs w:val="20"/>
+        </w:rPr>
+        <w:t>. Proven track record of reducing operational toil by up to 96% through custom-engineered workflows</w:t>
       </w:r>
       <w:r>
         <w:rPr>
@@ -908,7 +890,29 @@
           <w:sz w:val="20"/>
           <w:szCs w:val="20"/>
         </w:rPr>
-        <w:t>responsible for total 14 GitHub repos. Update/ fix code, new feature adds, all Datadog dashboards &amp; monitor, Incident management; all those serverless execution for multiple environments (with Production) is my daily task.</w:t>
+        <w:t xml:space="preserve">responsible for total 14 GitHub repos. Update/ fix code, new feature adds, all Datadog dashboards &amp; monitor, Incident management; all </w:t>
+      </w:r>
+      <w:proofErr w:type="gramStart"/>
+      <w:r>
+        <w:rPr>
+          <w:rFonts w:ascii="Calibri" w:hAnsi="Calibri" w:cs="Calibri"/>
+          <w:b/>
+          <w:bCs/>
+          <w:sz w:val="20"/>
+          <w:szCs w:val="20"/>
+        </w:rPr>
+        <w:t>those serverless execution</w:t>
+      </w:r>
+      <w:proofErr w:type="gramEnd"/>
+      <w:r>
+        <w:rPr>
+          <w:rFonts w:ascii="Calibri" w:hAnsi="Calibri" w:cs="Calibri"/>
+          <w:b/>
+          <w:bCs/>
+          <w:sz w:val="20"/>
+          <w:szCs w:val="20"/>
+        </w:rPr>
+        <w:t xml:space="preserve"> for multiple environments (with Production) is my daily task.</w:t>
       </w:r>
     </w:p>
     <w:p>
@@ -1448,87 +1452,61 @@
           <w:sz w:val="20"/>
           <w:szCs w:val="20"/>
         </w:rPr>
-        <w:t xml:space="preserve">I </w:t>
-      </w:r>
-      <w:r>
-        <w:rPr>
-          <w:rFonts w:ascii="Calibri" w:hAnsi="Calibri" w:cs="Calibri"/>
-          <w:b/>
-          <w:bCs/>
-          <w:sz w:val="20"/>
-          <w:szCs w:val="20"/>
-        </w:rPr>
-        <w:t xml:space="preserve">am </w:t>
-      </w:r>
-      <w:r>
-        <w:rPr>
-          <w:rFonts w:ascii="Calibri" w:hAnsi="Calibri" w:cs="Calibri"/>
-          <w:b/>
-          <w:bCs/>
-          <w:sz w:val="20"/>
-          <w:szCs w:val="20"/>
-        </w:rPr>
-        <w:t xml:space="preserve">responsible for </w:t>
-      </w:r>
-      <w:r>
-        <w:rPr>
-          <w:rFonts w:ascii="Calibri" w:hAnsi="Calibri" w:cs="Calibri"/>
-          <w:b/>
-          <w:bCs/>
-          <w:sz w:val="20"/>
-          <w:szCs w:val="20"/>
-        </w:rPr>
-        <w:t>e</w:t>
-      </w:r>
-      <w:r>
-        <w:rPr>
-          <w:rFonts w:ascii="Calibri" w:hAnsi="Calibri" w:cs="Calibri"/>
-          <w:b/>
-          <w:bCs/>
-          <w:sz w:val="20"/>
-          <w:szCs w:val="20"/>
-        </w:rPr>
-        <w:t>xecuting</w:t>
-      </w:r>
-      <w:r>
-        <w:rPr>
-          <w:rFonts w:ascii="Calibri" w:hAnsi="Calibri" w:cs="Calibri"/>
-          <w:b/>
-          <w:bCs/>
-          <w:sz w:val="20"/>
-          <w:szCs w:val="20"/>
-        </w:rPr>
-        <w:t xml:space="preserve"> advanced production troubleshooting via SSH</w:t>
-      </w:r>
-      <w:r>
-        <w:rPr>
-          <w:rFonts w:ascii="Calibri" w:hAnsi="Calibri" w:cs="Calibri"/>
-          <w:b/>
-          <w:bCs/>
-          <w:sz w:val="20"/>
-          <w:szCs w:val="20"/>
-        </w:rPr>
-        <w:t xml:space="preserve"> or Cloud </w:t>
-      </w:r>
-      <w:r>
-        <w:rPr>
-          <w:rFonts w:ascii="Calibri" w:hAnsi="Calibri" w:cs="Calibri"/>
-          <w:b/>
-          <w:bCs/>
-          <w:sz w:val="20"/>
-          <w:szCs w:val="20"/>
-        </w:rPr>
-        <w:t>console</w:t>
-      </w:r>
-      <w:r>
-        <w:rPr>
-          <w:rFonts w:ascii="Calibri" w:hAnsi="Calibri" w:cs="Calibri"/>
-          <w:b/>
-          <w:bCs/>
-          <w:sz w:val="20"/>
-          <w:szCs w:val="20"/>
-        </w:rPr>
-        <w:t>, utilizing deep Linux OS administration and log extraction techniques to rapidly resolve live infrastructure anomalies, complex routing issues, and DNS failures.</w:t>
+        <w:t xml:space="preserve">Keep the Linux/SSH </w:t>
+      </w:r>
+      <w:proofErr w:type="gramStart"/>
+      <w:r>
+        <w:rPr>
+          <w:rFonts w:ascii="Calibri" w:hAnsi="Calibri" w:cs="Calibri"/>
+          <w:b/>
+          <w:bCs/>
+          <w:sz w:val="20"/>
+          <w:szCs w:val="20"/>
+        </w:rPr>
+        <w:t>part, but</w:t>
+      </w:r>
+      <w:proofErr w:type="gramEnd"/>
+      <w:r>
+        <w:rPr>
+          <w:rFonts w:ascii="Calibri" w:hAnsi="Calibri" w:cs="Calibri"/>
+          <w:b/>
+          <w:bCs/>
+          <w:sz w:val="20"/>
+          <w:szCs w:val="20"/>
+        </w:rPr>
+        <w:t xml:space="preserve"> explicitly mention that you use </w:t>
+      </w:r>
+      <w:r>
+        <w:rPr>
+          <w:rFonts w:ascii="Calibri" w:hAnsi="Calibri" w:cs="Calibri"/>
+          <w:b/>
+          <w:bCs/>
+          <w:i/>
+          <w:iCs/>
+          <w:sz w:val="20"/>
+          <w:szCs w:val="20"/>
+        </w:rPr>
+        <w:t>Datadog metrics and CloudWatch log queries</w:t>
+      </w:r>
+      <w:r>
+        <w:rPr>
+          <w:rFonts w:ascii="Calibri" w:hAnsi="Calibri" w:cs="Calibri"/>
+          <w:b/>
+          <w:bCs/>
+          <w:sz w:val="20"/>
+          <w:szCs w:val="20"/>
+        </w:rPr>
+        <w:t xml:space="preserve"> to diagnose complex routing anomalies and DNS failures</w:t>
+      </w:r>
+      <w:r>
+        <w:rPr>
+          <w:rFonts w:ascii="Calibri" w:hAnsi="Calibri" w:cs="Calibri"/>
+          <w:b/>
+          <w:bCs/>
+          <w:sz w:val="20"/>
+          <w:szCs w:val="20"/>
+        </w:rPr>
+        <w:t>.</w:t>
       </w:r>
     </w:p>
     <w:p>
@@ -1755,6 +1733,7 @@
         <w:t xml:space="preserve">we have </w:t>
       </w:r>
       <w:proofErr w:type="spellStart"/>
+      <w:proofErr w:type="gramStart"/>
       <w:r>
         <w:rPr>
           <w:rFonts w:ascii="Calibri" w:hAnsi="Calibri" w:cs="Calibri"/>
@@ -1766,6 +1745,7 @@
         <w:t>a</w:t>
       </w:r>
       <w:proofErr w:type="spellEnd"/>
+      <w:proofErr w:type="gramEnd"/>
       <w:r>
         <w:rPr>
           <w:rFonts w:ascii="Calibri" w:hAnsi="Calibri" w:cs="Calibri"/>
@@ -1942,15 +1922,27 @@
         </w:rPr>
         <w:t xml:space="preserve"> create a </w:t>
       </w:r>
-      <w:r>
-        <w:rPr>
-          <w:rFonts w:ascii="Calibri" w:hAnsi="Calibri" w:cs="Calibri"/>
-          <w:b/>
-          <w:bCs/>
-          <w:sz w:val="20"/>
-          <w:szCs w:val="20"/>
-        </w:rPr>
-        <w:t>Huge problem</w:t>
+      <w:proofErr w:type="gramStart"/>
+      <w:r>
+        <w:rPr>
+          <w:rFonts w:ascii="Calibri" w:hAnsi="Calibri" w:cs="Calibri"/>
+          <w:b/>
+          <w:bCs/>
+          <w:sz w:val="20"/>
+          <w:szCs w:val="20"/>
+        </w:rPr>
+        <w:t>Huge</w:t>
+      </w:r>
+      <w:proofErr w:type="gramEnd"/>
+      <w:r>
+        <w:rPr>
+          <w:rFonts w:ascii="Calibri" w:hAnsi="Calibri" w:cs="Calibri"/>
+          <w:b/>
+          <w:bCs/>
+          <w:sz w:val="20"/>
+          <w:szCs w:val="20"/>
+        </w:rPr>
+        <w:t xml:space="preserve"> problem</w:t>
       </w:r>
       <w:r>
         <w:rPr>
@@ -2327,6 +2319,18 @@
           <w:szCs w:val="20"/>
         </w:rPr>
       </w:pPr>
+    </w:p>
+    <w:p>
+      <w:pPr>
+        <w:spacing w:after="0" w:line="240" w:lineRule="auto"/>
+        <w:rPr>
+          <w:rFonts w:ascii="Calibri" w:hAnsi="Calibri" w:cs="Calibri"/>
+          <w:b/>
+          <w:bCs/>
+          <w:sz w:val="20"/>
+          <w:szCs w:val="20"/>
+        </w:rPr>
+      </w:pPr>
       <w:r>
         <w:rPr>
           <w:rFonts w:ascii="Calibri" w:hAnsi="Calibri" w:cs="Calibri"/>
@@ -2996,17 +3000,7 @@
           <w:sz w:val="20"/>
           <w:szCs w:val="20"/>
         </w:rPr>
-        <w:t>Automated Data Extraction</w:t>
-      </w:r>
-      <w:r>
-        <w:rPr>
-          <w:rFonts w:ascii="Calibri" w:hAnsi="Calibri" w:cs="Calibri"/>
-          <w:b/>
-          <w:bCs/>
-          <w:sz w:val="20"/>
-          <w:szCs w:val="20"/>
-        </w:rPr>
-        <w:t xml:space="preserve"> </w:t>
+        <w:t xml:space="preserve">Automated Data Extraction </w:t>
       </w:r>
       <w:r>
         <w:rPr>
@@ -3331,6 +3325,61 @@
           <w:szCs w:val="20"/>
         </w:rPr>
         <w:t xml:space="preserve"> service, enabling private, low-latency inference utilizing structured JSON outputs and Hugging Face model integration.</w:t>
+      </w:r>
+    </w:p>
+    <w:p>
+      <w:pPr>
+        <w:spacing w:line="240" w:lineRule="auto"/>
+        <w:rPr>
+          <w:rFonts w:ascii="Calibri" w:hAnsi="Calibri" w:cs="Calibri"/>
+          <w:b/>
+          <w:bCs/>
+          <w:sz w:val="20"/>
+          <w:szCs w:val="20"/>
+        </w:rPr>
+      </w:pPr>
+      <w:r>
+        <w:rPr>
+          <w:rFonts w:ascii="Calibri" w:hAnsi="Calibri" w:cs="Calibri"/>
+          <w:b/>
+          <w:bCs/>
+          <w:sz w:val="20"/>
+          <w:szCs w:val="20"/>
+        </w:rPr>
+        <w:t xml:space="preserve">8. </w:t>
+      </w:r>
+      <w:r>
+        <w:rPr>
+          <w:rFonts w:ascii="Calibri" w:hAnsi="Calibri" w:cs="Calibri"/>
+          <w:b/>
+          <w:bCs/>
+          <w:sz w:val="20"/>
+          <w:szCs w:val="20"/>
+        </w:rPr>
+        <w:t>Full-Stack Modern Web Platform &amp; AI Chatbot: Designed and deployed a custom portfolio website (</w:t>
+      </w:r>
+      <w:hyperlink r:id="rId11" w:history="1">
+        <w:r>
+          <w:rPr>
+            <w:rStyle w:val="Hyperlink"/>
+            <w:rFonts w:ascii="Calibri" w:hAnsi="Calibri" w:cs="Calibri"/>
+            <w:b/>
+            <w:bCs/>
+            <w:sz w:val="20"/>
+            <w:szCs w:val="20"/>
+          </w:rPr>
+          <w:t>akashdipmahapatra.in</w:t>
+        </w:r>
+      </w:hyperlink>
+      <w:r>
+        <w:rPr>
+          <w:rFonts w:ascii="Calibri" w:hAnsi="Calibri" w:cs="Calibri"/>
+          <w:b/>
+          <w:bCs/>
+          <w:sz w:val="20"/>
+          <w:szCs w:val="20"/>
+        </w:rPr>
+        <w:t>) using modern web development frameworks. Engineered a backend conversational AI chatbot utilizing a hybrid vector/graph database architecture for low-latency context retrieval, integrated seamlessly into the frontend via REST APIs.</w:t>
       </w:r>
     </w:p>
     <w:p>
@@ -3760,42 +3809,6 @@
         <w:spacing w:after="0" w:line="240" w:lineRule="auto"/>
         <w:rPr>
           <w:rFonts w:ascii="Calibri" w:hAnsi="Calibri" w:cs="Calibri"/>
-          <w:b/>
-          <w:bCs/>
-          <w:sz w:val="20"/>
-          <w:szCs w:val="20"/>
-        </w:rPr>
-      </w:pPr>
-    </w:p>
-    <w:p>
-      <w:pPr>
-        <w:spacing w:after="0" w:line="240" w:lineRule="auto"/>
-        <w:rPr>
-          <w:rFonts w:ascii="Calibri" w:hAnsi="Calibri" w:cs="Calibri"/>
-          <w:b/>
-          <w:bCs/>
-          <w:sz w:val="20"/>
-          <w:szCs w:val="20"/>
-        </w:rPr>
-      </w:pPr>
-    </w:p>
-    <w:p>
-      <w:pPr>
-        <w:spacing w:after="0" w:line="240" w:lineRule="auto"/>
-        <w:rPr>
-          <w:rFonts w:ascii="Calibri" w:hAnsi="Calibri" w:cs="Calibri"/>
-          <w:b/>
-          <w:bCs/>
-          <w:sz w:val="20"/>
-          <w:szCs w:val="20"/>
-        </w:rPr>
-      </w:pPr>
-    </w:p>
-    <w:p>
-      <w:pPr>
-        <w:spacing w:after="0" w:line="240" w:lineRule="auto"/>
-        <w:rPr>
-          <w:rFonts w:ascii="Calibri" w:hAnsi="Calibri" w:cs="Calibri"/>
           <w:sz w:val="20"/>
           <w:szCs w:val="20"/>
         </w:rPr>
@@ -4445,7 +4458,15 @@
           <w:sz w:val="20"/>
           <w:szCs w:val="20"/>
         </w:rPr>
-        <w:t>Recognized for outstanding contribution to the British Airways aviation data platform.</w:t>
+        <w:t>Recognized</w:t>
+      </w:r>
+      <w:r>
+        <w:rPr>
+          <w:rFonts w:ascii="Calibri" w:hAnsi="Calibri" w:cs="Calibri"/>
+          <w:sz w:val="20"/>
+          <w:szCs w:val="20"/>
+        </w:rPr>
+        <w:t xml:space="preserve"> for outstanding contribution to the global aviation client's data platform.</w:t>
       </w:r>
     </w:p>
     <w:p>

--- a/docx/CV/Public - official/Akashdip_Mahapatra_SRE_Resume.docx
+++ b/docx/CV/Public - official/Akashdip_Mahapatra_SRE_Resume.docx
@@ -1,6 +1,6 @@
 
 <file path=word/document.xml><?xml version="1.0" encoding="utf-8"?>
-<w:document xmlns:wpc="http://schemas.microsoft.com/office/word/2010/wordprocessingCanvas" xmlns:cx="http://schemas.microsoft.com/office/drawing/2014/chartex" xmlns:cx1="http://schemas.microsoft.com/office/drawing/2015/9/8/chartex" xmlns:cx2="http://schemas.microsoft.com/office/drawing/2015/10/21/chartex" xmlns:cx3="http://schemas.microsoft.com/office/drawing/2016/5/9/chartex" xmlns:cx4="http://schemas.microsoft.com/office/drawing/2016/5/10/chartex" xmlns:cx5="http://schemas.microsoft.com/office/drawing/2016/5/11/chartex" xmlns:cx6="http://schemas.microsoft.com/office/drawing/2016/5/12/chartex" xmlns:cx7="http://schemas.microsoft.com/office/drawing/2016/5/13/chartex" xmlns:cx8="http://schemas.microsoft.com/office/drawing/2016/5/14/chartex" xmlns:mc="http://schemas.openxmlformats.org/markup-compatibility/2006" xmlns:aink="http://schemas.microsoft.com/office/drawing/2016/ink" xmlns:am3d="http://schemas.microsoft.com/office/drawing/2017/model3d" xmlns:o="urn:schemas-microsoft-com:office:office" xmlns:oel="http://schemas.microsoft.com/office/2019/extlst" xmlns:r="http://schemas.openxmlformats.org/officeDocument/2006/relationships" xmlns:m="http://schemas.openxmlformats.org/officeDocument/2006/math" xmlns:v="urn:schemas-microsoft-com:vml" xmlns:wp14="http://schemas.microsoft.com/office/word/2010/wordprocessingDrawing" xmlns:wp="http://schemas.openxmlformats.org/drawingml/2006/wordprocessingDrawing" xmlns:w10="urn:schemas-microsoft-com:office:word" xmlns:w="http://schemas.openxmlformats.org/wordprocessingml/2006/main" xmlns:w14="http://schemas.microsoft.com/office/word/2010/wordml" xmlns:w15="http://schemas.microsoft.com/office/word/2012/wordml" xmlns:w16cex="http://schemas.microsoft.com/office/word/2018/wordml/cex" xmlns:w16cid="http://schemas.microsoft.com/office/word/2016/wordml/cid" xmlns:w16="http://schemas.microsoft.com/office/word/2018/wordml" xmlns:w16du="http://schemas.microsoft.com/office/word/2023/wordml/word16du" xmlns:w16sdtdh="http://schemas.microsoft.com/office/word/2020/wordml/sdtdatahash" xmlns:w16sdtfl="http://schemas.microsoft.com/office/word/2024/wordml/sdtformatlock" xmlns:w16se="http://schemas.microsoft.com/office/word/2015/wordml/symex" xmlns:wpg="http://schemas.microsoft.com/office/word/2010/wordprocessingGroup" xmlns:wpi="http://schemas.microsoft.com/office/word/2010/wordprocessingInk" xmlns:wne="http://schemas.microsoft.com/office/word/2006/wordml" xmlns:wps="http://schemas.microsoft.com/office/word/2010/wordprocessingShape" mc:Ignorable="w14 w15 w16se w16cid w16 w16cex w16sdtdh w16sdtfl w16du wp14">
+<w:document xmlns:wpc="http://schemas.microsoft.com/office/word/2010/wordprocessingCanvas" xmlns:cx="http://schemas.microsoft.com/office/drawing/2014/chartex" xmlns:cx1="http://schemas.microsoft.com/office/drawing/2015/9/8/chartex" xmlns:cx2="http://schemas.microsoft.com/office/drawing/2015/10/21/chartex" xmlns:cx3="http://schemas.microsoft.com/office/drawing/2016/5/9/chartex" xmlns:cx4="http://schemas.microsoft.com/office/drawing/2016/5/10/chartex" xmlns:cx5="http://schemas.microsoft.com/office/drawing/2016/5/11/chartex" xmlns:cx6="http://schemas.microsoft.com/office/drawing/2016/5/12/chartex" xmlns:cx7="http://schemas.microsoft.com/office/drawing/2016/5/13/chartex" xmlns:cx8="http://schemas.microsoft.com/office/drawing/2016/5/14/chartex" xmlns:mc="http://schemas.openxmlformats.org/markup-compatibility/2006" xmlns:aink="http://schemas.microsoft.com/office/drawing/2016/ink" xmlns:am3d="http://schemas.microsoft.com/office/drawing/2017/model3d" xmlns:o="urn:schemas-microsoft-com:office:office" xmlns:oel="http://schemas.microsoft.com/office/2019/extlst" xmlns:r="http://schemas.openxmlformats.org/officeDocument/2006/relationships" xmlns:m="http://schemas.openxmlformats.org/officeDocument/2006/math" xmlns:v="urn:schemas-microsoft-com:vml" xmlns:wp14="http://schemas.microsoft.com/office/word/2010/wordprocessingDrawing" xmlns:wp="http://schemas.openxmlformats.org/drawingml/2006/wordprocessingDrawing" xmlns:w10="urn:schemas-microsoft-com:office:word" xmlns:w="http://schemas.openxmlformats.org/wordprocessingml/2006/main" xmlns:w14="http://schemas.microsoft.com/office/word/2010/wordml" xmlns:w15="http://schemas.microsoft.com/office/word/2012/wordml" xmlns:w16cei="http://schemas.microsoft.com/office/word/2026/wordml/cei" xmlns:w16cex="http://schemas.microsoft.com/office/word/2018/wordml/cex" xmlns:w16cid="http://schemas.microsoft.com/office/word/2016/wordml/cid" xmlns:w16="http://schemas.microsoft.com/office/word/2018/wordml" xmlns:w16du="http://schemas.microsoft.com/office/word/2023/wordml/word16du" xmlns:w16sdtdh="http://schemas.microsoft.com/office/word/2020/wordml/sdtdatahash" xmlns:w16sdtfl="http://schemas.microsoft.com/office/word/2024/wordml/sdtformatlock" xmlns:w16se="http://schemas.microsoft.com/office/word/2015/wordml/symex" xmlns:wpg="http://schemas.microsoft.com/office/word/2010/wordprocessingGroup" xmlns:wpi="http://schemas.microsoft.com/office/word/2010/wordprocessingInk" xmlns:wne="http://schemas.microsoft.com/office/word/2006/wordml" xmlns:wps="http://schemas.microsoft.com/office/word/2010/wordprocessingShape" mc:Ignorable="w14 w15 w16se w16cid w16 w16cex w16sdtdh w16sdtfl w16du wp14">
   <w:body>
     <w:p>
       <w:pPr>
@@ -260,7 +260,7 @@
           <w:ilvl w:val="0"/>
           <w:numId w:val="41"/>
         </w:numPr>
-        <w:spacing w:line="240" w:lineRule="auto"/>
+        <w:spacing w:after="0" w:line="240" w:lineRule="auto"/>
         <w:rPr>
           <w:rFonts w:ascii="Calibri" w:hAnsi="Calibri" w:cs="Calibri"/>
           <w:b/>
@@ -309,17 +309,7 @@
           <w:sz w:val="20"/>
           <w:szCs w:val="20"/>
         </w:rPr>
-        <w:t xml:space="preserve">Very good in - </w:t>
-      </w:r>
-      <w:r>
-        <w:rPr>
-          <w:rFonts w:ascii="Calibri" w:hAnsi="Calibri" w:cs="Calibri"/>
-          <w:b/>
-          <w:bCs/>
-          <w:sz w:val="20"/>
-          <w:szCs w:val="20"/>
-        </w:rPr>
-        <w:t>AWS, GCP, Azure, Terraform.</w:t>
+        <w:t>Proficient in AWS, GCP, Azure, Terraform.</w:t>
       </w:r>
     </w:p>
     <w:p>
@@ -328,7 +318,7 @@
           <w:ilvl w:val="0"/>
           <w:numId w:val="41"/>
         </w:numPr>
-        <w:spacing w:line="240" w:lineRule="auto"/>
+        <w:spacing w:after="0" w:line="240" w:lineRule="auto"/>
         <w:rPr>
           <w:rFonts w:ascii="Calibri" w:hAnsi="Calibri" w:cs="Calibri"/>
           <w:b/>
@@ -396,7 +386,7 @@
           <w:ilvl w:val="0"/>
           <w:numId w:val="41"/>
         </w:numPr>
-        <w:spacing w:line="240" w:lineRule="auto"/>
+        <w:spacing w:after="0" w:line="240" w:lineRule="auto"/>
         <w:rPr>
           <w:rFonts w:ascii="Calibri" w:hAnsi="Calibri" w:cs="Calibri"/>
           <w:b/>
@@ -486,7 +476,7 @@
           <w:ilvl w:val="0"/>
           <w:numId w:val="41"/>
         </w:numPr>
-        <w:spacing w:line="240" w:lineRule="auto"/>
+        <w:spacing w:after="0" w:line="240" w:lineRule="auto"/>
         <w:rPr>
           <w:rFonts w:ascii="Calibri" w:hAnsi="Calibri" w:cs="Calibri"/>
           <w:b/>
@@ -513,7 +503,17 @@
           <w:sz w:val="20"/>
           <w:szCs w:val="20"/>
         </w:rPr>
-        <w:t xml:space="preserve">Handson &amp; good understanding </w:t>
+        <w:t>Experience with</w:t>
+      </w:r>
+      <w:r>
+        <w:rPr>
+          <w:rFonts w:ascii="Calibri" w:hAnsi="Calibri" w:cs="Calibri"/>
+          <w:b/>
+          <w:bCs/>
+          <w:sz w:val="20"/>
+          <w:szCs w:val="20"/>
+        </w:rPr>
+        <w:t xml:space="preserve"> </w:t>
       </w:r>
       <w:r>
         <w:rPr>
@@ -576,7 +576,7 @@
           <w:ilvl w:val="0"/>
           <w:numId w:val="41"/>
         </w:numPr>
-        <w:spacing w:line="240" w:lineRule="auto"/>
+        <w:spacing w:after="0" w:line="240" w:lineRule="auto"/>
         <w:rPr>
           <w:rFonts w:ascii="Calibri" w:hAnsi="Calibri" w:cs="Calibri"/>
           <w:b/>
@@ -602,7 +602,7 @@
           <w:ilvl w:val="0"/>
           <w:numId w:val="41"/>
         </w:numPr>
-        <w:spacing w:line="240" w:lineRule="auto"/>
+        <w:spacing w:after="0" w:line="240" w:lineRule="auto"/>
         <w:rPr>
           <w:rFonts w:ascii="Calibri" w:hAnsi="Calibri" w:cs="Calibri"/>
           <w:b/>
@@ -650,7 +650,7 @@
           <w:ilvl w:val="0"/>
           <w:numId w:val="41"/>
         </w:numPr>
-        <w:spacing w:line="240" w:lineRule="auto"/>
+        <w:spacing w:after="0" w:line="240" w:lineRule="auto"/>
         <w:rPr>
           <w:rFonts w:ascii="Calibri" w:hAnsi="Calibri" w:cs="Calibri"/>
           <w:b/>
@@ -677,17 +677,37 @@
           <w:sz w:val="20"/>
           <w:szCs w:val="20"/>
         </w:rPr>
-        <w:t xml:space="preserve"> Good experience on</w:t>
-      </w:r>
-      <w:r>
-        <w:rPr>
-          <w:rFonts w:ascii="Calibri" w:hAnsi="Calibri" w:cs="Calibri"/>
-          <w:b/>
-          <w:bCs/>
-          <w:sz w:val="20"/>
-          <w:szCs w:val="20"/>
-        </w:rPr>
-        <w:t xml:space="preserve"> Python (Boto3), Bash, C, SQL.</w:t>
+        <w:t xml:space="preserve"> </w:t>
+      </w:r>
+      <w:r>
+        <w:rPr>
+          <w:rFonts w:ascii="Calibri" w:hAnsi="Calibri" w:cs="Calibri"/>
+          <w:b/>
+          <w:bCs/>
+          <w:sz w:val="20"/>
+          <w:szCs w:val="20"/>
+        </w:rPr>
+        <w:t>Proficient in</w:t>
+      </w:r>
+      <w:r>
+        <w:rPr>
+          <w:rFonts w:ascii="Calibri" w:hAnsi="Calibri" w:cs="Calibri"/>
+          <w:b/>
+          <w:bCs/>
+          <w:sz w:val="20"/>
+          <w:szCs w:val="20"/>
+        </w:rPr>
+        <w:t xml:space="preserve"> </w:t>
+      </w:r>
+      <w:r>
+        <w:rPr>
+          <w:rFonts w:ascii="Calibri" w:hAnsi="Calibri" w:cs="Calibri"/>
+          <w:b/>
+          <w:bCs/>
+          <w:sz w:val="20"/>
+          <w:szCs w:val="20"/>
+        </w:rPr>
+        <w:t>Python (Boto3), Bash, C, SQL.</w:t>
       </w:r>
     </w:p>
     <w:p>
@@ -892,18 +912,16 @@
         </w:rPr>
         <w:t xml:space="preserve">responsible for total 14 GitHub repos. Update/ fix code, new feature adds, all Datadog dashboards &amp; monitor, Incident management; all </w:t>
       </w:r>
-      <w:proofErr w:type="gramStart"/>
-      <w:r>
-        <w:rPr>
-          <w:rFonts w:ascii="Calibri" w:hAnsi="Calibri" w:cs="Calibri"/>
-          <w:b/>
-          <w:bCs/>
-          <w:sz w:val="20"/>
-          <w:szCs w:val="20"/>
-        </w:rPr>
-        <w:t>those serverless execution</w:t>
-      </w:r>
-      <w:proofErr w:type="gramEnd"/>
+      <w:r>
+        <w:rPr>
+          <w:rFonts w:ascii="Calibri" w:hAnsi="Calibri" w:cs="Calibri"/>
+          <w:b/>
+          <w:bCs/>
+          <w:sz w:val="20"/>
+          <w:szCs w:val="20"/>
+        </w:rPr>
+        <w:t>those serverless executions</w:t>
+      </w:r>
       <w:r>
         <w:rPr>
           <w:rFonts w:ascii="Calibri" w:hAnsi="Calibri" w:cs="Calibri"/>
@@ -1452,61 +1470,7 @@
           <w:sz w:val="20"/>
           <w:szCs w:val="20"/>
         </w:rPr>
-        <w:t xml:space="preserve">Keep the Linux/SSH </w:t>
-      </w:r>
-      <w:proofErr w:type="gramStart"/>
-      <w:r>
-        <w:rPr>
-          <w:rFonts w:ascii="Calibri" w:hAnsi="Calibri" w:cs="Calibri"/>
-          <w:b/>
-          <w:bCs/>
-          <w:sz w:val="20"/>
-          <w:szCs w:val="20"/>
-        </w:rPr>
-        <w:t>part, but</w:t>
-      </w:r>
-      <w:proofErr w:type="gramEnd"/>
-      <w:r>
-        <w:rPr>
-          <w:rFonts w:ascii="Calibri" w:hAnsi="Calibri" w:cs="Calibri"/>
-          <w:b/>
-          <w:bCs/>
-          <w:sz w:val="20"/>
-          <w:szCs w:val="20"/>
-        </w:rPr>
-        <w:t xml:space="preserve"> explicitly mention that you use </w:t>
-      </w:r>
-      <w:r>
-        <w:rPr>
-          <w:rFonts w:ascii="Calibri" w:hAnsi="Calibri" w:cs="Calibri"/>
-          <w:b/>
-          <w:bCs/>
-          <w:i/>
-          <w:iCs/>
-          <w:sz w:val="20"/>
-          <w:szCs w:val="20"/>
-        </w:rPr>
-        <w:t>Datadog metrics and CloudWatch log queries</w:t>
-      </w:r>
-      <w:r>
-        <w:rPr>
-          <w:rFonts w:ascii="Calibri" w:hAnsi="Calibri" w:cs="Calibri"/>
-          <w:b/>
-          <w:bCs/>
-          <w:sz w:val="20"/>
-          <w:szCs w:val="20"/>
-        </w:rPr>
-        <w:t xml:space="preserve"> to diagnose complex routing anomalies and DNS failures</w:t>
-      </w:r>
-      <w:r>
-        <w:rPr>
-          <w:rFonts w:ascii="Calibri" w:hAnsi="Calibri" w:cs="Calibri"/>
-          <w:b/>
-          <w:bCs/>
-          <w:sz w:val="20"/>
-          <w:szCs w:val="20"/>
-        </w:rPr>
-        <w:t>.</w:t>
+        <w:t>Diagnosed and resolved complex routing anomalies and DNS failures via SSH, utilizing Datadog metrics and AWS CloudWatch log queries to maintain near-zero deployment downtime.</w:t>
       </w:r>
     </w:p>
     <w:p>
@@ -1643,356 +1607,6 @@
           <w:szCs w:val="20"/>
         </w:rPr>
         <w:t xml:space="preserve"> below.</w:t>
-      </w:r>
-    </w:p>
-    <w:p>
-      <w:pPr>
-        <w:numPr>
-          <w:ilvl w:val="1"/>
-          <w:numId w:val="13"/>
-        </w:numPr>
-        <w:spacing w:line="240" w:lineRule="auto"/>
-        <w:rPr>
-          <w:rFonts w:ascii="Calibri" w:hAnsi="Calibri" w:cs="Calibri"/>
-          <w:b/>
-          <w:bCs/>
-          <w:sz w:val="20"/>
-          <w:szCs w:val="20"/>
-        </w:rPr>
-      </w:pPr>
-      <w:r>
-        <w:rPr>
-          <w:rFonts w:ascii="Calibri" w:hAnsi="Calibri" w:cs="Calibri"/>
-          <w:b/>
-          <w:bCs/>
-          <w:sz w:val="20"/>
-          <w:szCs w:val="20"/>
-        </w:rPr>
-        <w:t xml:space="preserve">Below I explain </w:t>
-      </w:r>
-      <w:r>
-        <w:rPr>
-          <w:rFonts w:ascii="Calibri" w:hAnsi="Calibri" w:cs="Calibri"/>
-          <w:b/>
-          <w:bCs/>
-          <w:sz w:val="20"/>
-          <w:szCs w:val="20"/>
-        </w:rPr>
-        <w:t>an</w:t>
-      </w:r>
-      <w:r>
-        <w:rPr>
-          <w:rFonts w:ascii="Calibri" w:hAnsi="Calibri" w:cs="Calibri"/>
-          <w:b/>
-          <w:bCs/>
-          <w:sz w:val="20"/>
-          <w:szCs w:val="20"/>
-        </w:rPr>
-        <w:t xml:space="preserve"> </w:t>
-      </w:r>
-      <w:r>
-        <w:rPr>
-          <w:rFonts w:ascii="Calibri" w:hAnsi="Calibri" w:cs="Calibri"/>
-          <w:b/>
-          <w:bCs/>
-          <w:sz w:val="20"/>
-          <w:szCs w:val="20"/>
-          <w:u w:val="single"/>
-        </w:rPr>
-        <w:t>OS/Python Vulnerability Remediation</w:t>
-      </w:r>
-      <w:r>
-        <w:rPr>
-          <w:rFonts w:ascii="Calibri" w:hAnsi="Calibri" w:cs="Calibri"/>
-          <w:b/>
-          <w:bCs/>
-          <w:sz w:val="20"/>
-          <w:szCs w:val="20"/>
-          <w:u w:val="single"/>
-        </w:rPr>
-        <w:t xml:space="preserve"> Project</w:t>
-      </w:r>
-      <w:r>
-        <w:rPr>
-          <w:rFonts w:ascii="Calibri" w:hAnsi="Calibri" w:cs="Calibri"/>
-          <w:b/>
-          <w:bCs/>
-          <w:sz w:val="20"/>
-          <w:szCs w:val="20"/>
-        </w:rPr>
-        <w:t xml:space="preserve"> – </w:t>
-      </w:r>
-      <w:r>
-        <w:rPr>
-          <w:rFonts w:ascii="Calibri" w:hAnsi="Calibri" w:cs="Calibri"/>
-          <w:b/>
-          <w:bCs/>
-          <w:sz w:val="20"/>
-          <w:szCs w:val="20"/>
-        </w:rPr>
-        <w:t xml:space="preserve">we have </w:t>
-      </w:r>
-      <w:proofErr w:type="spellStart"/>
-      <w:proofErr w:type="gramStart"/>
-      <w:r>
-        <w:rPr>
-          <w:rFonts w:ascii="Calibri" w:hAnsi="Calibri" w:cs="Calibri"/>
-          <w:b/>
-          <w:bCs/>
-          <w:sz w:val="20"/>
-          <w:szCs w:val="20"/>
-        </w:rPr>
-        <w:t>a</w:t>
-      </w:r>
-      <w:proofErr w:type="spellEnd"/>
-      <w:proofErr w:type="gramEnd"/>
-      <w:r>
-        <w:rPr>
-          <w:rFonts w:ascii="Calibri" w:hAnsi="Calibri" w:cs="Calibri"/>
-          <w:b/>
-          <w:bCs/>
-          <w:sz w:val="20"/>
-          <w:szCs w:val="20"/>
-        </w:rPr>
-        <w:t xml:space="preserve"> option to use already developed </w:t>
-      </w:r>
-      <w:r>
-        <w:rPr>
-          <w:rFonts w:ascii="Calibri" w:hAnsi="Calibri" w:cs="Calibri"/>
-          <w:b/>
-          <w:bCs/>
-          <w:sz w:val="20"/>
-          <w:szCs w:val="20"/>
-        </w:rPr>
-        <w:t xml:space="preserve">native tool </w:t>
-      </w:r>
-      <w:r>
-        <w:rPr>
-          <w:rFonts w:ascii="Calibri" w:hAnsi="Calibri" w:cs="Calibri"/>
-          <w:b/>
-          <w:bCs/>
-          <w:sz w:val="20"/>
-          <w:szCs w:val="20"/>
-        </w:rPr>
-        <w:t>called</w:t>
-      </w:r>
-      <w:r>
-        <w:rPr>
-          <w:rFonts w:ascii="Calibri" w:hAnsi="Calibri" w:cs="Calibri"/>
-          <w:b/>
-          <w:bCs/>
-          <w:sz w:val="20"/>
-          <w:szCs w:val="20"/>
-        </w:rPr>
-        <w:t xml:space="preserve"> </w:t>
-      </w:r>
-      <w:r>
-        <w:rPr>
-          <w:rFonts w:ascii="Calibri" w:hAnsi="Calibri" w:cs="Calibri"/>
-          <w:b/>
-          <w:bCs/>
-          <w:sz w:val="20"/>
-          <w:szCs w:val="20"/>
-          <w:u w:val="single"/>
-        </w:rPr>
-        <w:t xml:space="preserve">GitHub </w:t>
-      </w:r>
-      <w:proofErr w:type="spellStart"/>
-      <w:r>
-        <w:rPr>
-          <w:rFonts w:ascii="Calibri" w:hAnsi="Calibri" w:cs="Calibri"/>
-          <w:b/>
-          <w:bCs/>
-          <w:sz w:val="20"/>
-          <w:szCs w:val="20"/>
-          <w:u w:val="single"/>
-        </w:rPr>
-        <w:t>dependabot</w:t>
-      </w:r>
-      <w:proofErr w:type="spellEnd"/>
-      <w:r>
-        <w:rPr>
-          <w:rFonts w:ascii="Calibri" w:hAnsi="Calibri" w:cs="Calibri"/>
-          <w:b/>
-          <w:bCs/>
-          <w:sz w:val="20"/>
-          <w:szCs w:val="20"/>
-        </w:rPr>
-        <w:t xml:space="preserve">, because </w:t>
-      </w:r>
-      <w:r>
-        <w:rPr>
-          <w:rFonts w:ascii="Calibri" w:hAnsi="Calibri" w:cs="Calibri"/>
-          <w:b/>
-          <w:bCs/>
-          <w:sz w:val="20"/>
-          <w:szCs w:val="20"/>
-        </w:rPr>
-        <w:t xml:space="preserve">Our Lambda </w:t>
-      </w:r>
-      <w:r>
-        <w:rPr>
-          <w:rFonts w:ascii="Calibri" w:hAnsi="Calibri" w:cs="Calibri"/>
-          <w:b/>
-          <w:bCs/>
-          <w:sz w:val="20"/>
-          <w:szCs w:val="20"/>
-        </w:rPr>
-        <w:t>created on Python 3.11</w:t>
-      </w:r>
-      <w:r>
-        <w:rPr>
-          <w:rFonts w:ascii="Calibri" w:hAnsi="Calibri" w:cs="Calibri"/>
-          <w:b/>
-          <w:bCs/>
-          <w:sz w:val="20"/>
-          <w:szCs w:val="20"/>
-        </w:rPr>
-        <w:t xml:space="preserve"> &amp; </w:t>
-      </w:r>
-      <w:proofErr w:type="spellStart"/>
-      <w:r>
-        <w:rPr>
-          <w:rFonts w:ascii="Calibri" w:hAnsi="Calibri" w:cs="Calibri"/>
-          <w:b/>
-          <w:bCs/>
-          <w:sz w:val="20"/>
-          <w:szCs w:val="20"/>
-        </w:rPr>
-        <w:t>dependabot</w:t>
-      </w:r>
-      <w:proofErr w:type="spellEnd"/>
-      <w:r>
-        <w:rPr>
-          <w:rFonts w:ascii="Calibri" w:hAnsi="Calibri" w:cs="Calibri"/>
-          <w:b/>
-          <w:bCs/>
-          <w:sz w:val="20"/>
-          <w:szCs w:val="20"/>
-        </w:rPr>
-        <w:t xml:space="preserve"> suggest a</w:t>
-      </w:r>
-      <w:r>
-        <w:rPr>
-          <w:rFonts w:ascii="Calibri" w:hAnsi="Calibri" w:cs="Calibri"/>
-          <w:b/>
-          <w:bCs/>
-          <w:sz w:val="20"/>
-          <w:szCs w:val="20"/>
-        </w:rPr>
-        <w:t>nd create a</w:t>
-      </w:r>
-      <w:r>
-        <w:rPr>
-          <w:rFonts w:ascii="Calibri" w:hAnsi="Calibri" w:cs="Calibri"/>
-          <w:b/>
-          <w:bCs/>
-          <w:sz w:val="20"/>
-          <w:szCs w:val="20"/>
-        </w:rPr>
-        <w:t xml:space="preserve"> PR to update</w:t>
-      </w:r>
-      <w:r>
-        <w:rPr>
-          <w:rFonts w:ascii="Calibri" w:hAnsi="Calibri" w:cs="Calibri"/>
-          <w:b/>
-          <w:bCs/>
-          <w:sz w:val="20"/>
-          <w:szCs w:val="20"/>
-        </w:rPr>
-        <w:t xml:space="preserve"> </w:t>
-      </w:r>
-      <w:r>
-        <w:rPr>
-          <w:rFonts w:ascii="Calibri" w:hAnsi="Calibri" w:cs="Calibri"/>
-          <w:b/>
-          <w:bCs/>
-          <w:sz w:val="20"/>
-          <w:szCs w:val="20"/>
-        </w:rPr>
-        <w:t>the lambda itself</w:t>
-      </w:r>
-      <w:r>
-        <w:rPr>
-          <w:rFonts w:ascii="Calibri" w:hAnsi="Calibri" w:cs="Calibri"/>
-          <w:b/>
-          <w:bCs/>
-          <w:sz w:val="20"/>
-          <w:szCs w:val="20"/>
-        </w:rPr>
-        <w:t xml:space="preserve"> create a </w:t>
-      </w:r>
-      <w:proofErr w:type="gramStart"/>
-      <w:r>
-        <w:rPr>
-          <w:rFonts w:ascii="Calibri" w:hAnsi="Calibri" w:cs="Calibri"/>
-          <w:b/>
-          <w:bCs/>
-          <w:sz w:val="20"/>
-          <w:szCs w:val="20"/>
-        </w:rPr>
-        <w:t>Huge</w:t>
-      </w:r>
-      <w:proofErr w:type="gramEnd"/>
-      <w:r>
-        <w:rPr>
-          <w:rFonts w:ascii="Calibri" w:hAnsi="Calibri" w:cs="Calibri"/>
-          <w:b/>
-          <w:bCs/>
-          <w:sz w:val="20"/>
-          <w:szCs w:val="20"/>
-        </w:rPr>
-        <w:t xml:space="preserve"> problem</w:t>
-      </w:r>
-      <w:r>
-        <w:rPr>
-          <w:rFonts w:ascii="Calibri" w:hAnsi="Calibri" w:cs="Calibri"/>
-          <w:b/>
-          <w:bCs/>
-          <w:sz w:val="20"/>
-          <w:szCs w:val="20"/>
-        </w:rPr>
-        <w:t xml:space="preserve">, So I developed our own custom </w:t>
-      </w:r>
-      <w:r>
-        <w:rPr>
-          <w:rFonts w:ascii="Calibri" w:hAnsi="Calibri" w:cs="Calibri"/>
-          <w:b/>
-          <w:bCs/>
-          <w:sz w:val="20"/>
-          <w:szCs w:val="20"/>
-        </w:rPr>
-        <w:t>tool/</w:t>
-      </w:r>
-      <w:r>
-        <w:rPr>
-          <w:rFonts w:ascii="Calibri" w:hAnsi="Calibri" w:cs="Calibri"/>
-          <w:b/>
-          <w:bCs/>
-          <w:sz w:val="20"/>
-          <w:szCs w:val="20"/>
-        </w:rPr>
-        <w:t xml:space="preserve">workflow according to our </w:t>
-      </w:r>
-      <w:r>
-        <w:rPr>
-          <w:rFonts w:ascii="Calibri" w:hAnsi="Calibri" w:cs="Calibri"/>
-          <w:b/>
-          <w:bCs/>
-          <w:sz w:val="20"/>
-          <w:szCs w:val="20"/>
-        </w:rPr>
-        <w:t xml:space="preserve">preference. </w:t>
-      </w:r>
-      <w:r>
-        <w:rPr>
-          <w:rFonts w:ascii="Calibri" w:hAnsi="Calibri" w:cs="Calibri"/>
-          <w:b/>
-          <w:bCs/>
-          <w:sz w:val="20"/>
-          <w:szCs w:val="20"/>
-        </w:rPr>
-        <w:t xml:space="preserve"> </w:t>
       </w:r>
     </w:p>
     <w:p>
@@ -2307,6 +1921,170 @@
         </w:rPr>
         <w:t xml:space="preserve">configuring network firewalls (UFW, iptables, AWS Security Groups). </w:t>
       </w:r>
+    </w:p>
+    <w:p>
+      <w:pPr>
+        <w:spacing w:after="0" w:line="240" w:lineRule="auto"/>
+        <w:rPr>
+          <w:rFonts w:ascii="Calibri" w:hAnsi="Calibri" w:cs="Calibri"/>
+          <w:b/>
+          <w:bCs/>
+          <w:sz w:val="20"/>
+          <w:szCs w:val="20"/>
+        </w:rPr>
+      </w:pPr>
+    </w:p>
+    <w:p>
+      <w:pPr>
+        <w:spacing w:after="0" w:line="240" w:lineRule="auto"/>
+        <w:rPr>
+          <w:rFonts w:ascii="Calibri" w:hAnsi="Calibri" w:cs="Calibri"/>
+          <w:sz w:val="20"/>
+          <w:szCs w:val="20"/>
+        </w:rPr>
+      </w:pPr>
+      <w:r>
+        <w:rPr>
+          <w:rFonts w:ascii="Calibri" w:hAnsi="Calibri" w:cs="Calibri"/>
+          <w:b/>
+          <w:bCs/>
+          <w:sz w:val="20"/>
+          <w:szCs w:val="20"/>
+        </w:rPr>
+        <w:t>EDUCATION</w:t>
+      </w:r>
+      <w:r>
+        <w:rPr>
+          <w:rFonts w:ascii="Calibri" w:hAnsi="Calibri" w:cs="Calibri"/>
+          <w:sz w:val="20"/>
+          <w:szCs w:val="20"/>
+        </w:rPr>
+        <w:t xml:space="preserve"> </w:t>
+      </w:r>
+    </w:p>
+    <w:p>
+      <w:pPr>
+        <w:spacing w:after="0" w:line="240" w:lineRule="auto"/>
+        <w:rPr>
+          <w:rFonts w:ascii="Calibri" w:hAnsi="Calibri" w:cs="Calibri"/>
+          <w:sz w:val="20"/>
+          <w:szCs w:val="20"/>
+        </w:rPr>
+      </w:pPr>
+    </w:p>
+    <w:p>
+      <w:pPr>
+        <w:spacing w:after="0" w:line="240" w:lineRule="auto"/>
+        <w:rPr>
+          <w:rFonts w:ascii="Calibri" w:hAnsi="Calibri" w:cs="Calibri"/>
+          <w:b/>
+          <w:bCs/>
+          <w:sz w:val="20"/>
+          <w:szCs w:val="20"/>
+        </w:rPr>
+      </w:pPr>
+      <w:r>
+        <w:rPr>
+          <w:rFonts w:ascii="Calibri" w:hAnsi="Calibri" w:cs="Calibri"/>
+          <w:b/>
+          <w:bCs/>
+          <w:sz w:val="20"/>
+          <w:szCs w:val="20"/>
+        </w:rPr>
+        <w:t xml:space="preserve">Academy of Technology Engineering College | Hooghly, West Bengal </w:t>
+      </w:r>
+      <w:r>
+        <w:rPr>
+          <w:rFonts w:ascii="Calibri" w:hAnsi="Calibri" w:cs="Calibri"/>
+          <w:b/>
+          <w:bCs/>
+          <w:i/>
+          <w:iCs/>
+          <w:sz w:val="20"/>
+          <w:szCs w:val="20"/>
+        </w:rPr>
+        <w:t>Bachelor of Technology in Mechanical Engineering</w:t>
+      </w:r>
+      <w:r>
+        <w:rPr>
+          <w:rFonts w:ascii="Calibri" w:hAnsi="Calibri" w:cs="Calibri"/>
+          <w:b/>
+          <w:bCs/>
+          <w:sz w:val="20"/>
+          <w:szCs w:val="20"/>
+        </w:rPr>
+        <w:t xml:space="preserve"> | Sep 2021 - 2025</w:t>
+      </w:r>
+    </w:p>
+    <w:p>
+      <w:pPr>
+        <w:numPr>
+          <w:ilvl w:val="0"/>
+          <w:numId w:val="49"/>
+        </w:numPr>
+        <w:spacing w:after="0" w:line="240" w:lineRule="auto"/>
+        <w:rPr>
+          <w:rFonts w:ascii="Calibri" w:hAnsi="Calibri" w:cs="Calibri"/>
+          <w:b/>
+          <w:bCs/>
+          <w:sz w:val="20"/>
+          <w:szCs w:val="20"/>
+        </w:rPr>
+      </w:pPr>
+      <w:r>
+        <w:rPr>
+          <w:rFonts w:ascii="Calibri" w:hAnsi="Calibri" w:cs="Calibri"/>
+          <w:b/>
+          <w:bCs/>
+          <w:sz w:val="20"/>
+          <w:szCs w:val="20"/>
+        </w:rPr>
+        <w:t xml:space="preserve">Applied complex systems-design principles, mathematical </w:t>
+      </w:r>
+      <w:r>
+        <w:rPr>
+          <w:rFonts w:ascii="Calibri" w:hAnsi="Calibri" w:cs="Calibri"/>
+          <w:b/>
+          <w:bCs/>
+          <w:sz w:val="20"/>
+          <w:szCs w:val="20"/>
+        </w:rPr>
+        <w:t>modelling</w:t>
+      </w:r>
+      <w:r>
+        <w:rPr>
+          <w:rFonts w:ascii="Calibri" w:hAnsi="Calibri" w:cs="Calibri"/>
+          <w:b/>
+          <w:bCs/>
+          <w:sz w:val="20"/>
+          <w:szCs w:val="20"/>
+        </w:rPr>
+        <w:t>, and analytical problem-solving skills to modern software architecture and scalable cloud infrastructure.</w:t>
+      </w:r>
+    </w:p>
+    <w:p>
+      <w:pPr>
+        <w:spacing w:after="0" w:line="240" w:lineRule="auto"/>
+        <w:rPr>
+          <w:rFonts w:ascii="Calibri" w:hAnsi="Calibri" w:cs="Calibri"/>
+          <w:b/>
+          <w:bCs/>
+          <w:sz w:val="20"/>
+          <w:szCs w:val="20"/>
+        </w:rPr>
+      </w:pPr>
+    </w:p>
+    <w:p>
+      <w:pPr>
+        <w:spacing w:after="0" w:line="240" w:lineRule="auto"/>
+        <w:rPr>
+          <w:rFonts w:ascii="Calibri" w:hAnsi="Calibri" w:cs="Calibri"/>
+          <w:b/>
+          <w:bCs/>
+          <w:sz w:val="20"/>
+          <w:szCs w:val="20"/>
+        </w:rPr>
+      </w:pPr>
     </w:p>
     <w:p>
       <w:pPr>
@@ -3669,18 +3447,16 @@
           <w:szCs w:val="20"/>
         </w:rPr>
       </w:pPr>
-      <w:proofErr w:type="spellStart"/>
-      <w:r>
-        <w:rPr>
-          <w:rFonts w:ascii="Calibri" w:hAnsi="Calibri" w:cs="Calibri"/>
-          <w:b/>
-          <w:bCs/>
-          <w:sz w:val="20"/>
-          <w:szCs w:val="20"/>
-        </w:rPr>
-        <w:t>Modeling</w:t>
-      </w:r>
-      <w:proofErr w:type="spellEnd"/>
+      <w:r>
+        <w:rPr>
+          <w:rFonts w:ascii="Calibri" w:hAnsi="Calibri" w:cs="Calibri"/>
+          <w:b/>
+          <w:bCs/>
+          <w:sz w:val="20"/>
+          <w:szCs w:val="20"/>
+        </w:rPr>
+        <w:t>Modelling</w:t>
+      </w:r>
       <w:r>
         <w:rPr>
           <w:rFonts w:ascii="Calibri" w:hAnsi="Calibri" w:cs="Calibri"/>
@@ -3822,182 +3598,6 @@
           <w:szCs w:val="20"/>
         </w:rPr>
         <w:lastRenderedPageBreak/>
-        <w:t>EDUCATION</w:t>
-      </w:r>
-      <w:r>
-        <w:rPr>
-          <w:rFonts w:ascii="Calibri" w:hAnsi="Calibri" w:cs="Calibri"/>
-          <w:sz w:val="20"/>
-          <w:szCs w:val="20"/>
-        </w:rPr>
-        <w:t xml:space="preserve"> </w:t>
-      </w:r>
-    </w:p>
-    <w:p>
-      <w:pPr>
-        <w:spacing w:after="0" w:line="240" w:lineRule="auto"/>
-        <w:rPr>
-          <w:rFonts w:ascii="Calibri" w:hAnsi="Calibri" w:cs="Calibri"/>
-          <w:sz w:val="20"/>
-          <w:szCs w:val="20"/>
-        </w:rPr>
-      </w:pPr>
-      <w:r>
-        <w:rPr>
-          <w:rFonts w:ascii="Calibri" w:hAnsi="Calibri" w:cs="Calibri"/>
-          <w:b/>
-          <w:bCs/>
-          <w:sz w:val="20"/>
-          <w:szCs w:val="20"/>
-        </w:rPr>
-        <w:t>Academy of Technology Engineering College</w:t>
-      </w:r>
-      <w:r>
-        <w:rPr>
-          <w:rFonts w:ascii="Calibri" w:hAnsi="Calibri" w:cs="Calibri"/>
-          <w:sz w:val="20"/>
-          <w:szCs w:val="20"/>
-        </w:rPr>
-        <w:t xml:space="preserve"> | Hooghly, West Bengal </w:t>
-      </w:r>
-      <w:r>
-        <w:rPr>
-          <w:rFonts w:ascii="Calibri" w:hAnsi="Calibri" w:cs="Calibri"/>
-          <w:i/>
-          <w:iCs/>
-          <w:sz w:val="20"/>
-          <w:szCs w:val="20"/>
-        </w:rPr>
-        <w:t>Bachelor of Technology in Mechanical Engineering</w:t>
-      </w:r>
-      <w:r>
-        <w:rPr>
-          <w:rFonts w:ascii="Calibri" w:hAnsi="Calibri" w:cs="Calibri"/>
-          <w:sz w:val="20"/>
-          <w:szCs w:val="20"/>
-        </w:rPr>
-        <w:t xml:space="preserve"> | Sep 2021 - 2025 </w:t>
-      </w:r>
-    </w:p>
-    <w:p>
-      <w:pPr>
-        <w:numPr>
-          <w:ilvl w:val="0"/>
-          <w:numId w:val="17"/>
-        </w:numPr>
-        <w:spacing w:after="0" w:line="240" w:lineRule="auto"/>
-        <w:rPr>
-          <w:rFonts w:ascii="Calibri" w:hAnsi="Calibri" w:cs="Calibri"/>
-          <w:sz w:val="20"/>
-          <w:szCs w:val="20"/>
-        </w:rPr>
-      </w:pPr>
-      <w:r>
-        <w:rPr>
-          <w:rFonts w:ascii="Calibri" w:hAnsi="Calibri" w:cs="Calibri"/>
-          <w:sz w:val="20"/>
-          <w:szCs w:val="20"/>
-        </w:rPr>
-        <w:t>Applied mechanical systems-design principles and analytical problem-solving skills to complex cloud infrastructure and software architecture.</w:t>
-      </w:r>
-    </w:p>
-    <w:p>
-      <w:pPr>
-        <w:numPr>
-          <w:ilvl w:val="0"/>
-          <w:numId w:val="17"/>
-        </w:numPr>
-        <w:spacing w:after="0" w:line="240" w:lineRule="auto"/>
-        <w:rPr>
-          <w:rFonts w:ascii="Calibri" w:hAnsi="Calibri" w:cs="Calibri"/>
-          <w:sz w:val="20"/>
-          <w:szCs w:val="20"/>
-        </w:rPr>
-      </w:pPr>
-      <w:r>
-        <w:rPr>
-          <w:rFonts w:ascii="Calibri" w:hAnsi="Calibri" w:cs="Calibri"/>
-          <w:b/>
-          <w:bCs/>
-          <w:sz w:val="20"/>
-          <w:szCs w:val="20"/>
-        </w:rPr>
-        <w:t>Mechanical Capabilities &amp; Projects:</w:t>
-      </w:r>
-      <w:r>
-        <w:rPr>
-          <w:rFonts w:ascii="Calibri" w:hAnsi="Calibri" w:cs="Calibri"/>
-          <w:sz w:val="20"/>
-          <w:szCs w:val="20"/>
-        </w:rPr>
-        <w:t xml:space="preserve"> AutoCAD, SolidWorks (Advanced CAD, Sheet-Metal, Weldments), Ansys, MATLAB | </w:t>
-      </w:r>
-      <w:r>
-        <w:rPr>
-          <w:rFonts w:ascii="Calibri" w:hAnsi="Calibri" w:cs="Calibri"/>
-          <w:b/>
-          <w:bCs/>
-          <w:sz w:val="20"/>
-          <w:szCs w:val="20"/>
-        </w:rPr>
-        <w:t>Key Focus:</w:t>
-      </w:r>
-      <w:r>
-        <w:rPr>
-          <w:rFonts w:ascii="Calibri" w:hAnsi="Calibri" w:cs="Calibri"/>
-          <w:sz w:val="20"/>
-          <w:szCs w:val="20"/>
-        </w:rPr>
-        <w:t xml:space="preserve"> Thermodynamics, Solid/Fluid Mechanics | </w:t>
-      </w:r>
-      <w:r>
-        <w:rPr>
-          <w:rFonts w:ascii="Calibri" w:hAnsi="Calibri" w:cs="Calibri"/>
-          <w:b/>
-          <w:bCs/>
-          <w:sz w:val="20"/>
-          <w:szCs w:val="20"/>
-        </w:rPr>
-        <w:t>Applied Work:</w:t>
-      </w:r>
-      <w:r>
-        <w:rPr>
-          <w:rFonts w:ascii="Calibri" w:hAnsi="Calibri" w:cs="Calibri"/>
-          <w:sz w:val="20"/>
-          <w:szCs w:val="20"/>
-        </w:rPr>
-        <w:t xml:space="preserve"> 3D-printed working drone, fully functional V8 engine design, published academic research.</w:t>
-      </w:r>
-    </w:p>
-    <w:p>
-      <w:pPr>
-        <w:spacing w:after="0" w:line="240" w:lineRule="auto"/>
-        <w:rPr>
-          <w:rFonts w:ascii="Calibri" w:hAnsi="Calibri" w:cs="Calibri"/>
-          <w:b/>
-          <w:bCs/>
-          <w:sz w:val="20"/>
-          <w:szCs w:val="20"/>
-        </w:rPr>
-      </w:pPr>
-    </w:p>
-    <w:p>
-      <w:pPr>
-        <w:spacing w:after="0" w:line="240" w:lineRule="auto"/>
-        <w:rPr>
-          <w:rFonts w:ascii="Calibri" w:hAnsi="Calibri" w:cs="Calibri"/>
-          <w:sz w:val="20"/>
-          <w:szCs w:val="20"/>
-        </w:rPr>
-      </w:pPr>
-      <w:r>
-        <w:rPr>
-          <w:rFonts w:ascii="Calibri" w:hAnsi="Calibri" w:cs="Calibri"/>
-          <w:b/>
-          <w:bCs/>
-          <w:sz w:val="20"/>
-          <w:szCs w:val="20"/>
-        </w:rPr>
         <w:t>CERTIFICATIONS &amp; QUALIFICATIONS</w:t>
       </w:r>
       <w:r>
@@ -4560,7 +4160,7 @@
 </file>
 
 <file path=word/numbering.xml><?xml version="1.0" encoding="utf-8"?>
-<w:numbering xmlns:wpc="http://schemas.microsoft.com/office/word/2010/wordprocessingCanvas" xmlns:cx="http://schemas.microsoft.com/office/drawing/2014/chartex" xmlns:cx1="http://schemas.microsoft.com/office/drawing/2015/9/8/chartex" xmlns:cx2="http://schemas.microsoft.com/office/drawing/2015/10/21/chartex" xmlns:cx3="http://schemas.microsoft.com/office/drawing/2016/5/9/chartex" xmlns:cx4="http://schemas.microsoft.com/office/drawing/2016/5/10/chartex" xmlns:cx5="http://schemas.microsoft.com/office/drawing/2016/5/11/chartex" xmlns:cx6="http://schemas.microsoft.com/office/drawing/2016/5/12/chartex" xmlns:cx7="http://schemas.microsoft.com/office/drawing/2016/5/13/chartex" xmlns:cx8="http://schemas.microsoft.com/office/drawing/2016/5/14/chartex" xmlns:mc="http://schemas.openxmlformats.org/markup-compatibility/2006" xmlns:aink="http://schemas.microsoft.com/office/drawing/2016/ink" xmlns:am3d="http://schemas.microsoft.com/office/drawing/2017/model3d" xmlns:o="urn:schemas-microsoft-com:office:office" xmlns:oel="http://schemas.microsoft.com/office/2019/extlst" xmlns:r="http://schemas.openxmlformats.org/officeDocument/2006/relationships" xmlns:m="http://schemas.openxmlformats.org/officeDocument/2006/math" xmlns:v="urn:schemas-microsoft-com:vml" xmlns:wp14="http://schemas.microsoft.com/office/word/2010/wordprocessingDrawing" xmlns:wp="http://schemas.openxmlformats.org/drawingml/2006/wordprocessingDrawing" xmlns:w10="urn:schemas-microsoft-com:office:word" xmlns:w="http://schemas.openxmlformats.org/wordprocessingml/2006/main" xmlns:w14="http://schemas.microsoft.com/office/word/2010/wordml" xmlns:w15="http://schemas.microsoft.com/office/word/2012/wordml" xmlns:w16cex="http://schemas.microsoft.com/office/word/2018/wordml/cex" xmlns:w16cid="http://schemas.microsoft.com/office/word/2016/wordml/cid" xmlns:w16="http://schemas.microsoft.com/office/word/2018/wordml" xmlns:w16du="http://schemas.microsoft.com/office/word/2023/wordml/word16du" xmlns:w16sdtdh="http://schemas.microsoft.com/office/word/2020/wordml/sdtdatahash" xmlns:w16sdtfl="http://schemas.microsoft.com/office/word/2024/wordml/sdtformatlock" xmlns:w16se="http://schemas.microsoft.com/office/word/2015/wordml/symex" xmlns:wpg="http://schemas.microsoft.com/office/word/2010/wordprocessingGroup" xmlns:wpi="http://schemas.microsoft.com/office/word/2010/wordprocessingInk" xmlns:wne="http://schemas.microsoft.com/office/word/2006/wordml" xmlns:wps="http://schemas.microsoft.com/office/word/2010/wordprocessingShape" mc:Ignorable="w14 w15 w16se w16cid w16 w16cex w16sdtdh w16sdtfl w16du wp14">
+<w:numbering xmlns:wpc="http://schemas.microsoft.com/office/word/2010/wordprocessingCanvas" xmlns:cx="http://schemas.microsoft.com/office/drawing/2014/chartex" xmlns:cx1="http://schemas.microsoft.com/office/drawing/2015/9/8/chartex" xmlns:cx2="http://schemas.microsoft.com/office/drawing/2015/10/21/chartex" xmlns:cx3="http://schemas.microsoft.com/office/drawing/2016/5/9/chartex" xmlns:cx4="http://schemas.microsoft.com/office/drawing/2016/5/10/chartex" xmlns:cx5="http://schemas.microsoft.com/office/drawing/2016/5/11/chartex" xmlns:cx6="http://schemas.microsoft.com/office/drawing/2016/5/12/chartex" xmlns:cx7="http://schemas.microsoft.com/office/drawing/2016/5/13/chartex" xmlns:cx8="http://schemas.microsoft.com/office/drawing/2016/5/14/chartex" xmlns:mc="http://schemas.openxmlformats.org/markup-compatibility/2006" xmlns:aink="http://schemas.microsoft.com/office/drawing/2016/ink" xmlns:am3d="http://schemas.microsoft.com/office/drawing/2017/model3d" xmlns:o="urn:schemas-microsoft-com:office:office" xmlns:oel="http://schemas.microsoft.com/office/2019/extlst" xmlns:r="http://schemas.openxmlformats.org/officeDocument/2006/relationships" xmlns:m="http://schemas.openxmlformats.org/officeDocument/2006/math" xmlns:v="urn:schemas-microsoft-com:vml" xmlns:wp14="http://schemas.microsoft.com/office/word/2010/wordprocessingDrawing" xmlns:wp="http://schemas.openxmlformats.org/drawingml/2006/wordprocessingDrawing" xmlns:w10="urn:schemas-microsoft-com:office:word" xmlns:w="http://schemas.openxmlformats.org/wordprocessingml/2006/main" xmlns:w14="http://schemas.microsoft.com/office/word/2010/wordml" xmlns:w15="http://schemas.microsoft.com/office/word/2012/wordml" xmlns:w16cei="http://schemas.microsoft.com/office/word/2026/wordml/cei" xmlns:w16cex="http://schemas.microsoft.com/office/word/2018/wordml/cex" xmlns:w16cid="http://schemas.microsoft.com/office/word/2016/wordml/cid" xmlns:w16="http://schemas.microsoft.com/office/word/2018/wordml" xmlns:w16du="http://schemas.microsoft.com/office/word/2023/wordml/word16du" xmlns:w16sdtdh="http://schemas.microsoft.com/office/word/2020/wordml/sdtdatahash" xmlns:w16sdtfl="http://schemas.microsoft.com/office/word/2024/wordml/sdtformatlock" xmlns:w16se="http://schemas.microsoft.com/office/word/2015/wordml/symex" xmlns:wpg="http://schemas.microsoft.com/office/word/2010/wordprocessingGroup" xmlns:wpi="http://schemas.microsoft.com/office/word/2010/wordprocessingInk" xmlns:wne="http://schemas.microsoft.com/office/word/2006/wordml" xmlns:wps="http://schemas.microsoft.com/office/word/2010/wordprocessingShape" mc:Ignorable="w14 w15 w16se w16cid w16 w16cex w16sdtdh w16sdtfl w16du wp14">
   <w:abstractNum w:abstractNumId="0" w15:restartNumberingAfterBreak="0">
     <w:nsid w:val="00E63744"/>
     <w:multiLevelType w:val="multilevel"/>
@@ -10711,6 +10311,155 @@
     </w:lvl>
   </w:abstractNum>
   <w:abstractNum w:abstractNumId="44" w15:restartNumberingAfterBreak="0">
+    <w:nsid w:val="7D783D6B"/>
+    <w:multiLevelType w:val="multilevel"/>
+    <w:tmpl w:val="D174F62C"/>
+    <w:lvl w:ilvl="0">
+      <w:start w:val="1"/>
+      <w:numFmt w:val="bullet"/>
+      <w:lvlText w:val=""/>
+      <w:lvlJc w:val="left"/>
+      <w:pPr>
+        <w:tabs>
+          <w:tab w:val="num" w:pos="720"/>
+        </w:tabs>
+        <w:ind w:left="720" w:hanging="360"/>
+      </w:pPr>
+      <w:rPr>
+        <w:rFonts w:ascii="Symbol" w:hAnsi="Symbol" w:hint="default"/>
+        <w:sz w:val="20"/>
+      </w:rPr>
+    </w:lvl>
+    <w:lvl w:ilvl="1" w:tentative="1">
+      <w:start w:val="1"/>
+      <w:numFmt w:val="bullet"/>
+      <w:lvlText w:val="o"/>
+      <w:lvlJc w:val="left"/>
+      <w:pPr>
+        <w:tabs>
+          <w:tab w:val="num" w:pos="1440"/>
+        </w:tabs>
+        <w:ind w:left="1440" w:hanging="360"/>
+      </w:pPr>
+      <w:rPr>
+        <w:rFonts w:ascii="Courier New" w:hAnsi="Courier New" w:hint="default"/>
+        <w:sz w:val="20"/>
+      </w:rPr>
+    </w:lvl>
+    <w:lvl w:ilvl="2" w:tentative="1">
+      <w:start w:val="1"/>
+      <w:numFmt w:val="bullet"/>
+      <w:lvlText w:val=""/>
+      <w:lvlJc w:val="left"/>
+      <w:pPr>
+        <w:tabs>
+          <w:tab w:val="num" w:pos="2160"/>
+        </w:tabs>
+        <w:ind w:left="2160" w:hanging="360"/>
+      </w:pPr>
+      <w:rPr>
+        <w:rFonts w:ascii="Wingdings" w:hAnsi="Wingdings" w:hint="default"/>
+        <w:sz w:val="20"/>
+      </w:rPr>
+    </w:lvl>
+    <w:lvl w:ilvl="3" w:tentative="1">
+      <w:start w:val="1"/>
+      <w:numFmt w:val="bullet"/>
+      <w:lvlText w:val=""/>
+      <w:lvlJc w:val="left"/>
+      <w:pPr>
+        <w:tabs>
+          <w:tab w:val="num" w:pos="2880"/>
+        </w:tabs>
+        <w:ind w:left="2880" w:hanging="360"/>
+      </w:pPr>
+      <w:rPr>
+        <w:rFonts w:ascii="Wingdings" w:hAnsi="Wingdings" w:hint="default"/>
+        <w:sz w:val="20"/>
+      </w:rPr>
+    </w:lvl>
+    <w:lvl w:ilvl="4" w:tentative="1">
+      <w:start w:val="1"/>
+      <w:numFmt w:val="bullet"/>
+      <w:lvlText w:val=""/>
+      <w:lvlJc w:val="left"/>
+      <w:pPr>
+        <w:tabs>
+          <w:tab w:val="num" w:pos="3600"/>
+        </w:tabs>
+        <w:ind w:left="3600" w:hanging="360"/>
+      </w:pPr>
+      <w:rPr>
+        <w:rFonts w:ascii="Wingdings" w:hAnsi="Wingdings" w:hint="default"/>
+        <w:sz w:val="20"/>
+      </w:rPr>
+    </w:lvl>
+    <w:lvl w:ilvl="5" w:tentative="1">
+      <w:start w:val="1"/>
+      <w:numFmt w:val="bullet"/>
+      <w:lvlText w:val=""/>
+      <w:lvlJc w:val="left"/>
+      <w:pPr>
+        <w:tabs>
+          <w:tab w:val="num" w:pos="4320"/>
+        </w:tabs>
+        <w:ind w:left="4320" w:hanging="360"/>
+      </w:pPr>
+      <w:rPr>
+        <w:rFonts w:ascii="Wingdings" w:hAnsi="Wingdings" w:hint="default"/>
+        <w:sz w:val="20"/>
+      </w:rPr>
+    </w:lvl>
+    <w:lvl w:ilvl="6" w:tentative="1">
+      <w:start w:val="1"/>
+      <w:numFmt w:val="bullet"/>
+      <w:lvlText w:val=""/>
+      <w:lvlJc w:val="left"/>
+      <w:pPr>
+        <w:tabs>
+          <w:tab w:val="num" w:pos="5040"/>
+        </w:tabs>
+        <w:ind w:left="5040" w:hanging="360"/>
+      </w:pPr>
+      <w:rPr>
+        <w:rFonts w:ascii="Wingdings" w:hAnsi="Wingdings" w:hint="default"/>
+        <w:sz w:val="20"/>
+      </w:rPr>
+    </w:lvl>
+    <w:lvl w:ilvl="7" w:tentative="1">
+      <w:start w:val="1"/>
+      <w:numFmt w:val="bullet"/>
+      <w:lvlText w:val=""/>
+      <w:lvlJc w:val="left"/>
+      <w:pPr>
+        <w:tabs>
+          <w:tab w:val="num" w:pos="5760"/>
+        </w:tabs>
+        <w:ind w:left="5760" w:hanging="360"/>
+      </w:pPr>
+      <w:rPr>
+        <w:rFonts w:ascii="Wingdings" w:hAnsi="Wingdings" w:hint="default"/>
+        <w:sz w:val="20"/>
+      </w:rPr>
+    </w:lvl>
+    <w:lvl w:ilvl="8" w:tentative="1">
+      <w:start w:val="1"/>
+      <w:numFmt w:val="bullet"/>
+      <w:lvlText w:val=""/>
+      <w:lvlJc w:val="left"/>
+      <w:pPr>
+        <w:tabs>
+          <w:tab w:val="num" w:pos="6480"/>
+        </w:tabs>
+        <w:ind w:left="6480" w:hanging="360"/>
+      </w:pPr>
+      <w:rPr>
+        <w:rFonts w:ascii="Wingdings" w:hAnsi="Wingdings" w:hint="default"/>
+        <w:sz w:val="20"/>
+      </w:rPr>
+    </w:lvl>
+  </w:abstractNum>
+  <w:abstractNum w:abstractNumId="45" w15:restartNumberingAfterBreak="0">
     <w:nsid w:val="7F8C6DD2"/>
     <w:multiLevelType w:val="multilevel"/>
     <w:tmpl w:val="9AA083E4"/>
@@ -10947,7 +10696,7 @@
     <w:abstractNumId w:val="36"/>
   </w:num>
   <w:num w:numId="30" w16cid:durableId="279577118">
-    <w:abstractNumId w:val="44"/>
+    <w:abstractNumId w:val="45"/>
   </w:num>
   <w:num w:numId="31" w16cid:durableId="1232928897">
     <w:abstractNumId w:val="39"/>
@@ -11029,6 +10778,9 @@
   </w:num>
   <w:num w:numId="48" w16cid:durableId="1093818685">
     <w:abstractNumId w:val="18"/>
+  </w:num>
+  <w:num w:numId="49" w16cid:durableId="1616788634">
+    <w:abstractNumId w:val="44"/>
   </w:num>
 </w:numbering>
 </file>
@@ -12302,14 +12054,6 @@
 </file>
 
 <file path=customXml/item1.xml><?xml version="1.0" encoding="utf-8"?>
-<p:properties xmlns:p="http://schemas.microsoft.com/office/2006/metadata/properties" xmlns:xsi="http://www.w3.org/2001/XMLSchema-instance" xmlns:pc="http://schemas.microsoft.com/office/infopath/2007/PartnerControls">
-  <documentManagement>
-    <_activity xmlns="eca25710-d33a-48f9-b7ed-55d8f2ee4c7c" xsi:nil="true"/>
-  </documentManagement>
-</p:properties>
-</file>
-
-<file path=customXml/item2.xml><?xml version="1.0" encoding="utf-8"?>
 <ct:contentTypeSchema xmlns:ct="http://schemas.microsoft.com/office/2006/metadata/contentType" xmlns:ma="http://schemas.microsoft.com/office/2006/metadata/properties/metaAttributes" ct:_="" ma:_="" ma:contentTypeName="Document" ma:contentTypeID="0x0101004052122EE5125442955E1CECA5ECB906" ma:contentTypeVersion="11" ma:contentTypeDescription="Create a new document." ma:contentTypeScope="" ma:versionID="2a6270015ceda115e3a98b0e6a03296a">
   <xsd:schema xmlns:xsd="http://www.w3.org/2001/XMLSchema" xmlns:xs="http://www.w3.org/2001/XMLSchema" xmlns:p="http://schemas.microsoft.com/office/2006/metadata/properties" xmlns:ns3="eca25710-d33a-48f9-b7ed-55d8f2ee4c7c" targetNamespace="http://schemas.microsoft.com/office/2006/metadata/properties" ma:root="true" ma:fieldsID="873b44005ca4aa7e8fa796dfae0f0c1e" ns3:_="">
     <xsd:import namespace="eca25710-d33a-48f9-b7ed-55d8f2ee4c7c"/>
@@ -12497,6 +12241,14 @@
 </ct:contentTypeSchema>
 </file>
 
+<file path=customXml/item2.xml><?xml version="1.0" encoding="utf-8"?>
+<p:properties xmlns:p="http://schemas.microsoft.com/office/2006/metadata/properties" xmlns:xsi="http://www.w3.org/2001/XMLSchema-instance" xmlns:pc="http://schemas.microsoft.com/office/infopath/2007/PartnerControls">
+  <documentManagement>
+    <_activity xmlns="eca25710-d33a-48f9-b7ed-55d8f2ee4c7c" xsi:nil="true"/>
+  </documentManagement>
+</p:properties>
+</file>
+
 <file path=customXml/item3.xml><?xml version="1.0" encoding="utf-8"?>
 <?mso-contentType ?>
 <FormTemplates xmlns="http://schemas.microsoft.com/sharepoint/v3/contenttype/forms">
@@ -12507,16 +12259,6 @@
 </file>
 
 <file path=customXml/itemProps1.xml><?xml version="1.0" encoding="utf-8"?>
-<ds:datastoreItem xmlns:ds="http://schemas.openxmlformats.org/officeDocument/2006/customXml" ds:itemID="{4B3E88E8-170A-40FB-969C-63A0269D55C7}">
-  <ds:schemaRefs>
-    <ds:schemaRef ds:uri="http://schemas.microsoft.com/office/2006/metadata/properties"/>
-    <ds:schemaRef ds:uri="http://schemas.microsoft.com/office/infopath/2007/PartnerControls"/>
-    <ds:schemaRef ds:uri="eca25710-d33a-48f9-b7ed-55d8f2ee4c7c"/>
-  </ds:schemaRefs>
-</ds:datastoreItem>
-</file>
-
-<file path=customXml/itemProps2.xml><?xml version="1.0" encoding="utf-8"?>
 <ds:datastoreItem xmlns:ds="http://schemas.openxmlformats.org/officeDocument/2006/customXml" ds:itemID="{46F331C9-4C14-4E2D-B138-C077E96CDEFA}">
   <ds:schemaRefs>
     <ds:schemaRef ds:uri="http://schemas.microsoft.com/office/2006/metadata/contentType"/>
@@ -12534,6 +12276,16 @@
 </ds:datastoreItem>
 </file>
 
+<file path=customXml/itemProps2.xml><?xml version="1.0" encoding="utf-8"?>
+<ds:datastoreItem xmlns:ds="http://schemas.openxmlformats.org/officeDocument/2006/customXml" ds:itemID="{4B3E88E8-170A-40FB-969C-63A0269D55C7}">
+  <ds:schemaRefs>
+    <ds:schemaRef ds:uri="http://schemas.microsoft.com/office/2006/metadata/properties"/>
+    <ds:schemaRef ds:uri="http://schemas.microsoft.com/office/infopath/2007/PartnerControls"/>
+    <ds:schemaRef ds:uri="eca25710-d33a-48f9-b7ed-55d8f2ee4c7c"/>
+  </ds:schemaRefs>
+</ds:datastoreItem>
+</file>
+
 <file path=customXml/itemProps3.xml><?xml version="1.0" encoding="utf-8"?>
 <ds:datastoreItem xmlns:ds="http://schemas.openxmlformats.org/officeDocument/2006/customXml" ds:itemID="{8DB0D329-F9C0-4885-9E58-0B4D90D9763D}">
   <ds:schemaRefs>
